--- a/Persoonlijk Project.docx
+++ b/Persoonlijk Project.docx
@@ -306,7 +306,7 @@
     </w:p>
     <w:sdt>
       <w:sdtPr>
-        <w:id w:val="-1710831231"/>
+        <w:id w:val="-297586971"/>
         <w:docPartObj>
           <w:docPartGallery w:val="Table of Contents"/>
           <w:docPartUnique w:val="1"/>
@@ -317,12 +317,21 @@
           <w:pPr>
             <w:widowControl w:val="0"/>
             <w:tabs>
-              <w:tab w:val="right" w:leader="none" w:pos="9025.511811023624"/>
+              <w:tab w:val="right" w:leader="none" w:pos="12000"/>
             </w:tabs>
             <w:spacing w:before="60" w:line="240" w:lineRule="auto"/>
             <w:rPr>
+              <w:rFonts w:ascii="Arial" w:cs="Arial" w:eastAsia="Arial" w:hAnsi="Arial"/>
+              <w:b w:val="1"/>
+              <w:i w:val="0"/>
+              <w:smallCaps w:val="0"/>
+              <w:strike w:val="0"/>
               <w:color w:val="000000"/>
+              <w:sz w:val="22"/>
+              <w:szCs w:val="22"/>
               <w:u w:val="none"/>
+              <w:shd w:fill="auto" w:val="clear"/>
+              <w:vertAlign w:val="baseline"/>
             </w:rPr>
           </w:pPr>
           <w:r>
@@ -333,28 +342,267 @@
           <w:hyperlink w:anchor="_n03cxsfsqy1n">
             <w:r>
               <w:rPr>
+                <w:rFonts w:ascii="Arial" w:cs="Arial" w:eastAsia="Arial" w:hAnsi="Arial"/>
+                <w:b w:val="0"/>
+                <w:i w:val="0"/>
+                <w:smallCaps w:val="0"/>
+                <w:strike w:val="0"/>
                 <w:color w:val="000000"/>
+                <w:sz w:val="22"/>
+                <w:szCs w:val="22"/>
                 <w:u w:val="none"/>
+                <w:shd w:fill="auto" w:val="clear"/>
+                <w:vertAlign w:val="baseline"/>
                 <w:rtl w:val="0"/>
               </w:rPr>
               <w:t xml:space="preserve">Inleiding</w:t>
               <w:tab/>
+              <w:t xml:space="preserve">3</w:t>
             </w:r>
           </w:hyperlink>
-          <w:r>
-            <w:fldChar w:fldCharType="begin"/>
-            <w:instrText xml:space="preserve"> PAGEREF _n03cxsfsqy1n \h </w:instrText>
-            <w:fldChar w:fldCharType="separate"/>
-          </w:r>
           <w:r>
             <w:rPr>
               <w:rtl w:val="0"/>
             </w:rPr>
-            <w:t xml:space="preserve">3</w:t>
           </w:r>
+        </w:p>
+        <w:p>
+          <w:pPr>
+            <w:widowControl w:val="0"/>
+            <w:tabs>
+              <w:tab w:val="right" w:leader="none" w:pos="12000"/>
+            </w:tabs>
+            <w:spacing w:before="60" w:line="240" w:lineRule="auto"/>
+            <w:rPr>
+              <w:rFonts w:ascii="Arial" w:cs="Arial" w:eastAsia="Arial" w:hAnsi="Arial"/>
+              <w:b w:val="1"/>
+              <w:i w:val="0"/>
+              <w:smallCaps w:val="0"/>
+              <w:strike w:val="0"/>
+              <w:color w:val="000000"/>
+              <w:sz w:val="22"/>
+              <w:szCs w:val="22"/>
+              <w:u w:val="none"/>
+              <w:shd w:fill="auto" w:val="clear"/>
+              <w:vertAlign w:val="baseline"/>
+            </w:rPr>
+          </w:pPr>
+          <w:hyperlink w:anchor="_5vsz7xfdtpiu">
+            <w:r>
+              <w:rPr>
+                <w:rFonts w:ascii="Arial" w:cs="Arial" w:eastAsia="Arial" w:hAnsi="Arial"/>
+                <w:b w:val="0"/>
+                <w:i w:val="0"/>
+                <w:smallCaps w:val="0"/>
+                <w:strike w:val="0"/>
+                <w:color w:val="000000"/>
+                <w:sz w:val="22"/>
+                <w:szCs w:val="22"/>
+                <w:u w:val="none"/>
+                <w:shd w:fill="auto" w:val="clear"/>
+                <w:vertAlign w:val="baseline"/>
+                <w:rtl w:val="0"/>
+              </w:rPr>
+              <w:t xml:space="preserve">Background &amp; Objectives</w:t>
+              <w:tab/>
+              <w:t xml:space="preserve">4</w:t>
+            </w:r>
+          </w:hyperlink>
           <w:r>
-            <w:fldChar w:fldCharType="end"/>
+            <w:rPr>
+              <w:rtl w:val="0"/>
+            </w:rPr>
           </w:r>
+        </w:p>
+        <w:p>
+          <w:pPr>
+            <w:widowControl w:val="0"/>
+            <w:tabs>
+              <w:tab w:val="right" w:leader="none" w:pos="12000"/>
+            </w:tabs>
+            <w:spacing w:before="60" w:line="240" w:lineRule="auto"/>
+            <w:ind w:left="360" w:firstLine="0"/>
+            <w:rPr>
+              <w:rFonts w:ascii="Arial" w:cs="Arial" w:eastAsia="Arial" w:hAnsi="Arial"/>
+              <w:b w:val="0"/>
+              <w:i w:val="0"/>
+              <w:smallCaps w:val="0"/>
+              <w:strike w:val="0"/>
+              <w:color w:val="000000"/>
+              <w:sz w:val="22"/>
+              <w:szCs w:val="22"/>
+              <w:u w:val="none"/>
+              <w:shd w:fill="auto" w:val="clear"/>
+              <w:vertAlign w:val="baseline"/>
+            </w:rPr>
+          </w:pPr>
+          <w:hyperlink w:anchor="_rjoxlvxhhzc8">
+            <w:r>
+              <w:rPr>
+                <w:rFonts w:ascii="Arial" w:cs="Arial" w:eastAsia="Arial" w:hAnsi="Arial"/>
+                <w:b w:val="0"/>
+                <w:i w:val="0"/>
+                <w:smallCaps w:val="0"/>
+                <w:strike w:val="0"/>
+                <w:color w:val="000000"/>
+                <w:sz w:val="22"/>
+                <w:szCs w:val="22"/>
+                <w:u w:val="none"/>
+                <w:shd w:fill="auto" w:val="clear"/>
+                <w:vertAlign w:val="baseline"/>
+                <w:rtl w:val="0"/>
+              </w:rPr>
+              <w:t xml:space="preserve">Background</w:t>
+              <w:tab/>
+              <w:t xml:space="preserve">4</w:t>
+            </w:r>
+          </w:hyperlink>
+          <w:r>
+            <w:rPr>
+              <w:rtl w:val="0"/>
+            </w:rPr>
+          </w:r>
+        </w:p>
+        <w:p>
+          <w:pPr>
+            <w:widowControl w:val="0"/>
+            <w:tabs>
+              <w:tab w:val="right" w:leader="none" w:pos="12000"/>
+            </w:tabs>
+            <w:spacing w:before="60" w:line="240" w:lineRule="auto"/>
+            <w:ind w:left="360" w:firstLine="0"/>
+            <w:rPr>
+              <w:rFonts w:ascii="Arial" w:cs="Arial" w:eastAsia="Arial" w:hAnsi="Arial"/>
+              <w:b w:val="0"/>
+              <w:i w:val="0"/>
+              <w:smallCaps w:val="0"/>
+              <w:strike w:val="0"/>
+              <w:color w:val="000000"/>
+              <w:sz w:val="22"/>
+              <w:szCs w:val="22"/>
+              <w:u w:val="none"/>
+              <w:shd w:fill="auto" w:val="clear"/>
+              <w:vertAlign w:val="baseline"/>
+            </w:rPr>
+          </w:pPr>
+          <w:hyperlink w:anchor="_x12g8vuse6d">
+            <w:r>
+              <w:rPr>
+                <w:rFonts w:ascii="Arial" w:cs="Arial" w:eastAsia="Arial" w:hAnsi="Arial"/>
+                <w:b w:val="0"/>
+                <w:i w:val="0"/>
+                <w:smallCaps w:val="0"/>
+                <w:strike w:val="0"/>
+                <w:color w:val="000000"/>
+                <w:sz w:val="22"/>
+                <w:szCs w:val="22"/>
+                <w:u w:val="none"/>
+                <w:shd w:fill="auto" w:val="clear"/>
+                <w:vertAlign w:val="baseline"/>
+                <w:rtl w:val="0"/>
+              </w:rPr>
+              <w:t xml:space="preserve">Objectives</w:t>
+              <w:tab/>
+              <w:t xml:space="preserve">4</w:t>
+            </w:r>
+          </w:hyperlink>
+          <w:r>
+            <w:rPr>
+              <w:rtl w:val="0"/>
+            </w:rPr>
+          </w:r>
+        </w:p>
+        <w:p>
+          <w:pPr>
+            <w:widowControl w:val="0"/>
+            <w:tabs>
+              <w:tab w:val="right" w:leader="none" w:pos="12000"/>
+            </w:tabs>
+            <w:spacing w:before="60" w:line="240" w:lineRule="auto"/>
+            <w:rPr>
+              <w:rFonts w:ascii="Arial" w:cs="Arial" w:eastAsia="Arial" w:hAnsi="Arial"/>
+              <w:b w:val="1"/>
+              <w:i w:val="0"/>
+              <w:smallCaps w:val="0"/>
+              <w:strike w:val="0"/>
+              <w:color w:val="000000"/>
+              <w:sz w:val="22"/>
+              <w:szCs w:val="22"/>
+              <w:u w:val="none"/>
+              <w:shd w:fill="auto" w:val="clear"/>
+              <w:vertAlign w:val="baseline"/>
+            </w:rPr>
+          </w:pPr>
+          <w:hyperlink w:anchor="_b8wscac4qpd4">
+            <w:r>
+              <w:rPr>
+                <w:rFonts w:ascii="Arial" w:cs="Arial" w:eastAsia="Arial" w:hAnsi="Arial"/>
+                <w:b w:val="0"/>
+                <w:i w:val="0"/>
+                <w:smallCaps w:val="0"/>
+                <w:strike w:val="0"/>
+                <w:color w:val="000000"/>
+                <w:sz w:val="22"/>
+                <w:szCs w:val="22"/>
+                <w:u w:val="none"/>
+                <w:shd w:fill="auto" w:val="clear"/>
+                <w:vertAlign w:val="baseline"/>
+                <w:rtl w:val="0"/>
+              </w:rPr>
+              <w:t xml:space="preserve">Technical Design &amp; Implementation</w:t>
+              <w:tab/>
+              <w:t xml:space="preserve">5</w:t>
+            </w:r>
+          </w:hyperlink>
+          <w:r>
+            <w:rPr>
+              <w:rtl w:val="0"/>
+            </w:rPr>
+          </w:r>
+        </w:p>
+        <w:p>
+          <w:pPr>
+            <w:widowControl w:val="0"/>
+            <w:tabs>
+              <w:tab w:val="right" w:leader="none" w:pos="12000"/>
+            </w:tabs>
+            <w:spacing w:before="60" w:line="240" w:lineRule="auto"/>
+            <w:ind w:left="360" w:firstLine="0"/>
+            <w:rPr>
+              <w:rFonts w:ascii="Arial" w:cs="Arial" w:eastAsia="Arial" w:hAnsi="Arial"/>
+              <w:b w:val="0"/>
+              <w:i w:val="0"/>
+              <w:smallCaps w:val="0"/>
+              <w:strike w:val="0"/>
+              <w:color w:val="000000"/>
+              <w:sz w:val="22"/>
+              <w:szCs w:val="22"/>
+              <w:u w:val="none"/>
+              <w:shd w:fill="auto" w:val="clear"/>
+              <w:vertAlign w:val="baseline"/>
+            </w:rPr>
+          </w:pPr>
+          <w:hyperlink w:anchor="_ih7a70hvpoyb">
+            <w:r>
+              <w:rPr>
+                <w:rFonts w:ascii="Arial" w:cs="Arial" w:eastAsia="Arial" w:hAnsi="Arial"/>
+                <w:b w:val="0"/>
+                <w:i w:val="0"/>
+                <w:smallCaps w:val="0"/>
+                <w:strike w:val="0"/>
+                <w:color w:val="000000"/>
+                <w:sz w:val="22"/>
+                <w:szCs w:val="22"/>
+                <w:u w:val="none"/>
+                <w:shd w:fill="auto" w:val="clear"/>
+                <w:vertAlign w:val="baseline"/>
+                <w:rtl w:val="0"/>
+              </w:rPr>
+              <w:t xml:space="preserve">Dataset &amp; Database</w:t>
+              <w:tab/>
+              <w:t xml:space="preserve">5</w:t>
+            </w:r>
+          </w:hyperlink>
           <w:r>
             <w:rPr>
               <w:rtl w:val="0"/>
@@ -488,7 +736,7 @@
       <w:pPr>
         <w:numPr>
           <w:ilvl w:val="0"/>
-          <w:numId w:val="1"/>
+          <w:numId w:val="2"/>
         </w:numPr>
         <w:ind w:left="720" w:hanging="360"/>
         <w:rPr>
@@ -507,6 +755,540 @@
           <w:rtl w:val="0"/>
         </w:rPr>
         <w:t xml:space="preserve"> het verzamelen, opschonen en voorbereiden van de dataset voor analyse.</w:t>
+      </w:r>
+    </w:p>
+    <w:p>
+      <w:pPr>
+        <w:numPr>
+          <w:ilvl w:val="0"/>
+          <w:numId w:val="2"/>
+        </w:numPr>
+        <w:ind w:left="720" w:hanging="360"/>
+        <w:rPr>
+          <w:u w:val="none"/>
+        </w:rPr>
+      </w:pPr>
+      <w:r>
+        <w:rPr>
+          <w:b w:val="1"/>
+          <w:rtl w:val="0"/>
+        </w:rPr>
+        <w:t xml:space="preserve">Exploratory Data Analysis (EDA):</w:t>
+      </w:r>
+      <w:r>
+        <w:rPr>
+          <w:rtl w:val="0"/>
+        </w:rPr>
+        <w:t xml:space="preserve"> het verkennen van data om interessante statistische patronen te identificeren.</w:t>
+      </w:r>
+    </w:p>
+    <w:p>
+      <w:pPr>
+        <w:numPr>
+          <w:ilvl w:val="0"/>
+          <w:numId w:val="2"/>
+        </w:numPr>
+        <w:ind w:left="720" w:hanging="360"/>
+        <w:rPr>
+          <w:u w:val="none"/>
+        </w:rPr>
+      </w:pPr>
+      <w:r>
+        <w:rPr>
+          <w:b w:val="1"/>
+          <w:rtl w:val="0"/>
+        </w:rPr>
+        <w:t xml:space="preserve">Data Visualisatie:</w:t>
+      </w:r>
+      <w:r>
+        <w:rPr>
+          <w:rtl w:val="0"/>
+        </w:rPr>
+        <w:t xml:space="preserve"> het presenteren van analyses in grafieken en tabellen om de bevindingen inzichtelijk te maken.</w:t>
+      </w:r>
+    </w:p>
+    <w:p>
+      <w:pPr>
+        <w:rPr/>
+      </w:pPr>
+      <w:r>
+        <w:rPr>
+          <w:rtl w:val="0"/>
+        </w:rPr>
+      </w:r>
+    </w:p>
+    <w:p>
+      <w:pPr>
+        <w:rPr/>
+      </w:pPr>
+      <w:r>
+        <w:rPr>
+          <w:rtl w:val="0"/>
+        </w:rPr>
+        <w:t xml:space="preserve">Het project streeft ernaar een diepgaand inzicht te bieden in voetbaldata en laat zien hoe gestructureerde analyse en visualisatie kunnen bijdragen aan een beter begrip van wedstrijdprestaties. </w:t>
+      </w:r>
+    </w:p>
+    <w:p>
+      <w:pPr>
+        <w:rPr/>
+      </w:pPr>
+      <w:r>
+        <w:rPr>
+          <w:rtl w:val="0"/>
+        </w:rPr>
+      </w:r>
+    </w:p>
+    <w:p>
+      <w:pPr>
+        <w:rPr/>
+      </w:pPr>
+      <w:r>
+        <w:rPr>
+          <w:rtl w:val="0"/>
+        </w:rPr>
+        <w:t xml:space="preserve">De rest van dit verslag is als volgt opgebouwd: in Background &amp; Objectives wordt de context en het doel van het project beschreven. In Technical Design &amp; Implementation wordt de dataset, de analysemethoden en de implementatie in R besproken. In Results &amp; Evaluation worden de belangrijkste bevindingen en grafische visualisaties gepresenteerd, en in Discussion &amp; Future Work volgt een reflectie op de resultaten en suggesties voor toekomstige uitbreiding van het project</w:t>
+      </w:r>
+    </w:p>
+    <w:p>
+      <w:pPr>
+        <w:rPr/>
+      </w:pPr>
+      <w:r>
+        <w:rPr>
+          <w:rtl w:val="0"/>
+        </w:rPr>
+      </w:r>
+    </w:p>
+    <w:p>
+      <w:pPr>
+        <w:rPr>
+          <w:sz w:val="36"/>
+          <w:szCs w:val="36"/>
+        </w:rPr>
+      </w:pPr>
+      <w:r>
+        <w:br w:type="page"/>
+      </w:r>
+      <w:r>
+        <w:rPr>
+          <w:rtl w:val="0"/>
+        </w:rPr>
+      </w:r>
+    </w:p>
+    <w:p>
+      <w:pPr>
+        <w:pStyle w:val="Heading1"/>
+        <w:rPr/>
+      </w:pPr>
+      <w:bookmarkStart w:colFirst="0" w:colLast="0" w:name="_5vsz7xfdtpiu" w:id="1"/>
+      <w:bookmarkEnd w:id="1"/>
+      <w:r>
+        <w:rPr>
+          <w:rtl w:val="0"/>
+        </w:rPr>
+        <w:t xml:space="preserve">Background &amp; Objectives </w:t>
+      </w:r>
+    </w:p>
+    <w:p>
+      <w:pPr>
+        <w:pStyle w:val="Heading2"/>
+        <w:rPr/>
+      </w:pPr>
+      <w:bookmarkStart w:colFirst="0" w:colLast="0" w:name="_rjoxlvxhhzc8" w:id="2"/>
+      <w:bookmarkEnd w:id="2"/>
+      <w:r>
+        <w:rPr>
+          <w:rtl w:val="0"/>
+        </w:rPr>
+        <w:t xml:space="preserve">Background</w:t>
+      </w:r>
+    </w:p>
+    <w:p>
+      <w:pPr>
+        <w:rPr/>
+      </w:pPr>
+      <w:r>
+        <w:rPr>
+          <w:rtl w:val="0"/>
+        </w:rPr>
+        <w:t xml:space="preserve">Voetbal genereert een grote hoeveelheid data per seizoen, zoals informatie over wedstrijden, teams, spelers en prestaties. Voor clubs, analisten en onderzoekers kan deze data waardevolle inzichten bieden in trends, strategieën en succesfactoren.</w:t>
+      </w:r>
+    </w:p>
+    <w:p>
+      <w:pPr>
+        <w:rPr/>
+      </w:pPr>
+      <w:r>
+        <w:rPr>
+          <w:rtl w:val="0"/>
+        </w:rPr>
+      </w:r>
+    </w:p>
+    <w:p>
+      <w:pPr>
+        <w:rPr/>
+      </w:pPr>
+      <w:r>
+        <w:rPr>
+          <w:rtl w:val="0"/>
+        </w:rPr>
+        <w:t xml:space="preserve">Voor dit project wordt gebruikgemaakt van de European Soccer Database (beschikbaar op Kaggle). Deze dataset bevat: </w:t>
+      </w:r>
+    </w:p>
+    <w:p>
+      <w:pPr>
+        <w:rPr/>
+      </w:pPr>
+      <w:r>
+        <w:rPr>
+          <w:rtl w:val="0"/>
+        </w:rPr>
+      </w:r>
+    </w:p>
+    <w:p>
+      <w:pPr>
+        <w:numPr>
+          <w:ilvl w:val="0"/>
+          <w:numId w:val="16"/>
+        </w:numPr>
+        <w:ind w:left="720" w:hanging="360"/>
+        <w:rPr>
+          <w:u w:val="none"/>
+        </w:rPr>
+      </w:pPr>
+      <w:r>
+        <w:rPr>
+          <w:b w:val="1"/>
+          <w:rtl w:val="0"/>
+        </w:rPr>
+        <w:t xml:space="preserve">Wedstrijdgegevens:</w:t>
+      </w:r>
+      <w:r>
+        <w:rPr>
+          <w:rtl w:val="0"/>
+        </w:rPr>
+        <w:t xml:space="preserve"> datum, competitie, seizoen, doelpunten, schoten, balbezit, kaarten, uitslag.</w:t>
+      </w:r>
+    </w:p>
+    <w:p>
+      <w:pPr>
+        <w:numPr>
+          <w:ilvl w:val="0"/>
+          <w:numId w:val="16"/>
+        </w:numPr>
+        <w:ind w:left="720" w:hanging="360"/>
+        <w:rPr>
+          <w:u w:val="none"/>
+        </w:rPr>
+      </w:pPr>
+      <w:r>
+        <w:rPr>
+          <w:b w:val="1"/>
+          <w:rtl w:val="0"/>
+        </w:rPr>
+        <w:t xml:space="preserve">Teamstatistieken:</w:t>
+      </w:r>
+      <w:r>
+        <w:rPr>
+          <w:rtl w:val="0"/>
+        </w:rPr>
+        <w:t xml:space="preserve"> teams, ranglijst, punten, doelpunten voor en tegen.</w:t>
+      </w:r>
+    </w:p>
+    <w:p>
+      <w:pPr>
+        <w:numPr>
+          <w:ilvl w:val="0"/>
+          <w:numId w:val="16"/>
+        </w:numPr>
+        <w:ind w:left="720" w:hanging="360"/>
+        <w:rPr>
+          <w:u w:val="none"/>
+        </w:rPr>
+      </w:pPr>
+      <w:r>
+        <w:rPr>
+          <w:b w:val="1"/>
+          <w:rtl w:val="0"/>
+        </w:rPr>
+        <w:t xml:space="preserve">Spelersstatistieken: </w:t>
+      </w:r>
+      <w:r>
+        <w:rPr>
+          <w:rtl w:val="0"/>
+        </w:rPr>
+        <w:t xml:space="preserve">goals, assists, speelminuten, positie, kaarten.</w:t>
+      </w:r>
+    </w:p>
+    <w:p>
+      <w:pPr>
+        <w:rPr/>
+      </w:pPr>
+      <w:r>
+        <w:rPr>
+          <w:rtl w:val="0"/>
+        </w:rPr>
+      </w:r>
+    </w:p>
+    <w:p>
+      <w:pPr>
+        <w:rPr/>
+      </w:pPr>
+      <w:r>
+        <w:rPr>
+          <w:rtl w:val="0"/>
+        </w:rPr>
+        <w:t xml:space="preserve">Deze dataset is geschikt om patronen en trends in wedstrijden, teams en spelers over meerdere seizoenen te onderzoeken. </w:t>
+      </w:r>
+    </w:p>
+    <w:p>
+      <w:pPr>
+        <w:pStyle w:val="Heading2"/>
+        <w:rPr/>
+      </w:pPr>
+      <w:bookmarkStart w:colFirst="0" w:colLast="0" w:name="_x12g8vuse6d" w:id="3"/>
+      <w:bookmarkEnd w:id="3"/>
+      <w:r>
+        <w:rPr>
+          <w:rtl w:val="0"/>
+        </w:rPr>
+        <w:t xml:space="preserve">Objectives</w:t>
+      </w:r>
+    </w:p>
+    <w:p>
+      <w:pPr>
+        <w:rPr/>
+      </w:pPr>
+      <w:r>
+        <w:rPr>
+          <w:rtl w:val="0"/>
+        </w:rPr>
+        <w:t xml:space="preserve">Het project heeft de volgende concrete doelstellingen:</w:t>
+      </w:r>
+    </w:p>
+    <w:p>
+      <w:pPr>
+        <w:rPr/>
+      </w:pPr>
+      <w:r>
+        <w:rPr>
+          <w:rtl w:val="0"/>
+        </w:rPr>
+      </w:r>
+    </w:p>
+    <w:p>
+      <w:pPr>
+        <w:numPr>
+          <w:ilvl w:val="0"/>
+          <w:numId w:val="12"/>
+        </w:numPr>
+        <w:ind w:left="720" w:hanging="360"/>
+        <w:rPr>
+          <w:u w:val="none"/>
+        </w:rPr>
+      </w:pPr>
+      <w:r>
+        <w:rPr>
+          <w:rtl w:val="0"/>
+        </w:rPr>
+        <w:t xml:space="preserve">Data-acquisitie en voorbereiding: </w:t>
+      </w:r>
+    </w:p>
+    <w:p>
+      <w:pPr>
+        <w:numPr>
+          <w:ilvl w:val="0"/>
+          <w:numId w:val="6"/>
+        </w:numPr>
+        <w:ind w:left="1440" w:hanging="360"/>
+        <w:rPr>
+          <w:u w:val="none"/>
+        </w:rPr>
+      </w:pPr>
+      <w:r>
+        <w:rPr>
+          <w:rtl w:val="0"/>
+        </w:rPr>
+        <w:t xml:space="preserve">Downloaden van de dataset van Kaggle en importeren in </w:t>
+      </w:r>
+      <w:r>
+        <w:rPr>
+          <w:rtl w:val="0"/>
+        </w:rPr>
+        <w:t xml:space="preserve">RStudio.</w:t>
+      </w:r>
+      <w:r>
+        <w:rPr>
+          <w:rtl w:val="0"/>
+        </w:rPr>
+      </w:r>
+    </w:p>
+    <w:p>
+      <w:pPr>
+        <w:numPr>
+          <w:ilvl w:val="0"/>
+          <w:numId w:val="6"/>
+        </w:numPr>
+        <w:ind w:left="1440" w:hanging="360"/>
+        <w:rPr>
+          <w:u w:val="none"/>
+        </w:rPr>
+      </w:pPr>
+      <w:r>
+        <w:rPr>
+          <w:rtl w:val="0"/>
+        </w:rPr>
+        <w:t xml:space="preserve">Opschonen van de data: verwijderen van ontbrekende waarden in kritieke kolommen (zoals doelpunten of uitslagen), converteren van </w:t>
+      </w:r>
+      <w:r>
+        <w:rPr>
+          <w:rtl w:val="0"/>
+        </w:rPr>
+        <w:t xml:space="preserve">datatypes</w:t>
+      </w:r>
+      <w:r>
+        <w:rPr>
+          <w:rtl w:val="0"/>
+        </w:rPr>
+        <w:t xml:space="preserve"> (bijv. datum naar Date, numerieke waarden), samenvoegen van gerelateerde tabellen (bijv. wedstrijd- en teamstatistieken</w:t>
+      </w:r>
+    </w:p>
+    <w:p>
+      <w:pPr>
+        <w:numPr>
+          <w:ilvl w:val="0"/>
+          <w:numId w:val="12"/>
+        </w:numPr>
+        <w:ind w:left="720" w:hanging="360"/>
+        <w:rPr>
+          <w:u w:val="none"/>
+        </w:rPr>
+      </w:pPr>
+      <w:r>
+        <w:rPr>
+          <w:rtl w:val="0"/>
+        </w:rPr>
+        <w:t xml:space="preserve">Exploratory Data Analysis (EDA): </w:t>
+      </w:r>
+    </w:p>
+    <w:p>
+      <w:pPr>
+        <w:numPr>
+          <w:ilvl w:val="0"/>
+          <w:numId w:val="4"/>
+        </w:numPr>
+        <w:ind w:left="1440" w:hanging="360"/>
+        <w:rPr>
+          <w:u w:val="none"/>
+        </w:rPr>
+      </w:pPr>
+      <w:r>
+        <w:rPr>
+          <w:rtl w:val="0"/>
+        </w:rPr>
+        <w:t xml:space="preserve">Onderzoeken van verdelingen van doelpunten, balbezit, schoten en kaarten. </w:t>
+      </w:r>
+    </w:p>
+    <w:p>
+      <w:pPr>
+        <w:numPr>
+          <w:ilvl w:val="0"/>
+          <w:numId w:val="4"/>
+        </w:numPr>
+        <w:ind w:left="1440" w:hanging="360"/>
+        <w:rPr>
+          <w:u w:val="none"/>
+        </w:rPr>
+      </w:pPr>
+      <w:r>
+        <w:rPr>
+          <w:rtl w:val="0"/>
+        </w:rPr>
+        <w:t xml:space="preserve">Analyse van trends over seizoenen en competities.</w:t>
+      </w:r>
+    </w:p>
+    <w:p>
+      <w:pPr>
+        <w:numPr>
+          <w:ilvl w:val="0"/>
+          <w:numId w:val="4"/>
+        </w:numPr>
+        <w:ind w:left="1440" w:hanging="360"/>
+        <w:rPr>
+          <w:u w:val="none"/>
+        </w:rPr>
+      </w:pPr>
+      <w:r>
+        <w:rPr>
+          <w:rtl w:val="0"/>
+        </w:rPr>
+        <w:t xml:space="preserve">Vergelijkingen tussen teams, zoals thuis- vs. </w:t>
+      </w:r>
+      <w:r>
+        <w:rPr>
+          <w:rtl w:val="0"/>
+        </w:rPr>
+        <w:t xml:space="preserve">uitprestaties.</w:t>
+      </w:r>
+      <w:r>
+        <w:rPr>
+          <w:rtl w:val="0"/>
+        </w:rPr>
+        <w:t xml:space="preserve"> </w:t>
+      </w:r>
+    </w:p>
+    <w:p>
+      <w:pPr>
+        <w:numPr>
+          <w:ilvl w:val="0"/>
+          <w:numId w:val="4"/>
+        </w:numPr>
+        <w:ind w:left="1440" w:hanging="360"/>
+        <w:rPr>
+          <w:u w:val="none"/>
+        </w:rPr>
+      </w:pPr>
+      <w:r>
+        <w:rPr>
+          <w:rtl w:val="0"/>
+        </w:rPr>
+        <w:t xml:space="preserve">Correlatieanalyse tussen statistieken, bijvoorbeeld schoten vs. doelpunten, balbezit vs. winstkans</w:t>
+      </w:r>
+    </w:p>
+    <w:p>
+      <w:pPr>
+        <w:numPr>
+          <w:ilvl w:val="0"/>
+          <w:numId w:val="12"/>
+        </w:numPr>
+        <w:ind w:left="720" w:hanging="360"/>
+        <w:rPr>
+          <w:u w:val="none"/>
+        </w:rPr>
+      </w:pPr>
+      <w:r>
+        <w:rPr>
+          <w:rtl w:val="0"/>
+        </w:rPr>
+        <w:t xml:space="preserve">Data Visualisatie:</w:t>
+      </w:r>
+    </w:p>
+    <w:p>
+      <w:pPr>
+        <w:numPr>
+          <w:ilvl w:val="0"/>
+          <w:numId w:val="15"/>
+        </w:numPr>
+        <w:ind w:left="1440" w:hanging="360"/>
+        <w:rPr>
+          <w:u w:val="none"/>
+        </w:rPr>
+      </w:pPr>
+      <w:r>
+        <w:rPr>
+          <w:rtl w:val="0"/>
+        </w:rPr>
+        <w:t xml:space="preserve">Creëren van grafieken in R (ggplot2) om inzichten duidelijk te maken, bijvoorbeeld: </w:t>
       </w:r>
     </w:p>
     <w:p>
@@ -515,23 +1297,22 @@
           <w:ilvl w:val="0"/>
           <w:numId w:val="1"/>
         </w:numPr>
-        <w:ind w:left="720" w:hanging="360"/>
+        <w:ind w:left="2160" w:hanging="360"/>
         <w:rPr>
           <w:u w:val="none"/>
         </w:rPr>
       </w:pPr>
       <w:r>
         <w:rPr>
-          <w:b w:val="1"/>
-          <w:rtl w:val="0"/>
-        </w:rPr>
-        <w:t xml:space="preserve">Exploratory Data Analysis (EDA):</w:t>
-      </w:r>
-      <w:r>
-        <w:rPr>
-          <w:rtl w:val="0"/>
-        </w:rPr>
-        <w:t xml:space="preserve"> het verkennen van data om interessante statistische patronen te identificeren.</w:t>
+          <w:rtl w:val="0"/>
+        </w:rPr>
+        <w:t xml:space="preserve">Lijnplots</w:t>
+      </w:r>
+      <w:r>
+        <w:rPr>
+          <w:rtl w:val="0"/>
+        </w:rPr>
+        <w:t xml:space="preserve"> van gemiddelde doelpunten per seizoen per competitie.</w:t>
       </w:r>
     </w:p>
     <w:p>
@@ -540,6 +1321,60 @@
           <w:ilvl w:val="0"/>
           <w:numId w:val="1"/>
         </w:numPr>
+        <w:ind w:left="2160" w:hanging="360"/>
+        <w:rPr>
+          <w:u w:val="none"/>
+        </w:rPr>
+      </w:pPr>
+      <w:r>
+        <w:rPr>
+          <w:rtl w:val="0"/>
+        </w:rPr>
+        <w:t xml:space="preserve">Boxplots van schoten per team.</w:t>
+      </w:r>
+    </w:p>
+    <w:p>
+      <w:pPr>
+        <w:numPr>
+          <w:ilvl w:val="0"/>
+          <w:numId w:val="1"/>
+        </w:numPr>
+        <w:ind w:left="2160" w:hanging="360"/>
+        <w:rPr>
+          <w:u w:val="none"/>
+        </w:rPr>
+      </w:pPr>
+      <w:r>
+        <w:rPr>
+          <w:rtl w:val="0"/>
+        </w:rPr>
+        <w:t xml:space="preserve">Heatmaps van correlaties tussen statistieken.</w:t>
+      </w:r>
+    </w:p>
+    <w:p>
+      <w:pPr>
+        <w:numPr>
+          <w:ilvl w:val="0"/>
+          <w:numId w:val="15"/>
+        </w:numPr>
+        <w:ind w:left="1440" w:hanging="360"/>
+        <w:rPr>
+          <w:u w:val="none"/>
+        </w:rPr>
+      </w:pPr>
+      <w:r>
+        <w:rPr>
+          <w:rtl w:val="0"/>
+        </w:rPr>
+        <w:t xml:space="preserve">Tabellen met samenvattende statistieken per team of speler.</w:t>
+      </w:r>
+    </w:p>
+    <w:p>
+      <w:pPr>
+        <w:numPr>
+          <w:ilvl w:val="0"/>
+          <w:numId w:val="12"/>
+        </w:numPr>
         <w:ind w:left="720" w:hanging="360"/>
         <w:rPr>
           <w:u w:val="none"/>
@@ -547,87 +1382,2461 @@
       </w:pPr>
       <w:r>
         <w:rPr>
+          <w:rtl w:val="0"/>
+        </w:rPr>
+        <w:t xml:space="preserve">Interpretatie en conclusies: </w:t>
+      </w:r>
+    </w:p>
+    <w:p>
+      <w:pPr>
+        <w:numPr>
+          <w:ilvl w:val="0"/>
+          <w:numId w:val="10"/>
+        </w:numPr>
+        <w:ind w:left="1440" w:hanging="360"/>
+        <w:rPr>
+          <w:u w:val="none"/>
+        </w:rPr>
+      </w:pPr>
+      <w:r>
+        <w:rPr>
+          <w:rtl w:val="0"/>
+        </w:rPr>
+        <w:t xml:space="preserve">Identificeren van belangrijke trends en factoren die succes beïnvloeden</w:t>
+      </w:r>
+    </w:p>
+    <w:p>
+      <w:pPr>
+        <w:numPr>
+          <w:ilvl w:val="0"/>
+          <w:numId w:val="10"/>
+        </w:numPr>
+        <w:ind w:left="1440" w:hanging="360"/>
+        <w:rPr>
+          <w:u w:val="none"/>
+        </w:rPr>
+      </w:pPr>
+      <w:r>
+        <w:rPr>
+          <w:rtl w:val="0"/>
+        </w:rPr>
+        <w:t xml:space="preserve">Kritisch reflecteren op beperkingen van de dataset. </w:t>
+      </w:r>
+    </w:p>
+    <w:p>
+      <w:pPr>
+        <w:numPr>
+          <w:ilvl w:val="0"/>
+          <w:numId w:val="10"/>
+        </w:numPr>
+        <w:ind w:left="1440" w:hanging="360"/>
+        <w:rPr>
+          <w:u w:val="none"/>
+        </w:rPr>
+      </w:pPr>
+      <w:r>
+        <w:rPr>
+          <w:rtl w:val="0"/>
+        </w:rPr>
+        <w:t xml:space="preserve">Voorstellen van mogelijke vervolgonderzoeken of uitbreidingen van de analyses</w:t>
+      </w:r>
+    </w:p>
+    <w:p>
+      <w:pPr>
+        <w:pStyle w:val="Heading1"/>
+        <w:rPr/>
+      </w:pPr>
+      <w:bookmarkStart w:colFirst="0" w:colLast="0" w:name="_b8wscac4qpd4" w:id="4"/>
+      <w:bookmarkEnd w:id="4"/>
+      <w:r>
+        <w:rPr>
+          <w:rtl w:val="0"/>
+        </w:rPr>
+        <w:t xml:space="preserve">Technical Design &amp; Implementation</w:t>
+      </w:r>
+    </w:p>
+    <w:p>
+      <w:pPr>
+        <w:pStyle w:val="Heading2"/>
+        <w:rPr/>
+      </w:pPr>
+      <w:bookmarkStart w:colFirst="0" w:colLast="0" w:name="_ih7a70hvpoyb" w:id="5"/>
+      <w:bookmarkEnd w:id="5"/>
+      <w:r>
+        <w:rPr>
+          <w:rtl w:val="0"/>
+        </w:rPr>
+        <w:t xml:space="preserve">Dataset &amp; Database</w:t>
+      </w:r>
+    </w:p>
+    <w:p>
+      <w:pPr>
+        <w:rPr/>
+      </w:pPr>
+      <w:r>
+        <w:rPr>
+          <w:rtl w:val="0"/>
+        </w:rPr>
+        <w:t xml:space="preserve">Voor dit project wordt gebruikgemaakt van de European Soccer Database, een dataset die beschikbaar is gesteld op Kaggle. Deze dataset is opgebouwd als een SQLite database (database.sqlite) en bevat gegevens van meer dan 25.000 voetbalwedstrijden, 11.000 spelers, 300 teams en 2008-2016 seizoenen uit 11 Europese landen. </w:t>
+      </w:r>
+    </w:p>
+    <w:p>
+      <w:pPr>
+        <w:rPr/>
+      </w:pPr>
+      <w:r>
+        <w:rPr>
+          <w:rtl w:val="0"/>
+        </w:rPr>
+      </w:r>
+    </w:p>
+    <w:p>
+      <w:pPr>
+        <w:rPr>
           <w:b w:val="1"/>
-          <w:rtl w:val="0"/>
-        </w:rPr>
-        <w:t xml:space="preserve">Data Visualisatie:</w:t>
-      </w:r>
-      <w:r>
-        <w:rPr>
-          <w:rtl w:val="0"/>
-        </w:rPr>
-        <w:t xml:space="preserve"> het presenteren van analyses in grafieken en tabellen om de bevindingen inzichtelijk te maken.</w:t>
-      </w:r>
-    </w:p>
-    <w:p>
-      <w:pPr>
-        <w:rPr/>
-      </w:pPr>
-      <w:r>
-        <w:rPr>
-          <w:rtl w:val="0"/>
-        </w:rPr>
-      </w:r>
-    </w:p>
-    <w:p>
-      <w:pPr>
-        <w:rPr/>
-      </w:pPr>
-      <w:r>
-        <w:rPr>
-          <w:rtl w:val="0"/>
-        </w:rPr>
-        <w:t xml:space="preserve">Het project streeft ernaar een diepgaand inzicht te bieden in voetbaldata en laat zien hoe gestructureerde analyse en visualisatie kunnen bijdragen aan een beter begrip van wedstrijdprestaties. </w:t>
-      </w:r>
-    </w:p>
-    <w:p>
-      <w:pPr>
-        <w:rPr/>
-      </w:pPr>
-      <w:r>
-        <w:rPr>
-          <w:rtl w:val="0"/>
-        </w:rPr>
-      </w:r>
-    </w:p>
-    <w:p>
-      <w:pPr>
-        <w:rPr/>
-      </w:pPr>
-      <w:r>
-        <w:rPr>
-          <w:rtl w:val="0"/>
-        </w:rPr>
-        <w:t xml:space="preserve">De rest van dit verslag is als volgt opgebouwd: in Background &amp; Objectives wordt de context en het doel van het project beschreven. In Technical Design &amp; Implementation wordt de dataset, de analysemethoden en de implementatie in R besproken. In Results &amp; Evaluation worden de belangrijkste bevindingen en grafische visualisaties gepresenteerd, en in Discussion &amp; Future Work volgt een reflectie op de resultaten en suggesties voor toekomstige uitbreiding van het project</w:t>
-      </w:r>
-    </w:p>
-    <w:p>
-      <w:pPr>
-        <w:rPr/>
-      </w:pPr>
-      <w:r>
-        <w:rPr>
-          <w:rtl w:val="0"/>
-        </w:rPr>
-      </w:r>
-    </w:p>
-    <w:p>
-      <w:pPr>
+        </w:rPr>
+      </w:pPr>
+      <w:r>
+        <w:rPr>
+          <w:b w:val="1"/>
+          <w:rtl w:val="0"/>
+        </w:rPr>
+        <w:t xml:space="preserve">Alle tabellen in de database</w:t>
+      </w:r>
+    </w:p>
+    <w:p>
+      <w:pPr>
+        <w:rPr>
+          <w:b w:val="1"/>
+        </w:rPr>
+      </w:pPr>
+      <w:r>
+        <w:rPr>
+          <w:rtl w:val="0"/>
+        </w:rPr>
+      </w:r>
+    </w:p>
+    <w:p>
+      <w:pPr>
+        <w:numPr>
+          <w:ilvl w:val="0"/>
+          <w:numId w:val="11"/>
+        </w:numPr>
+        <w:ind w:left="720" w:hanging="360"/>
+        <w:rPr>
+          <w:b w:val="1"/>
+        </w:rPr>
+      </w:pPr>
+      <w:r>
+        <w:rPr>
+          <w:b w:val="1"/>
+          <w:rtl w:val="0"/>
+        </w:rPr>
+        <w:t xml:space="preserve">Country</w:t>
+      </w:r>
+    </w:p>
+    <w:p>
+      <w:pPr>
+        <w:ind w:left="720" w:firstLine="0"/>
+        <w:rPr/>
+      </w:pPr>
+      <w:r>
+        <w:rPr>
+          <w:rtl w:val="0"/>
+        </w:rPr>
+        <w:t xml:space="preserve">Bevat informatie over landen waarin competities plaatsvinden.</w:t>
+      </w:r>
+    </w:p>
+    <w:p>
+      <w:pPr>
+        <w:ind w:left="720" w:firstLine="0"/>
+        <w:rPr>
+          <w:b w:val="1"/>
+        </w:rPr>
+      </w:pPr>
+      <w:r>
+        <w:rPr>
+          <w:b w:val="1"/>
+          <w:rtl w:val="0"/>
+        </w:rPr>
+        <w:t xml:space="preserve">Belangrijke velden:</w:t>
+      </w:r>
+    </w:p>
+    <w:p>
+      <w:pPr>
+        <w:numPr>
+          <w:ilvl w:val="0"/>
+          <w:numId w:val="9"/>
+        </w:numPr>
+        <w:ind w:left="1440" w:hanging="360"/>
+        <w:rPr/>
+      </w:pPr>
+      <w:r>
+        <w:rPr>
+          <w:shd w:fill="b7b7b7" w:val="clear"/>
+          <w:rtl w:val="0"/>
+        </w:rPr>
+        <w:t xml:space="preserve">id</w:t>
+      </w:r>
+      <w:r>
+        <w:rPr>
+          <w:rtl w:val="0"/>
+        </w:rPr>
+        <w:t xml:space="preserve"> - unieke identificatie van het land</w:t>
+      </w:r>
+    </w:p>
+    <w:p>
+      <w:pPr>
+        <w:numPr>
+          <w:ilvl w:val="0"/>
+          <w:numId w:val="9"/>
+        </w:numPr>
+        <w:ind w:left="1440" w:hanging="360"/>
+        <w:rPr>
+          <w:u w:val="none"/>
+        </w:rPr>
+      </w:pPr>
+      <w:r>
+        <w:rPr>
+          <w:shd w:fill="b7b7b7" w:val="clear"/>
+          <w:rtl w:val="0"/>
+        </w:rPr>
+        <w:t xml:space="preserve">name</w:t>
+      </w:r>
+      <w:r>
+        <w:rPr>
+          <w:rtl w:val="0"/>
+        </w:rPr>
+        <w:t xml:space="preserve"> - naam van het land (bijv. “Spain”)</w:t>
+      </w:r>
+    </w:p>
+    <w:p>
+      <w:pPr>
+        <w:rPr>
+          <w:shd w:fill="b7b7b7" w:val="clear"/>
+        </w:rPr>
+      </w:pPr>
+      <w:r>
+        <w:rPr>
+          <w:rtl w:val="0"/>
+        </w:rPr>
+      </w:r>
+    </w:p>
+    <w:p>
+      <w:pPr>
+        <w:numPr>
+          <w:ilvl w:val="0"/>
+          <w:numId w:val="11"/>
+        </w:numPr>
+        <w:ind w:left="720" w:hanging="360"/>
+        <w:rPr>
+          <w:b w:val="1"/>
+        </w:rPr>
+      </w:pPr>
+      <w:r>
+        <w:rPr>
+          <w:b w:val="1"/>
+          <w:rtl w:val="0"/>
+        </w:rPr>
+        <w:t xml:space="preserve">League</w:t>
+      </w:r>
+    </w:p>
+    <w:p>
+      <w:pPr>
+        <w:ind w:left="720" w:firstLine="0"/>
+        <w:rPr/>
+      </w:pPr>
+      <w:r>
+        <w:rPr>
+          <w:rtl w:val="0"/>
+        </w:rPr>
+        <w:t xml:space="preserve">Bevat informatie over competities in verschillende landen.</w:t>
+      </w:r>
+    </w:p>
+    <w:p>
+      <w:pPr>
+        <w:ind w:left="720" w:firstLine="0"/>
+        <w:rPr>
+          <w:b w:val="1"/>
+        </w:rPr>
+      </w:pPr>
+      <w:r>
+        <w:rPr>
+          <w:b w:val="1"/>
+          <w:rtl w:val="0"/>
+        </w:rPr>
+        <w:t xml:space="preserve">Belangrijke velden:</w:t>
+      </w:r>
+    </w:p>
+    <w:p>
+      <w:pPr>
+        <w:numPr>
+          <w:ilvl w:val="0"/>
+          <w:numId w:val="14"/>
+        </w:numPr>
+        <w:ind w:left="1440" w:hanging="360"/>
+        <w:rPr>
+          <w:u w:val="none"/>
+        </w:rPr>
+      </w:pPr>
+      <w:r>
+        <w:rPr>
+          <w:shd w:fill="b7b7b7" w:val="clear"/>
+          <w:rtl w:val="0"/>
+        </w:rPr>
+        <w:t xml:space="preserve">id</w:t>
+      </w:r>
+      <w:r>
+        <w:rPr>
+          <w:rtl w:val="0"/>
+        </w:rPr>
+        <w:t xml:space="preserve"> </w:t>
+      </w:r>
+      <w:r>
+        <w:rPr>
+          <w:rtl w:val="0"/>
+        </w:rPr>
+        <w:t xml:space="preserve">- unieke identificatie van de competitie </w:t>
+      </w:r>
+    </w:p>
+    <w:p>
+      <w:pPr>
+        <w:numPr>
+          <w:ilvl w:val="0"/>
+          <w:numId w:val="14"/>
+        </w:numPr>
+        <w:ind w:left="1440" w:hanging="360"/>
+        <w:rPr>
+          <w:u w:val="none"/>
+        </w:rPr>
+      </w:pPr>
+      <w:r>
+        <w:rPr>
+          <w:shd w:fill="b7b7b7" w:val="clear"/>
+          <w:rtl w:val="0"/>
+        </w:rPr>
+        <w:t xml:space="preserve">country_id</w:t>
+      </w:r>
+      <w:r>
+        <w:rPr>
+          <w:rtl w:val="0"/>
+        </w:rPr>
+        <w:t xml:space="preserve"> - koppeling naar Country</w:t>
+      </w:r>
+    </w:p>
+    <w:p>
+      <w:pPr>
+        <w:numPr>
+          <w:ilvl w:val="0"/>
+          <w:numId w:val="14"/>
+        </w:numPr>
+        <w:ind w:left="1440" w:hanging="360"/>
+        <w:rPr>
+          <w:u w:val="none"/>
+        </w:rPr>
+      </w:pPr>
+      <w:r>
+        <w:rPr>
+          <w:shd w:fill="b7b7b7" w:val="clear"/>
+          <w:rtl w:val="0"/>
+        </w:rPr>
+        <w:t xml:space="preserve">name</w:t>
+      </w:r>
+      <w:r>
+        <w:rPr>
+          <w:rtl w:val="0"/>
+        </w:rPr>
+        <w:t xml:space="preserve"> - naam van de competitie (bijv. “Germany </w:t>
+      </w:r>
+      <w:r>
+        <w:rPr>
+          <w:rtl w:val="0"/>
+        </w:rPr>
+        <w:t xml:space="preserve">1. Bundesliga”)</w:t>
+      </w:r>
+      <w:r>
+        <w:rPr>
+          <w:rtl w:val="0"/>
+        </w:rPr>
+      </w:r>
+    </w:p>
+    <w:p>
+      <w:pPr>
+        <w:rPr/>
+      </w:pPr>
+      <w:r>
+        <w:rPr>
+          <w:rtl w:val="0"/>
+        </w:rPr>
+      </w:r>
+    </w:p>
+    <w:p>
+      <w:pPr>
+        <w:numPr>
+          <w:ilvl w:val="0"/>
+          <w:numId w:val="11"/>
+        </w:numPr>
+        <w:ind w:left="720" w:hanging="360"/>
+        <w:rPr>
+          <w:b w:val="1"/>
+        </w:rPr>
+      </w:pPr>
+      <w:r>
+        <w:rPr>
+          <w:b w:val="1"/>
+          <w:rtl w:val="0"/>
+        </w:rPr>
+        <w:t xml:space="preserve">Match</w:t>
+      </w:r>
+    </w:p>
+    <w:p>
+      <w:pPr>
+        <w:ind w:left="720" w:firstLine="0"/>
+        <w:rPr/>
+      </w:pPr>
+      <w:r>
+        <w:rPr>
+          <w:rtl w:val="0"/>
+        </w:rPr>
+        <w:t xml:space="preserve">Bevat informatie over individuele wedstrijden.</w:t>
+      </w:r>
+    </w:p>
+    <w:p>
+      <w:pPr>
+        <w:ind w:left="720" w:firstLine="0"/>
+        <w:rPr>
+          <w:b w:val="1"/>
+        </w:rPr>
+      </w:pPr>
+      <w:r>
+        <w:rPr>
+          <w:b w:val="1"/>
+          <w:rtl w:val="0"/>
+        </w:rPr>
+        <w:t xml:space="preserve">Belangrijke velden:</w:t>
+      </w:r>
+    </w:p>
+    <w:p>
+      <w:pPr>
+        <w:numPr>
+          <w:ilvl w:val="0"/>
+          <w:numId w:val="8"/>
+        </w:numPr>
+        <w:ind w:left="1440" w:hanging="360"/>
+        <w:rPr/>
+      </w:pPr>
+      <w:r>
+        <w:rPr>
+          <w:shd w:fill="b7b7b7" w:val="clear"/>
+          <w:rtl w:val="0"/>
+        </w:rPr>
+        <w:t xml:space="preserve">id</w:t>
+      </w:r>
+      <w:r>
+        <w:rPr>
+          <w:rtl w:val="0"/>
+        </w:rPr>
+        <w:t xml:space="preserve"> - unieke identificatie van de wedstrijd </w:t>
+      </w:r>
+    </w:p>
+    <w:p>
+      <w:pPr>
+        <w:numPr>
+          <w:ilvl w:val="0"/>
+          <w:numId w:val="8"/>
+        </w:numPr>
+        <w:ind w:left="1440" w:hanging="360"/>
+        <w:rPr>
+          <w:u w:val="none"/>
+        </w:rPr>
+      </w:pPr>
+      <w:r>
+        <w:rPr>
+          <w:shd w:fill="b7b7b7" w:val="clear"/>
+          <w:rtl w:val="0"/>
+        </w:rPr>
+        <w:t xml:space="preserve">season</w:t>
+      </w:r>
+      <w:r>
+        <w:rPr>
+          <w:rtl w:val="0"/>
+        </w:rPr>
+        <w:t xml:space="preserve"> - seizoen (bijv. “2013/2014”)</w:t>
+      </w:r>
+    </w:p>
+    <w:p>
+      <w:pPr>
+        <w:numPr>
+          <w:ilvl w:val="0"/>
+          <w:numId w:val="8"/>
+        </w:numPr>
+        <w:ind w:left="1440" w:hanging="360"/>
+        <w:rPr>
+          <w:u w:val="none"/>
+        </w:rPr>
+      </w:pPr>
+      <w:r>
+        <w:rPr>
+          <w:shd w:fill="b7b7b7" w:val="clear"/>
+          <w:rtl w:val="0"/>
+        </w:rPr>
+        <w:t xml:space="preserve">date</w:t>
+      </w:r>
+      <w:r>
+        <w:rPr>
+          <w:rtl w:val="0"/>
+        </w:rPr>
+        <w:t xml:space="preserve"> - datum van de wedstrijd</w:t>
+      </w:r>
+    </w:p>
+    <w:p>
+      <w:pPr>
+        <w:numPr>
+          <w:ilvl w:val="0"/>
+          <w:numId w:val="8"/>
+        </w:numPr>
+        <w:ind w:left="1440" w:hanging="360"/>
+        <w:rPr>
+          <w:u w:val="none"/>
+        </w:rPr>
+      </w:pPr>
+      <w:r>
+        <w:rPr>
+          <w:shd w:fill="b7b7b7" w:val="clear"/>
+          <w:rtl w:val="0"/>
+        </w:rPr>
+        <w:t xml:space="preserve">home_team_api_id</w:t>
+      </w:r>
+      <w:r>
+        <w:rPr>
+          <w:rtl w:val="0"/>
+        </w:rPr>
+        <w:t xml:space="preserve">, </w:t>
+      </w:r>
+      <w:r>
+        <w:rPr>
+          <w:shd w:fill="b7b7b7" w:val="clear"/>
+          <w:rtl w:val="0"/>
+        </w:rPr>
+        <w:t xml:space="preserve">away_team_api_id</w:t>
+      </w:r>
+      <w:r>
+        <w:rPr>
+          <w:rtl w:val="0"/>
+        </w:rPr>
+        <w:t xml:space="preserve"> - koppeling naar teams</w:t>
+      </w:r>
+    </w:p>
+    <w:p>
+      <w:pPr>
+        <w:numPr>
+          <w:ilvl w:val="0"/>
+          <w:numId w:val="8"/>
+        </w:numPr>
+        <w:ind w:left="1440" w:hanging="360"/>
+        <w:rPr>
+          <w:u w:val="none"/>
+        </w:rPr>
+      </w:pPr>
+      <w:r>
+        <w:rPr>
+          <w:shd w:fill="b7b7b7" w:val="clear"/>
+          <w:rtl w:val="0"/>
+        </w:rPr>
+        <w:t xml:space="preserve">home_team_goal,</w:t>
+      </w:r>
+      <w:r>
+        <w:rPr>
+          <w:rtl w:val="0"/>
+        </w:rPr>
+        <w:t xml:space="preserve"> </w:t>
+      </w:r>
+      <w:r>
+        <w:rPr>
+          <w:shd w:fill="b7b7b7" w:val="clear"/>
+          <w:rtl w:val="0"/>
+        </w:rPr>
+        <w:t xml:space="preserve">away_team_goal</w:t>
+      </w:r>
+      <w:r>
+        <w:rPr>
+          <w:shd w:fill="b7b7b7" w:val="clear"/>
+          <w:rtl w:val="0"/>
+        </w:rPr>
+        <w:t xml:space="preserve"> </w:t>
+      </w:r>
+      <w:r>
+        <w:rPr>
+          <w:rtl w:val="0"/>
+        </w:rPr>
+        <w:t xml:space="preserve">- aantal doelpunten</w:t>
+      </w:r>
+      <w:r>
+        <w:rPr>
+          <w:rtl w:val="0"/>
+        </w:rPr>
+      </w:r>
+    </w:p>
+    <w:p>
+      <w:pPr>
+        <w:rPr/>
+      </w:pPr>
+      <w:r>
+        <w:rPr>
+          <w:rtl w:val="0"/>
+        </w:rPr>
+      </w:r>
+    </w:p>
+    <w:p>
+      <w:pPr>
+        <w:numPr>
+          <w:ilvl w:val="0"/>
+          <w:numId w:val="11"/>
+        </w:numPr>
+        <w:ind w:left="720" w:hanging="360"/>
+        <w:rPr>
+          <w:b w:val="1"/>
+        </w:rPr>
+      </w:pPr>
+      <w:r>
+        <w:rPr>
+          <w:b w:val="1"/>
+          <w:rtl w:val="0"/>
+        </w:rPr>
+        <w:t xml:space="preserve">Team  </w:t>
+      </w:r>
+    </w:p>
+    <w:p>
+      <w:pPr>
+        <w:ind w:left="720" w:firstLine="0"/>
+        <w:rPr/>
+      </w:pPr>
+      <w:r>
+        <w:rPr>
+          <w:rtl w:val="0"/>
+        </w:rPr>
+        <w:t xml:space="preserve">Bevat informatie over voetbalteams.</w:t>
+      </w:r>
+    </w:p>
+    <w:p>
+      <w:pPr>
+        <w:ind w:left="720" w:firstLine="0"/>
+        <w:rPr>
+          <w:b w:val="1"/>
+        </w:rPr>
+      </w:pPr>
+      <w:r>
+        <w:rPr>
+          <w:b w:val="1"/>
+          <w:rtl w:val="0"/>
+        </w:rPr>
+        <w:t xml:space="preserve">Belangrijke velden:</w:t>
+      </w:r>
+    </w:p>
+    <w:p>
+      <w:pPr>
+        <w:numPr>
+          <w:ilvl w:val="0"/>
+          <w:numId w:val="5"/>
+        </w:numPr>
+        <w:ind w:left="1440" w:hanging="360"/>
+        <w:rPr>
+          <w:u w:val="none"/>
+        </w:rPr>
+      </w:pPr>
+      <w:r>
+        <w:rPr>
+          <w:shd w:fill="b7b7b7" w:val="clear"/>
+          <w:rtl w:val="0"/>
+        </w:rPr>
+        <w:t xml:space="preserve">team_api_id</w:t>
+      </w:r>
+      <w:r>
+        <w:rPr>
+          <w:rtl w:val="0"/>
+        </w:rPr>
+        <w:t xml:space="preserve"> - unieke sleutel voor koppeling met Match</w:t>
+      </w:r>
+    </w:p>
+    <w:p>
+      <w:pPr>
+        <w:numPr>
+          <w:ilvl w:val="0"/>
+          <w:numId w:val="5"/>
+        </w:numPr>
+        <w:ind w:left="1440" w:hanging="360"/>
+        <w:rPr>
+          <w:u w:val="none"/>
+        </w:rPr>
+      </w:pPr>
+      <w:r>
+        <w:rPr>
+          <w:shd w:fill="b7b7b7" w:val="clear"/>
+          <w:rtl w:val="0"/>
+        </w:rPr>
+        <w:t xml:space="preserve">team_long_name</w:t>
+      </w:r>
+      <w:r>
+        <w:rPr>
+          <w:rtl w:val="0"/>
+        </w:rPr>
+        <w:t xml:space="preserve"> - volledige naam van het team</w:t>
+      </w:r>
+    </w:p>
+    <w:p>
+      <w:pPr>
+        <w:numPr>
+          <w:ilvl w:val="0"/>
+          <w:numId w:val="5"/>
+        </w:numPr>
+        <w:ind w:left="1440" w:hanging="360"/>
+        <w:rPr>
+          <w:u w:val="none"/>
+        </w:rPr>
+      </w:pPr>
+      <w:r>
+        <w:rPr>
+          <w:shd w:fill="b7b7b7" w:val="clear"/>
+          <w:rtl w:val="0"/>
+        </w:rPr>
+        <w:t xml:space="preserve">team_short_name</w:t>
+      </w:r>
+      <w:r>
+        <w:rPr>
+          <w:rtl w:val="0"/>
+        </w:rPr>
+        <w:t xml:space="preserve"> - afkorting </w:t>
+      </w:r>
+    </w:p>
+    <w:p>
+      <w:pPr>
+        <w:ind w:left="0" w:firstLine="0"/>
+        <w:rPr>
+          <w:b w:val="1"/>
+        </w:rPr>
+      </w:pPr>
+      <w:r>
+        <w:rPr>
+          <w:rtl w:val="0"/>
+        </w:rPr>
+      </w:r>
+    </w:p>
+    <w:p>
+      <w:pPr>
+        <w:numPr>
+          <w:ilvl w:val="0"/>
+          <w:numId w:val="11"/>
+        </w:numPr>
+        <w:ind w:left="720" w:hanging="360"/>
+        <w:rPr>
+          <w:b w:val="1"/>
+          <w:u w:val="none"/>
+        </w:rPr>
+      </w:pPr>
+      <w:r>
+        <w:rPr>
+          <w:b w:val="1"/>
+          <w:rtl w:val="0"/>
+        </w:rPr>
+        <w:t xml:space="preserve">Team_Attributes</w:t>
+      </w:r>
+      <w:r>
+        <w:rPr>
+          <w:rtl w:val="0"/>
+        </w:rPr>
+      </w:r>
+    </w:p>
+    <w:p>
+      <w:pPr>
+        <w:ind w:left="720" w:firstLine="0"/>
+        <w:rPr/>
+      </w:pPr>
+      <w:r>
+        <w:rPr>
+          <w:rtl w:val="0"/>
+        </w:rPr>
+        <w:t xml:space="preserve">Bevat statistieken en speelstijl van teams over de tijd.</w:t>
+      </w:r>
+    </w:p>
+    <w:p>
+      <w:pPr>
+        <w:ind w:left="720" w:firstLine="0"/>
+        <w:rPr>
+          <w:b w:val="1"/>
+        </w:rPr>
+      </w:pPr>
+      <w:r>
+        <w:rPr>
+          <w:b w:val="1"/>
+          <w:rtl w:val="0"/>
+        </w:rPr>
+        <w:t xml:space="preserve">Belangrijke velden:</w:t>
+      </w:r>
+    </w:p>
+    <w:p>
+      <w:pPr>
+        <w:numPr>
+          <w:ilvl w:val="0"/>
+          <w:numId w:val="3"/>
+        </w:numPr>
+        <w:ind w:left="1440" w:hanging="360"/>
+        <w:rPr/>
+      </w:pPr>
+      <w:r>
+        <w:rPr>
+          <w:rtl w:val="0"/>
+        </w:rPr>
+        <w:t xml:space="preserve">team_api_id - koppeling naar Team</w:t>
+      </w:r>
+    </w:p>
+    <w:p>
+      <w:pPr>
+        <w:numPr>
+          <w:ilvl w:val="0"/>
+          <w:numId w:val="3"/>
+        </w:numPr>
+        <w:ind w:left="1440" w:hanging="360"/>
+        <w:rPr>
+          <w:u w:val="none"/>
+        </w:rPr>
+      </w:pPr>
+      <w:r>
+        <w:rPr>
+          <w:rtl w:val="0"/>
+        </w:rPr>
+        <w:t xml:space="preserve">date - datum van de meting </w:t>
+      </w:r>
+    </w:p>
+    <w:p>
+      <w:pPr>
+        <w:numPr>
+          <w:ilvl w:val="0"/>
+          <w:numId w:val="3"/>
+        </w:numPr>
+        <w:ind w:left="1440" w:hanging="360"/>
+        <w:rPr>
+          <w:u w:val="none"/>
+        </w:rPr>
+      </w:pPr>
+      <w:r>
+        <w:rPr>
+          <w:shd w:fill="b7b7b7" w:val="clear"/>
+          <w:rtl w:val="0"/>
+        </w:rPr>
+        <w:t xml:space="preserve">buildUpPlaySpeed</w:t>
+      </w:r>
+      <w:r>
+        <w:rPr>
+          <w:rtl w:val="0"/>
+        </w:rPr>
+        <w:t xml:space="preserve"> - snelheid van de opbouw </w:t>
+      </w:r>
+    </w:p>
+    <w:p>
+      <w:pPr>
+        <w:numPr>
+          <w:ilvl w:val="0"/>
+          <w:numId w:val="3"/>
+        </w:numPr>
+        <w:ind w:left="1440" w:hanging="360"/>
+        <w:rPr>
+          <w:u w:val="none"/>
+        </w:rPr>
+      </w:pPr>
+      <w:r>
+        <w:rPr>
+          <w:shd w:fill="b7b7b7" w:val="clear"/>
+          <w:rtl w:val="0"/>
+        </w:rPr>
+        <w:t xml:space="preserve">defencePressure</w:t>
+      </w:r>
+      <w:r>
+        <w:rPr>
+          <w:rtl w:val="0"/>
+        </w:rPr>
+        <w:t xml:space="preserve"> - </w:t>
+      </w:r>
+      <w:r>
+        <w:rPr>
+          <w:rtl w:val="0"/>
+        </w:rPr>
+        <w:t xml:space="preserve">verdedigingsdruk</w:t>
+      </w:r>
+      <w:r>
+        <w:rPr>
+          <w:rtl w:val="0"/>
+        </w:rPr>
+      </w:r>
+    </w:p>
+    <w:p>
+      <w:pPr>
+        <w:numPr>
+          <w:ilvl w:val="0"/>
+          <w:numId w:val="11"/>
+        </w:numPr>
+        <w:ind w:left="720" w:hanging="360"/>
+        <w:rPr>
+          <w:b w:val="1"/>
+        </w:rPr>
+      </w:pPr>
+      <w:r>
+        <w:rPr>
+          <w:b w:val="1"/>
+          <w:rtl w:val="0"/>
+        </w:rPr>
+        <w:t xml:space="preserve">Player</w:t>
+      </w:r>
+    </w:p>
+    <w:p>
+      <w:pPr>
+        <w:ind w:left="720" w:firstLine="0"/>
+        <w:rPr/>
+      </w:pPr>
+      <w:r>
+        <w:rPr>
+          <w:rtl w:val="0"/>
+        </w:rPr>
+        <w:t xml:space="preserve">Bevat informatie over spelers.</w:t>
+      </w:r>
+    </w:p>
+    <w:p>
+      <w:pPr>
+        <w:ind w:left="720" w:firstLine="0"/>
+        <w:rPr>
+          <w:b w:val="1"/>
+        </w:rPr>
+      </w:pPr>
+      <w:r>
+        <w:rPr>
+          <w:b w:val="1"/>
+          <w:rtl w:val="0"/>
+        </w:rPr>
+        <w:t xml:space="preserve">Belangrijke velden: </w:t>
+      </w:r>
+    </w:p>
+    <w:p>
+      <w:pPr>
+        <w:numPr>
+          <w:ilvl w:val="0"/>
+          <w:numId w:val="7"/>
+        </w:numPr>
+        <w:ind w:left="1440" w:hanging="360"/>
+        <w:rPr>
+          <w:u w:val="none"/>
+        </w:rPr>
+      </w:pPr>
+      <w:r>
+        <w:rPr>
+          <w:shd w:fill="b7b7b7" w:val="clear"/>
+          <w:rtl w:val="0"/>
+        </w:rPr>
+        <w:t xml:space="preserve">player_api_id</w:t>
+      </w:r>
+      <w:r>
+        <w:rPr>
+          <w:rtl w:val="0"/>
+        </w:rPr>
+        <w:t xml:space="preserve"> - unieke speler-ID</w:t>
+      </w:r>
+    </w:p>
+    <w:p>
+      <w:pPr>
+        <w:numPr>
+          <w:ilvl w:val="0"/>
+          <w:numId w:val="7"/>
+        </w:numPr>
+        <w:ind w:left="1440" w:hanging="360"/>
+        <w:rPr>
+          <w:u w:val="none"/>
+        </w:rPr>
+      </w:pPr>
+      <w:r>
+        <w:rPr>
+          <w:shd w:fill="b7b7b7" w:val="clear"/>
+          <w:rtl w:val="0"/>
+        </w:rPr>
+        <w:t xml:space="preserve">player_name</w:t>
+      </w:r>
+      <w:r>
+        <w:rPr>
+          <w:rtl w:val="0"/>
+        </w:rPr>
+        <w:t xml:space="preserve"> - naam van de speler</w:t>
+      </w:r>
+    </w:p>
+    <w:p>
+      <w:pPr>
+        <w:numPr>
+          <w:ilvl w:val="0"/>
+          <w:numId w:val="7"/>
+        </w:numPr>
+        <w:ind w:left="1440" w:hanging="360"/>
+        <w:rPr>
+          <w:u w:val="none"/>
+        </w:rPr>
+      </w:pPr>
+      <w:r>
+        <w:rPr>
+          <w:shd w:fill="b7b7b7" w:val="clear"/>
+          <w:rtl w:val="0"/>
+        </w:rPr>
+        <w:t xml:space="preserve">birthday</w:t>
+      </w:r>
+      <w:r>
+        <w:rPr>
+          <w:rtl w:val="0"/>
+        </w:rPr>
+        <w:t xml:space="preserve"> - geboortedatum</w:t>
+      </w:r>
+    </w:p>
+    <w:p>
+      <w:pPr>
+        <w:numPr>
+          <w:ilvl w:val="0"/>
+          <w:numId w:val="7"/>
+        </w:numPr>
+        <w:ind w:left="1440" w:hanging="360"/>
+        <w:rPr>
+          <w:u w:val="none"/>
+        </w:rPr>
+      </w:pPr>
+      <w:r>
+        <w:rPr>
+          <w:shd w:fill="b7b7b7" w:val="clear"/>
+          <w:rtl w:val="0"/>
+        </w:rPr>
+        <w:t xml:space="preserve">height</w:t>
+      </w:r>
+      <w:r>
+        <w:rPr>
+          <w:rtl w:val="0"/>
+        </w:rPr>
+        <w:t xml:space="preserve"> - lengte (cm)</w:t>
+      </w:r>
+    </w:p>
+    <w:p>
+      <w:pPr>
+        <w:numPr>
+          <w:ilvl w:val="0"/>
+          <w:numId w:val="7"/>
+        </w:numPr>
+        <w:ind w:left="1440" w:hanging="360"/>
+        <w:rPr>
+          <w:u w:val="none"/>
+        </w:rPr>
+      </w:pPr>
+      <w:r>
+        <w:rPr>
+          <w:shd w:fill="b7b7b7" w:val="clear"/>
+          <w:rtl w:val="0"/>
+        </w:rPr>
+        <w:t xml:space="preserve">weight</w:t>
+      </w:r>
+      <w:r>
+        <w:rPr>
+          <w:rtl w:val="0"/>
+        </w:rPr>
+        <w:t xml:space="preserve"> - gewicht (lbs)</w:t>
+      </w:r>
+    </w:p>
+    <w:p>
+      <w:pPr>
+        <w:rPr/>
+      </w:pPr>
+      <w:r>
+        <w:rPr>
+          <w:rtl w:val="0"/>
+        </w:rPr>
+      </w:r>
+    </w:p>
+    <w:p>
+      <w:pPr>
+        <w:numPr>
+          <w:ilvl w:val="0"/>
+          <w:numId w:val="11"/>
+        </w:numPr>
+        <w:ind w:left="720" w:hanging="360"/>
+        <w:rPr>
+          <w:b w:val="1"/>
+        </w:rPr>
+      </w:pPr>
+      <w:r>
+        <w:rPr>
+          <w:b w:val="1"/>
+          <w:rtl w:val="0"/>
+        </w:rPr>
+        <w:t xml:space="preserve">Player_Attributes</w:t>
+      </w:r>
+      <w:r>
+        <w:rPr>
+          <w:rtl w:val="0"/>
+        </w:rPr>
+      </w:r>
+    </w:p>
+    <w:p>
+      <w:pPr>
+        <w:ind w:left="720" w:firstLine="0"/>
+        <w:rPr/>
+      </w:pPr>
+      <w:r>
+        <w:rPr>
+          <w:rtl w:val="0"/>
+        </w:rPr>
+        <w:t xml:space="preserve">Bevat statistieken en vaardigheden van spelers door de tijd heen.</w:t>
+      </w:r>
+    </w:p>
+    <w:p>
+      <w:pPr>
+        <w:ind w:left="720" w:firstLine="0"/>
+        <w:rPr>
+          <w:b w:val="1"/>
+        </w:rPr>
+      </w:pPr>
+      <w:r>
+        <w:rPr>
+          <w:b w:val="1"/>
+          <w:rtl w:val="0"/>
+        </w:rPr>
+        <w:t xml:space="preserve">Belangrijke velden:</w:t>
+      </w:r>
+    </w:p>
+    <w:p>
+      <w:pPr>
+        <w:numPr>
+          <w:ilvl w:val="0"/>
+          <w:numId w:val="13"/>
+        </w:numPr>
+        <w:ind w:left="1440" w:hanging="360"/>
+        <w:rPr>
+          <w:u w:val="none"/>
+        </w:rPr>
+      </w:pPr>
+      <w:r>
+        <w:rPr>
+          <w:shd w:fill="b7b7b7" w:val="clear"/>
+          <w:rtl w:val="0"/>
+        </w:rPr>
+        <w:t xml:space="preserve">player_api_id</w:t>
+      </w:r>
+      <w:r>
+        <w:rPr>
+          <w:rtl w:val="0"/>
+        </w:rPr>
+        <w:t xml:space="preserve"> - koppeling naar Player</w:t>
+      </w:r>
+    </w:p>
+    <w:p>
+      <w:pPr>
+        <w:numPr>
+          <w:ilvl w:val="0"/>
+          <w:numId w:val="13"/>
+        </w:numPr>
+        <w:ind w:left="1440" w:hanging="360"/>
+        <w:rPr>
+          <w:u w:val="none"/>
+        </w:rPr>
+      </w:pPr>
+      <w:r>
+        <w:rPr>
+          <w:shd w:fill="b7b7b7" w:val="clear"/>
+          <w:rtl w:val="0"/>
+        </w:rPr>
+        <w:t xml:space="preserve">date</w:t>
+      </w:r>
+      <w:r>
+        <w:rPr>
+          <w:rtl w:val="0"/>
+        </w:rPr>
+        <w:t xml:space="preserve"> - datum van meting</w:t>
+      </w:r>
+    </w:p>
+    <w:p>
+      <w:pPr>
+        <w:numPr>
+          <w:ilvl w:val="0"/>
+          <w:numId w:val="13"/>
+        </w:numPr>
+        <w:ind w:left="1440" w:hanging="360"/>
+        <w:rPr>
+          <w:u w:val="none"/>
+        </w:rPr>
+      </w:pPr>
+      <w:r>
+        <w:rPr>
+          <w:shd w:fill="b7b7b7" w:val="clear"/>
+          <w:rtl w:val="0"/>
+        </w:rPr>
+        <w:t xml:space="preserve">overall_rating</w:t>
+      </w:r>
+      <w:r>
+        <w:rPr>
+          <w:rtl w:val="0"/>
+        </w:rPr>
+        <w:t xml:space="preserve"> - algemene rating</w:t>
+      </w:r>
+    </w:p>
+    <w:p>
+      <w:pPr>
+        <w:numPr>
+          <w:ilvl w:val="0"/>
+          <w:numId w:val="13"/>
+        </w:numPr>
+        <w:ind w:left="1440" w:hanging="360"/>
+        <w:rPr>
+          <w:u w:val="none"/>
+        </w:rPr>
+      </w:pPr>
+      <w:r>
+        <w:rPr>
+          <w:shd w:fill="b7b7b7" w:val="clear"/>
+          <w:rtl w:val="0"/>
+        </w:rPr>
+        <w:t xml:space="preserve">potential</w:t>
+      </w:r>
+      <w:r>
+        <w:rPr>
+          <w:rtl w:val="0"/>
+        </w:rPr>
+        <w:t xml:space="preserve"> - potentieel </w:t>
+      </w:r>
+    </w:p>
+    <w:p>
+      <w:pPr>
+        <w:numPr>
+          <w:ilvl w:val="0"/>
+          <w:numId w:val="13"/>
+        </w:numPr>
+        <w:ind w:left="1440" w:hanging="360"/>
+        <w:rPr>
+          <w:u w:val="none"/>
+        </w:rPr>
+      </w:pPr>
+      <w:r>
+        <w:rPr>
+          <w:shd w:fill="b7b7b7" w:val="clear"/>
+          <w:rtl w:val="0"/>
+        </w:rPr>
+        <w:t xml:space="preserve">preferred_foot</w:t>
+      </w:r>
+      <w:r>
+        <w:rPr>
+          <w:rtl w:val="0"/>
+        </w:rPr>
+        <w:t xml:space="preserve"> - links of rechts</w:t>
+      </w:r>
+    </w:p>
+    <w:p>
+      <w:pPr>
+        <w:numPr>
+          <w:ilvl w:val="0"/>
+          <w:numId w:val="13"/>
+        </w:numPr>
+        <w:ind w:left="1440" w:hanging="360"/>
+        <w:rPr>
+          <w:u w:val="none"/>
+        </w:rPr>
+      </w:pPr>
+      <w:r>
+        <w:rPr>
+          <w:shd w:fill="b7b7b7" w:val="clear"/>
+          <w:rtl w:val="0"/>
+        </w:rPr>
+        <w:t xml:space="preserve">attacking_work_rate</w:t>
+      </w:r>
+      <w:r>
+        <w:rPr>
+          <w:rtl w:val="0"/>
+        </w:rPr>
+        <w:t xml:space="preserve">, </w:t>
+      </w:r>
+      <w:r>
+        <w:rPr>
+          <w:shd w:fill="b7b7b7" w:val="clear"/>
+          <w:rtl w:val="0"/>
+        </w:rPr>
+        <w:t xml:space="preserve">defensive_work_rate</w:t>
+      </w:r>
+      <w:r>
+        <w:rPr>
+          <w:rtl w:val="0"/>
+        </w:rPr>
+        <w:t xml:space="preserve"> - </w:t>
+      </w:r>
+      <w:r>
+        <w:rPr>
+          <w:rtl w:val="0"/>
+        </w:rPr>
+        <w:t xml:space="preserve">werkethiek</w:t>
+      </w:r>
+      <w:r>
+        <w:rPr>
+          <w:rtl w:val="0"/>
+        </w:rPr>
+      </w:r>
+    </w:p>
+    <w:p>
+      <w:pPr>
+        <w:rPr/>
+      </w:pPr>
+      <w:r>
+        <w:rPr>
+          <w:rtl w:val="0"/>
+        </w:rPr>
+      </w:r>
+    </w:p>
+    <w:p>
+      <w:pPr>
+        <w:rPr>
+          <w:b w:val="1"/>
+        </w:rPr>
+      </w:pPr>
+      <w:r>
+        <w:rPr>
+          <w:rtl w:val="0"/>
+        </w:rPr>
+      </w:r>
+    </w:p>
+    <w:p>
+      <w:pPr>
+        <w:rPr>
+          <w:b w:val="1"/>
+        </w:rPr>
+      </w:pPr>
+      <w:r>
+        <w:rPr>
+          <w:b w:val="1"/>
+          <w:rtl w:val="0"/>
+        </w:rPr>
+        <w:t xml:space="preserve">Waarom SQLite?</w:t>
+      </w:r>
+    </w:p>
+    <w:p>
+      <w:pPr>
+        <w:rPr/>
+      </w:pPr>
+      <w:r>
+        <w:rPr>
+          <w:rtl w:val="0"/>
+        </w:rPr>
+        <w:t xml:space="preserve">De European Soccer Database is standaard beschikbaar in het SQLite-formaat. Dit betekent dat alle gegevens zijn opgeslagen in een enkel bestand (database.sqlite). SQLite is relationeel opgezet: de tabellen zijn met elkaar verbonden via primaire en vreemde sleutels, waardoor analyses op verschillende niveaus, zoals wedstrijden, teams en spelers, goed mogelijk zijn. </w:t>
+      </w:r>
+    </w:p>
+    <w:p>
+      <w:pPr>
+        <w:rPr/>
+      </w:pPr>
+      <w:r>
+        <w:rPr>
+          <w:rtl w:val="0"/>
+        </w:rPr>
+      </w:r>
+    </w:p>
+    <w:p>
+      <w:pPr>
+        <w:rPr/>
+      </w:pPr>
+      <w:r>
+        <w:rPr>
+          <w:rtl w:val="0"/>
+        </w:rPr>
+        <w:t xml:space="preserve">Daarnaast integreert SQLite uitstekend met R: via de </w:t>
+      </w:r>
+      <w:r>
+        <w:rPr>
+          <w:rtl w:val="0"/>
+        </w:rPr>
+        <w:t xml:space="preserve">packages</w:t>
+      </w:r>
+      <w:r>
+        <w:rPr>
+          <w:rtl w:val="0"/>
+        </w:rPr>
+        <w:t xml:space="preserve"> DBI en </w:t>
+      </w:r>
+      <w:r>
+        <w:rPr>
+          <w:rtl w:val="0"/>
+        </w:rPr>
+        <w:t xml:space="preserve">RSQLite</w:t>
+      </w:r>
+      <w:r>
+        <w:rPr>
+          <w:rtl w:val="0"/>
+        </w:rPr>
+        <w:t xml:space="preserve"> kan eenvoudig verbinding worden gemaakt en kunnen tabellen direct worden ingelezen als dataframes. Het gebruik van SQLite biedt hiermee een praktische en toegankelijke basis voor verdere analyses en visualisaties.</w:t>
+      </w:r>
+    </w:p>
+    <w:p>
+      <w:pPr>
+        <w:rPr/>
+      </w:pPr>
+      <w:r>
+        <w:rPr>
+          <w:rtl w:val="0"/>
+        </w:rPr>
+      </w:r>
+    </w:p>
+    <w:p>
+      <w:pPr>
+        <w:rPr>
+          <w:b w:val="1"/>
+        </w:rPr>
+      </w:pPr>
+      <w:r>
+        <w:rPr>
+          <w:b w:val="1"/>
+          <w:rtl w:val="0"/>
+        </w:rPr>
+        <w:t xml:space="preserve">Voorbeeldcode:</w:t>
+      </w:r>
+      <w:r>
+        <w:rPr>
+          <w:b w:val="1"/>
+          <w:rtl w:val="0"/>
+        </w:rPr>
+        <w:t xml:space="preserve"> database openen en tabellen bekijken</w:t>
+      </w:r>
+    </w:p>
+    <w:p>
+      <w:pPr>
+        <w:rPr/>
+      </w:pPr>
+      <w:r>
+        <w:rPr>
+          <w:rtl w:val="0"/>
+        </w:rPr>
+        <w:t xml:space="preserve">Onderstaande R-code laat zien hoe de database kan worden geopend en hoe enkele tabellen kunnen worden bekeken:</w:t>
+      </w:r>
+    </w:p>
+    <w:tbl>
+      <w:tblPr>
+        <w:tblStyle w:val="Table1"/>
+        <w:jc w:val="left"/>
+        <w:tblLayout w:type="fixed"/>
+        <w:tblLook w:val="0600"/>
+      </w:tblPr>
+      <w:tblGrid>
+        <w:gridCol w:w="9029"/>
+        <w:tblGridChange w:id="0">
+          <w:tblGrid>
+            <w:gridCol w:w="9029"/>
+          </w:tblGrid>
+        </w:tblGridChange>
+      </w:tblGrid>
+      <w:tr>
+        <w:trPr>
+          <w:cantSplit w:val="0"/>
+          <w:tblHeader w:val="0"/>
+        </w:trPr>
+        <w:tc>
+          <w:tcPr>
+            <w:shd w:fill="333333" w:val="clear"/>
+            <w:tcMar>
+              <w:top w:w="100.0" w:type="dxa"/>
+              <w:left w:w="100.0" w:type="dxa"/>
+              <w:bottom w:w="100.0" w:type="dxa"/>
+              <w:right w:w="100.0" w:type="dxa"/>
+            </w:tcMar>
+            <w:vAlign w:val="top"/>
+          </w:tcPr>
+          <w:p>
+            <w:pPr>
+              <w:keepNext w:val="0"/>
+              <w:keepLines w:val="0"/>
+              <w:pageBreakBefore w:val="0"/>
+              <w:widowControl w:val="0"/>
+              <w:pBdr>
+                <w:top w:space="0" w:sz="0" w:val="nil"/>
+                <w:left w:space="0" w:sz="0" w:val="nil"/>
+                <w:bottom w:space="0" w:sz="0" w:val="nil"/>
+                <w:right w:space="0" w:sz="0" w:val="nil"/>
+                <w:between w:space="0" w:sz="0" w:val="nil"/>
+              </w:pBdr>
+              <w:shd w:fill="auto" w:val="clear"/>
+              <w:spacing w:after="0" w:before="0" w:line="276" w:lineRule="auto"/>
+              <w:ind w:left="0" w:right="0" w:firstLine="0"/>
+              <w:jc w:val="left"/>
+              <w:rPr/>
+            </w:pPr>
+            <w:r>
+              <w:rPr>
+                <w:rFonts w:ascii="Consolas" w:cs="Consolas" w:eastAsia="Consolas" w:hAnsi="Consolas"/>
+                <w:color w:val="fcc28c"/>
+                <w:shd w:fill="333333" w:val="clear"/>
+                <w:rtl w:val="0"/>
+              </w:rPr>
+              <w:t xml:space="preserve">library</w:t>
+            </w:r>
+            <w:r>
+              <w:rPr>
+                <w:rFonts w:ascii="Consolas" w:cs="Consolas" w:eastAsia="Consolas" w:hAnsi="Consolas"/>
+                <w:color w:val="ffffff"/>
+                <w:shd w:fill="333333" w:val="clear"/>
+                <w:rtl w:val="0"/>
+              </w:rPr>
+              <w:t xml:space="preserve">(DBI)</w:t>
+              <w:br w:type="textWrapping"/>
+            </w:r>
+            <w:r>
+              <w:rPr>
+                <w:rFonts w:ascii="Consolas" w:cs="Consolas" w:eastAsia="Consolas" w:hAnsi="Consolas"/>
+                <w:color w:val="fcc28c"/>
+                <w:shd w:fill="333333" w:val="clear"/>
+                <w:rtl w:val="0"/>
+              </w:rPr>
+              <w:t xml:space="preserve">library</w:t>
+            </w:r>
+            <w:r>
+              <w:rPr>
+                <w:rFonts w:ascii="Consolas" w:cs="Consolas" w:eastAsia="Consolas" w:hAnsi="Consolas"/>
+                <w:color w:val="ffffff"/>
+                <w:shd w:fill="333333" w:val="clear"/>
+                <w:rtl w:val="0"/>
+              </w:rPr>
+              <w:t xml:space="preserve">(RSQLite)</w:t>
+              <w:br w:type="textWrapping"/>
+              <w:br w:type="textWrapping"/>
+            </w:r>
+            <w:r>
+              <w:rPr>
+                <w:rFonts w:ascii="Consolas" w:cs="Consolas" w:eastAsia="Consolas" w:hAnsi="Consolas"/>
+                <w:color w:val="888888"/>
+                <w:shd w:fill="333333" w:val="clear"/>
+                <w:rtl w:val="0"/>
+              </w:rPr>
+              <w:t xml:space="preserve"># Verbinding maken met de database</w:t>
+            </w:r>
+            <w:r>
+              <w:rPr>
+                <w:rFonts w:ascii="Consolas" w:cs="Consolas" w:eastAsia="Consolas" w:hAnsi="Consolas"/>
+                <w:color w:val="ffffff"/>
+                <w:shd w:fill="333333" w:val="clear"/>
+                <w:rtl w:val="0"/>
+              </w:rPr>
+              <w:br w:type="textWrapping"/>
+              <w:t xml:space="preserve">connection &lt;- dbConnect(SQLite(), </w:t>
+            </w:r>
+            <w:r>
+              <w:rPr>
+                <w:rFonts w:ascii="Consolas" w:cs="Consolas" w:eastAsia="Consolas" w:hAnsi="Consolas"/>
+                <w:color w:val="a2fca2"/>
+                <w:shd w:fill="333333" w:val="clear"/>
+                <w:rtl w:val="0"/>
+              </w:rPr>
+              <w:t xml:space="preserve">"database/database.sqlite"</w:t>
+            </w:r>
+            <w:r>
+              <w:rPr>
+                <w:rFonts w:ascii="Consolas" w:cs="Consolas" w:eastAsia="Consolas" w:hAnsi="Consolas"/>
+                <w:color w:val="ffffff"/>
+                <w:shd w:fill="333333" w:val="clear"/>
+                <w:rtl w:val="0"/>
+              </w:rPr>
+              <w:t xml:space="preserve">)</w:t>
+              <w:br w:type="textWrapping"/>
+              <w:br w:type="textWrapping"/>
+            </w:r>
+            <w:r>
+              <w:rPr>
+                <w:rFonts w:ascii="Consolas" w:cs="Consolas" w:eastAsia="Consolas" w:hAnsi="Consolas"/>
+                <w:color w:val="888888"/>
+                <w:shd w:fill="333333" w:val="clear"/>
+                <w:rtl w:val="0"/>
+              </w:rPr>
+              <w:t xml:space="preserve"># Overzicht van alle tabellen in de database</w:t>
+            </w:r>
+            <w:r>
+              <w:rPr>
+                <w:rFonts w:ascii="Consolas" w:cs="Consolas" w:eastAsia="Consolas" w:hAnsi="Consolas"/>
+                <w:color w:val="ffffff"/>
+                <w:shd w:fill="333333" w:val="clear"/>
+                <w:rtl w:val="0"/>
+              </w:rPr>
+              <w:br w:type="textWrapping"/>
+              <w:t xml:space="preserve">dbListTables(connection)</w:t>
+              <w:br w:type="textWrapping"/>
+              <w:br w:type="textWrapping"/>
+            </w:r>
+            <w:r>
+              <w:rPr>
+                <w:rFonts w:ascii="Consolas" w:cs="Consolas" w:eastAsia="Consolas" w:hAnsi="Consolas"/>
+                <w:color w:val="888888"/>
+                <w:shd w:fill="333333" w:val="clear"/>
+                <w:rtl w:val="0"/>
+              </w:rPr>
+              <w:t xml:space="preserve"># Eerste rijen van de Match tabel bekijken</w:t>
+            </w:r>
+            <w:r>
+              <w:rPr>
+                <w:rFonts w:ascii="Consolas" w:cs="Consolas" w:eastAsia="Consolas" w:hAnsi="Consolas"/>
+                <w:color w:val="ffffff"/>
+                <w:shd w:fill="333333" w:val="clear"/>
+                <w:rtl w:val="0"/>
+              </w:rPr>
+              <w:br w:type="textWrapping"/>
+              <w:t xml:space="preserve">matches_raw &lt;- dbReadTable(connection, </w:t>
+            </w:r>
+            <w:r>
+              <w:rPr>
+                <w:rFonts w:ascii="Consolas" w:cs="Consolas" w:eastAsia="Consolas" w:hAnsi="Consolas"/>
+                <w:color w:val="a2fca2"/>
+                <w:shd w:fill="333333" w:val="clear"/>
+                <w:rtl w:val="0"/>
+              </w:rPr>
+              <w:t xml:space="preserve">"Match"</w:t>
+            </w:r>
+            <w:r>
+              <w:rPr>
+                <w:rFonts w:ascii="Consolas" w:cs="Consolas" w:eastAsia="Consolas" w:hAnsi="Consolas"/>
+                <w:color w:val="ffffff"/>
+                <w:shd w:fill="333333" w:val="clear"/>
+                <w:rtl w:val="0"/>
+              </w:rPr>
+              <w:t xml:space="preserve">)</w:t>
+              <w:br w:type="textWrapping"/>
+              <w:t xml:space="preserve">head(matches_raw[, c(</w:t>
+            </w:r>
+            <w:r>
+              <w:rPr>
+                <w:rFonts w:ascii="Consolas" w:cs="Consolas" w:eastAsia="Consolas" w:hAnsi="Consolas"/>
+                <w:color w:val="a2fca2"/>
+                <w:shd w:fill="333333" w:val="clear"/>
+                <w:rtl w:val="0"/>
+              </w:rPr>
+              <w:t xml:space="preserve">"match_api_id"</w:t>
+            </w:r>
+            <w:r>
+              <w:rPr>
+                <w:rFonts w:ascii="Consolas" w:cs="Consolas" w:eastAsia="Consolas" w:hAnsi="Consolas"/>
+                <w:color w:val="ffffff"/>
+                <w:shd w:fill="333333" w:val="clear"/>
+                <w:rtl w:val="0"/>
+              </w:rPr>
+              <w:t xml:space="preserve">, </w:t>
+            </w:r>
+            <w:r>
+              <w:rPr>
+                <w:rFonts w:ascii="Consolas" w:cs="Consolas" w:eastAsia="Consolas" w:hAnsi="Consolas"/>
+                <w:color w:val="a2fca2"/>
+                <w:shd w:fill="333333" w:val="clear"/>
+                <w:rtl w:val="0"/>
+              </w:rPr>
+              <w:t xml:space="preserve">"date"</w:t>
+            </w:r>
+            <w:r>
+              <w:rPr>
+                <w:rFonts w:ascii="Consolas" w:cs="Consolas" w:eastAsia="Consolas" w:hAnsi="Consolas"/>
+                <w:color w:val="ffffff"/>
+                <w:shd w:fill="333333" w:val="clear"/>
+                <w:rtl w:val="0"/>
+              </w:rPr>
+              <w:t xml:space="preserve">, </w:t>
+            </w:r>
+            <w:r>
+              <w:rPr>
+                <w:rFonts w:ascii="Consolas" w:cs="Consolas" w:eastAsia="Consolas" w:hAnsi="Consolas"/>
+                <w:color w:val="a2fca2"/>
+                <w:shd w:fill="333333" w:val="clear"/>
+                <w:rtl w:val="0"/>
+              </w:rPr>
+              <w:t xml:space="preserve">"season"</w:t>
+            </w:r>
+            <w:r>
+              <w:rPr>
+                <w:rFonts w:ascii="Consolas" w:cs="Consolas" w:eastAsia="Consolas" w:hAnsi="Consolas"/>
+                <w:color w:val="ffffff"/>
+                <w:shd w:fill="333333" w:val="clear"/>
+                <w:rtl w:val="0"/>
+              </w:rPr>
+              <w:t xml:space="preserve">, </w:t>
+              <w:br w:type="textWrapping"/>
+              <w:t xml:space="preserve">                     </w:t>
+            </w:r>
+            <w:r>
+              <w:rPr>
+                <w:rFonts w:ascii="Consolas" w:cs="Consolas" w:eastAsia="Consolas" w:hAnsi="Consolas"/>
+                <w:color w:val="a2fca2"/>
+                <w:shd w:fill="333333" w:val="clear"/>
+                <w:rtl w:val="0"/>
+              </w:rPr>
+              <w:t xml:space="preserve">"home_team_goal"</w:t>
+            </w:r>
+            <w:r>
+              <w:rPr>
+                <w:rFonts w:ascii="Consolas" w:cs="Consolas" w:eastAsia="Consolas" w:hAnsi="Consolas"/>
+                <w:color w:val="ffffff"/>
+                <w:shd w:fill="333333" w:val="clear"/>
+                <w:rtl w:val="0"/>
+              </w:rPr>
+              <w:t xml:space="preserve">, </w:t>
+            </w:r>
+            <w:r>
+              <w:rPr>
+                <w:rFonts w:ascii="Consolas" w:cs="Consolas" w:eastAsia="Consolas" w:hAnsi="Consolas"/>
+                <w:color w:val="a2fca2"/>
+                <w:shd w:fill="333333" w:val="clear"/>
+                <w:rtl w:val="0"/>
+              </w:rPr>
+              <w:t xml:space="preserve">"away_team_goal"</w:t>
+            </w:r>
+            <w:r>
+              <w:rPr>
+                <w:rFonts w:ascii="Consolas" w:cs="Consolas" w:eastAsia="Consolas" w:hAnsi="Consolas"/>
+                <w:color w:val="ffffff"/>
+                <w:shd w:fill="333333" w:val="clear"/>
+                <w:rtl w:val="0"/>
+              </w:rPr>
+              <w:t xml:space="preserve">)])</w:t>
+            </w:r>
+            <w:r>
+              <w:rPr>
+                <w:rtl w:val="0"/>
+              </w:rPr>
+            </w:r>
+          </w:p>
+        </w:tc>
+      </w:tr>
+    </w:tbl>
+    <w:p>
+      <w:pPr>
+        <w:rPr/>
+      </w:pPr>
+      <w:r>
+        <w:rPr>
+          <w:rtl w:val="0"/>
+        </w:rPr>
+      </w:r>
+    </w:p>
+    <w:p>
+      <w:pPr>
+        <w:rPr/>
+      </w:pPr>
+      <w:r>
+        <w:rPr>
+          <w:rtl w:val="0"/>
+        </w:rPr>
+        <w:t xml:space="preserve">Deze code laat zien hoe de verbinding wordt gelegd, hoe je een lijst van tabellen krijgt en hoe je de belangrijkste gegevens van een tabel kunt inspecteren. Voor het volledige proces van het inlezen van alle tabellen is een apart R-script gemaakt: </w:t>
+      </w:r>
+      <w:r>
+        <w:rPr>
+          <w:rtl w:val="0"/>
+        </w:rPr>
+        <w:t xml:space="preserve">data_import.R.</w:t>
+      </w:r>
+      <w:r>
+        <w:rPr>
+          <w:rtl w:val="0"/>
+        </w:rPr>
+      </w:r>
+    </w:p>
+    <w:p>
+      <w:pPr>
+        <w:rPr>
+          <w:b w:val="1"/>
+        </w:rPr>
+      </w:pPr>
+      <w:r>
+        <w:rPr>
+          <w:rtl w:val="0"/>
+        </w:rPr>
+      </w:r>
+    </w:p>
+    <w:p>
+      <w:pPr>
+        <w:rPr>
+          <w:b w:val="1"/>
+        </w:rPr>
+      </w:pPr>
+      <w:r>
+        <w:rPr>
+          <w:b w:val="1"/>
+          <w:rtl w:val="0"/>
+        </w:rPr>
+        <w:t xml:space="preserve">data_import.R</w:t>
+      </w:r>
+      <w:r>
+        <w:rPr>
+          <w:rtl w:val="0"/>
+        </w:rPr>
+      </w:r>
+    </w:p>
+    <w:tbl>
+      <w:tblPr>
+        <w:tblStyle w:val="Table2"/>
+        <w:jc w:val="left"/>
+        <w:tblLayout w:type="fixed"/>
+        <w:tblLook w:val="0600"/>
+      </w:tblPr>
+      <w:tblGrid>
+        <w:gridCol w:w="9029"/>
+        <w:tblGridChange w:id="0">
+          <w:tblGrid>
+            <w:gridCol w:w="9029"/>
+          </w:tblGrid>
+        </w:tblGridChange>
+      </w:tblGrid>
+      <w:tr>
+        <w:trPr>
+          <w:cantSplit w:val="0"/>
+          <w:tblHeader w:val="0"/>
+        </w:trPr>
+        <w:tc>
+          <w:tcPr>
+            <w:shd w:fill="333333" w:val="clear"/>
+            <w:tcMar>
+              <w:top w:w="100.0" w:type="dxa"/>
+              <w:left w:w="100.0" w:type="dxa"/>
+              <w:bottom w:w="100.0" w:type="dxa"/>
+              <w:right w:w="100.0" w:type="dxa"/>
+            </w:tcMar>
+            <w:vAlign w:val="top"/>
+          </w:tcPr>
+          <w:p>
+            <w:pPr>
+              <w:keepNext w:val="0"/>
+              <w:keepLines w:val="0"/>
+              <w:pageBreakBefore w:val="0"/>
+              <w:widowControl w:val="0"/>
+              <w:pBdr>
+                <w:top w:space="0" w:sz="0" w:val="nil"/>
+                <w:left w:space="0" w:sz="0" w:val="nil"/>
+                <w:bottom w:space="0" w:sz="0" w:val="nil"/>
+                <w:right w:space="0" w:sz="0" w:val="nil"/>
+                <w:between w:space="0" w:sz="0" w:val="nil"/>
+              </w:pBdr>
+              <w:shd w:fill="auto" w:val="clear"/>
+              <w:spacing w:after="0" w:before="0" w:line="276" w:lineRule="auto"/>
+              <w:ind w:left="0" w:right="0" w:firstLine="0"/>
+              <w:jc w:val="left"/>
+              <w:rPr/>
+            </w:pPr>
+            <w:r>
+              <w:rPr>
+                <w:rFonts w:ascii="Consolas" w:cs="Consolas" w:eastAsia="Consolas" w:hAnsi="Consolas"/>
+                <w:color w:val="888888"/>
+                <w:shd w:fill="333333" w:val="clear"/>
+                <w:rtl w:val="0"/>
+              </w:rPr>
+              <w:t xml:space="preserve"># </w:t>
+            </w:r>
+            <w:r>
+              <w:rPr>
+                <w:rFonts w:ascii="Consolas" w:cs="Consolas" w:eastAsia="Consolas" w:hAnsi="Consolas"/>
+                <w:color w:val="888888"/>
+                <w:shd w:fill="333333" w:val="clear"/>
+                <w:rtl w:val="0"/>
+              </w:rPr>
+              <w:t xml:space="preserve">data_import.R</w:t>
+            </w:r>
+            <w:r>
+              <w:rPr>
+                <w:rFonts w:ascii="Consolas" w:cs="Consolas" w:eastAsia="Consolas" w:hAnsi="Consolas"/>
+                <w:color w:val="ffffff"/>
+                <w:shd w:fill="333333" w:val="clear"/>
+                <w:rtl w:val="0"/>
+              </w:rPr>
+              <w:br w:type="textWrapping"/>
+            </w:r>
+            <w:r>
+              <w:rPr>
+                <w:rFonts w:ascii="Consolas" w:cs="Consolas" w:eastAsia="Consolas" w:hAnsi="Consolas"/>
+                <w:color w:val="888888"/>
+                <w:shd w:fill="333333" w:val="clear"/>
+                <w:rtl w:val="0"/>
+              </w:rPr>
+              <w:t xml:space="preserve"># Verbinden met SQLite database en de tabellen inlezen</w:t>
+            </w:r>
+            <w:r>
+              <w:rPr>
+                <w:rFonts w:ascii="Consolas" w:cs="Consolas" w:eastAsia="Consolas" w:hAnsi="Consolas"/>
+                <w:color w:val="ffffff"/>
+                <w:shd w:fill="333333" w:val="clear"/>
+                <w:rtl w:val="0"/>
+              </w:rPr>
+              <w:br w:type="textWrapping"/>
+            </w:r>
+            <w:r>
+              <w:rPr>
+                <w:rFonts w:ascii="Consolas" w:cs="Consolas" w:eastAsia="Consolas" w:hAnsi="Consolas"/>
+                <w:color w:val="fcc28c"/>
+                <w:shd w:fill="333333" w:val="clear"/>
+                <w:rtl w:val="0"/>
+              </w:rPr>
+              <w:t xml:space="preserve">library</w:t>
+            </w:r>
+            <w:r>
+              <w:rPr>
+                <w:rFonts w:ascii="Consolas" w:cs="Consolas" w:eastAsia="Consolas" w:hAnsi="Consolas"/>
+                <w:color w:val="ffffff"/>
+                <w:shd w:fill="333333" w:val="clear"/>
+                <w:rtl w:val="0"/>
+              </w:rPr>
+              <w:t xml:space="preserve">(DBI)</w:t>
+              <w:br w:type="textWrapping"/>
+            </w:r>
+            <w:r>
+              <w:rPr>
+                <w:rFonts w:ascii="Consolas" w:cs="Consolas" w:eastAsia="Consolas" w:hAnsi="Consolas"/>
+                <w:color w:val="fcc28c"/>
+                <w:shd w:fill="333333" w:val="clear"/>
+                <w:rtl w:val="0"/>
+              </w:rPr>
+              <w:t xml:space="preserve">library</w:t>
+            </w:r>
+            <w:r>
+              <w:rPr>
+                <w:rFonts w:ascii="Consolas" w:cs="Consolas" w:eastAsia="Consolas" w:hAnsi="Consolas"/>
+                <w:color w:val="ffffff"/>
+                <w:shd w:fill="333333" w:val="clear"/>
+                <w:rtl w:val="0"/>
+              </w:rPr>
+              <w:t xml:space="preserve">(RSQLite)</w:t>
+              <w:br w:type="textWrapping"/>
+              <w:br w:type="textWrapping"/>
+            </w:r>
+            <w:r>
+              <w:rPr>
+                <w:rFonts w:ascii="Consolas" w:cs="Consolas" w:eastAsia="Consolas" w:hAnsi="Consolas"/>
+                <w:color w:val="888888"/>
+                <w:shd w:fill="333333" w:val="clear"/>
+                <w:rtl w:val="0"/>
+              </w:rPr>
+              <w:t xml:space="preserve"># Verbinding maken met de database</w:t>
+            </w:r>
+            <w:r>
+              <w:rPr>
+                <w:rFonts w:ascii="Consolas" w:cs="Consolas" w:eastAsia="Consolas" w:hAnsi="Consolas"/>
+                <w:color w:val="ffffff"/>
+                <w:shd w:fill="333333" w:val="clear"/>
+                <w:rtl w:val="0"/>
+              </w:rPr>
+              <w:br w:type="textWrapping"/>
+              <w:t xml:space="preserve">connection &lt;- dbConnect(SQLite(), </w:t>
+            </w:r>
+            <w:r>
+              <w:rPr>
+                <w:rFonts w:ascii="Consolas" w:cs="Consolas" w:eastAsia="Consolas" w:hAnsi="Consolas"/>
+                <w:color w:val="a2fca2"/>
+                <w:shd w:fill="333333" w:val="clear"/>
+                <w:rtl w:val="0"/>
+              </w:rPr>
+              <w:t xml:space="preserve">"database/database.sqlite"</w:t>
+            </w:r>
+            <w:r>
+              <w:rPr>
+                <w:rFonts w:ascii="Consolas" w:cs="Consolas" w:eastAsia="Consolas" w:hAnsi="Consolas"/>
+                <w:color w:val="ffffff"/>
+                <w:shd w:fill="333333" w:val="clear"/>
+                <w:rtl w:val="0"/>
+              </w:rPr>
+              <w:t xml:space="preserve">)</w:t>
+              <w:br w:type="textWrapping"/>
+              <w:br w:type="textWrapping"/>
+              <w:t xml:space="preserve">dbListTables(connection)</w:t>
+              <w:br w:type="textWrapping"/>
+              <w:br w:type="textWrapping"/>
+            </w:r>
+            <w:r>
+              <w:rPr>
+                <w:rFonts w:ascii="Consolas" w:cs="Consolas" w:eastAsia="Consolas" w:hAnsi="Consolas"/>
+                <w:color w:val="888888"/>
+                <w:shd w:fill="333333" w:val="clear"/>
+                <w:rtl w:val="0"/>
+              </w:rPr>
+              <w:t xml:space="preserve"># Tabellen inlezen</w:t>
+            </w:r>
+            <w:r>
+              <w:rPr>
+                <w:rFonts w:ascii="Consolas" w:cs="Consolas" w:eastAsia="Consolas" w:hAnsi="Consolas"/>
+                <w:color w:val="ffffff"/>
+                <w:shd w:fill="333333" w:val="clear"/>
+                <w:rtl w:val="0"/>
+              </w:rPr>
+              <w:br w:type="textWrapping"/>
+              <w:t xml:space="preserve">countries_raw &lt;- dbReadTable(connection, </w:t>
+            </w:r>
+            <w:r>
+              <w:rPr>
+                <w:rFonts w:ascii="Consolas" w:cs="Consolas" w:eastAsia="Consolas" w:hAnsi="Consolas"/>
+                <w:color w:val="a2fca2"/>
+                <w:shd w:fill="333333" w:val="clear"/>
+                <w:rtl w:val="0"/>
+              </w:rPr>
+              <w:t xml:space="preserve">"Country"</w:t>
+            </w:r>
+            <w:r>
+              <w:rPr>
+                <w:rFonts w:ascii="Consolas" w:cs="Consolas" w:eastAsia="Consolas" w:hAnsi="Consolas"/>
+                <w:color w:val="ffffff"/>
+                <w:shd w:fill="333333" w:val="clear"/>
+                <w:rtl w:val="0"/>
+              </w:rPr>
+              <w:t xml:space="preserve">)</w:t>
+              <w:br w:type="textWrapping"/>
+              <w:t xml:space="preserve">leagues_raw &lt;- dbReadTable(connection, </w:t>
+            </w:r>
+            <w:r>
+              <w:rPr>
+                <w:rFonts w:ascii="Consolas" w:cs="Consolas" w:eastAsia="Consolas" w:hAnsi="Consolas"/>
+                <w:color w:val="a2fca2"/>
+                <w:shd w:fill="333333" w:val="clear"/>
+                <w:rtl w:val="0"/>
+              </w:rPr>
+              <w:t xml:space="preserve">"League"</w:t>
+            </w:r>
+            <w:r>
+              <w:rPr>
+                <w:rFonts w:ascii="Consolas" w:cs="Consolas" w:eastAsia="Consolas" w:hAnsi="Consolas"/>
+                <w:color w:val="ffffff"/>
+                <w:shd w:fill="333333" w:val="clear"/>
+                <w:rtl w:val="0"/>
+              </w:rPr>
+              <w:t xml:space="preserve">)</w:t>
+              <w:br w:type="textWrapping"/>
+              <w:t xml:space="preserve">matches_raw &lt;- dbReadTable(connection, </w:t>
+            </w:r>
+            <w:r>
+              <w:rPr>
+                <w:rFonts w:ascii="Consolas" w:cs="Consolas" w:eastAsia="Consolas" w:hAnsi="Consolas"/>
+                <w:color w:val="a2fca2"/>
+                <w:shd w:fill="333333" w:val="clear"/>
+                <w:rtl w:val="0"/>
+              </w:rPr>
+              <w:t xml:space="preserve">"Match"</w:t>
+            </w:r>
+            <w:r>
+              <w:rPr>
+                <w:rFonts w:ascii="Consolas" w:cs="Consolas" w:eastAsia="Consolas" w:hAnsi="Consolas"/>
+                <w:color w:val="ffffff"/>
+                <w:shd w:fill="333333" w:val="clear"/>
+                <w:rtl w:val="0"/>
+              </w:rPr>
+              <w:t xml:space="preserve">)</w:t>
+              <w:br w:type="textWrapping"/>
+              <w:t xml:space="preserve">players_raw &lt;- dbReadTable(connection, </w:t>
+            </w:r>
+            <w:r>
+              <w:rPr>
+                <w:rFonts w:ascii="Consolas" w:cs="Consolas" w:eastAsia="Consolas" w:hAnsi="Consolas"/>
+                <w:color w:val="a2fca2"/>
+                <w:shd w:fill="333333" w:val="clear"/>
+                <w:rtl w:val="0"/>
+              </w:rPr>
+              <w:t xml:space="preserve">"Player"</w:t>
+            </w:r>
+            <w:r>
+              <w:rPr>
+                <w:rFonts w:ascii="Consolas" w:cs="Consolas" w:eastAsia="Consolas" w:hAnsi="Consolas"/>
+                <w:color w:val="ffffff"/>
+                <w:shd w:fill="333333" w:val="clear"/>
+                <w:rtl w:val="0"/>
+              </w:rPr>
+              <w:t xml:space="preserve">)</w:t>
+              <w:br w:type="textWrapping"/>
+              <w:t xml:space="preserve">player_attr_raw &lt;- dbReadTable(connection, </w:t>
+            </w:r>
+            <w:r>
+              <w:rPr>
+                <w:rFonts w:ascii="Consolas" w:cs="Consolas" w:eastAsia="Consolas" w:hAnsi="Consolas"/>
+                <w:color w:val="a2fca2"/>
+                <w:shd w:fill="333333" w:val="clear"/>
+                <w:rtl w:val="0"/>
+              </w:rPr>
+              <w:t xml:space="preserve">"Player_Attributes"</w:t>
+            </w:r>
+            <w:r>
+              <w:rPr>
+                <w:rFonts w:ascii="Consolas" w:cs="Consolas" w:eastAsia="Consolas" w:hAnsi="Consolas"/>
+                <w:color w:val="ffffff"/>
+                <w:shd w:fill="333333" w:val="clear"/>
+                <w:rtl w:val="0"/>
+              </w:rPr>
+              <w:t xml:space="preserve">)</w:t>
+              <w:br w:type="textWrapping"/>
+              <w:t xml:space="preserve">teams_raw &lt;- dbReadTable(connection, </w:t>
+            </w:r>
+            <w:r>
+              <w:rPr>
+                <w:rFonts w:ascii="Consolas" w:cs="Consolas" w:eastAsia="Consolas" w:hAnsi="Consolas"/>
+                <w:color w:val="a2fca2"/>
+                <w:shd w:fill="333333" w:val="clear"/>
+                <w:rtl w:val="0"/>
+              </w:rPr>
+              <w:t xml:space="preserve">"Team"</w:t>
+            </w:r>
+            <w:r>
+              <w:rPr>
+                <w:rFonts w:ascii="Consolas" w:cs="Consolas" w:eastAsia="Consolas" w:hAnsi="Consolas"/>
+                <w:color w:val="ffffff"/>
+                <w:shd w:fill="333333" w:val="clear"/>
+                <w:rtl w:val="0"/>
+              </w:rPr>
+              <w:t xml:space="preserve">)</w:t>
+              <w:br w:type="textWrapping"/>
+              <w:t xml:space="preserve">team_attr_raw &lt;- dbReadTable(connection, </w:t>
+            </w:r>
+            <w:r>
+              <w:rPr>
+                <w:rFonts w:ascii="Consolas" w:cs="Consolas" w:eastAsia="Consolas" w:hAnsi="Consolas"/>
+                <w:color w:val="a2fca2"/>
+                <w:shd w:fill="333333" w:val="clear"/>
+                <w:rtl w:val="0"/>
+              </w:rPr>
+              <w:t xml:space="preserve">"Team_Attributes"</w:t>
+            </w:r>
+            <w:r>
+              <w:rPr>
+                <w:rFonts w:ascii="Consolas" w:cs="Consolas" w:eastAsia="Consolas" w:hAnsi="Consolas"/>
+                <w:color w:val="ffffff"/>
+                <w:shd w:fill="333333" w:val="clear"/>
+                <w:rtl w:val="0"/>
+              </w:rPr>
+              <w:t xml:space="preserve">)</w:t>
+              <w:br w:type="textWrapping"/>
+              <w:br w:type="textWrapping"/>
+            </w:r>
+            <w:r>
+              <w:rPr>
+                <w:rFonts w:ascii="Consolas" w:cs="Consolas" w:eastAsia="Consolas" w:hAnsi="Consolas"/>
+                <w:color w:val="888888"/>
+                <w:shd w:fill="333333" w:val="clear"/>
+                <w:rtl w:val="0"/>
+              </w:rPr>
+              <w:t xml:space="preserve"># Data opslaan als RData</w:t>
+            </w:r>
+            <w:r>
+              <w:rPr>
+                <w:rFonts w:ascii="Consolas" w:cs="Consolas" w:eastAsia="Consolas" w:hAnsi="Consolas"/>
+                <w:color w:val="ffffff"/>
+                <w:shd w:fill="333333" w:val="clear"/>
+                <w:rtl w:val="0"/>
+              </w:rPr>
+              <w:br w:type="textWrapping"/>
+              <w:t xml:space="preserve">save(countries_raw, leagues_raw, matches_raw, players_raw, player_attr_raw, teams_raw, team_attr_raw, file = </w:t>
+            </w:r>
+            <w:r>
+              <w:rPr>
+                <w:rFonts w:ascii="Consolas" w:cs="Consolas" w:eastAsia="Consolas" w:hAnsi="Consolas"/>
+                <w:color w:val="a2fca2"/>
+                <w:shd w:fill="333333" w:val="clear"/>
+                <w:rtl w:val="0"/>
+              </w:rPr>
+              <w:t xml:space="preserve">"database/raw_data.RData"</w:t>
+            </w:r>
+            <w:r>
+              <w:rPr>
+                <w:rFonts w:ascii="Consolas" w:cs="Consolas" w:eastAsia="Consolas" w:hAnsi="Consolas"/>
+                <w:color w:val="ffffff"/>
+                <w:shd w:fill="333333" w:val="clear"/>
+                <w:rtl w:val="0"/>
+              </w:rPr>
+              <w:t xml:space="preserve">)</w:t>
+            </w:r>
+            <w:r>
+              <w:rPr>
+                <w:rtl w:val="0"/>
+              </w:rPr>
+            </w:r>
+          </w:p>
+        </w:tc>
+      </w:tr>
+    </w:tbl>
+    <w:p>
+      <w:pPr>
+        <w:rPr>
+          <w:b w:val="1"/>
+        </w:rPr>
+      </w:pPr>
+      <w:r>
+        <w:rPr>
+          <w:rtl w:val="0"/>
+        </w:rPr>
+      </w:r>
+    </w:p>
+    <w:p>
+      <w:pPr>
+        <w:rPr/>
+      </w:pPr>
+      <w:r>
+        <w:rPr>
+          <w:rtl w:val="0"/>
+        </w:rPr>
+        <w:t xml:space="preserve">Het script </w:t>
+      </w:r>
+      <w:r>
+        <w:rPr>
+          <w:rtl w:val="0"/>
+        </w:rPr>
+        <w:t xml:space="preserve">data_import.R</w:t>
+      </w:r>
+      <w:r>
+        <w:rPr>
+          <w:rtl w:val="0"/>
+        </w:rPr>
+        <w:t xml:space="preserve"> is verantwoordelijk voor het verbinden met de SQLite database en het inlezen van de tabellen in R. Hiervoor worden de pakketten DBI en </w:t>
+      </w:r>
+      <w:r>
+        <w:rPr>
+          <w:rtl w:val="0"/>
+        </w:rPr>
+        <w:t xml:space="preserve">RSQLite</w:t>
+      </w:r>
+      <w:r>
+        <w:rPr>
+          <w:rtl w:val="0"/>
+        </w:rPr>
+        <w:t xml:space="preserve"> gebruikt. </w:t>
+      </w:r>
+    </w:p>
+    <w:p>
+      <w:pPr>
+        <w:rPr/>
+      </w:pPr>
+      <w:r>
+        <w:rPr>
+          <w:rtl w:val="0"/>
+        </w:rPr>
+      </w:r>
+    </w:p>
+    <w:p>
+      <w:pPr>
+        <w:rPr/>
+      </w:pPr>
+      <w:r>
+        <w:rPr>
+          <w:rtl w:val="0"/>
+        </w:rPr>
+        <w:t xml:space="preserve">Eerst wordt met dbConnect(SQLite(), “database/database.sqlite”) een verbinding gelegd met de database. Met </w:t>
+      </w:r>
+      <w:r>
+        <w:rPr>
+          <w:rtl w:val="0"/>
+        </w:rPr>
+        <w:t xml:space="preserve">dbListTables()</w:t>
+      </w:r>
+      <w:r>
+        <w:rPr>
+          <w:rtl w:val="0"/>
+        </w:rPr>
+        <w:t xml:space="preserve"> kan worden gecontroleerd welke tabellen aanwezig zijn. Vervolgens worden de tabellen Country, League, Match, Player, </w:t>
+      </w:r>
+      <w:r>
+        <w:rPr>
+          <w:rtl w:val="0"/>
+        </w:rPr>
+        <w:t xml:space="preserve">Player_Attributes,</w:t>
+      </w:r>
+      <w:r>
+        <w:rPr>
+          <w:rtl w:val="0"/>
+        </w:rPr>
+        <w:t xml:space="preserve"> Team en </w:t>
+      </w:r>
+      <w:r>
+        <w:rPr>
+          <w:rtl w:val="0"/>
+        </w:rPr>
+        <w:t xml:space="preserve">Team_Attributes</w:t>
+      </w:r>
+      <w:r>
+        <w:rPr>
+          <w:rtl w:val="0"/>
+        </w:rPr>
+        <w:t xml:space="preserve"> ingelezen met dbReadTable().</w:t>
+      </w:r>
+    </w:p>
+    <w:p>
+      <w:pPr>
+        <w:rPr/>
+      </w:pPr>
+      <w:r>
+        <w:rPr>
+          <w:rtl w:val="0"/>
+        </w:rPr>
+      </w:r>
+    </w:p>
+    <w:p>
+      <w:pPr>
+        <w:rPr/>
+      </w:pPr>
+      <w:r>
+        <w:rPr>
+          <w:rtl w:val="0"/>
+        </w:rPr>
+        <w:t xml:space="preserve">Om het werken met de data in latere scripts efficiënter te maken, worden alle ingelezen tabellen samengevoegd en opgeslagen in een enkel bestand (raw_data.RData). Dit maakt het mogelijk om de ruwe data direct te laden in volgende stappen (preprocessing, EDA en visualisatie), zonder opnieuw de database te hoeven openen.</w:t>
+      </w:r>
+    </w:p>
+    <w:p>
+      <w:pPr>
+        <w:rPr/>
+      </w:pPr>
+      <w:r>
+        <w:rPr>
+          <w:rtl w:val="0"/>
+        </w:rPr>
+      </w:r>
+    </w:p>
+    <w:p>
+      <w:pPr>
+        <w:rPr/>
+      </w:pPr>
+      <w:r>
+        <w:rPr>
+          <w:rtl w:val="0"/>
+        </w:rPr>
+      </w:r>
+    </w:p>
+    <w:p>
+      <w:pPr>
+        <w:rPr/>
+      </w:pPr>
+      <w:r>
+        <w:rPr>
+          <w:rtl w:val="0"/>
+        </w:rPr>
+      </w:r>
+    </w:p>
+    <w:p>
+      <w:pPr>
+        <w:ind w:left="720" w:firstLine="0"/>
+        <w:rPr/>
+      </w:pPr>
+      <w:r>
+        <w:rPr>
+          <w:rtl w:val="0"/>
+        </w:rPr>
+      </w:r>
+    </w:p>
+    <w:p>
+      <w:pPr>
+        <w:ind w:left="720" w:firstLine="0"/>
+        <w:rPr/>
+      </w:pPr>
+      <w:r>
+        <w:rPr>
+          <w:rtl w:val="0"/>
+        </w:rPr>
+      </w:r>
+    </w:p>
+    <w:p>
+      <w:pPr>
+        <w:ind w:left="720" w:firstLine="0"/>
+        <w:rPr/>
+      </w:pPr>
+      <w:r>
+        <w:rPr>
+          <w:rtl w:val="0"/>
+        </w:rPr>
+      </w:r>
+    </w:p>
+    <w:p>
+      <w:pPr>
+        <w:ind w:left="0" w:firstLine="0"/>
+        <w:rPr/>
+      </w:pPr>
+      <w:r>
+        <w:rPr>
+          <w:rtl w:val="0"/>
+        </w:rPr>
+      </w:r>
+    </w:p>
+    <w:p>
+      <w:pPr>
+        <w:rPr/>
+      </w:pPr>
+      <w:r>
+        <w:rPr>
+          <w:rtl w:val="0"/>
+        </w:rPr>
+      </w:r>
+    </w:p>
+    <w:p>
+      <w:pPr>
+        <w:rPr/>
+      </w:pPr>
+      <w:r>
+        <w:rPr>
+          <w:rtl w:val="0"/>
+        </w:rPr>
+      </w:r>
+    </w:p>
+    <w:p>
+      <w:pPr>
+        <w:pStyle w:val="Heading1"/>
+        <w:rPr>
+          <w:sz w:val="22"/>
+          <w:szCs w:val="22"/>
+        </w:rPr>
+      </w:pPr>
+      <w:bookmarkStart w:colFirst="0" w:colLast="0" w:name="_gpiuocm9hv3b" w:id="6"/>
+      <w:bookmarkEnd w:id="6"/>
+      <w:r>
+        <w:rPr>
+          <w:rtl w:val="0"/>
+        </w:rPr>
+      </w:r>
+    </w:p>
+    <w:p>
+      <w:pPr>
+        <w:pStyle w:val="Heading1"/>
+        <w:rPr>
+          <w:sz w:val="22"/>
+          <w:szCs w:val="22"/>
+        </w:rPr>
+      </w:pPr>
+      <w:bookmarkStart w:colFirst="0" w:colLast="0" w:name="_ltlxi8n2x92a" w:id="7"/>
+      <w:bookmarkEnd w:id="7"/>
+      <w:r>
+        <w:rPr>
+          <w:rtl w:val="0"/>
+        </w:rPr>
+      </w:r>
+    </w:p>
+    <w:p>
+      <w:pPr>
+        <w:pStyle w:val="Heading1"/>
+        <w:rPr>
+          <w:sz w:val="22"/>
+          <w:szCs w:val="22"/>
+        </w:rPr>
+      </w:pPr>
+      <w:bookmarkStart w:colFirst="0" w:colLast="0" w:name="_44wr0dsllkwh" w:id="8"/>
+      <w:bookmarkEnd w:id="8"/>
+      <w:r>
+        <w:rPr>
+          <w:rtl w:val="0"/>
+        </w:rPr>
+      </w:r>
+    </w:p>
+    <w:p>
+      <w:pPr>
+        <w:pStyle w:val="Heading1"/>
         <w:rPr>
           <w:sz w:val="36"/>
           <w:szCs w:val="36"/>
         </w:rPr>
       </w:pPr>
-      <w:r>
-        <w:rPr>
-          <w:rtl w:val="0"/>
-        </w:rPr>
-      </w:r>
-    </w:p>
-    <w:p>
-      <w:pPr>
-        <w:rPr/>
-      </w:pPr>
+      <w:bookmarkStart w:colFirst="0" w:colLast="0" w:name="_ijzmf8xeq7w1" w:id="9"/>
+      <w:bookmarkEnd w:id="9"/>
+      <w:r>
+        <w:br w:type="page"/>
+      </w:r>
+      <w:r>
+        <w:rPr>
+          <w:rtl w:val="0"/>
+        </w:rPr>
+      </w:r>
+    </w:p>
+    <w:p>
+      <w:pPr>
+        <w:pStyle w:val="Heading1"/>
+        <w:rPr/>
+      </w:pPr>
+      <w:bookmarkStart w:colFirst="0" w:colLast="0" w:name="_tulchctqfa8m" w:id="10"/>
+      <w:bookmarkEnd w:id="10"/>
+      <w:r>
+        <w:br w:type="page"/>
+      </w:r>
       <w:r>
         <w:rPr>
           <w:rtl w:val="0"/>
@@ -642,28 +3851,13 @@
         </w:rPr>
       </w:pPr>
       <w:r>
-        <w:br w:type="page"/>
-      </w:r>
-      <w:r>
-        <w:rPr>
-          <w:rtl w:val="0"/>
-        </w:rPr>
-      </w:r>
-    </w:p>
-    <w:p>
-      <w:pPr>
-        <w:rPr>
-          <w:sz w:val="36"/>
-          <w:szCs w:val="36"/>
-        </w:rPr>
-      </w:pPr>
-      <w:r>
         <w:rPr>
           <w:rtl w:val="0"/>
         </w:rPr>
       </w:r>
     </w:p>
     <w:sectPr>
+      <w:headerReference r:id="rId7" w:type="default"/>
       <w:pgSz w:h="16834" w:w="11909" w:orient="portrait"/>
       <w:pgMar w:bottom="1440" w:top="1440" w:left="1440" w:right="1440" w:header="720" w:footer="720"/>
       <w:pgNumType w:start="1"/>
@@ -672,11 +3866,136 @@
 </w:document>
 </file>
 
+<file path=word/header1.xml><?xml version="1.0" encoding="utf-8"?>
+<w:hdr xmlns:mc="http://schemas.openxmlformats.org/markup-compatibility/2006" xmlns:o="urn:schemas-microsoft-com:office:office" xmlns:r="http://schemas.openxmlformats.org/officeDocument/2006/relationships" xmlns:m="http://schemas.openxmlformats.org/officeDocument/2006/math" xmlns:v="urn:schemas-microsoft-com:vml" xmlns:wp="http://schemas.openxmlformats.org/drawingml/2006/wordprocessingDrawing" xmlns:w10="urn:schemas-microsoft-com:office:word" xmlns:w="http://schemas.openxmlformats.org/wordprocessingml/2006/main" xmlns:wne="http://schemas.microsoft.com/office/word/2006/wordml" xmlns:sl="http://schemas.openxmlformats.org/schemaLibrary/2006/main" xmlns:a="http://schemas.openxmlformats.org/drawingml/2006/main" xmlns:pic="http://schemas.openxmlformats.org/drawingml/2006/picture" xmlns:c="http://schemas.openxmlformats.org/drawingml/2006/chart" xmlns:lc="http://schemas.openxmlformats.org/drawingml/2006/lockedCanvas" xmlns:dgm="http://schemas.openxmlformats.org/drawingml/2006/diagram" xmlns:wps="http://schemas.microsoft.com/office/word/2010/wordprocessingShape" xmlns:wpg="http://schemas.microsoft.com/office/word/2010/wordprocessingGroup" xmlns:w14="http://schemas.microsoft.com/office/word/2010/wordml" xmlns:w15="http://schemas.microsoft.com/office/word/2012/wordml" xmlns:w16="http://schemas.microsoft.com/office/word/2018/wordml" xmlns:w16cex="http://schemas.microsoft.com/office/word/2018/wordml/cex" xmlns:w16cid="http://schemas.microsoft.com/office/word/2016/wordml/cid" xmlns="http://schemas.microsoft.com/office/tasks/2019/documenttasks" xmlns:cr="http://schemas.microsoft.com/office/comments/2020/reactions">
+  <w:p>
+    <w:pPr>
+      <w:rPr/>
+    </w:pPr>
+    <w:r>
+      <w:rPr>
+        <w:rtl w:val="0"/>
+      </w:rPr>
+    </w:r>
+  </w:p>
+</w:hdr>
+</file>
+
 <file path=word/numbering.xml><?xml version="1.0" encoding="utf-8"?>
 <w:numbering xmlns:mc="http://schemas.openxmlformats.org/markup-compatibility/2006" xmlns:o="urn:schemas-microsoft-com:office:office" xmlns:r="http://schemas.openxmlformats.org/officeDocument/2006/relationships" xmlns:m="http://schemas.openxmlformats.org/officeDocument/2006/math" xmlns:v="urn:schemas-microsoft-com:vml" xmlns:wp="http://schemas.openxmlformats.org/drawingml/2006/wordprocessingDrawing" xmlns:w10="urn:schemas-microsoft-com:office:word" xmlns:w="http://schemas.openxmlformats.org/wordprocessingml/2006/main" xmlns:wne="http://schemas.microsoft.com/office/word/2006/wordml" xmlns:sl="http://schemas.openxmlformats.org/schemaLibrary/2006/main" xmlns:a="http://schemas.openxmlformats.org/drawingml/2006/main" xmlns:pic="http://schemas.openxmlformats.org/drawingml/2006/picture" xmlns:c="http://schemas.openxmlformats.org/drawingml/2006/chart" xmlns:lc="http://schemas.openxmlformats.org/drawingml/2006/lockedCanvas" xmlns:dgm="http://schemas.openxmlformats.org/drawingml/2006/diagram" xmlns:wps="http://schemas.microsoft.com/office/word/2010/wordprocessingShape" xmlns:wpg="http://schemas.microsoft.com/office/word/2010/wordprocessingGroup" xmlns:w14="http://schemas.microsoft.com/office/word/2010/wordml" xmlns:w15="http://schemas.microsoft.com/office/word/2012/wordml" xmlns:w16="http://schemas.microsoft.com/office/word/2018/wordml" xmlns:w16cex="http://schemas.microsoft.com/office/word/2018/wordml/cex" xmlns:w16cid="http://schemas.microsoft.com/office/word/2016/wordml/cid" xmlns="http://schemas.microsoft.com/office/tasks/2019/documenttasks" xmlns:cr="http://schemas.microsoft.com/office/comments/2020/reactions">
   <w:abstractNum w:abstractNumId="1">
     <w:lvl w:ilvl="0">
       <w:start w:val="1"/>
+      <w:numFmt w:val="bullet"/>
+      <w:lvlText w:val="-"/>
+      <w:lvlJc w:val="left"/>
+      <w:pPr>
+        <w:ind w:left="2160" w:hanging="360"/>
+      </w:pPr>
+      <w:rPr>
+        <w:u w:val="none"/>
+      </w:rPr>
+    </w:lvl>
+    <w:lvl w:ilvl="1">
+      <w:start w:val="1"/>
+      <w:numFmt w:val="bullet"/>
+      <w:lvlText w:val="-"/>
+      <w:lvlJc w:val="left"/>
+      <w:pPr>
+        <w:ind w:left="2880" w:hanging="360"/>
+      </w:pPr>
+      <w:rPr>
+        <w:u w:val="none"/>
+      </w:rPr>
+    </w:lvl>
+    <w:lvl w:ilvl="2">
+      <w:start w:val="1"/>
+      <w:numFmt w:val="bullet"/>
+      <w:lvlText w:val="-"/>
+      <w:lvlJc w:val="left"/>
+      <w:pPr>
+        <w:ind w:left="3600" w:hanging="360"/>
+      </w:pPr>
+      <w:rPr>
+        <w:u w:val="none"/>
+      </w:rPr>
+    </w:lvl>
+    <w:lvl w:ilvl="3">
+      <w:start w:val="1"/>
+      <w:numFmt w:val="bullet"/>
+      <w:lvlText w:val="-"/>
+      <w:lvlJc w:val="left"/>
+      <w:pPr>
+        <w:ind w:left="4320" w:hanging="360"/>
+      </w:pPr>
+      <w:rPr>
+        <w:u w:val="none"/>
+      </w:rPr>
+    </w:lvl>
+    <w:lvl w:ilvl="4">
+      <w:start w:val="1"/>
+      <w:numFmt w:val="bullet"/>
+      <w:lvlText w:val="-"/>
+      <w:lvlJc w:val="left"/>
+      <w:pPr>
+        <w:ind w:left="5040" w:hanging="360"/>
+      </w:pPr>
+      <w:rPr>
+        <w:u w:val="none"/>
+      </w:rPr>
+    </w:lvl>
+    <w:lvl w:ilvl="5">
+      <w:start w:val="1"/>
+      <w:numFmt w:val="bullet"/>
+      <w:lvlText w:val="-"/>
+      <w:lvlJc w:val="left"/>
+      <w:pPr>
+        <w:ind w:left="5760" w:hanging="360"/>
+      </w:pPr>
+      <w:rPr>
+        <w:u w:val="none"/>
+      </w:rPr>
+    </w:lvl>
+    <w:lvl w:ilvl="6">
+      <w:start w:val="1"/>
+      <w:numFmt w:val="bullet"/>
+      <w:lvlText w:val="-"/>
+      <w:lvlJc w:val="left"/>
+      <w:pPr>
+        <w:ind w:left="6480" w:hanging="360"/>
+      </w:pPr>
+      <w:rPr>
+        <w:u w:val="none"/>
+      </w:rPr>
+    </w:lvl>
+    <w:lvl w:ilvl="7">
+      <w:start w:val="1"/>
+      <w:numFmt w:val="bullet"/>
+      <w:lvlText w:val="-"/>
+      <w:lvlJc w:val="left"/>
+      <w:pPr>
+        <w:ind w:left="7200" w:hanging="360"/>
+      </w:pPr>
+      <w:rPr>
+        <w:u w:val="none"/>
+      </w:rPr>
+    </w:lvl>
+    <w:lvl w:ilvl="8">
+      <w:start w:val="1"/>
+      <w:numFmt w:val="bullet"/>
+      <w:lvlText w:val="-"/>
+      <w:lvlJc w:val="left"/>
+      <w:pPr>
+        <w:ind w:left="7920" w:hanging="360"/>
+      </w:pPr>
+      <w:rPr>
+        <w:u w:val="none"/>
+      </w:rPr>
+    </w:lvl>
+  </w:abstractNum>
+  <w:abstractNum w:abstractNumId="2">
+    <w:lvl w:ilvl="0">
+      <w:start w:val="1"/>
       <w:numFmt w:val="decimal"/>
       <w:lvlText w:val="%1."/>
       <w:lvlJc w:val="left"/>
@@ -784,8 +4103,1593 @@
       </w:rPr>
     </w:lvl>
   </w:abstractNum>
+  <w:abstractNum w:abstractNumId="3">
+    <w:lvl w:ilvl="0">
+      <w:start w:val="1"/>
+      <w:numFmt w:val="bullet"/>
+      <w:lvlText w:val="●"/>
+      <w:lvlJc w:val="left"/>
+      <w:pPr>
+        <w:ind w:left="1440" w:hanging="360"/>
+      </w:pPr>
+      <w:rPr>
+        <w:u w:val="none"/>
+      </w:rPr>
+    </w:lvl>
+    <w:lvl w:ilvl="1">
+      <w:start w:val="1"/>
+      <w:numFmt w:val="bullet"/>
+      <w:lvlText w:val="○"/>
+      <w:lvlJc w:val="left"/>
+      <w:pPr>
+        <w:ind w:left="2160" w:hanging="360"/>
+      </w:pPr>
+      <w:rPr>
+        <w:u w:val="none"/>
+      </w:rPr>
+    </w:lvl>
+    <w:lvl w:ilvl="2">
+      <w:start w:val="1"/>
+      <w:numFmt w:val="bullet"/>
+      <w:lvlText w:val="■"/>
+      <w:lvlJc w:val="left"/>
+      <w:pPr>
+        <w:ind w:left="2880" w:hanging="360"/>
+      </w:pPr>
+      <w:rPr>
+        <w:u w:val="none"/>
+      </w:rPr>
+    </w:lvl>
+    <w:lvl w:ilvl="3">
+      <w:start w:val="1"/>
+      <w:numFmt w:val="bullet"/>
+      <w:lvlText w:val="●"/>
+      <w:lvlJc w:val="left"/>
+      <w:pPr>
+        <w:ind w:left="3600" w:hanging="360"/>
+      </w:pPr>
+      <w:rPr>
+        <w:u w:val="none"/>
+      </w:rPr>
+    </w:lvl>
+    <w:lvl w:ilvl="4">
+      <w:start w:val="1"/>
+      <w:numFmt w:val="bullet"/>
+      <w:lvlText w:val="○"/>
+      <w:lvlJc w:val="left"/>
+      <w:pPr>
+        <w:ind w:left="4320" w:hanging="360"/>
+      </w:pPr>
+      <w:rPr>
+        <w:u w:val="none"/>
+      </w:rPr>
+    </w:lvl>
+    <w:lvl w:ilvl="5">
+      <w:start w:val="1"/>
+      <w:numFmt w:val="bullet"/>
+      <w:lvlText w:val="■"/>
+      <w:lvlJc w:val="left"/>
+      <w:pPr>
+        <w:ind w:left="5040" w:hanging="360"/>
+      </w:pPr>
+      <w:rPr>
+        <w:u w:val="none"/>
+      </w:rPr>
+    </w:lvl>
+    <w:lvl w:ilvl="6">
+      <w:start w:val="1"/>
+      <w:numFmt w:val="bullet"/>
+      <w:lvlText w:val="●"/>
+      <w:lvlJc w:val="left"/>
+      <w:pPr>
+        <w:ind w:left="5760" w:hanging="360"/>
+      </w:pPr>
+      <w:rPr>
+        <w:u w:val="none"/>
+      </w:rPr>
+    </w:lvl>
+    <w:lvl w:ilvl="7">
+      <w:start w:val="1"/>
+      <w:numFmt w:val="bullet"/>
+      <w:lvlText w:val="○"/>
+      <w:lvlJc w:val="left"/>
+      <w:pPr>
+        <w:ind w:left="6480" w:hanging="360"/>
+      </w:pPr>
+      <w:rPr>
+        <w:u w:val="none"/>
+      </w:rPr>
+    </w:lvl>
+    <w:lvl w:ilvl="8">
+      <w:start w:val="1"/>
+      <w:numFmt w:val="bullet"/>
+      <w:lvlText w:val="■"/>
+      <w:lvlJc w:val="left"/>
+      <w:pPr>
+        <w:ind w:left="7200" w:hanging="360"/>
+      </w:pPr>
+      <w:rPr>
+        <w:u w:val="none"/>
+      </w:rPr>
+    </w:lvl>
+  </w:abstractNum>
+  <w:abstractNum w:abstractNumId="4">
+    <w:lvl w:ilvl="0">
+      <w:start w:val="1"/>
+      <w:numFmt w:val="bullet"/>
+      <w:lvlText w:val="●"/>
+      <w:lvlJc w:val="left"/>
+      <w:pPr>
+        <w:ind w:left="1440" w:hanging="360"/>
+      </w:pPr>
+      <w:rPr>
+        <w:u w:val="none"/>
+      </w:rPr>
+    </w:lvl>
+    <w:lvl w:ilvl="1">
+      <w:start w:val="1"/>
+      <w:numFmt w:val="bullet"/>
+      <w:lvlText w:val="○"/>
+      <w:lvlJc w:val="left"/>
+      <w:pPr>
+        <w:ind w:left="2160" w:hanging="360"/>
+      </w:pPr>
+      <w:rPr>
+        <w:u w:val="none"/>
+      </w:rPr>
+    </w:lvl>
+    <w:lvl w:ilvl="2">
+      <w:start w:val="1"/>
+      <w:numFmt w:val="bullet"/>
+      <w:lvlText w:val="■"/>
+      <w:lvlJc w:val="left"/>
+      <w:pPr>
+        <w:ind w:left="2880" w:hanging="360"/>
+      </w:pPr>
+      <w:rPr>
+        <w:u w:val="none"/>
+      </w:rPr>
+    </w:lvl>
+    <w:lvl w:ilvl="3">
+      <w:start w:val="1"/>
+      <w:numFmt w:val="bullet"/>
+      <w:lvlText w:val="●"/>
+      <w:lvlJc w:val="left"/>
+      <w:pPr>
+        <w:ind w:left="3600" w:hanging="360"/>
+      </w:pPr>
+      <w:rPr>
+        <w:u w:val="none"/>
+      </w:rPr>
+    </w:lvl>
+    <w:lvl w:ilvl="4">
+      <w:start w:val="1"/>
+      <w:numFmt w:val="bullet"/>
+      <w:lvlText w:val="○"/>
+      <w:lvlJc w:val="left"/>
+      <w:pPr>
+        <w:ind w:left="4320" w:hanging="360"/>
+      </w:pPr>
+      <w:rPr>
+        <w:u w:val="none"/>
+      </w:rPr>
+    </w:lvl>
+    <w:lvl w:ilvl="5">
+      <w:start w:val="1"/>
+      <w:numFmt w:val="bullet"/>
+      <w:lvlText w:val="■"/>
+      <w:lvlJc w:val="left"/>
+      <w:pPr>
+        <w:ind w:left="5040" w:hanging="360"/>
+      </w:pPr>
+      <w:rPr>
+        <w:u w:val="none"/>
+      </w:rPr>
+    </w:lvl>
+    <w:lvl w:ilvl="6">
+      <w:start w:val="1"/>
+      <w:numFmt w:val="bullet"/>
+      <w:lvlText w:val="●"/>
+      <w:lvlJc w:val="left"/>
+      <w:pPr>
+        <w:ind w:left="5760" w:hanging="360"/>
+      </w:pPr>
+      <w:rPr>
+        <w:u w:val="none"/>
+      </w:rPr>
+    </w:lvl>
+    <w:lvl w:ilvl="7">
+      <w:start w:val="1"/>
+      <w:numFmt w:val="bullet"/>
+      <w:lvlText w:val="○"/>
+      <w:lvlJc w:val="left"/>
+      <w:pPr>
+        <w:ind w:left="6480" w:hanging="360"/>
+      </w:pPr>
+      <w:rPr>
+        <w:u w:val="none"/>
+      </w:rPr>
+    </w:lvl>
+    <w:lvl w:ilvl="8">
+      <w:start w:val="1"/>
+      <w:numFmt w:val="bullet"/>
+      <w:lvlText w:val="■"/>
+      <w:lvlJc w:val="left"/>
+      <w:pPr>
+        <w:ind w:left="7200" w:hanging="360"/>
+      </w:pPr>
+      <w:rPr>
+        <w:u w:val="none"/>
+      </w:rPr>
+    </w:lvl>
+  </w:abstractNum>
+  <w:abstractNum w:abstractNumId="5">
+    <w:lvl w:ilvl="0">
+      <w:start w:val="1"/>
+      <w:numFmt w:val="bullet"/>
+      <w:lvlText w:val="●"/>
+      <w:lvlJc w:val="left"/>
+      <w:pPr>
+        <w:ind w:left="1440" w:hanging="360"/>
+      </w:pPr>
+      <w:rPr>
+        <w:u w:val="none"/>
+      </w:rPr>
+    </w:lvl>
+    <w:lvl w:ilvl="1">
+      <w:start w:val="1"/>
+      <w:numFmt w:val="bullet"/>
+      <w:lvlText w:val="○"/>
+      <w:lvlJc w:val="left"/>
+      <w:pPr>
+        <w:ind w:left="2160" w:hanging="360"/>
+      </w:pPr>
+      <w:rPr>
+        <w:u w:val="none"/>
+      </w:rPr>
+    </w:lvl>
+    <w:lvl w:ilvl="2">
+      <w:start w:val="1"/>
+      <w:numFmt w:val="bullet"/>
+      <w:lvlText w:val="■"/>
+      <w:lvlJc w:val="left"/>
+      <w:pPr>
+        <w:ind w:left="2880" w:hanging="360"/>
+      </w:pPr>
+      <w:rPr>
+        <w:u w:val="none"/>
+      </w:rPr>
+    </w:lvl>
+    <w:lvl w:ilvl="3">
+      <w:start w:val="1"/>
+      <w:numFmt w:val="bullet"/>
+      <w:lvlText w:val="●"/>
+      <w:lvlJc w:val="left"/>
+      <w:pPr>
+        <w:ind w:left="3600" w:hanging="360"/>
+      </w:pPr>
+      <w:rPr>
+        <w:u w:val="none"/>
+      </w:rPr>
+    </w:lvl>
+    <w:lvl w:ilvl="4">
+      <w:start w:val="1"/>
+      <w:numFmt w:val="bullet"/>
+      <w:lvlText w:val="○"/>
+      <w:lvlJc w:val="left"/>
+      <w:pPr>
+        <w:ind w:left="4320" w:hanging="360"/>
+      </w:pPr>
+      <w:rPr>
+        <w:u w:val="none"/>
+      </w:rPr>
+    </w:lvl>
+    <w:lvl w:ilvl="5">
+      <w:start w:val="1"/>
+      <w:numFmt w:val="bullet"/>
+      <w:lvlText w:val="■"/>
+      <w:lvlJc w:val="left"/>
+      <w:pPr>
+        <w:ind w:left="5040" w:hanging="360"/>
+      </w:pPr>
+      <w:rPr>
+        <w:u w:val="none"/>
+      </w:rPr>
+    </w:lvl>
+    <w:lvl w:ilvl="6">
+      <w:start w:val="1"/>
+      <w:numFmt w:val="bullet"/>
+      <w:lvlText w:val="●"/>
+      <w:lvlJc w:val="left"/>
+      <w:pPr>
+        <w:ind w:left="5760" w:hanging="360"/>
+      </w:pPr>
+      <w:rPr>
+        <w:u w:val="none"/>
+      </w:rPr>
+    </w:lvl>
+    <w:lvl w:ilvl="7">
+      <w:start w:val="1"/>
+      <w:numFmt w:val="bullet"/>
+      <w:lvlText w:val="○"/>
+      <w:lvlJc w:val="left"/>
+      <w:pPr>
+        <w:ind w:left="6480" w:hanging="360"/>
+      </w:pPr>
+      <w:rPr>
+        <w:u w:val="none"/>
+      </w:rPr>
+    </w:lvl>
+    <w:lvl w:ilvl="8">
+      <w:start w:val="1"/>
+      <w:numFmt w:val="bullet"/>
+      <w:lvlText w:val="■"/>
+      <w:lvlJc w:val="left"/>
+      <w:pPr>
+        <w:ind w:left="7200" w:hanging="360"/>
+      </w:pPr>
+      <w:rPr>
+        <w:u w:val="none"/>
+      </w:rPr>
+    </w:lvl>
+  </w:abstractNum>
+  <w:abstractNum w:abstractNumId="6">
+    <w:lvl w:ilvl="0">
+      <w:start w:val="1"/>
+      <w:numFmt w:val="bullet"/>
+      <w:lvlText w:val="●"/>
+      <w:lvlJc w:val="left"/>
+      <w:pPr>
+        <w:ind w:left="1440" w:hanging="360"/>
+      </w:pPr>
+      <w:rPr>
+        <w:u w:val="none"/>
+      </w:rPr>
+    </w:lvl>
+    <w:lvl w:ilvl="1">
+      <w:start w:val="1"/>
+      <w:numFmt w:val="bullet"/>
+      <w:lvlText w:val="○"/>
+      <w:lvlJc w:val="left"/>
+      <w:pPr>
+        <w:ind w:left="2160" w:hanging="360"/>
+      </w:pPr>
+      <w:rPr>
+        <w:u w:val="none"/>
+      </w:rPr>
+    </w:lvl>
+    <w:lvl w:ilvl="2">
+      <w:start w:val="1"/>
+      <w:numFmt w:val="bullet"/>
+      <w:lvlText w:val="■"/>
+      <w:lvlJc w:val="left"/>
+      <w:pPr>
+        <w:ind w:left="2880" w:hanging="360"/>
+      </w:pPr>
+      <w:rPr>
+        <w:u w:val="none"/>
+      </w:rPr>
+    </w:lvl>
+    <w:lvl w:ilvl="3">
+      <w:start w:val="1"/>
+      <w:numFmt w:val="bullet"/>
+      <w:lvlText w:val="●"/>
+      <w:lvlJc w:val="left"/>
+      <w:pPr>
+        <w:ind w:left="3600" w:hanging="360"/>
+      </w:pPr>
+      <w:rPr>
+        <w:u w:val="none"/>
+      </w:rPr>
+    </w:lvl>
+    <w:lvl w:ilvl="4">
+      <w:start w:val="1"/>
+      <w:numFmt w:val="bullet"/>
+      <w:lvlText w:val="○"/>
+      <w:lvlJc w:val="left"/>
+      <w:pPr>
+        <w:ind w:left="4320" w:hanging="360"/>
+      </w:pPr>
+      <w:rPr>
+        <w:u w:val="none"/>
+      </w:rPr>
+    </w:lvl>
+    <w:lvl w:ilvl="5">
+      <w:start w:val="1"/>
+      <w:numFmt w:val="bullet"/>
+      <w:lvlText w:val="■"/>
+      <w:lvlJc w:val="left"/>
+      <w:pPr>
+        <w:ind w:left="5040" w:hanging="360"/>
+      </w:pPr>
+      <w:rPr>
+        <w:u w:val="none"/>
+      </w:rPr>
+    </w:lvl>
+    <w:lvl w:ilvl="6">
+      <w:start w:val="1"/>
+      <w:numFmt w:val="bullet"/>
+      <w:lvlText w:val="●"/>
+      <w:lvlJc w:val="left"/>
+      <w:pPr>
+        <w:ind w:left="5760" w:hanging="360"/>
+      </w:pPr>
+      <w:rPr>
+        <w:u w:val="none"/>
+      </w:rPr>
+    </w:lvl>
+    <w:lvl w:ilvl="7">
+      <w:start w:val="1"/>
+      <w:numFmt w:val="bullet"/>
+      <w:lvlText w:val="○"/>
+      <w:lvlJc w:val="left"/>
+      <w:pPr>
+        <w:ind w:left="6480" w:hanging="360"/>
+      </w:pPr>
+      <w:rPr>
+        <w:u w:val="none"/>
+      </w:rPr>
+    </w:lvl>
+    <w:lvl w:ilvl="8">
+      <w:start w:val="1"/>
+      <w:numFmt w:val="bullet"/>
+      <w:lvlText w:val="■"/>
+      <w:lvlJc w:val="left"/>
+      <w:pPr>
+        <w:ind w:left="7200" w:hanging="360"/>
+      </w:pPr>
+      <w:rPr>
+        <w:u w:val="none"/>
+      </w:rPr>
+    </w:lvl>
+  </w:abstractNum>
+  <w:abstractNum w:abstractNumId="7">
+    <w:lvl w:ilvl="0">
+      <w:start w:val="1"/>
+      <w:numFmt w:val="bullet"/>
+      <w:lvlText w:val="●"/>
+      <w:lvlJc w:val="left"/>
+      <w:pPr>
+        <w:ind w:left="1440" w:hanging="360"/>
+      </w:pPr>
+      <w:rPr>
+        <w:u w:val="none"/>
+      </w:rPr>
+    </w:lvl>
+    <w:lvl w:ilvl="1">
+      <w:start w:val="1"/>
+      <w:numFmt w:val="bullet"/>
+      <w:lvlText w:val="○"/>
+      <w:lvlJc w:val="left"/>
+      <w:pPr>
+        <w:ind w:left="2160" w:hanging="360"/>
+      </w:pPr>
+      <w:rPr>
+        <w:u w:val="none"/>
+      </w:rPr>
+    </w:lvl>
+    <w:lvl w:ilvl="2">
+      <w:start w:val="1"/>
+      <w:numFmt w:val="bullet"/>
+      <w:lvlText w:val="■"/>
+      <w:lvlJc w:val="left"/>
+      <w:pPr>
+        <w:ind w:left="2880" w:hanging="360"/>
+      </w:pPr>
+      <w:rPr>
+        <w:u w:val="none"/>
+      </w:rPr>
+    </w:lvl>
+    <w:lvl w:ilvl="3">
+      <w:start w:val="1"/>
+      <w:numFmt w:val="bullet"/>
+      <w:lvlText w:val="●"/>
+      <w:lvlJc w:val="left"/>
+      <w:pPr>
+        <w:ind w:left="3600" w:hanging="360"/>
+      </w:pPr>
+      <w:rPr>
+        <w:u w:val="none"/>
+      </w:rPr>
+    </w:lvl>
+    <w:lvl w:ilvl="4">
+      <w:start w:val="1"/>
+      <w:numFmt w:val="bullet"/>
+      <w:lvlText w:val="○"/>
+      <w:lvlJc w:val="left"/>
+      <w:pPr>
+        <w:ind w:left="4320" w:hanging="360"/>
+      </w:pPr>
+      <w:rPr>
+        <w:u w:val="none"/>
+      </w:rPr>
+    </w:lvl>
+    <w:lvl w:ilvl="5">
+      <w:start w:val="1"/>
+      <w:numFmt w:val="bullet"/>
+      <w:lvlText w:val="■"/>
+      <w:lvlJc w:val="left"/>
+      <w:pPr>
+        <w:ind w:left="5040" w:hanging="360"/>
+      </w:pPr>
+      <w:rPr>
+        <w:u w:val="none"/>
+      </w:rPr>
+    </w:lvl>
+    <w:lvl w:ilvl="6">
+      <w:start w:val="1"/>
+      <w:numFmt w:val="bullet"/>
+      <w:lvlText w:val="●"/>
+      <w:lvlJc w:val="left"/>
+      <w:pPr>
+        <w:ind w:left="5760" w:hanging="360"/>
+      </w:pPr>
+      <w:rPr>
+        <w:u w:val="none"/>
+      </w:rPr>
+    </w:lvl>
+    <w:lvl w:ilvl="7">
+      <w:start w:val="1"/>
+      <w:numFmt w:val="bullet"/>
+      <w:lvlText w:val="○"/>
+      <w:lvlJc w:val="left"/>
+      <w:pPr>
+        <w:ind w:left="6480" w:hanging="360"/>
+      </w:pPr>
+      <w:rPr>
+        <w:u w:val="none"/>
+      </w:rPr>
+    </w:lvl>
+    <w:lvl w:ilvl="8">
+      <w:start w:val="1"/>
+      <w:numFmt w:val="bullet"/>
+      <w:lvlText w:val="■"/>
+      <w:lvlJc w:val="left"/>
+      <w:pPr>
+        <w:ind w:left="7200" w:hanging="360"/>
+      </w:pPr>
+      <w:rPr>
+        <w:u w:val="none"/>
+      </w:rPr>
+    </w:lvl>
+  </w:abstractNum>
+  <w:abstractNum w:abstractNumId="8">
+    <w:lvl w:ilvl="0">
+      <w:start w:val="1"/>
+      <w:numFmt w:val="bullet"/>
+      <w:lvlText w:val="●"/>
+      <w:lvlJc w:val="left"/>
+      <w:pPr>
+        <w:ind w:left="1440" w:hanging="360"/>
+      </w:pPr>
+      <w:rPr>
+        <w:u w:val="none"/>
+      </w:rPr>
+    </w:lvl>
+    <w:lvl w:ilvl="1">
+      <w:start w:val="1"/>
+      <w:numFmt w:val="bullet"/>
+      <w:lvlText w:val="○"/>
+      <w:lvlJc w:val="left"/>
+      <w:pPr>
+        <w:ind w:left="2160" w:hanging="360"/>
+      </w:pPr>
+      <w:rPr>
+        <w:u w:val="none"/>
+      </w:rPr>
+    </w:lvl>
+    <w:lvl w:ilvl="2">
+      <w:start w:val="1"/>
+      <w:numFmt w:val="bullet"/>
+      <w:lvlText w:val="■"/>
+      <w:lvlJc w:val="left"/>
+      <w:pPr>
+        <w:ind w:left="2880" w:hanging="360"/>
+      </w:pPr>
+      <w:rPr>
+        <w:u w:val="none"/>
+      </w:rPr>
+    </w:lvl>
+    <w:lvl w:ilvl="3">
+      <w:start w:val="1"/>
+      <w:numFmt w:val="bullet"/>
+      <w:lvlText w:val="●"/>
+      <w:lvlJc w:val="left"/>
+      <w:pPr>
+        <w:ind w:left="3600" w:hanging="360"/>
+      </w:pPr>
+      <w:rPr>
+        <w:u w:val="none"/>
+      </w:rPr>
+    </w:lvl>
+    <w:lvl w:ilvl="4">
+      <w:start w:val="1"/>
+      <w:numFmt w:val="bullet"/>
+      <w:lvlText w:val="○"/>
+      <w:lvlJc w:val="left"/>
+      <w:pPr>
+        <w:ind w:left="4320" w:hanging="360"/>
+      </w:pPr>
+      <w:rPr>
+        <w:u w:val="none"/>
+      </w:rPr>
+    </w:lvl>
+    <w:lvl w:ilvl="5">
+      <w:start w:val="1"/>
+      <w:numFmt w:val="bullet"/>
+      <w:lvlText w:val="■"/>
+      <w:lvlJc w:val="left"/>
+      <w:pPr>
+        <w:ind w:left="5040" w:hanging="360"/>
+      </w:pPr>
+      <w:rPr>
+        <w:u w:val="none"/>
+      </w:rPr>
+    </w:lvl>
+    <w:lvl w:ilvl="6">
+      <w:start w:val="1"/>
+      <w:numFmt w:val="bullet"/>
+      <w:lvlText w:val="●"/>
+      <w:lvlJc w:val="left"/>
+      <w:pPr>
+        <w:ind w:left="5760" w:hanging="360"/>
+      </w:pPr>
+      <w:rPr>
+        <w:u w:val="none"/>
+      </w:rPr>
+    </w:lvl>
+    <w:lvl w:ilvl="7">
+      <w:start w:val="1"/>
+      <w:numFmt w:val="bullet"/>
+      <w:lvlText w:val="○"/>
+      <w:lvlJc w:val="left"/>
+      <w:pPr>
+        <w:ind w:left="6480" w:hanging="360"/>
+      </w:pPr>
+      <w:rPr>
+        <w:u w:val="none"/>
+      </w:rPr>
+    </w:lvl>
+    <w:lvl w:ilvl="8">
+      <w:start w:val="1"/>
+      <w:numFmt w:val="bullet"/>
+      <w:lvlText w:val="■"/>
+      <w:lvlJc w:val="left"/>
+      <w:pPr>
+        <w:ind w:left="7200" w:hanging="360"/>
+      </w:pPr>
+      <w:rPr>
+        <w:u w:val="none"/>
+      </w:rPr>
+    </w:lvl>
+  </w:abstractNum>
+  <w:abstractNum w:abstractNumId="9">
+    <w:lvl w:ilvl="0">
+      <w:start w:val="1"/>
+      <w:numFmt w:val="bullet"/>
+      <w:lvlText w:val="●"/>
+      <w:lvlJc w:val="left"/>
+      <w:pPr>
+        <w:ind w:left="1440" w:hanging="360"/>
+      </w:pPr>
+      <w:rPr>
+        <w:u w:val="none"/>
+      </w:rPr>
+    </w:lvl>
+    <w:lvl w:ilvl="1">
+      <w:start w:val="1"/>
+      <w:numFmt w:val="bullet"/>
+      <w:lvlText w:val="○"/>
+      <w:lvlJc w:val="left"/>
+      <w:pPr>
+        <w:ind w:left="2160" w:hanging="360"/>
+      </w:pPr>
+      <w:rPr>
+        <w:u w:val="none"/>
+      </w:rPr>
+    </w:lvl>
+    <w:lvl w:ilvl="2">
+      <w:start w:val="1"/>
+      <w:numFmt w:val="bullet"/>
+      <w:lvlText w:val="■"/>
+      <w:lvlJc w:val="left"/>
+      <w:pPr>
+        <w:ind w:left="2880" w:hanging="360"/>
+      </w:pPr>
+      <w:rPr>
+        <w:u w:val="none"/>
+      </w:rPr>
+    </w:lvl>
+    <w:lvl w:ilvl="3">
+      <w:start w:val="1"/>
+      <w:numFmt w:val="bullet"/>
+      <w:lvlText w:val="●"/>
+      <w:lvlJc w:val="left"/>
+      <w:pPr>
+        <w:ind w:left="3600" w:hanging="360"/>
+      </w:pPr>
+      <w:rPr>
+        <w:u w:val="none"/>
+      </w:rPr>
+    </w:lvl>
+    <w:lvl w:ilvl="4">
+      <w:start w:val="1"/>
+      <w:numFmt w:val="bullet"/>
+      <w:lvlText w:val="○"/>
+      <w:lvlJc w:val="left"/>
+      <w:pPr>
+        <w:ind w:left="4320" w:hanging="360"/>
+      </w:pPr>
+      <w:rPr>
+        <w:u w:val="none"/>
+      </w:rPr>
+    </w:lvl>
+    <w:lvl w:ilvl="5">
+      <w:start w:val="1"/>
+      <w:numFmt w:val="bullet"/>
+      <w:lvlText w:val="■"/>
+      <w:lvlJc w:val="left"/>
+      <w:pPr>
+        <w:ind w:left="5040" w:hanging="360"/>
+      </w:pPr>
+      <w:rPr>
+        <w:u w:val="none"/>
+      </w:rPr>
+    </w:lvl>
+    <w:lvl w:ilvl="6">
+      <w:start w:val="1"/>
+      <w:numFmt w:val="bullet"/>
+      <w:lvlText w:val="●"/>
+      <w:lvlJc w:val="left"/>
+      <w:pPr>
+        <w:ind w:left="5760" w:hanging="360"/>
+      </w:pPr>
+      <w:rPr>
+        <w:u w:val="none"/>
+      </w:rPr>
+    </w:lvl>
+    <w:lvl w:ilvl="7">
+      <w:start w:val="1"/>
+      <w:numFmt w:val="bullet"/>
+      <w:lvlText w:val="○"/>
+      <w:lvlJc w:val="left"/>
+      <w:pPr>
+        <w:ind w:left="6480" w:hanging="360"/>
+      </w:pPr>
+      <w:rPr>
+        <w:u w:val="none"/>
+      </w:rPr>
+    </w:lvl>
+    <w:lvl w:ilvl="8">
+      <w:start w:val="1"/>
+      <w:numFmt w:val="bullet"/>
+      <w:lvlText w:val="■"/>
+      <w:lvlJc w:val="left"/>
+      <w:pPr>
+        <w:ind w:left="7200" w:hanging="360"/>
+      </w:pPr>
+      <w:rPr>
+        <w:u w:val="none"/>
+      </w:rPr>
+    </w:lvl>
+  </w:abstractNum>
+  <w:abstractNum w:abstractNumId="10">
+    <w:lvl w:ilvl="0">
+      <w:start w:val="1"/>
+      <w:numFmt w:val="bullet"/>
+      <w:lvlText w:val="●"/>
+      <w:lvlJc w:val="left"/>
+      <w:pPr>
+        <w:ind w:left="1440" w:hanging="360"/>
+      </w:pPr>
+      <w:rPr>
+        <w:u w:val="none"/>
+      </w:rPr>
+    </w:lvl>
+    <w:lvl w:ilvl="1">
+      <w:start w:val="1"/>
+      <w:numFmt w:val="bullet"/>
+      <w:lvlText w:val="○"/>
+      <w:lvlJc w:val="left"/>
+      <w:pPr>
+        <w:ind w:left="2160" w:hanging="360"/>
+      </w:pPr>
+      <w:rPr>
+        <w:u w:val="none"/>
+      </w:rPr>
+    </w:lvl>
+    <w:lvl w:ilvl="2">
+      <w:start w:val="1"/>
+      <w:numFmt w:val="bullet"/>
+      <w:lvlText w:val="■"/>
+      <w:lvlJc w:val="left"/>
+      <w:pPr>
+        <w:ind w:left="2880" w:hanging="360"/>
+      </w:pPr>
+      <w:rPr>
+        <w:u w:val="none"/>
+      </w:rPr>
+    </w:lvl>
+    <w:lvl w:ilvl="3">
+      <w:start w:val="1"/>
+      <w:numFmt w:val="bullet"/>
+      <w:lvlText w:val="●"/>
+      <w:lvlJc w:val="left"/>
+      <w:pPr>
+        <w:ind w:left="3600" w:hanging="360"/>
+      </w:pPr>
+      <w:rPr>
+        <w:u w:val="none"/>
+      </w:rPr>
+    </w:lvl>
+    <w:lvl w:ilvl="4">
+      <w:start w:val="1"/>
+      <w:numFmt w:val="bullet"/>
+      <w:lvlText w:val="○"/>
+      <w:lvlJc w:val="left"/>
+      <w:pPr>
+        <w:ind w:left="4320" w:hanging="360"/>
+      </w:pPr>
+      <w:rPr>
+        <w:u w:val="none"/>
+      </w:rPr>
+    </w:lvl>
+    <w:lvl w:ilvl="5">
+      <w:start w:val="1"/>
+      <w:numFmt w:val="bullet"/>
+      <w:lvlText w:val="■"/>
+      <w:lvlJc w:val="left"/>
+      <w:pPr>
+        <w:ind w:left="5040" w:hanging="360"/>
+      </w:pPr>
+      <w:rPr>
+        <w:u w:val="none"/>
+      </w:rPr>
+    </w:lvl>
+    <w:lvl w:ilvl="6">
+      <w:start w:val="1"/>
+      <w:numFmt w:val="bullet"/>
+      <w:lvlText w:val="●"/>
+      <w:lvlJc w:val="left"/>
+      <w:pPr>
+        <w:ind w:left="5760" w:hanging="360"/>
+      </w:pPr>
+      <w:rPr>
+        <w:u w:val="none"/>
+      </w:rPr>
+    </w:lvl>
+    <w:lvl w:ilvl="7">
+      <w:start w:val="1"/>
+      <w:numFmt w:val="bullet"/>
+      <w:lvlText w:val="○"/>
+      <w:lvlJc w:val="left"/>
+      <w:pPr>
+        <w:ind w:left="6480" w:hanging="360"/>
+      </w:pPr>
+      <w:rPr>
+        <w:u w:val="none"/>
+      </w:rPr>
+    </w:lvl>
+    <w:lvl w:ilvl="8">
+      <w:start w:val="1"/>
+      <w:numFmt w:val="bullet"/>
+      <w:lvlText w:val="■"/>
+      <w:lvlJc w:val="left"/>
+      <w:pPr>
+        <w:ind w:left="7200" w:hanging="360"/>
+      </w:pPr>
+      <w:rPr>
+        <w:u w:val="none"/>
+      </w:rPr>
+    </w:lvl>
+  </w:abstractNum>
+  <w:abstractNum w:abstractNumId="11">
+    <w:lvl w:ilvl="0">
+      <w:start w:val="1"/>
+      <w:numFmt w:val="decimal"/>
+      <w:lvlText w:val="%1."/>
+      <w:lvlJc w:val="left"/>
+      <w:pPr>
+        <w:ind w:left="720" w:hanging="360"/>
+      </w:pPr>
+      <w:rPr>
+        <w:u w:val="none"/>
+      </w:rPr>
+    </w:lvl>
+    <w:lvl w:ilvl="1">
+      <w:start w:val="1"/>
+      <w:numFmt w:val="lowerLetter"/>
+      <w:lvlText w:val="%2."/>
+      <w:lvlJc w:val="left"/>
+      <w:pPr>
+        <w:ind w:left="1440" w:hanging="360"/>
+      </w:pPr>
+      <w:rPr>
+        <w:u w:val="none"/>
+      </w:rPr>
+    </w:lvl>
+    <w:lvl w:ilvl="2">
+      <w:start w:val="1"/>
+      <w:numFmt w:val="lowerRoman"/>
+      <w:lvlText w:val="%3."/>
+      <w:lvlJc w:val="right"/>
+      <w:pPr>
+        <w:ind w:left="2160" w:hanging="360"/>
+      </w:pPr>
+      <w:rPr>
+        <w:u w:val="none"/>
+      </w:rPr>
+    </w:lvl>
+    <w:lvl w:ilvl="3">
+      <w:start w:val="1"/>
+      <w:numFmt w:val="decimal"/>
+      <w:lvlText w:val="%4."/>
+      <w:lvlJc w:val="left"/>
+      <w:pPr>
+        <w:ind w:left="2880" w:hanging="360"/>
+      </w:pPr>
+      <w:rPr>
+        <w:u w:val="none"/>
+      </w:rPr>
+    </w:lvl>
+    <w:lvl w:ilvl="4">
+      <w:start w:val="1"/>
+      <w:numFmt w:val="lowerLetter"/>
+      <w:lvlText w:val="%5."/>
+      <w:lvlJc w:val="left"/>
+      <w:pPr>
+        <w:ind w:left="3600" w:hanging="360"/>
+      </w:pPr>
+      <w:rPr>
+        <w:u w:val="none"/>
+      </w:rPr>
+    </w:lvl>
+    <w:lvl w:ilvl="5">
+      <w:start w:val="1"/>
+      <w:numFmt w:val="lowerRoman"/>
+      <w:lvlText w:val="%6."/>
+      <w:lvlJc w:val="right"/>
+      <w:pPr>
+        <w:ind w:left="4320" w:hanging="360"/>
+      </w:pPr>
+      <w:rPr>
+        <w:u w:val="none"/>
+      </w:rPr>
+    </w:lvl>
+    <w:lvl w:ilvl="6">
+      <w:start w:val="1"/>
+      <w:numFmt w:val="decimal"/>
+      <w:lvlText w:val="%7."/>
+      <w:lvlJc w:val="left"/>
+      <w:pPr>
+        <w:ind w:left="5040" w:hanging="360"/>
+      </w:pPr>
+      <w:rPr>
+        <w:u w:val="none"/>
+      </w:rPr>
+    </w:lvl>
+    <w:lvl w:ilvl="7">
+      <w:start w:val="1"/>
+      <w:numFmt w:val="lowerLetter"/>
+      <w:lvlText w:val="%8."/>
+      <w:lvlJc w:val="left"/>
+      <w:pPr>
+        <w:ind w:left="5760" w:hanging="360"/>
+      </w:pPr>
+      <w:rPr>
+        <w:u w:val="none"/>
+      </w:rPr>
+    </w:lvl>
+    <w:lvl w:ilvl="8">
+      <w:start w:val="1"/>
+      <w:numFmt w:val="lowerRoman"/>
+      <w:lvlText w:val="%9."/>
+      <w:lvlJc w:val="right"/>
+      <w:pPr>
+        <w:ind w:left="6480" w:hanging="360"/>
+      </w:pPr>
+      <w:rPr>
+        <w:u w:val="none"/>
+      </w:rPr>
+    </w:lvl>
+  </w:abstractNum>
+  <w:abstractNum w:abstractNumId="12">
+    <w:lvl w:ilvl="0">
+      <w:start w:val="1"/>
+      <w:numFmt w:val="decimal"/>
+      <w:lvlText w:val="%1."/>
+      <w:lvlJc w:val="left"/>
+      <w:pPr>
+        <w:ind w:left="720" w:hanging="360"/>
+      </w:pPr>
+      <w:rPr>
+        <w:u w:val="none"/>
+      </w:rPr>
+    </w:lvl>
+    <w:lvl w:ilvl="1">
+      <w:start w:val="1"/>
+      <w:numFmt w:val="lowerLetter"/>
+      <w:lvlText w:val="%2."/>
+      <w:lvlJc w:val="left"/>
+      <w:pPr>
+        <w:ind w:left="1440" w:hanging="360"/>
+      </w:pPr>
+      <w:rPr>
+        <w:u w:val="none"/>
+      </w:rPr>
+    </w:lvl>
+    <w:lvl w:ilvl="2">
+      <w:start w:val="1"/>
+      <w:numFmt w:val="lowerRoman"/>
+      <w:lvlText w:val="%3."/>
+      <w:lvlJc w:val="right"/>
+      <w:pPr>
+        <w:ind w:left="2160" w:hanging="360"/>
+      </w:pPr>
+      <w:rPr>
+        <w:u w:val="none"/>
+      </w:rPr>
+    </w:lvl>
+    <w:lvl w:ilvl="3">
+      <w:start w:val="1"/>
+      <w:numFmt w:val="decimal"/>
+      <w:lvlText w:val="%4."/>
+      <w:lvlJc w:val="left"/>
+      <w:pPr>
+        <w:ind w:left="2880" w:hanging="360"/>
+      </w:pPr>
+      <w:rPr>
+        <w:u w:val="none"/>
+      </w:rPr>
+    </w:lvl>
+    <w:lvl w:ilvl="4">
+      <w:start w:val="1"/>
+      <w:numFmt w:val="lowerLetter"/>
+      <w:lvlText w:val="%5."/>
+      <w:lvlJc w:val="left"/>
+      <w:pPr>
+        <w:ind w:left="3600" w:hanging="360"/>
+      </w:pPr>
+      <w:rPr>
+        <w:u w:val="none"/>
+      </w:rPr>
+    </w:lvl>
+    <w:lvl w:ilvl="5">
+      <w:start w:val="1"/>
+      <w:numFmt w:val="lowerRoman"/>
+      <w:lvlText w:val="%6."/>
+      <w:lvlJc w:val="right"/>
+      <w:pPr>
+        <w:ind w:left="4320" w:hanging="360"/>
+      </w:pPr>
+      <w:rPr>
+        <w:u w:val="none"/>
+      </w:rPr>
+    </w:lvl>
+    <w:lvl w:ilvl="6">
+      <w:start w:val="1"/>
+      <w:numFmt w:val="decimal"/>
+      <w:lvlText w:val="%7."/>
+      <w:lvlJc w:val="left"/>
+      <w:pPr>
+        <w:ind w:left="5040" w:hanging="360"/>
+      </w:pPr>
+      <w:rPr>
+        <w:u w:val="none"/>
+      </w:rPr>
+    </w:lvl>
+    <w:lvl w:ilvl="7">
+      <w:start w:val="1"/>
+      <w:numFmt w:val="lowerLetter"/>
+      <w:lvlText w:val="%8."/>
+      <w:lvlJc w:val="left"/>
+      <w:pPr>
+        <w:ind w:left="5760" w:hanging="360"/>
+      </w:pPr>
+      <w:rPr>
+        <w:u w:val="none"/>
+      </w:rPr>
+    </w:lvl>
+    <w:lvl w:ilvl="8">
+      <w:start w:val="1"/>
+      <w:numFmt w:val="lowerRoman"/>
+      <w:lvlText w:val="%9."/>
+      <w:lvlJc w:val="right"/>
+      <w:pPr>
+        <w:ind w:left="6480" w:hanging="360"/>
+      </w:pPr>
+      <w:rPr>
+        <w:u w:val="none"/>
+      </w:rPr>
+    </w:lvl>
+  </w:abstractNum>
+  <w:abstractNum w:abstractNumId="13">
+    <w:lvl w:ilvl="0">
+      <w:start w:val="1"/>
+      <w:numFmt w:val="bullet"/>
+      <w:lvlText w:val="●"/>
+      <w:lvlJc w:val="left"/>
+      <w:pPr>
+        <w:ind w:left="1440" w:hanging="360"/>
+      </w:pPr>
+      <w:rPr>
+        <w:u w:val="none"/>
+      </w:rPr>
+    </w:lvl>
+    <w:lvl w:ilvl="1">
+      <w:start w:val="1"/>
+      <w:numFmt w:val="bullet"/>
+      <w:lvlText w:val="○"/>
+      <w:lvlJc w:val="left"/>
+      <w:pPr>
+        <w:ind w:left="2160" w:hanging="360"/>
+      </w:pPr>
+      <w:rPr>
+        <w:u w:val="none"/>
+      </w:rPr>
+    </w:lvl>
+    <w:lvl w:ilvl="2">
+      <w:start w:val="1"/>
+      <w:numFmt w:val="bullet"/>
+      <w:lvlText w:val="■"/>
+      <w:lvlJc w:val="left"/>
+      <w:pPr>
+        <w:ind w:left="2880" w:hanging="360"/>
+      </w:pPr>
+      <w:rPr>
+        <w:u w:val="none"/>
+      </w:rPr>
+    </w:lvl>
+    <w:lvl w:ilvl="3">
+      <w:start w:val="1"/>
+      <w:numFmt w:val="bullet"/>
+      <w:lvlText w:val="●"/>
+      <w:lvlJc w:val="left"/>
+      <w:pPr>
+        <w:ind w:left="3600" w:hanging="360"/>
+      </w:pPr>
+      <w:rPr>
+        <w:u w:val="none"/>
+      </w:rPr>
+    </w:lvl>
+    <w:lvl w:ilvl="4">
+      <w:start w:val="1"/>
+      <w:numFmt w:val="bullet"/>
+      <w:lvlText w:val="○"/>
+      <w:lvlJc w:val="left"/>
+      <w:pPr>
+        <w:ind w:left="4320" w:hanging="360"/>
+      </w:pPr>
+      <w:rPr>
+        <w:u w:val="none"/>
+      </w:rPr>
+    </w:lvl>
+    <w:lvl w:ilvl="5">
+      <w:start w:val="1"/>
+      <w:numFmt w:val="bullet"/>
+      <w:lvlText w:val="■"/>
+      <w:lvlJc w:val="left"/>
+      <w:pPr>
+        <w:ind w:left="5040" w:hanging="360"/>
+      </w:pPr>
+      <w:rPr>
+        <w:u w:val="none"/>
+      </w:rPr>
+    </w:lvl>
+    <w:lvl w:ilvl="6">
+      <w:start w:val="1"/>
+      <w:numFmt w:val="bullet"/>
+      <w:lvlText w:val="●"/>
+      <w:lvlJc w:val="left"/>
+      <w:pPr>
+        <w:ind w:left="5760" w:hanging="360"/>
+      </w:pPr>
+      <w:rPr>
+        <w:u w:val="none"/>
+      </w:rPr>
+    </w:lvl>
+    <w:lvl w:ilvl="7">
+      <w:start w:val="1"/>
+      <w:numFmt w:val="bullet"/>
+      <w:lvlText w:val="○"/>
+      <w:lvlJc w:val="left"/>
+      <w:pPr>
+        <w:ind w:left="6480" w:hanging="360"/>
+      </w:pPr>
+      <w:rPr>
+        <w:u w:val="none"/>
+      </w:rPr>
+    </w:lvl>
+    <w:lvl w:ilvl="8">
+      <w:start w:val="1"/>
+      <w:numFmt w:val="bullet"/>
+      <w:lvlText w:val="■"/>
+      <w:lvlJc w:val="left"/>
+      <w:pPr>
+        <w:ind w:left="7200" w:hanging="360"/>
+      </w:pPr>
+      <w:rPr>
+        <w:u w:val="none"/>
+      </w:rPr>
+    </w:lvl>
+  </w:abstractNum>
+  <w:abstractNum w:abstractNumId="14">
+    <w:lvl w:ilvl="0">
+      <w:start w:val="1"/>
+      <w:numFmt w:val="bullet"/>
+      <w:lvlText w:val="●"/>
+      <w:lvlJc w:val="left"/>
+      <w:pPr>
+        <w:ind w:left="1440" w:hanging="360"/>
+      </w:pPr>
+      <w:rPr>
+        <w:u w:val="none"/>
+      </w:rPr>
+    </w:lvl>
+    <w:lvl w:ilvl="1">
+      <w:start w:val="1"/>
+      <w:numFmt w:val="bullet"/>
+      <w:lvlText w:val="○"/>
+      <w:lvlJc w:val="left"/>
+      <w:pPr>
+        <w:ind w:left="2160" w:hanging="360"/>
+      </w:pPr>
+      <w:rPr>
+        <w:u w:val="none"/>
+      </w:rPr>
+    </w:lvl>
+    <w:lvl w:ilvl="2">
+      <w:start w:val="1"/>
+      <w:numFmt w:val="bullet"/>
+      <w:lvlText w:val="■"/>
+      <w:lvlJc w:val="left"/>
+      <w:pPr>
+        <w:ind w:left="2880" w:hanging="360"/>
+      </w:pPr>
+      <w:rPr>
+        <w:u w:val="none"/>
+      </w:rPr>
+    </w:lvl>
+    <w:lvl w:ilvl="3">
+      <w:start w:val="1"/>
+      <w:numFmt w:val="bullet"/>
+      <w:lvlText w:val="●"/>
+      <w:lvlJc w:val="left"/>
+      <w:pPr>
+        <w:ind w:left="3600" w:hanging="360"/>
+      </w:pPr>
+      <w:rPr>
+        <w:u w:val="none"/>
+      </w:rPr>
+    </w:lvl>
+    <w:lvl w:ilvl="4">
+      <w:start w:val="1"/>
+      <w:numFmt w:val="bullet"/>
+      <w:lvlText w:val="○"/>
+      <w:lvlJc w:val="left"/>
+      <w:pPr>
+        <w:ind w:left="4320" w:hanging="360"/>
+      </w:pPr>
+      <w:rPr>
+        <w:u w:val="none"/>
+      </w:rPr>
+    </w:lvl>
+    <w:lvl w:ilvl="5">
+      <w:start w:val="1"/>
+      <w:numFmt w:val="bullet"/>
+      <w:lvlText w:val="■"/>
+      <w:lvlJc w:val="left"/>
+      <w:pPr>
+        <w:ind w:left="5040" w:hanging="360"/>
+      </w:pPr>
+      <w:rPr>
+        <w:u w:val="none"/>
+      </w:rPr>
+    </w:lvl>
+    <w:lvl w:ilvl="6">
+      <w:start w:val="1"/>
+      <w:numFmt w:val="bullet"/>
+      <w:lvlText w:val="●"/>
+      <w:lvlJc w:val="left"/>
+      <w:pPr>
+        <w:ind w:left="5760" w:hanging="360"/>
+      </w:pPr>
+      <w:rPr>
+        <w:u w:val="none"/>
+      </w:rPr>
+    </w:lvl>
+    <w:lvl w:ilvl="7">
+      <w:start w:val="1"/>
+      <w:numFmt w:val="bullet"/>
+      <w:lvlText w:val="○"/>
+      <w:lvlJc w:val="left"/>
+      <w:pPr>
+        <w:ind w:left="6480" w:hanging="360"/>
+      </w:pPr>
+      <w:rPr>
+        <w:u w:val="none"/>
+      </w:rPr>
+    </w:lvl>
+    <w:lvl w:ilvl="8">
+      <w:start w:val="1"/>
+      <w:numFmt w:val="bullet"/>
+      <w:lvlText w:val="■"/>
+      <w:lvlJc w:val="left"/>
+      <w:pPr>
+        <w:ind w:left="7200" w:hanging="360"/>
+      </w:pPr>
+      <w:rPr>
+        <w:u w:val="none"/>
+      </w:rPr>
+    </w:lvl>
+  </w:abstractNum>
+  <w:abstractNum w:abstractNumId="15">
+    <w:lvl w:ilvl="0">
+      <w:start w:val="1"/>
+      <w:numFmt w:val="bullet"/>
+      <w:lvlText w:val="●"/>
+      <w:lvlJc w:val="left"/>
+      <w:pPr>
+        <w:ind w:left="1440" w:hanging="360"/>
+      </w:pPr>
+      <w:rPr>
+        <w:u w:val="none"/>
+      </w:rPr>
+    </w:lvl>
+    <w:lvl w:ilvl="1">
+      <w:start w:val="1"/>
+      <w:numFmt w:val="bullet"/>
+      <w:lvlText w:val="○"/>
+      <w:lvlJc w:val="left"/>
+      <w:pPr>
+        <w:ind w:left="2160" w:hanging="360"/>
+      </w:pPr>
+      <w:rPr>
+        <w:u w:val="none"/>
+      </w:rPr>
+    </w:lvl>
+    <w:lvl w:ilvl="2">
+      <w:start w:val="1"/>
+      <w:numFmt w:val="bullet"/>
+      <w:lvlText w:val="■"/>
+      <w:lvlJc w:val="left"/>
+      <w:pPr>
+        <w:ind w:left="2880" w:hanging="360"/>
+      </w:pPr>
+      <w:rPr>
+        <w:u w:val="none"/>
+      </w:rPr>
+    </w:lvl>
+    <w:lvl w:ilvl="3">
+      <w:start w:val="1"/>
+      <w:numFmt w:val="bullet"/>
+      <w:lvlText w:val="●"/>
+      <w:lvlJc w:val="left"/>
+      <w:pPr>
+        <w:ind w:left="3600" w:hanging="360"/>
+      </w:pPr>
+      <w:rPr>
+        <w:u w:val="none"/>
+      </w:rPr>
+    </w:lvl>
+    <w:lvl w:ilvl="4">
+      <w:start w:val="1"/>
+      <w:numFmt w:val="bullet"/>
+      <w:lvlText w:val="○"/>
+      <w:lvlJc w:val="left"/>
+      <w:pPr>
+        <w:ind w:left="4320" w:hanging="360"/>
+      </w:pPr>
+      <w:rPr>
+        <w:u w:val="none"/>
+      </w:rPr>
+    </w:lvl>
+    <w:lvl w:ilvl="5">
+      <w:start w:val="1"/>
+      <w:numFmt w:val="bullet"/>
+      <w:lvlText w:val="■"/>
+      <w:lvlJc w:val="left"/>
+      <w:pPr>
+        <w:ind w:left="5040" w:hanging="360"/>
+      </w:pPr>
+      <w:rPr>
+        <w:u w:val="none"/>
+      </w:rPr>
+    </w:lvl>
+    <w:lvl w:ilvl="6">
+      <w:start w:val="1"/>
+      <w:numFmt w:val="bullet"/>
+      <w:lvlText w:val="●"/>
+      <w:lvlJc w:val="left"/>
+      <w:pPr>
+        <w:ind w:left="5760" w:hanging="360"/>
+      </w:pPr>
+      <w:rPr>
+        <w:u w:val="none"/>
+      </w:rPr>
+    </w:lvl>
+    <w:lvl w:ilvl="7">
+      <w:start w:val="1"/>
+      <w:numFmt w:val="bullet"/>
+      <w:lvlText w:val="○"/>
+      <w:lvlJc w:val="left"/>
+      <w:pPr>
+        <w:ind w:left="6480" w:hanging="360"/>
+      </w:pPr>
+      <w:rPr>
+        <w:u w:val="none"/>
+      </w:rPr>
+    </w:lvl>
+    <w:lvl w:ilvl="8">
+      <w:start w:val="1"/>
+      <w:numFmt w:val="bullet"/>
+      <w:lvlText w:val="■"/>
+      <w:lvlJc w:val="left"/>
+      <w:pPr>
+        <w:ind w:left="7200" w:hanging="360"/>
+      </w:pPr>
+      <w:rPr>
+        <w:u w:val="none"/>
+      </w:rPr>
+    </w:lvl>
+  </w:abstractNum>
+  <w:abstractNum w:abstractNumId="16">
+    <w:lvl w:ilvl="0">
+      <w:start w:val="1"/>
+      <w:numFmt w:val="bullet"/>
+      <w:lvlText w:val="●"/>
+      <w:lvlJc w:val="left"/>
+      <w:pPr>
+        <w:ind w:left="720" w:hanging="360"/>
+      </w:pPr>
+      <w:rPr>
+        <w:u w:val="none"/>
+      </w:rPr>
+    </w:lvl>
+    <w:lvl w:ilvl="1">
+      <w:start w:val="1"/>
+      <w:numFmt w:val="bullet"/>
+      <w:lvlText w:val="○"/>
+      <w:lvlJc w:val="left"/>
+      <w:pPr>
+        <w:ind w:left="1440" w:hanging="360"/>
+      </w:pPr>
+      <w:rPr>
+        <w:u w:val="none"/>
+      </w:rPr>
+    </w:lvl>
+    <w:lvl w:ilvl="2">
+      <w:start w:val="1"/>
+      <w:numFmt w:val="bullet"/>
+      <w:lvlText w:val="■"/>
+      <w:lvlJc w:val="left"/>
+      <w:pPr>
+        <w:ind w:left="2160" w:hanging="360"/>
+      </w:pPr>
+      <w:rPr>
+        <w:u w:val="none"/>
+      </w:rPr>
+    </w:lvl>
+    <w:lvl w:ilvl="3">
+      <w:start w:val="1"/>
+      <w:numFmt w:val="bullet"/>
+      <w:lvlText w:val="●"/>
+      <w:lvlJc w:val="left"/>
+      <w:pPr>
+        <w:ind w:left="2880" w:hanging="360"/>
+      </w:pPr>
+      <w:rPr>
+        <w:u w:val="none"/>
+      </w:rPr>
+    </w:lvl>
+    <w:lvl w:ilvl="4">
+      <w:start w:val="1"/>
+      <w:numFmt w:val="bullet"/>
+      <w:lvlText w:val="○"/>
+      <w:lvlJc w:val="left"/>
+      <w:pPr>
+        <w:ind w:left="3600" w:hanging="360"/>
+      </w:pPr>
+      <w:rPr>
+        <w:u w:val="none"/>
+      </w:rPr>
+    </w:lvl>
+    <w:lvl w:ilvl="5">
+      <w:start w:val="1"/>
+      <w:numFmt w:val="bullet"/>
+      <w:lvlText w:val="■"/>
+      <w:lvlJc w:val="left"/>
+      <w:pPr>
+        <w:ind w:left="4320" w:hanging="360"/>
+      </w:pPr>
+      <w:rPr>
+        <w:u w:val="none"/>
+      </w:rPr>
+    </w:lvl>
+    <w:lvl w:ilvl="6">
+      <w:start w:val="1"/>
+      <w:numFmt w:val="bullet"/>
+      <w:lvlText w:val="●"/>
+      <w:lvlJc w:val="left"/>
+      <w:pPr>
+        <w:ind w:left="5040" w:hanging="360"/>
+      </w:pPr>
+      <w:rPr>
+        <w:u w:val="none"/>
+      </w:rPr>
+    </w:lvl>
+    <w:lvl w:ilvl="7">
+      <w:start w:val="1"/>
+      <w:numFmt w:val="bullet"/>
+      <w:lvlText w:val="○"/>
+      <w:lvlJc w:val="left"/>
+      <w:pPr>
+        <w:ind w:left="5760" w:hanging="360"/>
+      </w:pPr>
+      <w:rPr>
+        <w:u w:val="none"/>
+      </w:rPr>
+    </w:lvl>
+    <w:lvl w:ilvl="8">
+      <w:start w:val="1"/>
+      <w:numFmt w:val="bullet"/>
+      <w:lvlText w:val="■"/>
+      <w:lvlJc w:val="left"/>
+      <w:pPr>
+        <w:ind w:left="6480" w:hanging="360"/>
+      </w:pPr>
+      <w:rPr>
+        <w:u w:val="none"/>
+      </w:rPr>
+    </w:lvl>
+  </w:abstractNum>
   <w:num w:numId="1">
     <w:abstractNumId w:val="1"/>
+  </w:num>
+  <w:num w:numId="2">
+    <w:abstractNumId w:val="2"/>
+  </w:num>
+  <w:num w:numId="3">
+    <w:abstractNumId w:val="3"/>
+  </w:num>
+  <w:num w:numId="4">
+    <w:abstractNumId w:val="4"/>
+  </w:num>
+  <w:num w:numId="5">
+    <w:abstractNumId w:val="5"/>
+  </w:num>
+  <w:num w:numId="6">
+    <w:abstractNumId w:val="6"/>
+  </w:num>
+  <w:num w:numId="7">
+    <w:abstractNumId w:val="7"/>
+  </w:num>
+  <w:num w:numId="8">
+    <w:abstractNumId w:val="8"/>
+  </w:num>
+  <w:num w:numId="9">
+    <w:abstractNumId w:val="9"/>
+  </w:num>
+  <w:num w:numId="10">
+    <w:abstractNumId w:val="10"/>
+  </w:num>
+  <w:num w:numId="11">
+    <w:abstractNumId w:val="11"/>
+  </w:num>
+  <w:num w:numId="12">
+    <w:abstractNumId w:val="12"/>
+  </w:num>
+  <w:num w:numId="13">
+    <w:abstractNumId w:val="13"/>
+  </w:num>
+  <w:num w:numId="14">
+    <w:abstractNumId w:val="14"/>
+  </w:num>
+  <w:num w:numId="15">
+    <w:abstractNumId w:val="15"/>
+  </w:num>
+  <w:num w:numId="16">
+    <w:abstractNumId w:val="16"/>
   </w:num>
 </w:numbering>
 </file>
@@ -950,6 +5854,20 @@
       <w:sz w:val="30"/>
       <w:szCs w:val="30"/>
     </w:rPr>
+  </w:style>
+  <w:style w:type="table" w:styleId="Table1">
+    <w:basedOn w:val="TableNormal"/>
+    <w:tblPr>
+      <w:tblStyleRowBandSize w:val="1"/>
+      <w:tblStyleColBandSize w:val="1"/>
+    </w:tblPr>
+  </w:style>
+  <w:style w:type="table" w:styleId="Table2">
+    <w:basedOn w:val="TableNormal"/>
+    <w:tblPr>
+      <w:tblStyleRowBandSize w:val="1"/>
+      <w:tblStyleColBandSize w:val="1"/>
+    </w:tblPr>
   </w:style>
 </w:styles>
 </file>

--- a/Persoonlijk Project.docx
+++ b/Persoonlijk Project.docx
@@ -306,7 +306,7 @@
     </w:p>
     <w:sdt>
       <w:sdtPr>
-        <w:id w:val="-297586971"/>
+        <w:id w:val="-1252624756"/>
         <w:docPartObj>
           <w:docPartGallery w:val="Table of Contents"/>
           <w:docPartUnique w:val="1"/>
@@ -608,6 +608,104 @@
               <w:rtl w:val="0"/>
             </w:rPr>
           </w:r>
+        </w:p>
+        <w:p>
+          <w:pPr>
+            <w:widowControl w:val="0"/>
+            <w:tabs>
+              <w:tab w:val="right" w:leader="none" w:pos="12000"/>
+            </w:tabs>
+            <w:spacing w:before="60" w:line="240" w:lineRule="auto"/>
+            <w:ind w:left="360" w:firstLine="0"/>
+            <w:rPr>
+              <w:rFonts w:ascii="Arial" w:cs="Arial" w:eastAsia="Arial" w:hAnsi="Arial"/>
+              <w:b w:val="0"/>
+              <w:i w:val="0"/>
+              <w:smallCaps w:val="0"/>
+              <w:strike w:val="0"/>
+              <w:color w:val="000000"/>
+              <w:sz w:val="22"/>
+              <w:szCs w:val="22"/>
+              <w:u w:val="none"/>
+              <w:shd w:fill="auto" w:val="clear"/>
+              <w:vertAlign w:val="baseline"/>
+            </w:rPr>
+          </w:pPr>
+          <w:hyperlink w:anchor="_23tqp165x8r">
+            <w:r>
+              <w:rPr>
+                <w:rFonts w:ascii="Arial" w:cs="Arial" w:eastAsia="Arial" w:hAnsi="Arial"/>
+                <w:b w:val="0"/>
+                <w:i w:val="0"/>
+                <w:smallCaps w:val="0"/>
+                <w:strike w:val="0"/>
+                <w:color w:val="000000"/>
+                <w:sz w:val="22"/>
+                <w:szCs w:val="22"/>
+                <w:u w:val="none"/>
+                <w:shd w:fill="auto" w:val="clear"/>
+                <w:vertAlign w:val="baseline"/>
+                <w:rtl w:val="0"/>
+              </w:rPr>
+              <w:t xml:space="preserve">Data-acquisitie &amp; Preprocessing</w:t>
+              <w:tab/>
+              <w:t xml:space="preserve">8</w:t>
+            </w:r>
+          </w:hyperlink>
+          <w:r>
+            <w:rPr>
+              <w:rtl w:val="0"/>
+            </w:rPr>
+          </w:r>
+        </w:p>
+        <w:p>
+          <w:pPr>
+            <w:widowControl w:val="0"/>
+            <w:tabs>
+              <w:tab w:val="right" w:leader="none" w:pos="12000"/>
+            </w:tabs>
+            <w:spacing w:before="60" w:line="240" w:lineRule="auto"/>
+            <w:ind w:left="360" w:firstLine="0"/>
+            <w:rPr>
+              <w:rFonts w:ascii="Arial" w:cs="Arial" w:eastAsia="Arial" w:hAnsi="Arial"/>
+              <w:b w:val="0"/>
+              <w:i w:val="0"/>
+              <w:smallCaps w:val="0"/>
+              <w:strike w:val="0"/>
+              <w:color w:val="000000"/>
+              <w:sz w:val="22"/>
+              <w:szCs w:val="22"/>
+              <w:u w:val="none"/>
+              <w:shd w:fill="auto" w:val="clear"/>
+              <w:vertAlign w:val="baseline"/>
+            </w:rPr>
+          </w:pPr>
+          <w:hyperlink w:anchor="_a5f8g3rqcod">
+            <w:r>
+              <w:rPr>
+                <w:rFonts w:ascii="Arial" w:cs="Arial" w:eastAsia="Arial" w:hAnsi="Arial"/>
+                <w:b w:val="0"/>
+                <w:i w:val="0"/>
+                <w:smallCaps w:val="0"/>
+                <w:strike w:val="0"/>
+                <w:color w:val="000000"/>
+                <w:sz w:val="22"/>
+                <w:szCs w:val="22"/>
+                <w:u w:val="none"/>
+                <w:shd w:fill="auto" w:val="clear"/>
+                <w:vertAlign w:val="baseline"/>
+                <w:rtl w:val="0"/>
+              </w:rPr>
+              <w:t xml:space="preserve">Exploratory Data Analysis (EDA)</w:t>
+              <w:tab/>
+              <w:t xml:space="preserve">13</w:t>
+            </w:r>
+          </w:hyperlink>
+          <w:r>
+            <w:rPr>
+              <w:rtl w:val="0"/>
+            </w:rPr>
+          </w:r>
           <w:r>
             <w:fldChar w:fldCharType="end"/>
           </w:r>
@@ -736,7 +834,7 @@
       <w:pPr>
         <w:numPr>
           <w:ilvl w:val="0"/>
-          <w:numId w:val="2"/>
+          <w:numId w:val="4"/>
         </w:numPr>
         <w:ind w:left="720" w:hanging="360"/>
         <w:rPr>
@@ -761,7 +859,7 @@
       <w:pPr>
         <w:numPr>
           <w:ilvl w:val="0"/>
-          <w:numId w:val="2"/>
+          <w:numId w:val="4"/>
         </w:numPr>
         <w:ind w:left="720" w:hanging="360"/>
         <w:rPr>
@@ -786,7 +884,7 @@
       <w:pPr>
         <w:numPr>
           <w:ilvl w:val="0"/>
-          <w:numId w:val="2"/>
+          <w:numId w:val="4"/>
         </w:numPr>
         <w:ind w:left="720" w:hanging="360"/>
         <w:rPr>
@@ -938,6 +1036,577 @@
     <w:p>
       <w:pPr>
         <w:rPr/>
+      </w:pPr>
+      <w:r>
+        <w:rPr>
+          <w:rtl w:val="0"/>
+        </w:rPr>
+      </w:r>
+    </w:p>
+    <w:p>
+      <w:pPr>
+        <w:numPr>
+          <w:ilvl w:val="0"/>
+          <w:numId w:val="26"/>
+        </w:numPr>
+        <w:ind w:left="720" w:hanging="360"/>
+        <w:rPr>
+          <w:u w:val="none"/>
+        </w:rPr>
+      </w:pPr>
+      <w:r>
+        <w:rPr>
+          <w:b w:val="1"/>
+          <w:rtl w:val="0"/>
+        </w:rPr>
+        <w:t xml:space="preserve">Wedstrijdgegevens:</w:t>
+      </w:r>
+      <w:r>
+        <w:rPr>
+          <w:rtl w:val="0"/>
+        </w:rPr>
+        <w:t xml:space="preserve"> datum, competitie, seizoen, doelpunten, schoten, balbezit, kaarten, uitslag.</w:t>
+      </w:r>
+    </w:p>
+    <w:p>
+      <w:pPr>
+        <w:numPr>
+          <w:ilvl w:val="0"/>
+          <w:numId w:val="26"/>
+        </w:numPr>
+        <w:ind w:left="720" w:hanging="360"/>
+        <w:rPr>
+          <w:u w:val="none"/>
+        </w:rPr>
+      </w:pPr>
+      <w:r>
+        <w:rPr>
+          <w:b w:val="1"/>
+          <w:rtl w:val="0"/>
+        </w:rPr>
+        <w:t xml:space="preserve">Teamstatistieken:</w:t>
+      </w:r>
+      <w:r>
+        <w:rPr>
+          <w:rtl w:val="0"/>
+        </w:rPr>
+        <w:t xml:space="preserve"> teams, ranglijst, punten, doelpunten voor en tegen.</w:t>
+      </w:r>
+    </w:p>
+    <w:p>
+      <w:pPr>
+        <w:numPr>
+          <w:ilvl w:val="0"/>
+          <w:numId w:val="26"/>
+        </w:numPr>
+        <w:ind w:left="720" w:hanging="360"/>
+        <w:rPr>
+          <w:u w:val="none"/>
+        </w:rPr>
+      </w:pPr>
+      <w:r>
+        <w:rPr>
+          <w:b w:val="1"/>
+          <w:rtl w:val="0"/>
+        </w:rPr>
+        <w:t xml:space="preserve">Spelersstatistieken: </w:t>
+      </w:r>
+      <w:r>
+        <w:rPr>
+          <w:rtl w:val="0"/>
+        </w:rPr>
+        <w:t xml:space="preserve">goals, assists, speelminuten, positie, kaarten.</w:t>
+      </w:r>
+    </w:p>
+    <w:p>
+      <w:pPr>
+        <w:rPr/>
+      </w:pPr>
+      <w:r>
+        <w:rPr>
+          <w:rtl w:val="0"/>
+        </w:rPr>
+      </w:r>
+    </w:p>
+    <w:p>
+      <w:pPr>
+        <w:rPr/>
+      </w:pPr>
+      <w:r>
+        <w:rPr>
+          <w:rtl w:val="0"/>
+        </w:rPr>
+        <w:t xml:space="preserve">Deze dataset is geschikt om patronen en trends in wedstrijden, teams en spelers over meerdere seizoenen te onderzoeken. </w:t>
+      </w:r>
+    </w:p>
+    <w:p>
+      <w:pPr>
+        <w:pStyle w:val="Heading2"/>
+        <w:rPr/>
+      </w:pPr>
+      <w:bookmarkStart w:colFirst="0" w:colLast="0" w:name="_x12g8vuse6d" w:id="3"/>
+      <w:bookmarkEnd w:id="3"/>
+      <w:r>
+        <w:rPr>
+          <w:rtl w:val="0"/>
+        </w:rPr>
+        <w:t xml:space="preserve">Objectives</w:t>
+      </w:r>
+    </w:p>
+    <w:p>
+      <w:pPr>
+        <w:rPr/>
+      </w:pPr>
+      <w:r>
+        <w:rPr>
+          <w:rtl w:val="0"/>
+        </w:rPr>
+        <w:t xml:space="preserve">Het project heeft de volgende concrete doelstellingen:</w:t>
+      </w:r>
+    </w:p>
+    <w:p>
+      <w:pPr>
+        <w:rPr/>
+      </w:pPr>
+      <w:r>
+        <w:rPr>
+          <w:rtl w:val="0"/>
+        </w:rPr>
+      </w:r>
+    </w:p>
+    <w:p>
+      <w:pPr>
+        <w:numPr>
+          <w:ilvl w:val="0"/>
+          <w:numId w:val="18"/>
+        </w:numPr>
+        <w:ind w:left="720" w:hanging="360"/>
+        <w:rPr>
+          <w:u w:val="none"/>
+        </w:rPr>
+      </w:pPr>
+      <w:r>
+        <w:rPr>
+          <w:rtl w:val="0"/>
+        </w:rPr>
+        <w:t xml:space="preserve">Data-acquisitie en voorbereiding: </w:t>
+      </w:r>
+    </w:p>
+    <w:p>
+      <w:pPr>
+        <w:numPr>
+          <w:ilvl w:val="0"/>
+          <w:numId w:val="10"/>
+        </w:numPr>
+        <w:ind w:left="1440" w:hanging="360"/>
+        <w:rPr>
+          <w:u w:val="none"/>
+        </w:rPr>
+      </w:pPr>
+      <w:r>
+        <w:rPr>
+          <w:rtl w:val="0"/>
+        </w:rPr>
+        <w:t xml:space="preserve">Downloaden van de dataset van Kaggle en importeren in </w:t>
+      </w:r>
+      <w:r>
+        <w:rPr>
+          <w:rtl w:val="0"/>
+        </w:rPr>
+        <w:t xml:space="preserve">RStudio.</w:t>
+      </w:r>
+      <w:r>
+        <w:rPr>
+          <w:rtl w:val="0"/>
+        </w:rPr>
+      </w:r>
+    </w:p>
+    <w:p>
+      <w:pPr>
+        <w:numPr>
+          <w:ilvl w:val="0"/>
+          <w:numId w:val="10"/>
+        </w:numPr>
+        <w:ind w:left="1440" w:hanging="360"/>
+        <w:rPr>
+          <w:u w:val="none"/>
+        </w:rPr>
+      </w:pPr>
+      <w:r>
+        <w:rPr>
+          <w:rtl w:val="0"/>
+        </w:rPr>
+        <w:t xml:space="preserve">Opschonen van de data: verwijderen van ontbrekende waarden in kritieke kolommen (zoals doelpunten of uitslagen), converteren van </w:t>
+      </w:r>
+      <w:r>
+        <w:rPr>
+          <w:rtl w:val="0"/>
+        </w:rPr>
+        <w:t xml:space="preserve">datatypes</w:t>
+      </w:r>
+      <w:r>
+        <w:rPr>
+          <w:rtl w:val="0"/>
+        </w:rPr>
+        <w:t xml:space="preserve"> (bijv. datum naar Date, numerieke waarden), samenvoegen van gerelateerde tabellen (bijv. wedstrijd- en teamstatistieken</w:t>
+      </w:r>
+    </w:p>
+    <w:p>
+      <w:pPr>
+        <w:numPr>
+          <w:ilvl w:val="0"/>
+          <w:numId w:val="18"/>
+        </w:numPr>
+        <w:ind w:left="720" w:hanging="360"/>
+        <w:rPr>
+          <w:u w:val="none"/>
+        </w:rPr>
+      </w:pPr>
+      <w:r>
+        <w:rPr>
+          <w:rtl w:val="0"/>
+        </w:rPr>
+        <w:t xml:space="preserve">Exploratory Data Analysis (EDA): </w:t>
+      </w:r>
+    </w:p>
+    <w:p>
+      <w:pPr>
+        <w:numPr>
+          <w:ilvl w:val="0"/>
+          <w:numId w:val="7"/>
+        </w:numPr>
+        <w:ind w:left="1440" w:hanging="360"/>
+        <w:rPr>
+          <w:u w:val="none"/>
+        </w:rPr>
+      </w:pPr>
+      <w:r>
+        <w:rPr>
+          <w:rtl w:val="0"/>
+        </w:rPr>
+        <w:t xml:space="preserve">Onderzoeken van verdelingen van doelpunten, balbezit, schoten en kaarten. </w:t>
+      </w:r>
+    </w:p>
+    <w:p>
+      <w:pPr>
+        <w:numPr>
+          <w:ilvl w:val="0"/>
+          <w:numId w:val="7"/>
+        </w:numPr>
+        <w:ind w:left="1440" w:hanging="360"/>
+        <w:rPr>
+          <w:u w:val="none"/>
+        </w:rPr>
+      </w:pPr>
+      <w:r>
+        <w:rPr>
+          <w:rtl w:val="0"/>
+        </w:rPr>
+        <w:t xml:space="preserve">Analyse van trends over seizoenen en competities.</w:t>
+      </w:r>
+    </w:p>
+    <w:p>
+      <w:pPr>
+        <w:numPr>
+          <w:ilvl w:val="0"/>
+          <w:numId w:val="7"/>
+        </w:numPr>
+        <w:ind w:left="1440" w:hanging="360"/>
+        <w:rPr>
+          <w:u w:val="none"/>
+        </w:rPr>
+      </w:pPr>
+      <w:r>
+        <w:rPr>
+          <w:rtl w:val="0"/>
+        </w:rPr>
+        <w:t xml:space="preserve">Vergelijkingen tussen teams, zoals thuis- vs. </w:t>
+      </w:r>
+      <w:r>
+        <w:rPr>
+          <w:rtl w:val="0"/>
+        </w:rPr>
+        <w:t xml:space="preserve">uitprestaties.</w:t>
+      </w:r>
+      <w:r>
+        <w:rPr>
+          <w:rtl w:val="0"/>
+        </w:rPr>
+        <w:t xml:space="preserve"> </w:t>
+      </w:r>
+    </w:p>
+    <w:p>
+      <w:pPr>
+        <w:numPr>
+          <w:ilvl w:val="0"/>
+          <w:numId w:val="7"/>
+        </w:numPr>
+        <w:ind w:left="1440" w:hanging="360"/>
+        <w:rPr>
+          <w:u w:val="none"/>
+        </w:rPr>
+      </w:pPr>
+      <w:r>
+        <w:rPr>
+          <w:rtl w:val="0"/>
+        </w:rPr>
+        <w:t xml:space="preserve">Correlatieanalyse tussen statistieken, bijvoorbeeld schoten vs. doelpunten, balbezit vs. winstkans</w:t>
+      </w:r>
+    </w:p>
+    <w:p>
+      <w:pPr>
+        <w:numPr>
+          <w:ilvl w:val="0"/>
+          <w:numId w:val="18"/>
+        </w:numPr>
+        <w:ind w:left="720" w:hanging="360"/>
+        <w:rPr>
+          <w:u w:val="none"/>
+        </w:rPr>
+      </w:pPr>
+      <w:r>
+        <w:rPr>
+          <w:rtl w:val="0"/>
+        </w:rPr>
+        <w:t xml:space="preserve">Data Visualisatie:</w:t>
+      </w:r>
+    </w:p>
+    <w:p>
+      <w:pPr>
+        <w:numPr>
+          <w:ilvl w:val="0"/>
+          <w:numId w:val="25"/>
+        </w:numPr>
+        <w:ind w:left="1440" w:hanging="360"/>
+        <w:rPr>
+          <w:u w:val="none"/>
+        </w:rPr>
+      </w:pPr>
+      <w:r>
+        <w:rPr>
+          <w:rtl w:val="0"/>
+        </w:rPr>
+        <w:t xml:space="preserve">Creëren van grafieken in R (ggplot2) om inzichten duidelijk te maken, bijvoorbeeld: </w:t>
+      </w:r>
+    </w:p>
+    <w:p>
+      <w:pPr>
+        <w:numPr>
+          <w:ilvl w:val="0"/>
+          <w:numId w:val="3"/>
+        </w:numPr>
+        <w:ind w:left="2160" w:hanging="360"/>
+        <w:rPr>
+          <w:u w:val="none"/>
+        </w:rPr>
+      </w:pPr>
+      <w:r>
+        <w:rPr>
+          <w:rtl w:val="0"/>
+        </w:rPr>
+        <w:t xml:space="preserve">Lijnplots</w:t>
+      </w:r>
+      <w:r>
+        <w:rPr>
+          <w:rtl w:val="0"/>
+        </w:rPr>
+        <w:t xml:space="preserve"> van gemiddelde doelpunten per seizoen per competitie.</w:t>
+      </w:r>
+    </w:p>
+    <w:p>
+      <w:pPr>
+        <w:numPr>
+          <w:ilvl w:val="0"/>
+          <w:numId w:val="3"/>
+        </w:numPr>
+        <w:ind w:left="2160" w:hanging="360"/>
+        <w:rPr>
+          <w:u w:val="none"/>
+        </w:rPr>
+      </w:pPr>
+      <w:r>
+        <w:rPr>
+          <w:rtl w:val="0"/>
+        </w:rPr>
+        <w:t xml:space="preserve">Boxplots van schoten per team.</w:t>
+      </w:r>
+    </w:p>
+    <w:p>
+      <w:pPr>
+        <w:numPr>
+          <w:ilvl w:val="0"/>
+          <w:numId w:val="3"/>
+        </w:numPr>
+        <w:ind w:left="2160" w:hanging="360"/>
+        <w:rPr>
+          <w:u w:val="none"/>
+        </w:rPr>
+      </w:pPr>
+      <w:r>
+        <w:rPr>
+          <w:rtl w:val="0"/>
+        </w:rPr>
+        <w:t xml:space="preserve">Heatmaps van correlaties tussen statistieken.</w:t>
+      </w:r>
+    </w:p>
+    <w:p>
+      <w:pPr>
+        <w:numPr>
+          <w:ilvl w:val="0"/>
+          <w:numId w:val="25"/>
+        </w:numPr>
+        <w:ind w:left="1440" w:hanging="360"/>
+        <w:rPr>
+          <w:u w:val="none"/>
+        </w:rPr>
+      </w:pPr>
+      <w:r>
+        <w:rPr>
+          <w:rtl w:val="0"/>
+        </w:rPr>
+        <w:t xml:space="preserve">Tabellen met samenvattende statistieken per team of speler.</w:t>
+      </w:r>
+    </w:p>
+    <w:p>
+      <w:pPr>
+        <w:numPr>
+          <w:ilvl w:val="0"/>
+          <w:numId w:val="18"/>
+        </w:numPr>
+        <w:ind w:left="720" w:hanging="360"/>
+        <w:rPr>
+          <w:u w:val="none"/>
+        </w:rPr>
+      </w:pPr>
+      <w:r>
+        <w:rPr>
+          <w:rtl w:val="0"/>
+        </w:rPr>
+        <w:t xml:space="preserve">Interpretatie en conclusies: </w:t>
+      </w:r>
+    </w:p>
+    <w:p>
+      <w:pPr>
+        <w:numPr>
+          <w:ilvl w:val="0"/>
+          <w:numId w:val="14"/>
+        </w:numPr>
+        <w:ind w:left="1440" w:hanging="360"/>
+        <w:rPr>
+          <w:u w:val="none"/>
+        </w:rPr>
+      </w:pPr>
+      <w:r>
+        <w:rPr>
+          <w:rtl w:val="0"/>
+        </w:rPr>
+        <w:t xml:space="preserve">Identificeren van belangrijke trends en factoren die succes beïnvloeden</w:t>
+      </w:r>
+    </w:p>
+    <w:p>
+      <w:pPr>
+        <w:numPr>
+          <w:ilvl w:val="0"/>
+          <w:numId w:val="14"/>
+        </w:numPr>
+        <w:ind w:left="1440" w:hanging="360"/>
+        <w:rPr>
+          <w:u w:val="none"/>
+        </w:rPr>
+      </w:pPr>
+      <w:r>
+        <w:rPr>
+          <w:rtl w:val="0"/>
+        </w:rPr>
+        <w:t xml:space="preserve">Kritisch reflecteren op beperkingen van de dataset. </w:t>
+      </w:r>
+    </w:p>
+    <w:p>
+      <w:pPr>
+        <w:numPr>
+          <w:ilvl w:val="0"/>
+          <w:numId w:val="14"/>
+        </w:numPr>
+        <w:ind w:left="1440" w:hanging="360"/>
+        <w:rPr>
+          <w:u w:val="none"/>
+        </w:rPr>
+      </w:pPr>
+      <w:r>
+        <w:rPr>
+          <w:rtl w:val="0"/>
+        </w:rPr>
+        <w:t xml:space="preserve">Voorstellen van mogelijke vervolgonderzoeken of uitbreidingen van de analyses</w:t>
+      </w:r>
+    </w:p>
+    <w:p>
+      <w:pPr>
+        <w:pStyle w:val="Heading1"/>
+        <w:rPr/>
+      </w:pPr>
+      <w:bookmarkStart w:colFirst="0" w:colLast="0" w:name="_b8wscac4qpd4" w:id="4"/>
+      <w:bookmarkEnd w:id="4"/>
+      <w:r>
+        <w:rPr>
+          <w:rtl w:val="0"/>
+        </w:rPr>
+        <w:t xml:space="preserve">Technical Design &amp; Implementation</w:t>
+      </w:r>
+    </w:p>
+    <w:p>
+      <w:pPr>
+        <w:pStyle w:val="Heading2"/>
+        <w:rPr/>
+      </w:pPr>
+      <w:bookmarkStart w:colFirst="0" w:colLast="0" w:name="_ih7a70hvpoyb" w:id="5"/>
+      <w:bookmarkEnd w:id="5"/>
+      <w:r>
+        <w:rPr>
+          <w:rtl w:val="0"/>
+        </w:rPr>
+        <w:t xml:space="preserve">Dataset &amp; Database</w:t>
+      </w:r>
+    </w:p>
+    <w:p>
+      <w:pPr>
+        <w:rPr/>
+      </w:pPr>
+      <w:r>
+        <w:rPr>
+          <w:rtl w:val="0"/>
+        </w:rPr>
+        <w:t xml:space="preserve">Voor dit project wordt gebruikgemaakt van de European Soccer Database, een dataset die beschikbaar is gesteld op Kaggle. Deze dataset is opgebouwd als een SQLite database (database.sqlite) en bevat gegevens van meer dan 25.000 voetbalwedstrijden, 11.000 spelers, 300 teams en 2008-2016 seizoenen uit 11 Europese landen. </w:t>
+      </w:r>
+    </w:p>
+    <w:p>
+      <w:pPr>
+        <w:rPr/>
+      </w:pPr>
+      <w:r>
+        <w:rPr>
+          <w:rtl w:val="0"/>
+        </w:rPr>
+      </w:r>
+    </w:p>
+    <w:p>
+      <w:pPr>
+        <w:rPr>
+          <w:b w:val="1"/>
+        </w:rPr>
+      </w:pPr>
+      <w:r>
+        <w:rPr>
+          <w:b w:val="1"/>
+          <w:rtl w:val="0"/>
+        </w:rPr>
+        <w:t xml:space="preserve">Alle tabellen in de database</w:t>
+      </w:r>
+    </w:p>
+    <w:p>
+      <w:pPr>
+        <w:rPr>
+          <w:b w:val="1"/>
+        </w:rPr>
       </w:pPr>
       <w:r>
         <w:rPr>
@@ -953,21 +1622,102 @@
         </w:numPr>
         <w:ind w:left="720" w:hanging="360"/>
         <w:rPr>
+          <w:b w:val="1"/>
+        </w:rPr>
+      </w:pPr>
+      <w:r>
+        <w:rPr>
+          <w:b w:val="1"/>
+          <w:rtl w:val="0"/>
+        </w:rPr>
+        <w:t xml:space="preserve">Country</w:t>
+      </w:r>
+    </w:p>
+    <w:p>
+      <w:pPr>
+        <w:ind w:left="720" w:firstLine="0"/>
+        <w:rPr/>
+      </w:pPr>
+      <w:r>
+        <w:rPr>
+          <w:rtl w:val="0"/>
+        </w:rPr>
+        <w:t xml:space="preserve">Bevat informatie over landen waarin competities plaatsvinden.</w:t>
+      </w:r>
+    </w:p>
+    <w:p>
+      <w:pPr>
+        <w:ind w:left="720" w:firstLine="0"/>
+        <w:rPr>
+          <w:b w:val="1"/>
+        </w:rPr>
+      </w:pPr>
+      <w:r>
+        <w:rPr>
+          <w:b w:val="1"/>
+          <w:rtl w:val="0"/>
+        </w:rPr>
+        <w:t xml:space="preserve">Belangrijke velden:</w:t>
+      </w:r>
+    </w:p>
+    <w:p>
+      <w:pPr>
+        <w:numPr>
+          <w:ilvl w:val="0"/>
+          <w:numId w:val="13"/>
+        </w:numPr>
+        <w:ind w:left="1440" w:hanging="360"/>
+        <w:rPr/>
+      </w:pPr>
+      <w:r>
+        <w:rPr>
+          <w:shd w:fill="b7b7b7" w:val="clear"/>
+          <w:rtl w:val="0"/>
+        </w:rPr>
+        <w:t xml:space="preserve">id</w:t>
+      </w:r>
+      <w:r>
+        <w:rPr>
+          <w:rtl w:val="0"/>
+        </w:rPr>
+        <w:t xml:space="preserve"> - unieke identificatie van het land</w:t>
+      </w:r>
+    </w:p>
+    <w:p>
+      <w:pPr>
+        <w:numPr>
+          <w:ilvl w:val="0"/>
+          <w:numId w:val="13"/>
+        </w:numPr>
+        <w:ind w:left="1440" w:hanging="360"/>
+        <w:rPr>
           <w:u w:val="none"/>
         </w:rPr>
       </w:pPr>
       <w:r>
         <w:rPr>
-          <w:b w:val="1"/>
-          <w:rtl w:val="0"/>
-        </w:rPr>
-        <w:t xml:space="preserve">Wedstrijdgegevens:</w:t>
-      </w:r>
-      <w:r>
-        <w:rPr>
-          <w:rtl w:val="0"/>
-        </w:rPr>
-        <w:t xml:space="preserve"> datum, competitie, seizoen, doelpunten, schoten, balbezit, kaarten, uitslag.</w:t>
+          <w:shd w:fill="b7b7b7" w:val="clear"/>
+          <w:rtl w:val="0"/>
+        </w:rPr>
+        <w:t xml:space="preserve">name</w:t>
+      </w:r>
+      <w:r>
+        <w:rPr>
+          <w:rtl w:val="0"/>
+        </w:rPr>
+        <w:t xml:space="preserve"> - naam van het land (bijv. “Spain”)</w:t>
+      </w:r>
+    </w:p>
+    <w:p>
+      <w:pPr>
+        <w:rPr>
+          <w:shd w:fill="b7b7b7" w:val="clear"/>
+        </w:rPr>
+      </w:pPr>
+      <w:r>
+        <w:rPr>
+          <w:rtl w:val="0"/>
+        </w:rPr>
       </w:r>
     </w:p>
     <w:p>
@@ -978,21 +1728,144 @@
         </w:numPr>
         <w:ind w:left="720" w:hanging="360"/>
         <w:rPr>
+          <w:b w:val="1"/>
+        </w:rPr>
+      </w:pPr>
+      <w:r>
+        <w:rPr>
+          <w:b w:val="1"/>
+          <w:rtl w:val="0"/>
+        </w:rPr>
+        <w:t xml:space="preserve">League</w:t>
+      </w:r>
+    </w:p>
+    <w:p>
+      <w:pPr>
+        <w:ind w:left="720" w:firstLine="0"/>
+        <w:rPr/>
+      </w:pPr>
+      <w:r>
+        <w:rPr>
+          <w:rtl w:val="0"/>
+        </w:rPr>
+        <w:t xml:space="preserve">Bevat informatie over competities in verschillende landen.</w:t>
+      </w:r>
+    </w:p>
+    <w:p>
+      <w:pPr>
+        <w:ind w:left="720" w:firstLine="0"/>
+        <w:rPr>
+          <w:b w:val="1"/>
+        </w:rPr>
+      </w:pPr>
+      <w:r>
+        <w:rPr>
+          <w:b w:val="1"/>
+          <w:rtl w:val="0"/>
+        </w:rPr>
+        <w:t xml:space="preserve">Belangrijke velden:</w:t>
+      </w:r>
+    </w:p>
+    <w:p>
+      <w:pPr>
+        <w:numPr>
+          <w:ilvl w:val="0"/>
+          <w:numId w:val="23"/>
+        </w:numPr>
+        <w:ind w:left="1440" w:hanging="360"/>
+        <w:rPr>
           <w:u w:val="none"/>
         </w:rPr>
       </w:pPr>
       <w:r>
         <w:rPr>
-          <w:b w:val="1"/>
-          <w:rtl w:val="0"/>
-        </w:rPr>
-        <w:t xml:space="preserve">Teamstatistieken:</w:t>
-      </w:r>
-      <w:r>
-        <w:rPr>
-          <w:rtl w:val="0"/>
-        </w:rPr>
-        <w:t xml:space="preserve"> teams, ranglijst, punten, doelpunten voor en tegen.</w:t>
+          <w:shd w:fill="b7b7b7" w:val="clear"/>
+          <w:rtl w:val="0"/>
+        </w:rPr>
+        <w:t xml:space="preserve">id</w:t>
+      </w:r>
+      <w:r>
+        <w:rPr>
+          <w:rtl w:val="0"/>
+        </w:rPr>
+        <w:t xml:space="preserve"> </w:t>
+      </w:r>
+      <w:r>
+        <w:rPr>
+          <w:rtl w:val="0"/>
+        </w:rPr>
+        <w:t xml:space="preserve">- unieke identificatie van de competitie </w:t>
+      </w:r>
+    </w:p>
+    <w:p>
+      <w:pPr>
+        <w:numPr>
+          <w:ilvl w:val="0"/>
+          <w:numId w:val="23"/>
+        </w:numPr>
+        <w:ind w:left="1440" w:hanging="360"/>
+        <w:rPr>
+          <w:u w:val="none"/>
+        </w:rPr>
+      </w:pPr>
+      <w:r>
+        <w:rPr>
+          <w:shd w:fill="b7b7b7" w:val="clear"/>
+          <w:rtl w:val="0"/>
+        </w:rPr>
+        <w:t xml:space="preserve">country_id</w:t>
+      </w:r>
+      <w:r>
+        <w:rPr>
+          <w:rtl w:val="0"/>
+        </w:rPr>
+        <w:t xml:space="preserve"> - koppeling naar Country</w:t>
+      </w:r>
+    </w:p>
+    <w:p>
+      <w:pPr>
+        <w:numPr>
+          <w:ilvl w:val="0"/>
+          <w:numId w:val="23"/>
+        </w:numPr>
+        <w:ind w:left="1440" w:hanging="360"/>
+        <w:rPr>
+          <w:u w:val="none"/>
+        </w:rPr>
+      </w:pPr>
+      <w:r>
+        <w:rPr>
+          <w:shd w:fill="b7b7b7" w:val="clear"/>
+          <w:rtl w:val="0"/>
+        </w:rPr>
+        <w:t xml:space="preserve">name</w:t>
+      </w:r>
+      <w:r>
+        <w:rPr>
+          <w:rtl w:val="0"/>
+        </w:rPr>
+        <w:t xml:space="preserve"> - naam van de competitie (bijv. “Germany </w:t>
+      </w:r>
+      <w:r>
+        <w:rPr>
+          <w:rtl w:val="0"/>
+        </w:rPr>
+        <w:t xml:space="preserve">1. Bundesliga”)</w:t>
+      </w:r>
+      <w:r>
+        <w:rPr>
+          <w:rtl w:val="0"/>
+        </w:rPr>
+      </w:r>
+    </w:p>
+    <w:p>
+      <w:pPr>
+        <w:rPr/>
+      </w:pPr>
+      <w:r>
+        <w:rPr>
+          <w:rtl w:val="0"/>
+        </w:rPr>
       </w:r>
     </w:p>
     <w:p>
@@ -1003,77 +1876,42 @@
         </w:numPr>
         <w:ind w:left="720" w:hanging="360"/>
         <w:rPr>
-          <w:u w:val="none"/>
-        </w:rPr>
-      </w:pPr>
-      <w:r>
-        <w:rPr>
-          <w:b w:val="1"/>
-          <w:rtl w:val="0"/>
-        </w:rPr>
-        <w:t xml:space="preserve">Spelersstatistieken: </w:t>
-      </w:r>
-      <w:r>
-        <w:rPr>
-          <w:rtl w:val="0"/>
-        </w:rPr>
-        <w:t xml:space="preserve">goals, assists, speelminuten, positie, kaarten.</w:t>
-      </w:r>
-    </w:p>
-    <w:p>
-      <w:pPr>
+          <w:b w:val="1"/>
+        </w:rPr>
+      </w:pPr>
+      <w:r>
+        <w:rPr>
+          <w:b w:val="1"/>
+          <w:rtl w:val="0"/>
+        </w:rPr>
+        <w:t xml:space="preserve">Match</w:t>
+      </w:r>
+    </w:p>
+    <w:p>
+      <w:pPr>
+        <w:ind w:left="720" w:firstLine="0"/>
         <w:rPr/>
       </w:pPr>
       <w:r>
         <w:rPr>
           <w:rtl w:val="0"/>
         </w:rPr>
-      </w:r>
-    </w:p>
-    <w:p>
-      <w:pPr>
-        <w:rPr/>
-      </w:pPr>
-      <w:r>
-        <w:rPr>
-          <w:rtl w:val="0"/>
-        </w:rPr>
-        <w:t xml:space="preserve">Deze dataset is geschikt om patronen en trends in wedstrijden, teams en spelers over meerdere seizoenen te onderzoeken. </w:t>
-      </w:r>
-    </w:p>
-    <w:p>
-      <w:pPr>
-        <w:pStyle w:val="Heading2"/>
-        <w:rPr/>
-      </w:pPr>
-      <w:bookmarkStart w:colFirst="0" w:colLast="0" w:name="_x12g8vuse6d" w:id="3"/>
-      <w:bookmarkEnd w:id="3"/>
-      <w:r>
-        <w:rPr>
-          <w:rtl w:val="0"/>
-        </w:rPr>
-        <w:t xml:space="preserve">Objectives</w:t>
-      </w:r>
-    </w:p>
-    <w:p>
-      <w:pPr>
-        <w:rPr/>
-      </w:pPr>
-      <w:r>
-        <w:rPr>
-          <w:rtl w:val="0"/>
-        </w:rPr>
-        <w:t xml:space="preserve">Het project heeft de volgende concrete doelstellingen:</w:t>
-      </w:r>
-    </w:p>
-    <w:p>
-      <w:pPr>
-        <w:rPr/>
-      </w:pPr>
-      <w:r>
-        <w:rPr>
-          <w:rtl w:val="0"/>
-        </w:rPr>
+        <w:t xml:space="preserve">Bevat informatie over individuele wedstrijden.</w:t>
+      </w:r>
+    </w:p>
+    <w:p>
+      <w:pPr>
+        <w:ind w:left="720" w:firstLine="0"/>
+        <w:rPr>
+          <w:b w:val="1"/>
+        </w:rPr>
+      </w:pPr>
+      <w:r>
+        <w:rPr>
+          <w:b w:val="1"/>
+          <w:rtl w:val="0"/>
+        </w:rPr>
+        <w:t xml:space="preserve">Belangrijke velden:</w:t>
       </w:r>
     </w:p>
     <w:p>
@@ -1082,75 +1920,21 @@
           <w:ilvl w:val="0"/>
           <w:numId w:val="12"/>
         </w:numPr>
-        <w:ind w:left="720" w:hanging="360"/>
-        <w:rPr>
-          <w:u w:val="none"/>
-        </w:rPr>
-      </w:pPr>
-      <w:r>
-        <w:rPr>
-          <w:rtl w:val="0"/>
-        </w:rPr>
-        <w:t xml:space="preserve">Data-acquisitie en voorbereiding: </w:t>
-      </w:r>
-    </w:p>
-    <w:p>
-      <w:pPr>
-        <w:numPr>
-          <w:ilvl w:val="0"/>
-          <w:numId w:val="6"/>
-        </w:numPr>
         <w:ind w:left="1440" w:hanging="360"/>
-        <w:rPr>
-          <w:u w:val="none"/>
-        </w:rPr>
-      </w:pPr>
-      <w:r>
-        <w:rPr>
-          <w:rtl w:val="0"/>
-        </w:rPr>
-        <w:t xml:space="preserve">Downloaden van de dataset van Kaggle en importeren in </w:t>
-      </w:r>
-      <w:r>
-        <w:rPr>
-          <w:rtl w:val="0"/>
-        </w:rPr>
-        <w:t xml:space="preserve">RStudio.</w:t>
-      </w:r>
-      <w:r>
-        <w:rPr>
-          <w:rtl w:val="0"/>
-        </w:rPr>
-      </w:r>
-    </w:p>
-    <w:p>
-      <w:pPr>
-        <w:numPr>
-          <w:ilvl w:val="0"/>
-          <w:numId w:val="6"/>
-        </w:numPr>
-        <w:ind w:left="1440" w:hanging="360"/>
-        <w:rPr>
-          <w:u w:val="none"/>
-        </w:rPr>
-      </w:pPr>
-      <w:r>
-        <w:rPr>
-          <w:rtl w:val="0"/>
-        </w:rPr>
-        <w:t xml:space="preserve">Opschonen van de data: verwijderen van ontbrekende waarden in kritieke kolommen (zoals doelpunten of uitslagen), converteren van </w:t>
-      </w:r>
-      <w:r>
-        <w:rPr>
-          <w:rtl w:val="0"/>
-        </w:rPr>
-        <w:t xml:space="preserve">datatypes</w:t>
-      </w:r>
-      <w:r>
-        <w:rPr>
-          <w:rtl w:val="0"/>
-        </w:rPr>
-        <w:t xml:space="preserve"> (bijv. datum naar Date, numerieke waarden), samenvoegen van gerelateerde tabellen (bijv. wedstrijd- en teamstatistieken</w:t>
+        <w:rPr/>
+      </w:pPr>
+      <w:r>
+        <w:rPr>
+          <w:shd w:fill="b7b7b7" w:val="clear"/>
+          <w:rtl w:val="0"/>
+        </w:rPr>
+        <w:t xml:space="preserve">id</w:t>
+      </w:r>
+      <w:r>
+        <w:rPr>
+          <w:rtl w:val="0"/>
+        </w:rPr>
+        <w:t xml:space="preserve"> - unieke identificatie van de wedstrijd </w:t>
       </w:r>
     </w:p>
     <w:p>
@@ -1159,100 +1943,23 @@
           <w:ilvl w:val="0"/>
           <w:numId w:val="12"/>
         </w:numPr>
-        <w:ind w:left="720" w:hanging="360"/>
+        <w:ind w:left="1440" w:hanging="360"/>
         <w:rPr>
           <w:u w:val="none"/>
         </w:rPr>
       </w:pPr>
       <w:r>
         <w:rPr>
-          <w:rtl w:val="0"/>
-        </w:rPr>
-        <w:t xml:space="preserve">Exploratory Data Analysis (EDA): </w:t>
-      </w:r>
-    </w:p>
-    <w:p>
-      <w:pPr>
-        <w:numPr>
-          <w:ilvl w:val="0"/>
-          <w:numId w:val="4"/>
-        </w:numPr>
-        <w:ind w:left="1440" w:hanging="360"/>
-        <w:rPr>
-          <w:u w:val="none"/>
-        </w:rPr>
-      </w:pPr>
-      <w:r>
-        <w:rPr>
-          <w:rtl w:val="0"/>
-        </w:rPr>
-        <w:t xml:space="preserve">Onderzoeken van verdelingen van doelpunten, balbezit, schoten en kaarten. </w:t>
-      </w:r>
-    </w:p>
-    <w:p>
-      <w:pPr>
-        <w:numPr>
-          <w:ilvl w:val="0"/>
-          <w:numId w:val="4"/>
-        </w:numPr>
-        <w:ind w:left="1440" w:hanging="360"/>
-        <w:rPr>
-          <w:u w:val="none"/>
-        </w:rPr>
-      </w:pPr>
-      <w:r>
-        <w:rPr>
-          <w:rtl w:val="0"/>
-        </w:rPr>
-        <w:t xml:space="preserve">Analyse van trends over seizoenen en competities.</w:t>
-      </w:r>
-    </w:p>
-    <w:p>
-      <w:pPr>
-        <w:numPr>
-          <w:ilvl w:val="0"/>
-          <w:numId w:val="4"/>
-        </w:numPr>
-        <w:ind w:left="1440" w:hanging="360"/>
-        <w:rPr>
-          <w:u w:val="none"/>
-        </w:rPr>
-      </w:pPr>
-      <w:r>
-        <w:rPr>
-          <w:rtl w:val="0"/>
-        </w:rPr>
-        <w:t xml:space="preserve">Vergelijkingen tussen teams, zoals thuis- vs. </w:t>
-      </w:r>
-      <w:r>
-        <w:rPr>
-          <w:rtl w:val="0"/>
-        </w:rPr>
-        <w:t xml:space="preserve">uitprestaties.</w:t>
-      </w:r>
-      <w:r>
-        <w:rPr>
-          <w:rtl w:val="0"/>
-        </w:rPr>
-        <w:t xml:space="preserve"> </w:t>
-      </w:r>
-    </w:p>
-    <w:p>
-      <w:pPr>
-        <w:numPr>
-          <w:ilvl w:val="0"/>
-          <w:numId w:val="4"/>
-        </w:numPr>
-        <w:ind w:left="1440" w:hanging="360"/>
-        <w:rPr>
-          <w:u w:val="none"/>
-        </w:rPr>
-      </w:pPr>
-      <w:r>
-        <w:rPr>
-          <w:rtl w:val="0"/>
-        </w:rPr>
-        <w:t xml:space="preserve">Correlatieanalyse tussen statistieken, bijvoorbeeld schoten vs. doelpunten, balbezit vs. winstkans</w:t>
+          <w:shd w:fill="b7b7b7" w:val="clear"/>
+          <w:rtl w:val="0"/>
+        </w:rPr>
+        <w:t xml:space="preserve">season</w:t>
+      </w:r>
+      <w:r>
+        <w:rPr>
+          <w:rtl w:val="0"/>
+        </w:rPr>
+        <w:t xml:space="preserve"> - seizoen (bijv. “2013/2014”)</w:t>
       </w:r>
     </w:p>
     <w:p>
@@ -1261,112 +1968,23 @@
           <w:ilvl w:val="0"/>
           <w:numId w:val="12"/>
         </w:numPr>
-        <w:ind w:left="720" w:hanging="360"/>
+        <w:ind w:left="1440" w:hanging="360"/>
         <w:rPr>
           <w:u w:val="none"/>
         </w:rPr>
       </w:pPr>
       <w:r>
         <w:rPr>
-          <w:rtl w:val="0"/>
-        </w:rPr>
-        <w:t xml:space="preserve">Data Visualisatie:</w:t>
-      </w:r>
-    </w:p>
-    <w:p>
-      <w:pPr>
-        <w:numPr>
-          <w:ilvl w:val="0"/>
-          <w:numId w:val="15"/>
-        </w:numPr>
-        <w:ind w:left="1440" w:hanging="360"/>
-        <w:rPr>
-          <w:u w:val="none"/>
-        </w:rPr>
-      </w:pPr>
-      <w:r>
-        <w:rPr>
-          <w:rtl w:val="0"/>
-        </w:rPr>
-        <w:t xml:space="preserve">Creëren van grafieken in R (ggplot2) om inzichten duidelijk te maken, bijvoorbeeld: </w:t>
-      </w:r>
-    </w:p>
-    <w:p>
-      <w:pPr>
-        <w:numPr>
-          <w:ilvl w:val="0"/>
-          <w:numId w:val="1"/>
-        </w:numPr>
-        <w:ind w:left="2160" w:hanging="360"/>
-        <w:rPr>
-          <w:u w:val="none"/>
-        </w:rPr>
-      </w:pPr>
-      <w:r>
-        <w:rPr>
-          <w:rtl w:val="0"/>
-        </w:rPr>
-        <w:t xml:space="preserve">Lijnplots</w:t>
-      </w:r>
-      <w:r>
-        <w:rPr>
-          <w:rtl w:val="0"/>
-        </w:rPr>
-        <w:t xml:space="preserve"> van gemiddelde doelpunten per seizoen per competitie.</w:t>
-      </w:r>
-    </w:p>
-    <w:p>
-      <w:pPr>
-        <w:numPr>
-          <w:ilvl w:val="0"/>
-          <w:numId w:val="1"/>
-        </w:numPr>
-        <w:ind w:left="2160" w:hanging="360"/>
-        <w:rPr>
-          <w:u w:val="none"/>
-        </w:rPr>
-      </w:pPr>
-      <w:r>
-        <w:rPr>
-          <w:rtl w:val="0"/>
-        </w:rPr>
-        <w:t xml:space="preserve">Boxplots van schoten per team.</w:t>
-      </w:r>
-    </w:p>
-    <w:p>
-      <w:pPr>
-        <w:numPr>
-          <w:ilvl w:val="0"/>
-          <w:numId w:val="1"/>
-        </w:numPr>
-        <w:ind w:left="2160" w:hanging="360"/>
-        <w:rPr>
-          <w:u w:val="none"/>
-        </w:rPr>
-      </w:pPr>
-      <w:r>
-        <w:rPr>
-          <w:rtl w:val="0"/>
-        </w:rPr>
-        <w:t xml:space="preserve">Heatmaps van correlaties tussen statistieken.</w:t>
-      </w:r>
-    </w:p>
-    <w:p>
-      <w:pPr>
-        <w:numPr>
-          <w:ilvl w:val="0"/>
-          <w:numId w:val="15"/>
-        </w:numPr>
-        <w:ind w:left="1440" w:hanging="360"/>
-        <w:rPr>
-          <w:u w:val="none"/>
-        </w:rPr>
-      </w:pPr>
-      <w:r>
-        <w:rPr>
-          <w:rtl w:val="0"/>
-        </w:rPr>
-        <w:t xml:space="preserve">Tabellen met samenvattende statistieken per team of speler.</w:t>
+          <w:shd w:fill="b7b7b7" w:val="clear"/>
+          <w:rtl w:val="0"/>
+        </w:rPr>
+        <w:t xml:space="preserve">date</w:t>
+      </w:r>
+      <w:r>
+        <w:rPr>
+          <w:rtl w:val="0"/>
+        </w:rPr>
+        <w:t xml:space="preserve"> - datum van de wedstrijd</w:t>
       </w:r>
     </w:p>
     <w:p>
@@ -1375,23 +1993,43 @@
           <w:ilvl w:val="0"/>
           <w:numId w:val="12"/>
         </w:numPr>
-        <w:ind w:left="720" w:hanging="360"/>
+        <w:ind w:left="1440" w:hanging="360"/>
         <w:rPr>
           <w:u w:val="none"/>
         </w:rPr>
       </w:pPr>
       <w:r>
         <w:rPr>
-          <w:rtl w:val="0"/>
-        </w:rPr>
-        <w:t xml:space="preserve">Interpretatie en conclusies: </w:t>
+          <w:shd w:fill="b7b7b7" w:val="clear"/>
+          <w:rtl w:val="0"/>
+        </w:rPr>
+        <w:t xml:space="preserve">home_team_api_id</w:t>
+      </w:r>
+      <w:r>
+        <w:rPr>
+          <w:rtl w:val="0"/>
+        </w:rPr>
+        <w:t xml:space="preserve">, </w:t>
+      </w:r>
+      <w:r>
+        <w:rPr>
+          <w:shd w:fill="b7b7b7" w:val="clear"/>
+          <w:rtl w:val="0"/>
+        </w:rPr>
+        <w:t xml:space="preserve">away_team_api_id</w:t>
+      </w:r>
+      <w:r>
+        <w:rPr>
+          <w:rtl w:val="0"/>
+        </w:rPr>
+        <w:t xml:space="preserve"> - koppeling naar teams</w:t>
       </w:r>
     </w:p>
     <w:p>
       <w:pPr>
         <w:numPr>
           <w:ilvl w:val="0"/>
-          <w:numId w:val="10"/>
+          <w:numId w:val="12"/>
         </w:numPr>
         <w:ind w:left="1440" w:hanging="360"/>
         <w:rPr>
@@ -1400,127 +2038,58 @@
       </w:pPr>
       <w:r>
         <w:rPr>
-          <w:rtl w:val="0"/>
-        </w:rPr>
-        <w:t xml:space="preserve">Identificeren van belangrijke trends en factoren die succes beïnvloeden</w:t>
+          <w:shd w:fill="b7b7b7" w:val="clear"/>
+          <w:rtl w:val="0"/>
+        </w:rPr>
+        <w:t xml:space="preserve">home_team_goal,</w:t>
+      </w:r>
+      <w:r>
+        <w:rPr>
+          <w:rtl w:val="0"/>
+        </w:rPr>
+        <w:t xml:space="preserve"> </w:t>
+      </w:r>
+      <w:r>
+        <w:rPr>
+          <w:shd w:fill="b7b7b7" w:val="clear"/>
+          <w:rtl w:val="0"/>
+        </w:rPr>
+        <w:t xml:space="preserve">away_team_goal</w:t>
+      </w:r>
+      <w:r>
+        <w:rPr>
+          <w:shd w:fill="b7b7b7" w:val="clear"/>
+          <w:rtl w:val="0"/>
+        </w:rPr>
+        <w:t xml:space="preserve"> </w:t>
+      </w:r>
+      <w:r>
+        <w:rPr>
+          <w:rtl w:val="0"/>
+        </w:rPr>
+        <w:t xml:space="preserve">- aantal doelpunten</w:t>
+      </w:r>
+      <w:r>
+        <w:rPr>
+          <w:rtl w:val="0"/>
+        </w:rPr>
+      </w:r>
+    </w:p>
+    <w:p>
+      <w:pPr>
+        <w:rPr/>
+      </w:pPr>
+      <w:r>
+        <w:rPr>
+          <w:rtl w:val="0"/>
+        </w:rPr>
       </w:r>
     </w:p>
     <w:p>
       <w:pPr>
         <w:numPr>
           <w:ilvl w:val="0"/>
-          <w:numId w:val="10"/>
-        </w:numPr>
-        <w:ind w:left="1440" w:hanging="360"/>
-        <w:rPr>
-          <w:u w:val="none"/>
-        </w:rPr>
-      </w:pPr>
-      <w:r>
-        <w:rPr>
-          <w:rtl w:val="0"/>
-        </w:rPr>
-        <w:t xml:space="preserve">Kritisch reflecteren op beperkingen van de dataset. </w:t>
-      </w:r>
-    </w:p>
-    <w:p>
-      <w:pPr>
-        <w:numPr>
-          <w:ilvl w:val="0"/>
-          <w:numId w:val="10"/>
-        </w:numPr>
-        <w:ind w:left="1440" w:hanging="360"/>
-        <w:rPr>
-          <w:u w:val="none"/>
-        </w:rPr>
-      </w:pPr>
-      <w:r>
-        <w:rPr>
-          <w:rtl w:val="0"/>
-        </w:rPr>
-        <w:t xml:space="preserve">Voorstellen van mogelijke vervolgonderzoeken of uitbreidingen van de analyses</w:t>
-      </w:r>
-    </w:p>
-    <w:p>
-      <w:pPr>
-        <w:pStyle w:val="Heading1"/>
-        <w:rPr/>
-      </w:pPr>
-      <w:bookmarkStart w:colFirst="0" w:colLast="0" w:name="_b8wscac4qpd4" w:id="4"/>
-      <w:bookmarkEnd w:id="4"/>
-      <w:r>
-        <w:rPr>
-          <w:rtl w:val="0"/>
-        </w:rPr>
-        <w:t xml:space="preserve">Technical Design &amp; Implementation</w:t>
-      </w:r>
-    </w:p>
-    <w:p>
-      <w:pPr>
-        <w:pStyle w:val="Heading2"/>
-        <w:rPr/>
-      </w:pPr>
-      <w:bookmarkStart w:colFirst="0" w:colLast="0" w:name="_ih7a70hvpoyb" w:id="5"/>
-      <w:bookmarkEnd w:id="5"/>
-      <w:r>
-        <w:rPr>
-          <w:rtl w:val="0"/>
-        </w:rPr>
-        <w:t xml:space="preserve">Dataset &amp; Database</w:t>
-      </w:r>
-    </w:p>
-    <w:p>
-      <w:pPr>
-        <w:rPr/>
-      </w:pPr>
-      <w:r>
-        <w:rPr>
-          <w:rtl w:val="0"/>
-        </w:rPr>
-        <w:t xml:space="preserve">Voor dit project wordt gebruikgemaakt van de European Soccer Database, een dataset die beschikbaar is gesteld op Kaggle. Deze dataset is opgebouwd als een SQLite database (database.sqlite) en bevat gegevens van meer dan 25.000 voetbalwedstrijden, 11.000 spelers, 300 teams en 2008-2016 seizoenen uit 11 Europese landen. </w:t>
-      </w:r>
-    </w:p>
-    <w:p>
-      <w:pPr>
-        <w:rPr/>
-      </w:pPr>
-      <w:r>
-        <w:rPr>
-          <w:rtl w:val="0"/>
-        </w:rPr>
-      </w:r>
-    </w:p>
-    <w:p>
-      <w:pPr>
-        <w:rPr>
-          <w:b w:val="1"/>
-        </w:rPr>
-      </w:pPr>
-      <w:r>
-        <w:rPr>
-          <w:b w:val="1"/>
-          <w:rtl w:val="0"/>
-        </w:rPr>
-        <w:t xml:space="preserve">Alle tabellen in de database</w:t>
-      </w:r>
-    </w:p>
-    <w:p>
-      <w:pPr>
-        <w:rPr>
-          <w:b w:val="1"/>
-        </w:rPr>
-      </w:pPr>
-      <w:r>
-        <w:rPr>
-          <w:rtl w:val="0"/>
-        </w:rPr>
-      </w:r>
-    </w:p>
-    <w:p>
-      <w:pPr>
-        <w:numPr>
-          <w:ilvl w:val="0"/>
-          <w:numId w:val="11"/>
+          <w:numId w:val="16"/>
         </w:numPr>
         <w:ind w:left="720" w:hanging="360"/>
         <w:rPr>
@@ -1532,7 +2101,7 @@
           <w:b w:val="1"/>
           <w:rtl w:val="0"/>
         </w:rPr>
-        <w:t xml:space="preserve">Country</w:t>
+        <w:t xml:space="preserve">Team  </w:t>
       </w:r>
     </w:p>
     <w:p>
@@ -1544,7 +2113,7 @@
         <w:rPr>
           <w:rtl w:val="0"/>
         </w:rPr>
-        <w:t xml:space="preserve">Bevat informatie over landen waarin competities plaatsvinden.</w:t>
+        <w:t xml:space="preserve">Bevat informatie over voetbalteams.</w:t>
       </w:r>
     </w:p>
     <w:p>
@@ -1569,20 +2138,22 @@
           <w:numId w:val="9"/>
         </w:numPr>
         <w:ind w:left="1440" w:hanging="360"/>
-        <w:rPr/>
+        <w:rPr>
+          <w:u w:val="none"/>
+        </w:rPr>
       </w:pPr>
       <w:r>
         <w:rPr>
           <w:shd w:fill="b7b7b7" w:val="clear"/>
           <w:rtl w:val="0"/>
         </w:rPr>
-        <w:t xml:space="preserve">id</w:t>
-      </w:r>
-      <w:r>
-        <w:rPr>
-          <w:rtl w:val="0"/>
-        </w:rPr>
-        <w:t xml:space="preserve"> - unieke identificatie van het land</w:t>
+        <w:t xml:space="preserve">team_api_id</w:t>
+      </w:r>
+      <w:r>
+        <w:rPr>
+          <w:rtl w:val="0"/>
+        </w:rPr>
+        <w:t xml:space="preserve"> - unieke sleutel voor koppeling met Match</w:t>
       </w:r>
     </w:p>
     <w:p>
@@ -1601,44 +2172,76 @@
           <w:shd w:fill="b7b7b7" w:val="clear"/>
           <w:rtl w:val="0"/>
         </w:rPr>
-        <w:t xml:space="preserve">name</w:t>
-      </w:r>
-      <w:r>
-        <w:rPr>
-          <w:rtl w:val="0"/>
-        </w:rPr>
-        <w:t xml:space="preserve"> - naam van het land (bijv. “Spain”)</w:t>
-      </w:r>
-    </w:p>
-    <w:p>
-      <w:pPr>
-        <w:rPr>
-          <w:shd w:fill="b7b7b7" w:val="clear"/>
-        </w:rPr>
-      </w:pPr>
-      <w:r>
-        <w:rPr>
-          <w:rtl w:val="0"/>
-        </w:rPr>
+        <w:t xml:space="preserve">team_long_name</w:t>
+      </w:r>
+      <w:r>
+        <w:rPr>
+          <w:rtl w:val="0"/>
+        </w:rPr>
+        <w:t xml:space="preserve"> - volledige naam van het team</w:t>
       </w:r>
     </w:p>
     <w:p>
       <w:pPr>
         <w:numPr>
           <w:ilvl w:val="0"/>
-          <w:numId w:val="11"/>
+          <w:numId w:val="9"/>
+        </w:numPr>
+        <w:ind w:left="1440" w:hanging="360"/>
+        <w:rPr>
+          <w:u w:val="none"/>
+        </w:rPr>
+      </w:pPr>
+      <w:r>
+        <w:rPr>
+          <w:shd w:fill="b7b7b7" w:val="clear"/>
+          <w:rtl w:val="0"/>
+        </w:rPr>
+        <w:t xml:space="preserve">team_short_name</w:t>
+      </w:r>
+      <w:r>
+        <w:rPr>
+          <w:rtl w:val="0"/>
+        </w:rPr>
+        <w:t xml:space="preserve"> - afkorting </w:t>
+      </w:r>
+    </w:p>
+    <w:p>
+      <w:pPr>
+        <w:ind w:left="0" w:firstLine="0"/>
+        <w:rPr>
+          <w:b w:val="1"/>
+        </w:rPr>
+      </w:pPr>
+      <w:r>
+        <w:rPr>
+          <w:rtl w:val="0"/>
+        </w:rPr>
+      </w:r>
+    </w:p>
+    <w:p>
+      <w:pPr>
+        <w:numPr>
+          <w:ilvl w:val="0"/>
+          <w:numId w:val="16"/>
         </w:numPr>
         <w:ind w:left="720" w:hanging="360"/>
         <w:rPr>
           <w:b w:val="1"/>
-        </w:rPr>
-      </w:pPr>
-      <w:r>
-        <w:rPr>
-          <w:b w:val="1"/>
-          <w:rtl w:val="0"/>
-        </w:rPr>
-        <w:t xml:space="preserve">League</w:t>
+          <w:u w:val="none"/>
+        </w:rPr>
+      </w:pPr>
+      <w:r>
+        <w:rPr>
+          <w:b w:val="1"/>
+          <w:rtl w:val="0"/>
+        </w:rPr>
+        <w:t xml:space="preserve">Team_Attributes</w:t>
+      </w:r>
+      <w:r>
+        <w:rPr>
+          <w:rtl w:val="0"/>
+        </w:rPr>
       </w:r>
     </w:p>
     <w:p>
@@ -1650,372 +2253,7 @@
         <w:rPr>
           <w:rtl w:val="0"/>
         </w:rPr>
-        <w:t xml:space="preserve">Bevat informatie over competities in verschillende landen.</w:t>
-      </w:r>
-    </w:p>
-    <w:p>
-      <w:pPr>
-        <w:ind w:left="720" w:firstLine="0"/>
-        <w:rPr>
-          <w:b w:val="1"/>
-        </w:rPr>
-      </w:pPr>
-      <w:r>
-        <w:rPr>
-          <w:b w:val="1"/>
-          <w:rtl w:val="0"/>
-        </w:rPr>
-        <w:t xml:space="preserve">Belangrijke velden:</w:t>
-      </w:r>
-    </w:p>
-    <w:p>
-      <w:pPr>
-        <w:numPr>
-          <w:ilvl w:val="0"/>
-          <w:numId w:val="14"/>
-        </w:numPr>
-        <w:ind w:left="1440" w:hanging="360"/>
-        <w:rPr>
-          <w:u w:val="none"/>
-        </w:rPr>
-      </w:pPr>
-      <w:r>
-        <w:rPr>
-          <w:shd w:fill="b7b7b7" w:val="clear"/>
-          <w:rtl w:val="0"/>
-        </w:rPr>
-        <w:t xml:space="preserve">id</w:t>
-      </w:r>
-      <w:r>
-        <w:rPr>
-          <w:rtl w:val="0"/>
-        </w:rPr>
-        <w:t xml:space="preserve"> </w:t>
-      </w:r>
-      <w:r>
-        <w:rPr>
-          <w:rtl w:val="0"/>
-        </w:rPr>
-        <w:t xml:space="preserve">- unieke identificatie van de competitie </w:t>
-      </w:r>
-    </w:p>
-    <w:p>
-      <w:pPr>
-        <w:numPr>
-          <w:ilvl w:val="0"/>
-          <w:numId w:val="14"/>
-        </w:numPr>
-        <w:ind w:left="1440" w:hanging="360"/>
-        <w:rPr>
-          <w:u w:val="none"/>
-        </w:rPr>
-      </w:pPr>
-      <w:r>
-        <w:rPr>
-          <w:shd w:fill="b7b7b7" w:val="clear"/>
-          <w:rtl w:val="0"/>
-        </w:rPr>
-        <w:t xml:space="preserve">country_id</w:t>
-      </w:r>
-      <w:r>
-        <w:rPr>
-          <w:rtl w:val="0"/>
-        </w:rPr>
-        <w:t xml:space="preserve"> - koppeling naar Country</w:t>
-      </w:r>
-    </w:p>
-    <w:p>
-      <w:pPr>
-        <w:numPr>
-          <w:ilvl w:val="0"/>
-          <w:numId w:val="14"/>
-        </w:numPr>
-        <w:ind w:left="1440" w:hanging="360"/>
-        <w:rPr>
-          <w:u w:val="none"/>
-        </w:rPr>
-      </w:pPr>
-      <w:r>
-        <w:rPr>
-          <w:shd w:fill="b7b7b7" w:val="clear"/>
-          <w:rtl w:val="0"/>
-        </w:rPr>
-        <w:t xml:space="preserve">name</w:t>
-      </w:r>
-      <w:r>
-        <w:rPr>
-          <w:rtl w:val="0"/>
-        </w:rPr>
-        <w:t xml:space="preserve"> - naam van de competitie (bijv. “Germany </w:t>
-      </w:r>
-      <w:r>
-        <w:rPr>
-          <w:rtl w:val="0"/>
-        </w:rPr>
-        <w:t xml:space="preserve">1. Bundesliga”)</w:t>
-      </w:r>
-      <w:r>
-        <w:rPr>
-          <w:rtl w:val="0"/>
-        </w:rPr>
-      </w:r>
-    </w:p>
-    <w:p>
-      <w:pPr>
-        <w:rPr/>
-      </w:pPr>
-      <w:r>
-        <w:rPr>
-          <w:rtl w:val="0"/>
-        </w:rPr>
-      </w:r>
-    </w:p>
-    <w:p>
-      <w:pPr>
-        <w:numPr>
-          <w:ilvl w:val="0"/>
-          <w:numId w:val="11"/>
-        </w:numPr>
-        <w:ind w:left="720" w:hanging="360"/>
-        <w:rPr>
-          <w:b w:val="1"/>
-        </w:rPr>
-      </w:pPr>
-      <w:r>
-        <w:rPr>
-          <w:b w:val="1"/>
-          <w:rtl w:val="0"/>
-        </w:rPr>
-        <w:t xml:space="preserve">Match</w:t>
-      </w:r>
-    </w:p>
-    <w:p>
-      <w:pPr>
-        <w:ind w:left="720" w:firstLine="0"/>
-        <w:rPr/>
-      </w:pPr>
-      <w:r>
-        <w:rPr>
-          <w:rtl w:val="0"/>
-        </w:rPr>
-        <w:t xml:space="preserve">Bevat informatie over individuele wedstrijden.</w:t>
-      </w:r>
-    </w:p>
-    <w:p>
-      <w:pPr>
-        <w:ind w:left="720" w:firstLine="0"/>
-        <w:rPr>
-          <w:b w:val="1"/>
-        </w:rPr>
-      </w:pPr>
-      <w:r>
-        <w:rPr>
-          <w:b w:val="1"/>
-          <w:rtl w:val="0"/>
-        </w:rPr>
-        <w:t xml:space="preserve">Belangrijke velden:</w:t>
-      </w:r>
-    </w:p>
-    <w:p>
-      <w:pPr>
-        <w:numPr>
-          <w:ilvl w:val="0"/>
-          <w:numId w:val="8"/>
-        </w:numPr>
-        <w:ind w:left="1440" w:hanging="360"/>
-        <w:rPr/>
-      </w:pPr>
-      <w:r>
-        <w:rPr>
-          <w:shd w:fill="b7b7b7" w:val="clear"/>
-          <w:rtl w:val="0"/>
-        </w:rPr>
-        <w:t xml:space="preserve">id</w:t>
-      </w:r>
-      <w:r>
-        <w:rPr>
-          <w:rtl w:val="0"/>
-        </w:rPr>
-        <w:t xml:space="preserve"> - unieke identificatie van de wedstrijd </w:t>
-      </w:r>
-    </w:p>
-    <w:p>
-      <w:pPr>
-        <w:numPr>
-          <w:ilvl w:val="0"/>
-          <w:numId w:val="8"/>
-        </w:numPr>
-        <w:ind w:left="1440" w:hanging="360"/>
-        <w:rPr>
-          <w:u w:val="none"/>
-        </w:rPr>
-      </w:pPr>
-      <w:r>
-        <w:rPr>
-          <w:shd w:fill="b7b7b7" w:val="clear"/>
-          <w:rtl w:val="0"/>
-        </w:rPr>
-        <w:t xml:space="preserve">season</w:t>
-      </w:r>
-      <w:r>
-        <w:rPr>
-          <w:rtl w:val="0"/>
-        </w:rPr>
-        <w:t xml:space="preserve"> - seizoen (bijv. “2013/2014”)</w:t>
-      </w:r>
-    </w:p>
-    <w:p>
-      <w:pPr>
-        <w:numPr>
-          <w:ilvl w:val="0"/>
-          <w:numId w:val="8"/>
-        </w:numPr>
-        <w:ind w:left="1440" w:hanging="360"/>
-        <w:rPr>
-          <w:u w:val="none"/>
-        </w:rPr>
-      </w:pPr>
-      <w:r>
-        <w:rPr>
-          <w:shd w:fill="b7b7b7" w:val="clear"/>
-          <w:rtl w:val="0"/>
-        </w:rPr>
-        <w:t xml:space="preserve">date</w:t>
-      </w:r>
-      <w:r>
-        <w:rPr>
-          <w:rtl w:val="0"/>
-        </w:rPr>
-        <w:t xml:space="preserve"> - datum van de wedstrijd</w:t>
-      </w:r>
-    </w:p>
-    <w:p>
-      <w:pPr>
-        <w:numPr>
-          <w:ilvl w:val="0"/>
-          <w:numId w:val="8"/>
-        </w:numPr>
-        <w:ind w:left="1440" w:hanging="360"/>
-        <w:rPr>
-          <w:u w:val="none"/>
-        </w:rPr>
-      </w:pPr>
-      <w:r>
-        <w:rPr>
-          <w:shd w:fill="b7b7b7" w:val="clear"/>
-          <w:rtl w:val="0"/>
-        </w:rPr>
-        <w:t xml:space="preserve">home_team_api_id</w:t>
-      </w:r>
-      <w:r>
-        <w:rPr>
-          <w:rtl w:val="0"/>
-        </w:rPr>
-        <w:t xml:space="preserve">, </w:t>
-      </w:r>
-      <w:r>
-        <w:rPr>
-          <w:shd w:fill="b7b7b7" w:val="clear"/>
-          <w:rtl w:val="0"/>
-        </w:rPr>
-        <w:t xml:space="preserve">away_team_api_id</w:t>
-      </w:r>
-      <w:r>
-        <w:rPr>
-          <w:rtl w:val="0"/>
-        </w:rPr>
-        <w:t xml:space="preserve"> - koppeling naar teams</w:t>
-      </w:r>
-    </w:p>
-    <w:p>
-      <w:pPr>
-        <w:numPr>
-          <w:ilvl w:val="0"/>
-          <w:numId w:val="8"/>
-        </w:numPr>
-        <w:ind w:left="1440" w:hanging="360"/>
-        <w:rPr>
-          <w:u w:val="none"/>
-        </w:rPr>
-      </w:pPr>
-      <w:r>
-        <w:rPr>
-          <w:shd w:fill="b7b7b7" w:val="clear"/>
-          <w:rtl w:val="0"/>
-        </w:rPr>
-        <w:t xml:space="preserve">home_team_goal,</w:t>
-      </w:r>
-      <w:r>
-        <w:rPr>
-          <w:rtl w:val="0"/>
-        </w:rPr>
-        <w:t xml:space="preserve"> </w:t>
-      </w:r>
-      <w:r>
-        <w:rPr>
-          <w:shd w:fill="b7b7b7" w:val="clear"/>
-          <w:rtl w:val="0"/>
-        </w:rPr>
-        <w:t xml:space="preserve">away_team_goal</w:t>
-      </w:r>
-      <w:r>
-        <w:rPr>
-          <w:shd w:fill="b7b7b7" w:val="clear"/>
-          <w:rtl w:val="0"/>
-        </w:rPr>
-        <w:t xml:space="preserve"> </w:t>
-      </w:r>
-      <w:r>
-        <w:rPr>
-          <w:rtl w:val="0"/>
-        </w:rPr>
-        <w:t xml:space="preserve">- aantal doelpunten</w:t>
-      </w:r>
-      <w:r>
-        <w:rPr>
-          <w:rtl w:val="0"/>
-        </w:rPr>
-      </w:r>
-    </w:p>
-    <w:p>
-      <w:pPr>
-        <w:rPr/>
-      </w:pPr>
-      <w:r>
-        <w:rPr>
-          <w:rtl w:val="0"/>
-        </w:rPr>
-      </w:r>
-    </w:p>
-    <w:p>
-      <w:pPr>
-        <w:numPr>
-          <w:ilvl w:val="0"/>
-          <w:numId w:val="11"/>
-        </w:numPr>
-        <w:ind w:left="720" w:hanging="360"/>
-        <w:rPr>
-          <w:b w:val="1"/>
-        </w:rPr>
-      </w:pPr>
-      <w:r>
-        <w:rPr>
-          <w:b w:val="1"/>
-          <w:rtl w:val="0"/>
-        </w:rPr>
-        <w:t xml:space="preserve">Team  </w:t>
-      </w:r>
-    </w:p>
-    <w:p>
-      <w:pPr>
-        <w:ind w:left="720" w:firstLine="0"/>
-        <w:rPr/>
-      </w:pPr>
-      <w:r>
-        <w:rPr>
-          <w:rtl w:val="0"/>
-        </w:rPr>
-        <w:t xml:space="preserve">Bevat informatie over voetbalteams.</w:t>
+        <w:t xml:space="preserve">Bevat statistieken en speelstijl van teams over de tijd.</w:t>
       </w:r>
     </w:p>
     <w:p>
@@ -2040,22 +2278,13 @@
           <w:numId w:val="5"/>
         </w:numPr>
         <w:ind w:left="1440" w:hanging="360"/>
-        <w:rPr>
-          <w:u w:val="none"/>
-        </w:rPr>
-      </w:pPr>
-      <w:r>
-        <w:rPr>
-          <w:shd w:fill="b7b7b7" w:val="clear"/>
-          <w:rtl w:val="0"/>
-        </w:rPr>
-        <w:t xml:space="preserve">team_api_id</w:t>
-      </w:r>
-      <w:r>
-        <w:rPr>
-          <w:rtl w:val="0"/>
-        </w:rPr>
-        <w:t xml:space="preserve"> - unieke sleutel voor koppeling met Match</w:t>
+        <w:rPr/>
+      </w:pPr>
+      <w:r>
+        <w:rPr>
+          <w:rtl w:val="0"/>
+        </w:rPr>
+        <w:t xml:space="preserve">team_api_id - koppeling naar Team</w:t>
       </w:r>
     </w:p>
     <w:p>
@@ -2071,16 +2300,9 @@
       </w:pPr>
       <w:r>
         <w:rPr>
-          <w:shd w:fill="b7b7b7" w:val="clear"/>
-          <w:rtl w:val="0"/>
-        </w:rPr>
-        <w:t xml:space="preserve">team_long_name</w:t>
-      </w:r>
-      <w:r>
-        <w:rPr>
-          <w:rtl w:val="0"/>
-        </w:rPr>
-        <w:t xml:space="preserve"> - volledige naam van het team</w:t>
+          <w:rtl w:val="0"/>
+        </w:rPr>
+        <w:t xml:space="preserve">date - datum van de meting </w:t>
       </w:r>
     </w:p>
     <w:p>
@@ -2099,26 +2321,95 @@
           <w:shd w:fill="b7b7b7" w:val="clear"/>
           <w:rtl w:val="0"/>
         </w:rPr>
-        <w:t xml:space="preserve">team_short_name</w:t>
-      </w:r>
-      <w:r>
-        <w:rPr>
-          <w:rtl w:val="0"/>
-        </w:rPr>
-        <w:t xml:space="preserve"> - afkorting </w:t>
-      </w:r>
-    </w:p>
-    <w:p>
-      <w:pPr>
-        <w:ind w:left="0" w:firstLine="0"/>
-        <w:rPr>
-          <w:b w:val="1"/>
-        </w:rPr>
-      </w:pPr>
-      <w:r>
-        <w:rPr>
-          <w:rtl w:val="0"/>
-        </w:rPr>
+        <w:t xml:space="preserve">buildUpPlaySpeed</w:t>
+      </w:r>
+      <w:r>
+        <w:rPr>
+          <w:rtl w:val="0"/>
+        </w:rPr>
+        <w:t xml:space="preserve"> - snelheid van de opbouw </w:t>
+      </w:r>
+    </w:p>
+    <w:p>
+      <w:pPr>
+        <w:numPr>
+          <w:ilvl w:val="0"/>
+          <w:numId w:val="5"/>
+        </w:numPr>
+        <w:ind w:left="1440" w:hanging="360"/>
+        <w:rPr>
+          <w:u w:val="none"/>
+        </w:rPr>
+      </w:pPr>
+      <w:r>
+        <w:rPr>
+          <w:shd w:fill="b7b7b7" w:val="clear"/>
+          <w:rtl w:val="0"/>
+        </w:rPr>
+        <w:t xml:space="preserve">defencePressure</w:t>
+      </w:r>
+      <w:r>
+        <w:rPr>
+          <w:rtl w:val="0"/>
+        </w:rPr>
+        <w:t xml:space="preserve"> - </w:t>
+      </w:r>
+      <w:r>
+        <w:rPr>
+          <w:rtl w:val="0"/>
+        </w:rPr>
+        <w:t xml:space="preserve">verdedigingsdruk</w:t>
+      </w:r>
+      <w:r>
+        <w:rPr>
+          <w:rtl w:val="0"/>
+        </w:rPr>
+      </w:r>
+    </w:p>
+    <w:p>
+      <w:pPr>
+        <w:numPr>
+          <w:ilvl w:val="0"/>
+          <w:numId w:val="16"/>
+        </w:numPr>
+        <w:ind w:left="720" w:hanging="360"/>
+        <w:rPr>
+          <w:b w:val="1"/>
+        </w:rPr>
+      </w:pPr>
+      <w:r>
+        <w:rPr>
+          <w:b w:val="1"/>
+          <w:rtl w:val="0"/>
+        </w:rPr>
+        <w:t xml:space="preserve">Player</w:t>
+      </w:r>
+    </w:p>
+    <w:p>
+      <w:pPr>
+        <w:ind w:left="720" w:firstLine="0"/>
+        <w:rPr/>
+      </w:pPr>
+      <w:r>
+        <w:rPr>
+          <w:rtl w:val="0"/>
+        </w:rPr>
+        <w:t xml:space="preserve">Bevat informatie over spelers.</w:t>
+      </w:r>
+    </w:p>
+    <w:p>
+      <w:pPr>
+        <w:ind w:left="720" w:firstLine="0"/>
+        <w:rPr>
+          <w:b w:val="1"/>
+        </w:rPr>
+      </w:pPr>
+      <w:r>
+        <w:rPr>
+          <w:b w:val="1"/>
+          <w:rtl w:val="0"/>
+        </w:rPr>
+        <w:t xml:space="preserve">Belangrijke velden: </w:t>
       </w:r>
     </w:p>
     <w:p>
@@ -2127,145 +2418,23 @@
           <w:ilvl w:val="0"/>
           <w:numId w:val="11"/>
         </w:numPr>
-        <w:ind w:left="720" w:hanging="360"/>
-        <w:rPr>
-          <w:b w:val="1"/>
+        <w:ind w:left="1440" w:hanging="360"/>
+        <w:rPr>
           <w:u w:val="none"/>
         </w:rPr>
       </w:pPr>
       <w:r>
         <w:rPr>
-          <w:b w:val="1"/>
-          <w:rtl w:val="0"/>
-        </w:rPr>
-        <w:t xml:space="preserve">Team_Attributes</w:t>
-      </w:r>
-      <w:r>
-        <w:rPr>
-          <w:rtl w:val="0"/>
-        </w:rPr>
-      </w:r>
-    </w:p>
-    <w:p>
-      <w:pPr>
-        <w:ind w:left="720" w:firstLine="0"/>
-        <w:rPr/>
-      </w:pPr>
-      <w:r>
-        <w:rPr>
-          <w:rtl w:val="0"/>
-        </w:rPr>
-        <w:t xml:space="preserve">Bevat statistieken en speelstijl van teams over de tijd.</w:t>
-      </w:r>
-    </w:p>
-    <w:p>
-      <w:pPr>
-        <w:ind w:left="720" w:firstLine="0"/>
-        <w:rPr>
-          <w:b w:val="1"/>
-        </w:rPr>
-      </w:pPr>
-      <w:r>
-        <w:rPr>
-          <w:b w:val="1"/>
-          <w:rtl w:val="0"/>
-        </w:rPr>
-        <w:t xml:space="preserve">Belangrijke velden:</w:t>
-      </w:r>
-    </w:p>
-    <w:p>
-      <w:pPr>
-        <w:numPr>
-          <w:ilvl w:val="0"/>
-          <w:numId w:val="3"/>
-        </w:numPr>
-        <w:ind w:left="1440" w:hanging="360"/>
-        <w:rPr/>
-      </w:pPr>
-      <w:r>
-        <w:rPr>
-          <w:rtl w:val="0"/>
-        </w:rPr>
-        <w:t xml:space="preserve">team_api_id - koppeling naar Team</w:t>
-      </w:r>
-    </w:p>
-    <w:p>
-      <w:pPr>
-        <w:numPr>
-          <w:ilvl w:val="0"/>
-          <w:numId w:val="3"/>
-        </w:numPr>
-        <w:ind w:left="1440" w:hanging="360"/>
-        <w:rPr>
-          <w:u w:val="none"/>
-        </w:rPr>
-      </w:pPr>
-      <w:r>
-        <w:rPr>
-          <w:rtl w:val="0"/>
-        </w:rPr>
-        <w:t xml:space="preserve">date - datum van de meting </w:t>
-      </w:r>
-    </w:p>
-    <w:p>
-      <w:pPr>
-        <w:numPr>
-          <w:ilvl w:val="0"/>
-          <w:numId w:val="3"/>
-        </w:numPr>
-        <w:ind w:left="1440" w:hanging="360"/>
-        <w:rPr>
-          <w:u w:val="none"/>
-        </w:rPr>
-      </w:pPr>
-      <w:r>
-        <w:rPr>
           <w:shd w:fill="b7b7b7" w:val="clear"/>
           <w:rtl w:val="0"/>
         </w:rPr>
-        <w:t xml:space="preserve">buildUpPlaySpeed</w:t>
-      </w:r>
-      <w:r>
-        <w:rPr>
-          <w:rtl w:val="0"/>
-        </w:rPr>
-        <w:t xml:space="preserve"> - snelheid van de opbouw </w:t>
-      </w:r>
-    </w:p>
-    <w:p>
-      <w:pPr>
-        <w:numPr>
-          <w:ilvl w:val="0"/>
-          <w:numId w:val="3"/>
-        </w:numPr>
-        <w:ind w:left="1440" w:hanging="360"/>
-        <w:rPr>
-          <w:u w:val="none"/>
-        </w:rPr>
-      </w:pPr>
-      <w:r>
-        <w:rPr>
-          <w:shd w:fill="b7b7b7" w:val="clear"/>
-          <w:rtl w:val="0"/>
-        </w:rPr>
-        <w:t xml:space="preserve">defencePressure</w:t>
-      </w:r>
-      <w:r>
-        <w:rPr>
-          <w:rtl w:val="0"/>
-        </w:rPr>
-        <w:t xml:space="preserve"> - </w:t>
-      </w:r>
-      <w:r>
-        <w:rPr>
-          <w:rtl w:val="0"/>
-        </w:rPr>
-        <w:t xml:space="preserve">verdedigingsdruk</w:t>
-      </w:r>
-      <w:r>
-        <w:rPr>
-          <w:rtl w:val="0"/>
-        </w:rPr>
+        <w:t xml:space="preserve">player_api_id</w:t>
+      </w:r>
+      <w:r>
+        <w:rPr>
+          <w:rtl w:val="0"/>
+        </w:rPr>
+        <w:t xml:space="preserve"> - unieke speler-ID</w:t>
       </w:r>
     </w:p>
     <w:p>
@@ -2274,52 +2443,6 @@
           <w:ilvl w:val="0"/>
           <w:numId w:val="11"/>
         </w:numPr>
-        <w:ind w:left="720" w:hanging="360"/>
-        <w:rPr>
-          <w:b w:val="1"/>
-        </w:rPr>
-      </w:pPr>
-      <w:r>
-        <w:rPr>
-          <w:b w:val="1"/>
-          <w:rtl w:val="0"/>
-        </w:rPr>
-        <w:t xml:space="preserve">Player</w:t>
-      </w:r>
-    </w:p>
-    <w:p>
-      <w:pPr>
-        <w:ind w:left="720" w:firstLine="0"/>
-        <w:rPr/>
-      </w:pPr>
-      <w:r>
-        <w:rPr>
-          <w:rtl w:val="0"/>
-        </w:rPr>
-        <w:t xml:space="preserve">Bevat informatie over spelers.</w:t>
-      </w:r>
-    </w:p>
-    <w:p>
-      <w:pPr>
-        <w:ind w:left="720" w:firstLine="0"/>
-        <w:rPr>
-          <w:b w:val="1"/>
-        </w:rPr>
-      </w:pPr>
-      <w:r>
-        <w:rPr>
-          <w:b w:val="1"/>
-          <w:rtl w:val="0"/>
-        </w:rPr>
-        <w:t xml:space="preserve">Belangrijke velden: </w:t>
-      </w:r>
-    </w:p>
-    <w:p>
-      <w:pPr>
-        <w:numPr>
-          <w:ilvl w:val="0"/>
-          <w:numId w:val="7"/>
-        </w:numPr>
         <w:ind w:left="1440" w:hanging="360"/>
         <w:rPr>
           <w:u w:val="none"/>
@@ -2330,31 +2453,6 @@
           <w:shd w:fill="b7b7b7" w:val="clear"/>
           <w:rtl w:val="0"/>
         </w:rPr>
-        <w:t xml:space="preserve">player_api_id</w:t>
-      </w:r>
-      <w:r>
-        <w:rPr>
-          <w:rtl w:val="0"/>
-        </w:rPr>
-        <w:t xml:space="preserve"> - unieke speler-ID</w:t>
-      </w:r>
-    </w:p>
-    <w:p>
-      <w:pPr>
-        <w:numPr>
-          <w:ilvl w:val="0"/>
-          <w:numId w:val="7"/>
-        </w:numPr>
-        <w:ind w:left="1440" w:hanging="360"/>
-        <w:rPr>
-          <w:u w:val="none"/>
-        </w:rPr>
-      </w:pPr>
-      <w:r>
-        <w:rPr>
-          <w:shd w:fill="b7b7b7" w:val="clear"/>
-          <w:rtl w:val="0"/>
-        </w:rPr>
         <w:t xml:space="preserve">player_name</w:t>
       </w:r>
       <w:r>
@@ -2362,91 +2460,6 @@
           <w:rtl w:val="0"/>
         </w:rPr>
         <w:t xml:space="preserve"> - naam van de speler</w:t>
-      </w:r>
-    </w:p>
-    <w:p>
-      <w:pPr>
-        <w:numPr>
-          <w:ilvl w:val="0"/>
-          <w:numId w:val="7"/>
-        </w:numPr>
-        <w:ind w:left="1440" w:hanging="360"/>
-        <w:rPr>
-          <w:u w:val="none"/>
-        </w:rPr>
-      </w:pPr>
-      <w:r>
-        <w:rPr>
-          <w:shd w:fill="b7b7b7" w:val="clear"/>
-          <w:rtl w:val="0"/>
-        </w:rPr>
-        <w:t xml:space="preserve">birthday</w:t>
-      </w:r>
-      <w:r>
-        <w:rPr>
-          <w:rtl w:val="0"/>
-        </w:rPr>
-        <w:t xml:space="preserve"> - geboortedatum</w:t>
-      </w:r>
-    </w:p>
-    <w:p>
-      <w:pPr>
-        <w:numPr>
-          <w:ilvl w:val="0"/>
-          <w:numId w:val="7"/>
-        </w:numPr>
-        <w:ind w:left="1440" w:hanging="360"/>
-        <w:rPr>
-          <w:u w:val="none"/>
-        </w:rPr>
-      </w:pPr>
-      <w:r>
-        <w:rPr>
-          <w:shd w:fill="b7b7b7" w:val="clear"/>
-          <w:rtl w:val="0"/>
-        </w:rPr>
-        <w:t xml:space="preserve">height</w:t>
-      </w:r>
-      <w:r>
-        <w:rPr>
-          <w:rtl w:val="0"/>
-        </w:rPr>
-        <w:t xml:space="preserve"> - lengte (cm)</w:t>
-      </w:r>
-    </w:p>
-    <w:p>
-      <w:pPr>
-        <w:numPr>
-          <w:ilvl w:val="0"/>
-          <w:numId w:val="7"/>
-        </w:numPr>
-        <w:ind w:left="1440" w:hanging="360"/>
-        <w:rPr>
-          <w:u w:val="none"/>
-        </w:rPr>
-      </w:pPr>
-      <w:r>
-        <w:rPr>
-          <w:shd w:fill="b7b7b7" w:val="clear"/>
-          <w:rtl w:val="0"/>
-        </w:rPr>
-        <w:t xml:space="preserve">weight</w:t>
-      </w:r>
-      <w:r>
-        <w:rPr>
-          <w:rtl w:val="0"/>
-        </w:rPr>
-        <w:t xml:space="preserve"> - gewicht (lbs)</w:t>
-      </w:r>
-    </w:p>
-    <w:p>
-      <w:pPr>
-        <w:rPr/>
-      </w:pPr>
-      <w:r>
-        <w:rPr>
-          <w:rtl w:val="0"/>
-        </w:rPr>
       </w:r>
     </w:p>
     <w:p>
@@ -2455,6 +2468,91 @@
           <w:ilvl w:val="0"/>
           <w:numId w:val="11"/>
         </w:numPr>
+        <w:ind w:left="1440" w:hanging="360"/>
+        <w:rPr>
+          <w:u w:val="none"/>
+        </w:rPr>
+      </w:pPr>
+      <w:r>
+        <w:rPr>
+          <w:shd w:fill="b7b7b7" w:val="clear"/>
+          <w:rtl w:val="0"/>
+        </w:rPr>
+        <w:t xml:space="preserve">birthday</w:t>
+      </w:r>
+      <w:r>
+        <w:rPr>
+          <w:rtl w:val="0"/>
+        </w:rPr>
+        <w:t xml:space="preserve"> - geboortedatum</w:t>
+      </w:r>
+    </w:p>
+    <w:p>
+      <w:pPr>
+        <w:numPr>
+          <w:ilvl w:val="0"/>
+          <w:numId w:val="11"/>
+        </w:numPr>
+        <w:ind w:left="1440" w:hanging="360"/>
+        <w:rPr>
+          <w:u w:val="none"/>
+        </w:rPr>
+      </w:pPr>
+      <w:r>
+        <w:rPr>
+          <w:shd w:fill="b7b7b7" w:val="clear"/>
+          <w:rtl w:val="0"/>
+        </w:rPr>
+        <w:t xml:space="preserve">height</w:t>
+      </w:r>
+      <w:r>
+        <w:rPr>
+          <w:rtl w:val="0"/>
+        </w:rPr>
+        <w:t xml:space="preserve"> - lengte (cm)</w:t>
+      </w:r>
+    </w:p>
+    <w:p>
+      <w:pPr>
+        <w:numPr>
+          <w:ilvl w:val="0"/>
+          <w:numId w:val="11"/>
+        </w:numPr>
+        <w:ind w:left="1440" w:hanging="360"/>
+        <w:rPr>
+          <w:u w:val="none"/>
+        </w:rPr>
+      </w:pPr>
+      <w:r>
+        <w:rPr>
+          <w:shd w:fill="b7b7b7" w:val="clear"/>
+          <w:rtl w:val="0"/>
+        </w:rPr>
+        <w:t xml:space="preserve">weight</w:t>
+      </w:r>
+      <w:r>
+        <w:rPr>
+          <w:rtl w:val="0"/>
+        </w:rPr>
+        <w:t xml:space="preserve"> - gewicht (lbs)</w:t>
+      </w:r>
+    </w:p>
+    <w:p>
+      <w:pPr>
+        <w:rPr/>
+      </w:pPr>
+      <w:r>
+        <w:rPr>
+          <w:rtl w:val="0"/>
+        </w:rPr>
+      </w:r>
+    </w:p>
+    <w:p>
+      <w:pPr>
+        <w:numPr>
+          <w:ilvl w:val="0"/>
+          <w:numId w:val="16"/>
+        </w:numPr>
         <w:ind w:left="720" w:hanging="360"/>
         <w:rPr>
           <w:b w:val="1"/>
@@ -2504,7 +2602,7 @@
       <w:pPr>
         <w:numPr>
           <w:ilvl w:val="0"/>
-          <w:numId w:val="13"/>
+          <w:numId w:val="21"/>
         </w:numPr>
         <w:ind w:left="1440" w:hanging="360"/>
         <w:rPr>
@@ -2529,7 +2627,7 @@
       <w:pPr>
         <w:numPr>
           <w:ilvl w:val="0"/>
-          <w:numId w:val="13"/>
+          <w:numId w:val="21"/>
         </w:numPr>
         <w:ind w:left="1440" w:hanging="360"/>
         <w:rPr>
@@ -2554,7 +2652,7 @@
       <w:pPr>
         <w:numPr>
           <w:ilvl w:val="0"/>
-          <w:numId w:val="13"/>
+          <w:numId w:val="21"/>
         </w:numPr>
         <w:ind w:left="1440" w:hanging="360"/>
         <w:rPr>
@@ -2579,7 +2677,7 @@
       <w:pPr>
         <w:numPr>
           <w:ilvl w:val="0"/>
-          <w:numId w:val="13"/>
+          <w:numId w:val="21"/>
         </w:numPr>
         <w:ind w:left="1440" w:hanging="360"/>
         <w:rPr>
@@ -2604,7 +2702,7 @@
       <w:pPr>
         <w:numPr>
           <w:ilvl w:val="0"/>
-          <w:numId w:val="13"/>
+          <w:numId w:val="21"/>
         </w:numPr>
         <w:ind w:left="1440" w:hanging="360"/>
         <w:rPr>
@@ -2629,7 +2727,7 @@
       <w:pPr>
         <w:numPr>
           <w:ilvl w:val="0"/>
-          <w:numId w:val="13"/>
+          <w:numId w:val="21"/>
         </w:numPr>
         <w:ind w:left="1440" w:hanging="360"/>
         <w:rPr>
@@ -3671,19 +3769,40 @@
         <w:rPr/>
       </w:pPr>
       <w:r>
-        <w:rPr>
-          <w:rtl w:val="0"/>
-        </w:rPr>
-      </w:r>
-    </w:p>
-    <w:p>
-      <w:pPr>
+        <w:br w:type="page"/>
+      </w:r>
+      <w:r>
+        <w:rPr>
+          <w:rtl w:val="0"/>
+        </w:rPr>
+      </w:r>
+    </w:p>
+    <w:p>
+      <w:pPr>
+        <w:pStyle w:val="Heading2"/>
         <w:rPr/>
       </w:pPr>
-      <w:r>
-        <w:rPr>
-          <w:rtl w:val="0"/>
-        </w:rPr>
+      <w:bookmarkStart w:colFirst="0" w:colLast="0" w:name="_23tqp165x8r" w:id="6"/>
+      <w:bookmarkEnd w:id="6"/>
+      <w:r>
+        <w:rPr>
+          <w:rtl w:val="0"/>
+        </w:rPr>
+        <w:t xml:space="preserve">Data-acquisitie &amp; Preprocessing</w:t>
+      </w:r>
+    </w:p>
+    <w:p>
+      <w:pPr>
+        <w:rPr>
+          <w:b w:val="1"/>
+        </w:rPr>
+      </w:pPr>
+      <w:r>
+        <w:rPr>
+          <w:b w:val="1"/>
+          <w:rtl w:val="0"/>
+        </w:rPr>
+        <w:t xml:space="preserve">Data-acquisitie</w:t>
       </w:r>
     </w:p>
     <w:p>
@@ -3694,6 +3813,518 @@
         <w:rPr>
           <w:rtl w:val="0"/>
         </w:rPr>
+        <w:t xml:space="preserve">De eerste stap in dit project bestond uit het verzamelen en inladen van de dataset. Hiervoor is de European Soccer Database gebruikt, een rijke dataset in SQLite-formaat met tabellen zoals </w:t>
+      </w:r>
+      <w:r>
+        <w:rPr>
+          <w:i w:val="1"/>
+          <w:rtl w:val="0"/>
+        </w:rPr>
+        <w:t xml:space="preserve">Country</w:t>
+      </w:r>
+      <w:r>
+        <w:rPr>
+          <w:rtl w:val="0"/>
+        </w:rPr>
+        <w:t xml:space="preserve">, </w:t>
+      </w:r>
+      <w:r>
+        <w:rPr>
+          <w:i w:val="1"/>
+          <w:rtl w:val="0"/>
+        </w:rPr>
+        <w:t xml:space="preserve">League</w:t>
+      </w:r>
+      <w:r>
+        <w:rPr>
+          <w:rtl w:val="0"/>
+        </w:rPr>
+        <w:t xml:space="preserve">, </w:t>
+      </w:r>
+      <w:r>
+        <w:rPr>
+          <w:i w:val="1"/>
+          <w:rtl w:val="0"/>
+        </w:rPr>
+        <w:t xml:space="preserve">Match</w:t>
+      </w:r>
+      <w:r>
+        <w:rPr>
+          <w:rtl w:val="0"/>
+        </w:rPr>
+        <w:t xml:space="preserve">, </w:t>
+      </w:r>
+      <w:r>
+        <w:rPr>
+          <w:i w:val="1"/>
+          <w:rtl w:val="0"/>
+        </w:rPr>
+        <w:t xml:space="preserve">Player</w:t>
+      </w:r>
+      <w:r>
+        <w:rPr>
+          <w:rtl w:val="0"/>
+        </w:rPr>
+        <w:t xml:space="preserve">, </w:t>
+      </w:r>
+      <w:r>
+        <w:rPr>
+          <w:i w:val="1"/>
+          <w:rtl w:val="0"/>
+        </w:rPr>
+        <w:t xml:space="preserve">Player_Attributes</w:t>
+      </w:r>
+      <w:r>
+        <w:rPr>
+          <w:rtl w:val="0"/>
+        </w:rPr>
+        <w:t xml:space="preserve">,</w:t>
+      </w:r>
+      <w:r>
+        <w:rPr>
+          <w:rtl w:val="0"/>
+        </w:rPr>
+        <w:t xml:space="preserve"> </w:t>
+      </w:r>
+      <w:r>
+        <w:rPr>
+          <w:i w:val="1"/>
+          <w:rtl w:val="0"/>
+        </w:rPr>
+        <w:t xml:space="preserve">Team</w:t>
+      </w:r>
+      <w:r>
+        <w:rPr>
+          <w:rtl w:val="0"/>
+        </w:rPr>
+        <w:t xml:space="preserve"> en </w:t>
+      </w:r>
+      <w:r>
+        <w:rPr>
+          <w:i w:val="1"/>
+          <w:rtl w:val="0"/>
+        </w:rPr>
+        <w:t xml:space="preserve">Team_Attributes</w:t>
+      </w:r>
+      <w:r>
+        <w:rPr>
+          <w:rtl w:val="0"/>
+        </w:rPr>
+        <w:t xml:space="preserve">.</w:t>
+      </w:r>
+      <w:r>
+        <w:rPr>
+          <w:rtl w:val="0"/>
+        </w:rPr>
+      </w:r>
+    </w:p>
+    <w:p>
+      <w:pPr>
+        <w:rPr/>
+      </w:pPr>
+      <w:r>
+        <w:rPr>
+          <w:rtl w:val="0"/>
+        </w:rPr>
+      </w:r>
+    </w:p>
+    <w:p>
+      <w:pPr>
+        <w:rPr/>
+      </w:pPr>
+      <w:r>
+        <w:rPr>
+          <w:rtl w:val="0"/>
+        </w:rPr>
+        <w:t xml:space="preserve">Voor het inladen van de tabellen is het script </w:t>
+      </w:r>
+      <w:r>
+        <w:rPr>
+          <w:rtl w:val="0"/>
+        </w:rPr>
+        <w:t xml:space="preserve">data_import.R</w:t>
+      </w:r>
+      <w:r>
+        <w:rPr>
+          <w:rtl w:val="0"/>
+        </w:rPr>
+        <w:t xml:space="preserve"> ontwikkeld. Dit script maakt via de R-packages DBI en RSQLite verbinding met het bestand Data/database.sqlite en leest alle tabellen in als R-dataframes. Omdat dit proces relatief zwaar kan zijn en niet bij iedere analyse opnieuw uitgevoerd hoeft te worden, zijn de ingelezen tabellen gebundeld en opgeslagen in een enkel bestand: raw_data.RData.</w:t>
+      </w:r>
+    </w:p>
+    <w:p>
+      <w:pPr>
+        <w:rPr/>
+      </w:pPr>
+      <w:r>
+        <w:rPr>
+          <w:rtl w:val="0"/>
+        </w:rPr>
+      </w:r>
+    </w:p>
+    <w:p>
+      <w:pPr>
+        <w:rPr/>
+      </w:pPr>
+      <w:r>
+        <w:rPr>
+          <w:rtl w:val="0"/>
+        </w:rPr>
+        <w:t xml:space="preserve">Dit bestand vormt het uitgangspunt voor de preprocessing stap. Op die manier kan in volgende scripts snel en efficiënt met de data worden gewerkt, zonder telkens een nieuwe verbinding met de SQLite database te moeten maken.</w:t>
+      </w:r>
+    </w:p>
+    <w:p>
+      <w:pPr>
+        <w:rPr/>
+      </w:pPr>
+      <w:r>
+        <w:rPr>
+          <w:rtl w:val="0"/>
+        </w:rPr>
+      </w:r>
+    </w:p>
+    <w:p>
+      <w:pPr>
+        <w:ind w:left="0" w:firstLine="0"/>
+        <w:rPr/>
+      </w:pPr>
+      <w:r>
+        <w:rPr>
+          <w:rtl w:val="0"/>
+        </w:rPr>
+        <w:t xml:space="preserve">Hoewel de dataset zeer rijk is, is ze niet direct bruikbaar voor analyse. Enkele belangrijke uitdagingen zijn:</w:t>
+      </w:r>
+    </w:p>
+    <w:p>
+      <w:pPr>
+        <w:numPr>
+          <w:ilvl w:val="0"/>
+          <w:numId w:val="17"/>
+        </w:numPr>
+        <w:ind w:left="720" w:hanging="360"/>
+        <w:rPr>
+          <w:u w:val="none"/>
+        </w:rPr>
+      </w:pPr>
+      <w:r>
+        <w:rPr>
+          <w:rtl w:val="0"/>
+        </w:rPr>
+        <w:t xml:space="preserve">Grote omvang: de database bevat informatie van meer dan 25.000 wedstrijden, duizenden spelers en meerdere seizoenen, waardoor de data omvangrijk en complex is.</w:t>
+      </w:r>
+    </w:p>
+    <w:p>
+      <w:pPr>
+        <w:numPr>
+          <w:ilvl w:val="0"/>
+          <w:numId w:val="17"/>
+        </w:numPr>
+        <w:ind w:left="720" w:hanging="360"/>
+        <w:rPr>
+          <w:u w:val="none"/>
+        </w:rPr>
+      </w:pPr>
+      <w:r>
+        <w:rPr>
+          <w:rtl w:val="0"/>
+        </w:rPr>
+        <w:t xml:space="preserve">Missende waarden: in tabellen zoals </w:t>
+      </w:r>
+      <w:r>
+        <w:rPr>
+          <w:rtl w:val="0"/>
+        </w:rPr>
+        <w:t xml:space="preserve">Player_Attributes</w:t>
+      </w:r>
+      <w:r>
+        <w:rPr>
+          <w:rtl w:val="0"/>
+        </w:rPr>
+        <w:t xml:space="preserve"> ontbreken geregeld waardes voor </w:t>
+      </w:r>
+      <w:r>
+        <w:rPr>
+          <w:rtl w:val="0"/>
+        </w:rPr>
+        <w:t xml:space="preserve">spelersratings</w:t>
+      </w:r>
+      <w:r>
+        <w:rPr>
+          <w:rtl w:val="0"/>
+        </w:rPr>
+        <w:t xml:space="preserve"> of werkethiek.</w:t>
+      </w:r>
+    </w:p>
+    <w:p>
+      <w:pPr>
+        <w:numPr>
+          <w:ilvl w:val="0"/>
+          <w:numId w:val="17"/>
+        </w:numPr>
+        <w:ind w:left="720" w:hanging="360"/>
+        <w:rPr>
+          <w:u w:val="none"/>
+        </w:rPr>
+      </w:pPr>
+      <w:r>
+        <w:rPr>
+          <w:rtl w:val="0"/>
+        </w:rPr>
+        <w:t xml:space="preserve">Inconsistente </w:t>
+      </w:r>
+      <w:r>
+        <w:rPr>
+          <w:rtl w:val="0"/>
+        </w:rPr>
+        <w:t xml:space="preserve">datatypes:</w:t>
+      </w:r>
+      <w:r>
+        <w:rPr>
+          <w:rtl w:val="0"/>
+        </w:rPr>
+        <w:t xml:space="preserve"> sommige velden zijn als tekst opgeslagen (bijvoorbeeld datums) terwijl ze in feite numeriek of Date moeten zijn. </w:t>
+      </w:r>
+    </w:p>
+    <w:p>
+      <w:pPr>
+        <w:numPr>
+          <w:ilvl w:val="0"/>
+          <w:numId w:val="17"/>
+        </w:numPr>
+        <w:ind w:left="720" w:hanging="360"/>
+        <w:rPr>
+          <w:u w:val="none"/>
+        </w:rPr>
+      </w:pPr>
+      <w:r>
+        <w:rPr>
+          <w:rtl w:val="0"/>
+        </w:rPr>
+        <w:t xml:space="preserve">Overbodige </w:t>
+      </w:r>
+      <w:r>
+        <w:rPr>
+          <w:rtl w:val="0"/>
+        </w:rPr>
+        <w:t xml:space="preserve">kolommen:</w:t>
+      </w:r>
+      <w:r>
+        <w:rPr>
+          <w:rtl w:val="0"/>
+        </w:rPr>
+        <w:t xml:space="preserve"> veel tabellen bevatten velden die niet relevant zijn voor dit project, zoals gedetailleerde technische velden of duplicaten van identifiers.</w:t>
+      </w:r>
+    </w:p>
+    <w:p>
+      <w:pPr>
+        <w:ind w:left="0" w:firstLine="0"/>
+        <w:rPr/>
+      </w:pPr>
+      <w:r>
+        <w:rPr>
+          <w:rtl w:val="0"/>
+        </w:rPr>
+      </w:r>
+    </w:p>
+    <w:p>
+      <w:pPr>
+        <w:ind w:left="0" w:firstLine="0"/>
+        <w:rPr>
+          <w:b w:val="1"/>
+        </w:rPr>
+      </w:pPr>
+      <w:r>
+        <w:rPr>
+          <w:b w:val="1"/>
+          <w:rtl w:val="0"/>
+        </w:rPr>
+        <w:t xml:space="preserve">Preprocessing</w:t>
+      </w:r>
+    </w:p>
+    <w:p>
+      <w:pPr>
+        <w:ind w:left="0" w:firstLine="0"/>
+        <w:rPr/>
+      </w:pPr>
+      <w:r>
+        <w:rPr>
+          <w:rtl w:val="0"/>
+        </w:rPr>
+        <w:t xml:space="preserve">Het </w:t>
+      </w:r>
+      <w:r>
+        <w:rPr>
+          <w:rtl w:val="0"/>
+        </w:rPr>
+        <w:t xml:space="preserve">preprocessingsproces</w:t>
+      </w:r>
+      <w:r>
+        <w:rPr>
+          <w:rtl w:val="0"/>
+        </w:rPr>
+        <w:t xml:space="preserve"> is ingericht met de volgende doelen: </w:t>
+      </w:r>
+    </w:p>
+    <w:p>
+      <w:pPr>
+        <w:ind w:left="0" w:firstLine="0"/>
+        <w:rPr/>
+      </w:pPr>
+      <w:r>
+        <w:rPr>
+          <w:rtl w:val="0"/>
+        </w:rPr>
+      </w:r>
+    </w:p>
+    <w:p>
+      <w:pPr>
+        <w:numPr>
+          <w:ilvl w:val="0"/>
+          <w:numId w:val="24"/>
+        </w:numPr>
+        <w:ind w:left="720" w:hanging="360"/>
+        <w:rPr>
+          <w:u w:val="none"/>
+        </w:rPr>
+      </w:pPr>
+      <w:r>
+        <w:rPr>
+          <w:b w:val="1"/>
+          <w:rtl w:val="0"/>
+        </w:rPr>
+        <w:t xml:space="preserve">Opschonen</w:t>
+      </w:r>
+      <w:r>
+        <w:rPr>
+          <w:rtl w:val="0"/>
+        </w:rPr>
+        <w:t xml:space="preserve"> - verwijderen of corrigeren van missende en inconsistente waarden. </w:t>
+      </w:r>
+    </w:p>
+    <w:p>
+      <w:pPr>
+        <w:numPr>
+          <w:ilvl w:val="0"/>
+          <w:numId w:val="24"/>
+        </w:numPr>
+        <w:ind w:left="720" w:hanging="360"/>
+        <w:rPr>
+          <w:u w:val="none"/>
+        </w:rPr>
+      </w:pPr>
+      <w:r>
+        <w:rPr>
+          <w:b w:val="1"/>
+          <w:rtl w:val="0"/>
+        </w:rPr>
+        <w:t xml:space="preserve">Structureren </w:t>
+      </w:r>
+      <w:r>
+        <w:rPr>
+          <w:rtl w:val="0"/>
+        </w:rPr>
+        <w:t xml:space="preserve">- reduceren tot relevante variabelen, en correct instellen van datatypes.</w:t>
+      </w:r>
+    </w:p>
+    <w:p>
+      <w:pPr>
+        <w:numPr>
+          <w:ilvl w:val="0"/>
+          <w:numId w:val="24"/>
+        </w:numPr>
+        <w:ind w:left="720" w:hanging="360"/>
+        <w:rPr>
+          <w:u w:val="none"/>
+        </w:rPr>
+      </w:pPr>
+      <w:r>
+        <w:rPr>
+          <w:b w:val="1"/>
+          <w:rtl w:val="0"/>
+        </w:rPr>
+        <w:t xml:space="preserve">Verrijken </w:t>
+      </w:r>
+      <w:r>
+        <w:rPr>
+          <w:rtl w:val="0"/>
+        </w:rPr>
+        <w:t xml:space="preserve">- creëren van nieuwe variabelen en samenvattende statistieken die de analyses krachtiger maken.</w:t>
+      </w:r>
+    </w:p>
+    <w:p>
+      <w:pPr>
+        <w:numPr>
+          <w:ilvl w:val="0"/>
+          <w:numId w:val="24"/>
+        </w:numPr>
+        <w:ind w:left="720" w:hanging="360"/>
+        <w:rPr>
+          <w:u w:val="none"/>
+        </w:rPr>
+      </w:pPr>
+      <w:r>
+        <w:rPr>
+          <w:b w:val="1"/>
+          <w:rtl w:val="0"/>
+        </w:rPr>
+        <w:t xml:space="preserve">Opslaan van schone data</w:t>
+      </w:r>
+      <w:r>
+        <w:rPr>
+          <w:rtl w:val="0"/>
+        </w:rPr>
+        <w:t xml:space="preserve"> - het genereren van een nieuw bestand </w:t>
+      </w:r>
+      <w:r>
+        <w:rPr>
+          <w:rtl w:val="0"/>
+        </w:rPr>
+        <w:t xml:space="preserve">(clean_data.RData)</w:t>
+      </w:r>
+      <w:r>
+        <w:rPr>
+          <w:rtl w:val="0"/>
+        </w:rPr>
+        <w:t xml:space="preserve"> dat direct kan worden gebruikt voor Exploratory Data Analysis en Visualisaties</w:t>
+      </w:r>
+    </w:p>
+    <w:p>
+      <w:pPr>
+        <w:rPr/>
+      </w:pPr>
+      <w:r>
+        <w:rPr>
+          <w:rtl w:val="0"/>
+        </w:rPr>
+      </w:r>
+    </w:p>
+    <w:p>
+      <w:pPr>
+        <w:rPr/>
+      </w:pPr>
+      <w:r>
+        <w:rPr>
+          <w:rtl w:val="0"/>
+        </w:rPr>
+        <w:t xml:space="preserve">Stappenplan:</w:t>
+      </w:r>
+    </w:p>
+    <w:p>
+      <w:pPr>
+        <w:numPr>
+          <w:ilvl w:val="0"/>
+          <w:numId w:val="1"/>
+        </w:numPr>
+        <w:ind w:left="720" w:hanging="360"/>
+        <w:rPr>
+          <w:b w:val="1"/>
+        </w:rPr>
+      </w:pPr>
+      <w:r>
+        <w:rPr>
+          <w:b w:val="1"/>
+          <w:rtl w:val="0"/>
+        </w:rPr>
+        <w:t xml:space="preserve">Selectie van kernvariabelen</w:t>
       </w:r>
     </w:p>
     <w:p>
@@ -3705,6 +4336,119 @@
         <w:rPr>
           <w:rtl w:val="0"/>
         </w:rPr>
+        <w:t xml:space="preserve">Uit de ruwe tabellen zijn relevante kolommen geselecteerd voor de analyse:</w:t>
+      </w:r>
+    </w:p>
+    <w:p>
+      <w:pPr>
+        <w:numPr>
+          <w:ilvl w:val="0"/>
+          <w:numId w:val="19"/>
+        </w:numPr>
+        <w:ind w:left="1440" w:hanging="360"/>
+        <w:rPr>
+          <w:u w:val="none"/>
+        </w:rPr>
+      </w:pPr>
+      <w:r>
+        <w:rPr>
+          <w:b w:val="1"/>
+          <w:rtl w:val="0"/>
+        </w:rPr>
+        <w:t xml:space="preserve">Match:</w:t>
+      </w:r>
+      <w:r>
+        <w:rPr>
+          <w:rtl w:val="0"/>
+        </w:rPr>
+        <w:t xml:space="preserve"> match_api_id, country_id, league_id, season, stage, date, home_team_api_id, away_team_api_id, home_team_goal, away_team_goal.</w:t>
+      </w:r>
+    </w:p>
+    <w:p>
+      <w:pPr>
+        <w:numPr>
+          <w:ilvl w:val="0"/>
+          <w:numId w:val="20"/>
+        </w:numPr>
+        <w:ind w:left="1440" w:hanging="360"/>
+        <w:rPr>
+          <w:u w:val="none"/>
+        </w:rPr>
+      </w:pPr>
+      <w:r>
+        <w:rPr>
+          <w:b w:val="1"/>
+          <w:rtl w:val="0"/>
+        </w:rPr>
+        <w:t xml:space="preserve">Player_Attributes:</w:t>
+      </w:r>
+      <w:r>
+        <w:rPr>
+          <w:rtl w:val="0"/>
+        </w:rPr>
+        <w:t xml:space="preserve"> player_api_id, player_fifa_api_id, date, overall_rating, potential, dribbling, finishing.</w:t>
+      </w:r>
+    </w:p>
+    <w:p>
+      <w:pPr>
+        <w:numPr>
+          <w:ilvl w:val="0"/>
+          <w:numId w:val="20"/>
+        </w:numPr>
+        <w:ind w:left="1440" w:hanging="360"/>
+        <w:rPr>
+          <w:u w:val="none"/>
+        </w:rPr>
+      </w:pPr>
+      <w:r>
+        <w:rPr>
+          <w:b w:val="1"/>
+          <w:rtl w:val="0"/>
+        </w:rPr>
+        <w:t xml:space="preserve">Team_Attributes:</w:t>
+      </w:r>
+      <w:r>
+        <w:rPr>
+          <w:b w:val="1"/>
+          <w:rtl w:val="0"/>
+        </w:rPr>
+        <w:t xml:space="preserve"> </w:t>
+      </w:r>
+      <w:r>
+        <w:rPr>
+          <w:rtl w:val="0"/>
+        </w:rPr>
+        <w:t xml:space="preserve">team_api_id, date, buildUpPlaySpeed, buildUpPlayPassing, chanceCreationPassing, chanceCreationShooting, defencePressure, defenceAggression.</w:t>
+      </w:r>
+    </w:p>
+    <w:p>
+      <w:pPr>
+        <w:ind w:left="0" w:firstLine="0"/>
+        <w:rPr/>
+      </w:pPr>
+      <w:r>
+        <w:rPr>
+          <w:rtl w:val="0"/>
+        </w:rPr>
+      </w:r>
+    </w:p>
+    <w:p>
+      <w:pPr>
+        <w:numPr>
+          <w:ilvl w:val="0"/>
+          <w:numId w:val="1"/>
+        </w:numPr>
+        <w:ind w:left="720" w:hanging="360"/>
+        <w:rPr>
+          <w:b w:val="1"/>
+        </w:rPr>
+      </w:pPr>
+      <w:r>
+        <w:rPr>
+          <w:b w:val="1"/>
+          <w:rtl w:val="0"/>
+        </w:rPr>
+        <w:t xml:space="preserve">Veilige conversie naar numerieke waarden</w:t>
       </w:r>
     </w:p>
     <w:p>
@@ -3716,6 +4460,135 @@
         <w:rPr>
           <w:rtl w:val="0"/>
         </w:rPr>
+        <w:t xml:space="preserve">Veel </w:t>
+      </w:r>
+      <w:r>
+        <w:rPr>
+          <w:rtl w:val="0"/>
+        </w:rPr>
+        <w:t xml:space="preserve">kolommen</w:t>
+      </w:r>
+      <w:r>
+        <w:rPr>
+          <w:rtl w:val="0"/>
+        </w:rPr>
+        <w:t xml:space="preserve"> zijn in de ruwe data als tekst of factor opgeslagen. Met een veilige conversiefunctie </w:t>
+      </w:r>
+      <w:r>
+        <w:rPr>
+          <w:rtl w:val="0"/>
+        </w:rPr>
+        <w:t xml:space="preserve">(safe_numeric)</w:t>
+      </w:r>
+      <w:r>
+        <w:rPr>
+          <w:rtl w:val="0"/>
+        </w:rPr>
+        <w:t xml:space="preserve"> zijn deze kolommen geconverteerd naar numeriek, waarbij eventuele niet-numerieke waarden genegeerd worden. Geconverteerde kolommen zijn onder andere:</w:t>
+      </w:r>
+    </w:p>
+    <w:p>
+      <w:pPr>
+        <w:numPr>
+          <w:ilvl w:val="0"/>
+          <w:numId w:val="22"/>
+        </w:numPr>
+        <w:ind w:left="1440" w:hanging="360"/>
+        <w:rPr>
+          <w:u w:val="none"/>
+        </w:rPr>
+      </w:pPr>
+      <w:r>
+        <w:rPr>
+          <w:b w:val="1"/>
+          <w:rtl w:val="0"/>
+        </w:rPr>
+        <w:t xml:space="preserve">matches:</w:t>
+      </w:r>
+      <w:r>
+        <w:rPr>
+          <w:rtl w:val="0"/>
+        </w:rPr>
+        <w:t xml:space="preserve"> home_team_goal, away_team_goal</w:t>
+      </w:r>
+    </w:p>
+    <w:p>
+      <w:pPr>
+        <w:numPr>
+          <w:ilvl w:val="0"/>
+          <w:numId w:val="22"/>
+        </w:numPr>
+        <w:ind w:left="1440" w:hanging="360"/>
+        <w:rPr>
+          <w:u w:val="none"/>
+        </w:rPr>
+      </w:pPr>
+      <w:r>
+        <w:rPr>
+          <w:b w:val="1"/>
+          <w:rtl w:val="0"/>
+        </w:rPr>
+        <w:t xml:space="preserve">player_attr:</w:t>
+      </w:r>
+      <w:r>
+        <w:rPr>
+          <w:rtl w:val="0"/>
+        </w:rPr>
+        <w:t xml:space="preserve"> overall_rating, potential, dribbling, finishing</w:t>
+      </w:r>
+    </w:p>
+    <w:p>
+      <w:pPr>
+        <w:numPr>
+          <w:ilvl w:val="0"/>
+          <w:numId w:val="22"/>
+        </w:numPr>
+        <w:ind w:left="1440" w:hanging="360"/>
+        <w:rPr>
+          <w:u w:val="none"/>
+        </w:rPr>
+      </w:pPr>
+      <w:r>
+        <w:rPr>
+          <w:b w:val="1"/>
+          <w:rtl w:val="0"/>
+        </w:rPr>
+        <w:t xml:space="preserve">team_attr:</w:t>
+      </w:r>
+      <w:r>
+        <w:rPr>
+          <w:rtl w:val="0"/>
+        </w:rPr>
+        <w:t xml:space="preserve"> buildUpPlaySpeed, chanceCreationShooting, defencePressure</w:t>
+      </w:r>
+    </w:p>
+    <w:p>
+      <w:pPr>
+        <w:rPr/>
+      </w:pPr>
+      <w:r>
+        <w:rPr>
+          <w:rtl w:val="0"/>
+        </w:rPr>
+      </w:r>
+    </w:p>
+    <w:p>
+      <w:pPr>
+        <w:numPr>
+          <w:ilvl w:val="0"/>
+          <w:numId w:val="1"/>
+        </w:numPr>
+        <w:ind w:left="720" w:hanging="360"/>
+        <w:rPr>
+          <w:b w:val="1"/>
+        </w:rPr>
+      </w:pPr>
+      <w:r>
+        <w:rPr>
+          <w:b w:val="1"/>
+          <w:rtl w:val="0"/>
+        </w:rPr>
+        <w:t xml:space="preserve">Opschonen van missende waarden</w:t>
       </w:r>
     </w:p>
     <w:p>
@@ -3727,6 +4600,99 @@
         <w:rPr>
           <w:rtl w:val="0"/>
         </w:rPr>
+        <w:t xml:space="preserve">Numerieke kolommen met ontbrekende waarden zijn opgeschoond door de mediaan van de kolom in te vullen. </w:t>
+      </w:r>
+    </w:p>
+    <w:p>
+      <w:pPr>
+        <w:ind w:left="720" w:firstLine="0"/>
+        <w:rPr/>
+      </w:pPr>
+      <w:r>
+        <w:rPr>
+          <w:rtl w:val="0"/>
+        </w:rPr>
+      </w:r>
+    </w:p>
+    <w:p>
+      <w:pPr>
+        <w:numPr>
+          <w:ilvl w:val="0"/>
+          <w:numId w:val="1"/>
+        </w:numPr>
+        <w:ind w:left="720" w:hanging="360"/>
+        <w:rPr>
+          <w:b w:val="1"/>
+        </w:rPr>
+      </w:pPr>
+      <w:r>
+        <w:rPr>
+          <w:b w:val="1"/>
+          <w:rtl w:val="0"/>
+        </w:rPr>
+        <w:t xml:space="preserve">Conversie van </w:t>
+      </w:r>
+      <w:r>
+        <w:rPr>
+          <w:b w:val="1"/>
+          <w:rtl w:val="0"/>
+        </w:rPr>
+        <w:t xml:space="preserve">datatypes</w:t>
+      </w:r>
+      <w:r>
+        <w:rPr>
+          <w:rtl w:val="0"/>
+        </w:rPr>
+      </w:r>
+    </w:p>
+    <w:p>
+      <w:pPr>
+        <w:numPr>
+          <w:ilvl w:val="0"/>
+          <w:numId w:val="15"/>
+        </w:numPr>
+        <w:ind w:left="1440" w:hanging="360"/>
+        <w:rPr>
+          <w:u w:val="none"/>
+        </w:rPr>
+      </w:pPr>
+      <w:r>
+        <w:rPr>
+          <w:b w:val="1"/>
+          <w:rtl w:val="0"/>
+        </w:rPr>
+        <w:t xml:space="preserve">Datums:</w:t>
+      </w:r>
+      <w:r>
+        <w:rPr>
+          <w:b w:val="1"/>
+          <w:rtl w:val="0"/>
+        </w:rPr>
+        <w:t xml:space="preserve"> </w:t>
+      </w:r>
+      <w:r>
+        <w:rPr>
+          <w:rtl w:val="0"/>
+        </w:rPr>
+        <w:t xml:space="preserve">kolommen</w:t>
+      </w:r>
+      <w:r>
+        <w:rPr>
+          <w:rtl w:val="0"/>
+        </w:rPr>
+        <w:t xml:space="preserve"> zoals date in matches, player_attr en team_attr zijn omgezet naar het </w:t>
+      </w:r>
+      <w:r>
+        <w:rPr>
+          <w:rtl w:val="0"/>
+        </w:rPr>
+        <w:t xml:space="preserve">Date</w:t>
+      </w:r>
+      <w:r>
+        <w:rPr>
+          <w:rtl w:val="0"/>
+        </w:rPr>
+        <w:t xml:space="preserve"> formaat.</w:t>
       </w:r>
     </w:p>
     <w:p>
@@ -3742,6 +4708,1922 @@
     </w:p>
     <w:p>
       <w:pPr>
+        <w:numPr>
+          <w:ilvl w:val="0"/>
+          <w:numId w:val="1"/>
+        </w:numPr>
+        <w:ind w:left="720" w:hanging="360"/>
+        <w:rPr>
+          <w:b w:val="1"/>
+        </w:rPr>
+      </w:pPr>
+      <w:r>
+        <w:rPr>
+          <w:b w:val="1"/>
+          <w:rtl w:val="0"/>
+        </w:rPr>
+        <w:t xml:space="preserve">Feature Engineering</w:t>
+      </w:r>
+    </w:p>
+    <w:p>
+      <w:pPr>
+        <w:ind w:left="720" w:firstLine="0"/>
+        <w:rPr/>
+      </w:pPr>
+      <w:r>
+        <w:rPr>
+          <w:rtl w:val="0"/>
+        </w:rPr>
+        <w:t xml:space="preserve">Om analyses te verrijken, zijn nieuwe variabelen toegevoegd: </w:t>
+      </w:r>
+    </w:p>
+    <w:p>
+      <w:pPr>
+        <w:numPr>
+          <w:ilvl w:val="0"/>
+          <w:numId w:val="6"/>
+        </w:numPr>
+        <w:ind w:left="1440" w:hanging="360"/>
+        <w:rPr>
+          <w:u w:val="none"/>
+        </w:rPr>
+      </w:pPr>
+      <w:r>
+        <w:rPr>
+          <w:b w:val="1"/>
+          <w:rtl w:val="0"/>
+        </w:rPr>
+        <w:t xml:space="preserve">goal_difference:</w:t>
+      </w:r>
+      <w:r>
+        <w:rPr>
+          <w:rtl w:val="0"/>
+        </w:rPr>
+        <w:t xml:space="preserve"> verschil tussen doelpunten van thuis- en uitteam</w:t>
+      </w:r>
+    </w:p>
+    <w:p>
+      <w:pPr>
+        <w:numPr>
+          <w:ilvl w:val="0"/>
+          <w:numId w:val="6"/>
+        </w:numPr>
+        <w:ind w:left="1440" w:hanging="360"/>
+        <w:rPr>
+          <w:u w:val="none"/>
+        </w:rPr>
+      </w:pPr>
+      <w:r>
+        <w:rPr>
+          <w:b w:val="1"/>
+          <w:rtl w:val="0"/>
+        </w:rPr>
+        <w:t xml:space="preserve">match_result:</w:t>
+      </w:r>
+      <w:r>
+        <w:rPr>
+          <w:rtl w:val="0"/>
+        </w:rPr>
+        <w:t xml:space="preserve"> classificatie van wedstrijd als “Home Win”, “Away Win” of “Draw”.</w:t>
+      </w:r>
+    </w:p>
+    <w:p>
+      <w:pPr>
+        <w:numPr>
+          <w:ilvl w:val="0"/>
+          <w:numId w:val="6"/>
+        </w:numPr>
+        <w:ind w:left="1440" w:hanging="360"/>
+        <w:rPr>
+          <w:u w:val="none"/>
+        </w:rPr>
+      </w:pPr>
+      <w:r>
+        <w:rPr>
+          <w:b w:val="1"/>
+          <w:rtl w:val="0"/>
+        </w:rPr>
+        <w:t xml:space="preserve">total_goals:</w:t>
+      </w:r>
+      <w:r>
+        <w:rPr>
+          <w:rtl w:val="0"/>
+        </w:rPr>
+        <w:t xml:space="preserve"> totaal aantal doelpunten per wedstrijd</w:t>
+      </w:r>
+    </w:p>
+    <w:p>
+      <w:pPr>
+        <w:ind w:left="0" w:firstLine="0"/>
+        <w:rPr/>
+      </w:pPr>
+      <w:r>
+        <w:rPr>
+          <w:rtl w:val="0"/>
+        </w:rPr>
+      </w:r>
+    </w:p>
+    <w:p>
+      <w:pPr>
+        <w:numPr>
+          <w:ilvl w:val="0"/>
+          <w:numId w:val="1"/>
+        </w:numPr>
+        <w:ind w:left="720" w:hanging="360"/>
+        <w:rPr>
+          <w:b w:val="1"/>
+        </w:rPr>
+      </w:pPr>
+      <w:r>
+        <w:rPr>
+          <w:b w:val="1"/>
+          <w:rtl w:val="0"/>
+        </w:rPr>
+        <w:t xml:space="preserve">Competitienamen</w:t>
+      </w:r>
+      <w:r>
+        <w:rPr>
+          <w:b w:val="1"/>
+          <w:rtl w:val="0"/>
+        </w:rPr>
+        <w:t xml:space="preserve"> koppelen</w:t>
+      </w:r>
+    </w:p>
+    <w:p>
+      <w:pPr>
+        <w:ind w:left="720" w:firstLine="0"/>
+        <w:rPr/>
+      </w:pPr>
+      <w:r>
+        <w:rPr>
+          <w:rtl w:val="0"/>
+        </w:rPr>
+        <w:t xml:space="preserve">In deze stap zijn de </w:t>
+      </w:r>
+      <w:r>
+        <w:rPr>
+          <w:rtl w:val="0"/>
+        </w:rPr>
+        <w:t xml:space="preserve">competitienamen</w:t>
+      </w:r>
+      <w:r>
+        <w:rPr>
+          <w:rtl w:val="0"/>
+        </w:rPr>
+        <w:t xml:space="preserve"> gekoppeld aan de wedstrijden om de analyses beter te maken</w:t>
+      </w:r>
+    </w:p>
+    <w:p>
+      <w:pPr>
+        <w:ind w:left="0" w:firstLine="0"/>
+        <w:rPr/>
+      </w:pPr>
+      <w:r>
+        <w:rPr>
+          <w:rtl w:val="0"/>
+        </w:rPr>
+      </w:r>
+    </w:p>
+    <w:p>
+      <w:pPr>
+        <w:numPr>
+          <w:ilvl w:val="0"/>
+          <w:numId w:val="1"/>
+        </w:numPr>
+        <w:ind w:left="720" w:hanging="360"/>
+        <w:rPr>
+          <w:b w:val="1"/>
+        </w:rPr>
+      </w:pPr>
+      <w:r>
+        <w:rPr>
+          <w:b w:val="1"/>
+          <w:rtl w:val="0"/>
+        </w:rPr>
+        <w:t xml:space="preserve">Samenvattende statistieken</w:t>
+      </w:r>
+    </w:p>
+    <w:p>
+      <w:pPr>
+        <w:numPr>
+          <w:ilvl w:val="0"/>
+          <w:numId w:val="8"/>
+        </w:numPr>
+        <w:ind w:left="1440" w:hanging="360"/>
+        <w:rPr>
+          <w:u w:val="none"/>
+        </w:rPr>
+      </w:pPr>
+      <w:r>
+        <w:rPr>
+          <w:b w:val="1"/>
+          <w:rtl w:val="0"/>
+        </w:rPr>
+        <w:t xml:space="preserve">player_summary:</w:t>
+      </w:r>
+      <w:r>
+        <w:rPr>
+          <w:rtl w:val="0"/>
+        </w:rPr>
+        <w:t xml:space="preserve"> gemiddelde statistieken per speler voor </w:t>
+      </w:r>
+      <w:r>
+        <w:rPr>
+          <w:rtl w:val="0"/>
+        </w:rPr>
+        <w:t xml:space="preserve">overall_rating,</w:t>
+      </w:r>
+      <w:r>
+        <w:rPr>
+          <w:rtl w:val="0"/>
+        </w:rPr>
+        <w:t xml:space="preserve"> potential, dribbling en finishing</w:t>
+      </w:r>
+    </w:p>
+    <w:p>
+      <w:pPr>
+        <w:numPr>
+          <w:ilvl w:val="0"/>
+          <w:numId w:val="8"/>
+        </w:numPr>
+        <w:ind w:left="1440" w:hanging="360"/>
+        <w:rPr>
+          <w:u w:val="none"/>
+        </w:rPr>
+      </w:pPr>
+      <w:r>
+        <w:rPr>
+          <w:b w:val="1"/>
+          <w:rtl w:val="0"/>
+        </w:rPr>
+        <w:t xml:space="preserve">team_summary:</w:t>
+      </w:r>
+      <w:r>
+        <w:rPr>
+          <w:rtl w:val="0"/>
+        </w:rPr>
+        <w:t xml:space="preserve"> gemiddelde tactische en verdedigende eigenschappen per team, zoals </w:t>
+      </w:r>
+      <w:r>
+        <w:rPr>
+          <w:rtl w:val="0"/>
+        </w:rPr>
+        <w:t xml:space="preserve">buildUpPlaySpeed,</w:t>
+      </w:r>
+      <w:r>
+        <w:rPr>
+          <w:rtl w:val="0"/>
+        </w:rPr>
+        <w:t xml:space="preserve"> </w:t>
+      </w:r>
+      <w:r>
+        <w:rPr>
+          <w:rtl w:val="0"/>
+        </w:rPr>
+        <w:t xml:space="preserve">chanceCreationShooting</w:t>
+      </w:r>
+      <w:r>
+        <w:rPr>
+          <w:rtl w:val="0"/>
+        </w:rPr>
+        <w:t xml:space="preserve"> en </w:t>
+      </w:r>
+      <w:r>
+        <w:rPr>
+          <w:rtl w:val="0"/>
+        </w:rPr>
+        <w:t xml:space="preserve">defencePressure.</w:t>
+      </w:r>
+      <w:r>
+        <w:rPr>
+          <w:rtl w:val="0"/>
+        </w:rPr>
+      </w:r>
+    </w:p>
+    <w:p>
+      <w:pPr>
+        <w:rPr/>
+      </w:pPr>
+      <w:r>
+        <w:rPr>
+          <w:rtl w:val="0"/>
+        </w:rPr>
+      </w:r>
+    </w:p>
+    <w:p>
+      <w:pPr>
+        <w:numPr>
+          <w:ilvl w:val="0"/>
+          <w:numId w:val="1"/>
+        </w:numPr>
+        <w:ind w:left="720" w:hanging="360"/>
+        <w:rPr>
+          <w:b w:val="1"/>
+        </w:rPr>
+      </w:pPr>
+      <w:r>
+        <w:rPr>
+          <w:b w:val="1"/>
+          <w:rtl w:val="0"/>
+        </w:rPr>
+        <w:t xml:space="preserve">Teamattributen</w:t>
+      </w:r>
+      <w:r>
+        <w:rPr>
+          <w:b w:val="1"/>
+          <w:rtl w:val="0"/>
+        </w:rPr>
+        <w:t xml:space="preserve"> koppelen aan wedstrijden</w:t>
+      </w:r>
+    </w:p>
+    <w:p>
+      <w:pPr>
+        <w:ind w:left="720" w:firstLine="0"/>
+        <w:rPr/>
+      </w:pPr>
+      <w:r>
+        <w:rPr>
+          <w:rtl w:val="0"/>
+        </w:rPr>
+        <w:t xml:space="preserve">In deze stap zijn de teamstatistieken uit de tabel </w:t>
+      </w:r>
+      <w:r>
+        <w:rPr>
+          <w:rtl w:val="0"/>
+        </w:rPr>
+        <w:t xml:space="preserve">team_summary</w:t>
+      </w:r>
+      <w:r>
+        <w:rPr>
+          <w:rtl w:val="0"/>
+        </w:rPr>
+        <w:t xml:space="preserve"> gekoppeld aan de matches dataset</w:t>
+      </w:r>
+    </w:p>
+    <w:p>
+      <w:pPr>
+        <w:rPr/>
+      </w:pPr>
+      <w:r>
+        <w:rPr>
+          <w:rtl w:val="0"/>
+        </w:rPr>
+      </w:r>
+    </w:p>
+    <w:p>
+      <w:pPr>
+        <w:rPr/>
+      </w:pPr>
+      <w:r>
+        <w:rPr>
+          <w:b w:val="1"/>
+          <w:rtl w:val="0"/>
+        </w:rPr>
+        <w:t xml:space="preserve">preprocessing.R</w:t>
+      </w:r>
+      <w:r>
+        <w:rPr>
+          <w:rtl w:val="0"/>
+        </w:rPr>
+      </w:r>
+    </w:p>
+    <w:tbl>
+      <w:tblPr>
+        <w:tblStyle w:val="Table3"/>
+        <w:jc w:val="left"/>
+        <w:tblLayout w:type="fixed"/>
+        <w:tblLook w:val="0600"/>
+      </w:tblPr>
+      <w:tblGrid>
+        <w:gridCol w:w="9029"/>
+        <w:tblGridChange w:id="0">
+          <w:tblGrid>
+            <w:gridCol w:w="9029"/>
+          </w:tblGrid>
+        </w:tblGridChange>
+      </w:tblGrid>
+      <w:tr>
+        <w:trPr>
+          <w:cantSplit w:val="0"/>
+          <w:tblHeader w:val="0"/>
+        </w:trPr>
+        <w:tc>
+          <w:tcPr>
+            <w:shd w:fill="333333" w:val="clear"/>
+            <w:tcMar>
+              <w:top w:w="100.0" w:type="dxa"/>
+              <w:left w:w="100.0" w:type="dxa"/>
+              <w:bottom w:w="100.0" w:type="dxa"/>
+              <w:right w:w="100.0" w:type="dxa"/>
+            </w:tcMar>
+            <w:vAlign w:val="top"/>
+          </w:tcPr>
+          <w:p>
+            <w:pPr>
+              <w:keepNext w:val="0"/>
+              <w:keepLines w:val="0"/>
+              <w:pageBreakBefore w:val="0"/>
+              <w:widowControl w:val="0"/>
+              <w:pBdr>
+                <w:top w:space="0" w:sz="0" w:val="nil"/>
+                <w:left w:space="0" w:sz="0" w:val="nil"/>
+                <w:bottom w:space="0" w:sz="0" w:val="nil"/>
+                <w:right w:space="0" w:sz="0" w:val="nil"/>
+                <w:between w:space="0" w:sz="0" w:val="nil"/>
+              </w:pBdr>
+              <w:shd w:fill="auto" w:val="clear"/>
+              <w:spacing w:after="0" w:before="0" w:line="276" w:lineRule="auto"/>
+              <w:ind w:left="0" w:right="0" w:firstLine="0"/>
+              <w:jc w:val="left"/>
+              <w:rPr/>
+            </w:pPr>
+            <w:r>
+              <w:rPr>
+                <w:rFonts w:ascii="Consolas" w:cs="Consolas" w:eastAsia="Consolas" w:hAnsi="Consolas"/>
+                <w:color w:val="888888"/>
+                <w:shd w:fill="333333" w:val="clear"/>
+                <w:rtl w:val="0"/>
+              </w:rPr>
+              <w:t xml:space="preserve"># preprocessing.R</w:t>
+            </w:r>
+            <w:r>
+              <w:rPr>
+                <w:rFonts w:ascii="Consolas" w:cs="Consolas" w:eastAsia="Consolas" w:hAnsi="Consolas"/>
+                <w:color w:val="ffffff"/>
+                <w:shd w:fill="333333" w:val="clear"/>
+                <w:rtl w:val="0"/>
+              </w:rPr>
+              <w:br w:type="textWrapping"/>
+              <w:br w:type="textWrapping"/>
+            </w:r>
+            <w:r>
+              <w:rPr>
+                <w:rFonts w:ascii="Consolas" w:cs="Consolas" w:eastAsia="Consolas" w:hAnsi="Consolas"/>
+                <w:color w:val="888888"/>
+                <w:shd w:fill="333333" w:val="clear"/>
+                <w:rtl w:val="0"/>
+              </w:rPr>
+              <w:t xml:space="preserve"># Laden van benodigde packages</w:t>
+            </w:r>
+            <w:r>
+              <w:rPr>
+                <w:rFonts w:ascii="Consolas" w:cs="Consolas" w:eastAsia="Consolas" w:hAnsi="Consolas"/>
+                <w:color w:val="ffffff"/>
+                <w:shd w:fill="333333" w:val="clear"/>
+                <w:rtl w:val="0"/>
+              </w:rPr>
+              <w:br w:type="textWrapping"/>
+            </w:r>
+            <w:r>
+              <w:rPr>
+                <w:rFonts w:ascii="Consolas" w:cs="Consolas" w:eastAsia="Consolas" w:hAnsi="Consolas"/>
+                <w:color w:val="fcc28c"/>
+                <w:shd w:fill="333333" w:val="clear"/>
+                <w:rtl w:val="0"/>
+              </w:rPr>
+              <w:t xml:space="preserve">library</w:t>
+            </w:r>
+            <w:r>
+              <w:rPr>
+                <w:rFonts w:ascii="Consolas" w:cs="Consolas" w:eastAsia="Consolas" w:hAnsi="Consolas"/>
+                <w:color w:val="ffffff"/>
+                <w:shd w:fill="333333" w:val="clear"/>
+                <w:rtl w:val="0"/>
+              </w:rPr>
+              <w:t xml:space="preserve">(dplyr)</w:t>
+              <w:br w:type="textWrapping"/>
+            </w:r>
+            <w:r>
+              <w:rPr>
+                <w:rFonts w:ascii="Consolas" w:cs="Consolas" w:eastAsia="Consolas" w:hAnsi="Consolas"/>
+                <w:color w:val="fcc28c"/>
+                <w:shd w:fill="333333" w:val="clear"/>
+                <w:rtl w:val="0"/>
+              </w:rPr>
+              <w:t xml:space="preserve">library</w:t>
+            </w:r>
+            <w:r>
+              <w:rPr>
+                <w:rFonts w:ascii="Consolas" w:cs="Consolas" w:eastAsia="Consolas" w:hAnsi="Consolas"/>
+                <w:color w:val="ffffff"/>
+                <w:shd w:fill="333333" w:val="clear"/>
+                <w:rtl w:val="0"/>
+              </w:rPr>
+              <w:t xml:space="preserve">(lubridate)</w:t>
+              <w:br w:type="textWrapping"/>
+              <w:br w:type="textWrapping"/>
+            </w:r>
+            <w:r>
+              <w:rPr>
+                <w:rFonts w:ascii="Consolas" w:cs="Consolas" w:eastAsia="Consolas" w:hAnsi="Consolas"/>
+                <w:color w:val="888888"/>
+                <w:shd w:fill="333333" w:val="clear"/>
+                <w:rtl w:val="0"/>
+              </w:rPr>
+              <w:t xml:space="preserve"># Laden van ruwe data</w:t>
+            </w:r>
+            <w:r>
+              <w:rPr>
+                <w:rFonts w:ascii="Consolas" w:cs="Consolas" w:eastAsia="Consolas" w:hAnsi="Consolas"/>
+                <w:color w:val="ffffff"/>
+                <w:shd w:fill="333333" w:val="clear"/>
+                <w:rtl w:val="0"/>
+              </w:rPr>
+              <w:br w:type="textWrapping"/>
+              <w:t xml:space="preserve">load(</w:t>
+            </w:r>
+            <w:r>
+              <w:rPr>
+                <w:rFonts w:ascii="Consolas" w:cs="Consolas" w:eastAsia="Consolas" w:hAnsi="Consolas"/>
+                <w:color w:val="a2fca2"/>
+                <w:shd w:fill="333333" w:val="clear"/>
+                <w:rtl w:val="0"/>
+              </w:rPr>
+              <w:t xml:space="preserve">"Data/raw_data.RData"</w:t>
+            </w:r>
+            <w:r>
+              <w:rPr>
+                <w:rFonts w:ascii="Consolas" w:cs="Consolas" w:eastAsia="Consolas" w:hAnsi="Consolas"/>
+                <w:color w:val="ffffff"/>
+                <w:shd w:fill="333333" w:val="clear"/>
+                <w:rtl w:val="0"/>
+              </w:rPr>
+              <w:t xml:space="preserve">)</w:t>
+              <w:br w:type="textWrapping"/>
+              <w:br w:type="textWrapping"/>
+            </w:r>
+            <w:r>
+              <w:rPr>
+                <w:rFonts w:ascii="Consolas" w:cs="Consolas" w:eastAsia="Consolas" w:hAnsi="Consolas"/>
+                <w:color w:val="888888"/>
+                <w:shd w:fill="333333" w:val="clear"/>
+                <w:rtl w:val="0"/>
+              </w:rPr>
+              <w:t xml:space="preserve"># 1. Selectie van kernvariabelen</w:t>
+            </w:r>
+            <w:r>
+              <w:rPr>
+                <w:rFonts w:ascii="Consolas" w:cs="Consolas" w:eastAsia="Consolas" w:hAnsi="Consolas"/>
+                <w:color w:val="ffffff"/>
+                <w:shd w:fill="333333" w:val="clear"/>
+                <w:rtl w:val="0"/>
+              </w:rPr>
+              <w:br w:type="textWrapping"/>
+              <w:t xml:space="preserve">matches &lt;- matches_raw %&gt;%</w:t>
+              <w:br w:type="textWrapping"/>
+              <w:t xml:space="preserve">  select(match_api_id, country_id, league_id, season, stage, date,</w:t>
+              <w:br w:type="textWrapping"/>
+              <w:t xml:space="preserve">         home_team_api_id, away_team_api_id,</w:t>
+              <w:br w:type="textWrapping"/>
+              <w:t xml:space="preserve">         home_team_goal, away_team_goal)</w:t>
+              <w:br w:type="textWrapping"/>
+              <w:br w:type="textWrapping"/>
+              <w:t xml:space="preserve">player_attr &lt;- player_attr_raw %&gt;%</w:t>
+              <w:br w:type="textWrapping"/>
+              <w:t xml:space="preserve">  select(player_api_id, player_fifa_api_id, date,</w:t>
+              <w:br w:type="textWrapping"/>
+              <w:t xml:space="preserve">         overall_rating, potential, dribbling, finishing)</w:t>
+              <w:br w:type="textWrapping"/>
+              <w:br w:type="textWrapping"/>
+              <w:t xml:space="preserve">team_attr &lt;- team_attr_raw %&gt;%</w:t>
+              <w:br w:type="textWrapping"/>
+              <w:t xml:space="preserve">  select(team_api_id, date,</w:t>
+              <w:br w:type="textWrapping"/>
+              <w:t xml:space="preserve">         buildUpPlaySpeed, buildUpPlayPassing,</w:t>
+              <w:br w:type="textWrapping"/>
+              <w:t xml:space="preserve">         chanceCreationPassing, chanceCreationShooting,</w:t>
+              <w:br w:type="textWrapping"/>
+              <w:t xml:space="preserve">         defencePressure, defenceAggression)</w:t>
+              <w:br w:type="textWrapping"/>
+              <w:br w:type="textWrapping"/>
+            </w:r>
+            <w:r>
+              <w:rPr>
+                <w:rFonts w:ascii="Consolas" w:cs="Consolas" w:eastAsia="Consolas" w:hAnsi="Consolas"/>
+                <w:color w:val="888888"/>
+                <w:shd w:fill="333333" w:val="clear"/>
+                <w:rtl w:val="0"/>
+              </w:rPr>
+              <w:t xml:space="preserve"># 2. Veilige conversie naar numeric</w:t>
+            </w:r>
+            <w:r>
+              <w:rPr>
+                <w:rFonts w:ascii="Consolas" w:cs="Consolas" w:eastAsia="Consolas" w:hAnsi="Consolas"/>
+                <w:color w:val="ffffff"/>
+                <w:shd w:fill="333333" w:val="clear"/>
+                <w:rtl w:val="0"/>
+              </w:rPr>
+              <w:br w:type="textWrapping"/>
+              <w:t xml:space="preserve">safe_numeric &lt;- </w:t>
+            </w:r>
+            <w:r>
+              <w:rPr>
+                <w:rFonts w:ascii="Consolas" w:cs="Consolas" w:eastAsia="Consolas" w:hAnsi="Consolas"/>
+                <w:color w:val="fcc28c"/>
+                <w:shd w:fill="333333" w:val="clear"/>
+                <w:rtl w:val="0"/>
+              </w:rPr>
+              <w:t xml:space="preserve">function</w:t>
+            </w:r>
+            <w:r>
+              <w:rPr>
+                <w:rFonts w:ascii="Consolas" w:cs="Consolas" w:eastAsia="Consolas" w:hAnsi="Consolas"/>
+                <w:color w:val="ffffff"/>
+                <w:shd w:fill="333333" w:val="clear"/>
+                <w:rtl w:val="0"/>
+              </w:rPr>
+              <w:t xml:space="preserve">(x) {</w:t>
+              <w:br w:type="textWrapping"/>
+              <w:t xml:space="preserve">  x_char &lt;- as.character(x)</w:t>
+              <w:br w:type="textWrapping"/>
+              <w:t xml:space="preserve">  suppressWarnings(as.numeric(x_char))</w:t>
+              <w:br w:type="textWrapping"/>
+              <w:t xml:space="preserve">}</w:t>
+              <w:br w:type="textWrapping"/>
+              <w:br w:type="textWrapping"/>
+              <w:t xml:space="preserve">num_cols_matches &lt;- c(</w:t>
+            </w:r>
+            <w:r>
+              <w:rPr>
+                <w:rFonts w:ascii="Consolas" w:cs="Consolas" w:eastAsia="Consolas" w:hAnsi="Consolas"/>
+                <w:color w:val="a2fca2"/>
+                <w:shd w:fill="333333" w:val="clear"/>
+                <w:rtl w:val="0"/>
+              </w:rPr>
+              <w:t xml:space="preserve">"home_team_goal"</w:t>
+            </w:r>
+            <w:r>
+              <w:rPr>
+                <w:rFonts w:ascii="Consolas" w:cs="Consolas" w:eastAsia="Consolas" w:hAnsi="Consolas"/>
+                <w:color w:val="ffffff"/>
+                <w:shd w:fill="333333" w:val="clear"/>
+                <w:rtl w:val="0"/>
+              </w:rPr>
+              <w:t xml:space="preserve">, </w:t>
+            </w:r>
+            <w:r>
+              <w:rPr>
+                <w:rFonts w:ascii="Consolas" w:cs="Consolas" w:eastAsia="Consolas" w:hAnsi="Consolas"/>
+                <w:color w:val="a2fca2"/>
+                <w:shd w:fill="333333" w:val="clear"/>
+                <w:rtl w:val="0"/>
+              </w:rPr>
+              <w:t xml:space="preserve">"away_team_goal"</w:t>
+            </w:r>
+            <w:r>
+              <w:rPr>
+                <w:rFonts w:ascii="Consolas" w:cs="Consolas" w:eastAsia="Consolas" w:hAnsi="Consolas"/>
+                <w:color w:val="ffffff"/>
+                <w:shd w:fill="333333" w:val="clear"/>
+                <w:rtl w:val="0"/>
+              </w:rPr>
+              <w:t xml:space="preserve">)</w:t>
+              <w:br w:type="textWrapping"/>
+              <w:t xml:space="preserve">matches[num_cols_matches] &lt;- lapply(matches[num_cols_matches], safe_numeric)</w:t>
+              <w:br w:type="textWrapping"/>
+              <w:br w:type="textWrapping"/>
+              <w:t xml:space="preserve">num_cols_player &lt;- c(</w:t>
+            </w:r>
+            <w:r>
+              <w:rPr>
+                <w:rFonts w:ascii="Consolas" w:cs="Consolas" w:eastAsia="Consolas" w:hAnsi="Consolas"/>
+                <w:color w:val="a2fca2"/>
+                <w:shd w:fill="333333" w:val="clear"/>
+                <w:rtl w:val="0"/>
+              </w:rPr>
+              <w:t xml:space="preserve">"overall_rating"</w:t>
+            </w:r>
+            <w:r>
+              <w:rPr>
+                <w:rFonts w:ascii="Consolas" w:cs="Consolas" w:eastAsia="Consolas" w:hAnsi="Consolas"/>
+                <w:color w:val="ffffff"/>
+                <w:shd w:fill="333333" w:val="clear"/>
+                <w:rtl w:val="0"/>
+              </w:rPr>
+              <w:t xml:space="preserve">, </w:t>
+            </w:r>
+            <w:r>
+              <w:rPr>
+                <w:rFonts w:ascii="Consolas" w:cs="Consolas" w:eastAsia="Consolas" w:hAnsi="Consolas"/>
+                <w:color w:val="a2fca2"/>
+                <w:shd w:fill="333333" w:val="clear"/>
+                <w:rtl w:val="0"/>
+              </w:rPr>
+              <w:t xml:space="preserve">"potential"</w:t>
+            </w:r>
+            <w:r>
+              <w:rPr>
+                <w:rFonts w:ascii="Consolas" w:cs="Consolas" w:eastAsia="Consolas" w:hAnsi="Consolas"/>
+                <w:color w:val="ffffff"/>
+                <w:shd w:fill="333333" w:val="clear"/>
+                <w:rtl w:val="0"/>
+              </w:rPr>
+              <w:t xml:space="preserve">, </w:t>
+            </w:r>
+            <w:r>
+              <w:rPr>
+                <w:rFonts w:ascii="Consolas" w:cs="Consolas" w:eastAsia="Consolas" w:hAnsi="Consolas"/>
+                <w:color w:val="a2fca2"/>
+                <w:shd w:fill="333333" w:val="clear"/>
+                <w:rtl w:val="0"/>
+              </w:rPr>
+              <w:t xml:space="preserve">"finishing"</w:t>
+            </w:r>
+            <w:r>
+              <w:rPr>
+                <w:rFonts w:ascii="Consolas" w:cs="Consolas" w:eastAsia="Consolas" w:hAnsi="Consolas"/>
+                <w:color w:val="ffffff"/>
+                <w:shd w:fill="333333" w:val="clear"/>
+                <w:rtl w:val="0"/>
+              </w:rPr>
+              <w:t xml:space="preserve">, </w:t>
+            </w:r>
+            <w:r>
+              <w:rPr>
+                <w:rFonts w:ascii="Consolas" w:cs="Consolas" w:eastAsia="Consolas" w:hAnsi="Consolas"/>
+                <w:color w:val="a2fca2"/>
+                <w:shd w:fill="333333" w:val="clear"/>
+                <w:rtl w:val="0"/>
+              </w:rPr>
+              <w:t xml:space="preserve">"dribbling"</w:t>
+            </w:r>
+            <w:r>
+              <w:rPr>
+                <w:rFonts w:ascii="Consolas" w:cs="Consolas" w:eastAsia="Consolas" w:hAnsi="Consolas"/>
+                <w:color w:val="ffffff"/>
+                <w:shd w:fill="333333" w:val="clear"/>
+                <w:rtl w:val="0"/>
+              </w:rPr>
+              <w:t xml:space="preserve">)</w:t>
+              <w:br w:type="textWrapping"/>
+              <w:t xml:space="preserve">player_attr[num_cols_player] &lt;- lapply(player_attr[num_cols_player], safe_numeric)</w:t>
+              <w:br w:type="textWrapping"/>
+              <w:br w:type="textWrapping"/>
+              <w:t xml:space="preserve">num_cols_team &lt;- c(</w:t>
+            </w:r>
+            <w:r>
+              <w:rPr>
+                <w:rFonts w:ascii="Consolas" w:cs="Consolas" w:eastAsia="Consolas" w:hAnsi="Consolas"/>
+                <w:color w:val="a2fca2"/>
+                <w:shd w:fill="333333" w:val="clear"/>
+                <w:rtl w:val="0"/>
+              </w:rPr>
+              <w:t xml:space="preserve">"buildUpPlaySpeed"</w:t>
+            </w:r>
+            <w:r>
+              <w:rPr>
+                <w:rFonts w:ascii="Consolas" w:cs="Consolas" w:eastAsia="Consolas" w:hAnsi="Consolas"/>
+                <w:color w:val="ffffff"/>
+                <w:shd w:fill="333333" w:val="clear"/>
+                <w:rtl w:val="0"/>
+              </w:rPr>
+              <w:t xml:space="preserve">, </w:t>
+            </w:r>
+            <w:r>
+              <w:rPr>
+                <w:rFonts w:ascii="Consolas" w:cs="Consolas" w:eastAsia="Consolas" w:hAnsi="Consolas"/>
+                <w:color w:val="a2fca2"/>
+                <w:shd w:fill="333333" w:val="clear"/>
+                <w:rtl w:val="0"/>
+              </w:rPr>
+              <w:t xml:space="preserve">"buildUpPlayPassing"</w:t>
+            </w:r>
+            <w:r>
+              <w:rPr>
+                <w:rFonts w:ascii="Consolas" w:cs="Consolas" w:eastAsia="Consolas" w:hAnsi="Consolas"/>
+                <w:color w:val="ffffff"/>
+                <w:shd w:fill="333333" w:val="clear"/>
+                <w:rtl w:val="0"/>
+              </w:rPr>
+              <w:t xml:space="preserve">, </w:t>
+            </w:r>
+            <w:r>
+              <w:rPr>
+                <w:rFonts w:ascii="Consolas" w:cs="Consolas" w:eastAsia="Consolas" w:hAnsi="Consolas"/>
+                <w:color w:val="a2fca2"/>
+                <w:shd w:fill="333333" w:val="clear"/>
+                <w:rtl w:val="0"/>
+              </w:rPr>
+              <w:t xml:space="preserve">"chanceCreationPassing"</w:t>
+            </w:r>
+            <w:r>
+              <w:rPr>
+                <w:rFonts w:ascii="Consolas" w:cs="Consolas" w:eastAsia="Consolas" w:hAnsi="Consolas"/>
+                <w:color w:val="ffffff"/>
+                <w:shd w:fill="333333" w:val="clear"/>
+                <w:rtl w:val="0"/>
+              </w:rPr>
+              <w:t xml:space="preserve">,</w:t>
+              <w:br w:type="textWrapping"/>
+              <w:t xml:space="preserve">                   </w:t>
+            </w:r>
+            <w:r>
+              <w:rPr>
+                <w:rFonts w:ascii="Consolas" w:cs="Consolas" w:eastAsia="Consolas" w:hAnsi="Consolas"/>
+                <w:color w:val="a2fca2"/>
+                <w:shd w:fill="333333" w:val="clear"/>
+                <w:rtl w:val="0"/>
+              </w:rPr>
+              <w:t xml:space="preserve">"chanceCreationShooting"</w:t>
+            </w:r>
+            <w:r>
+              <w:rPr>
+                <w:rFonts w:ascii="Consolas" w:cs="Consolas" w:eastAsia="Consolas" w:hAnsi="Consolas"/>
+                <w:color w:val="ffffff"/>
+                <w:shd w:fill="333333" w:val="clear"/>
+                <w:rtl w:val="0"/>
+              </w:rPr>
+              <w:t xml:space="preserve">, </w:t>
+            </w:r>
+            <w:r>
+              <w:rPr>
+                <w:rFonts w:ascii="Consolas" w:cs="Consolas" w:eastAsia="Consolas" w:hAnsi="Consolas"/>
+                <w:color w:val="a2fca2"/>
+                <w:shd w:fill="333333" w:val="clear"/>
+                <w:rtl w:val="0"/>
+              </w:rPr>
+              <w:t xml:space="preserve">"defencePressure"</w:t>
+            </w:r>
+            <w:r>
+              <w:rPr>
+                <w:rFonts w:ascii="Consolas" w:cs="Consolas" w:eastAsia="Consolas" w:hAnsi="Consolas"/>
+                <w:color w:val="ffffff"/>
+                <w:shd w:fill="333333" w:val="clear"/>
+                <w:rtl w:val="0"/>
+              </w:rPr>
+              <w:t xml:space="preserve">, </w:t>
+            </w:r>
+            <w:r>
+              <w:rPr>
+                <w:rFonts w:ascii="Consolas" w:cs="Consolas" w:eastAsia="Consolas" w:hAnsi="Consolas"/>
+                <w:color w:val="a2fca2"/>
+                <w:shd w:fill="333333" w:val="clear"/>
+                <w:rtl w:val="0"/>
+              </w:rPr>
+              <w:t xml:space="preserve">"defenceAggression"</w:t>
+            </w:r>
+            <w:r>
+              <w:rPr>
+                <w:rFonts w:ascii="Consolas" w:cs="Consolas" w:eastAsia="Consolas" w:hAnsi="Consolas"/>
+                <w:color w:val="ffffff"/>
+                <w:shd w:fill="333333" w:val="clear"/>
+                <w:rtl w:val="0"/>
+              </w:rPr>
+              <w:t xml:space="preserve">)</w:t>
+              <w:br w:type="textWrapping"/>
+              <w:t xml:space="preserve">team_attr[num_cols_team] &lt;- lapply(team_attr[num_cols_team], safe_numeric)</w:t>
+              <w:br w:type="textWrapping"/>
+              <w:br w:type="textWrapping"/>
+            </w:r>
+            <w:r>
+              <w:rPr>
+                <w:rFonts w:ascii="Consolas" w:cs="Consolas" w:eastAsia="Consolas" w:hAnsi="Consolas"/>
+                <w:color w:val="888888"/>
+                <w:shd w:fill="333333" w:val="clear"/>
+                <w:rtl w:val="0"/>
+              </w:rPr>
+              <w:t xml:space="preserve"># 3. Opschonen van missende waarden</w:t>
+            </w:r>
+            <w:r>
+              <w:rPr>
+                <w:rFonts w:ascii="Consolas" w:cs="Consolas" w:eastAsia="Consolas" w:hAnsi="Consolas"/>
+                <w:color w:val="ffffff"/>
+                <w:shd w:fill="333333" w:val="clear"/>
+                <w:rtl w:val="0"/>
+              </w:rPr>
+              <w:br w:type="textWrapping"/>
+              <w:t xml:space="preserve">impute_median &lt;- </w:t>
+            </w:r>
+            <w:r>
+              <w:rPr>
+                <w:rFonts w:ascii="Consolas" w:cs="Consolas" w:eastAsia="Consolas" w:hAnsi="Consolas"/>
+                <w:color w:val="fcc28c"/>
+                <w:shd w:fill="333333" w:val="clear"/>
+                <w:rtl w:val="0"/>
+              </w:rPr>
+              <w:t xml:space="preserve">function</w:t>
+            </w:r>
+            <w:r>
+              <w:rPr>
+                <w:rFonts w:ascii="Consolas" w:cs="Consolas" w:eastAsia="Consolas" w:hAnsi="Consolas"/>
+                <w:color w:val="ffffff"/>
+                <w:shd w:fill="333333" w:val="clear"/>
+                <w:rtl w:val="0"/>
+              </w:rPr>
+              <w:t xml:space="preserve">(x) {</w:t>
+              <w:br w:type="textWrapping"/>
+              <w:t xml:space="preserve">  </w:t>
+            </w:r>
+            <w:r>
+              <w:rPr>
+                <w:rFonts w:ascii="Consolas" w:cs="Consolas" w:eastAsia="Consolas" w:hAnsi="Consolas"/>
+                <w:color w:val="fcc28c"/>
+                <w:shd w:fill="333333" w:val="clear"/>
+                <w:rtl w:val="0"/>
+              </w:rPr>
+              <w:t xml:space="preserve">if</w:t>
+            </w:r>
+            <w:r>
+              <w:rPr>
+                <w:rFonts w:ascii="Consolas" w:cs="Consolas" w:eastAsia="Consolas" w:hAnsi="Consolas"/>
+                <w:color w:val="ffffff"/>
+                <w:shd w:fill="333333" w:val="clear"/>
+                <w:rtl w:val="0"/>
+              </w:rPr>
+              <w:t xml:space="preserve"> (is.numeric(x)) x[is.na(x)] &lt;- median(x, na.rm = </w:t>
+            </w:r>
+            <w:r>
+              <w:rPr>
+                <w:rFonts w:ascii="Consolas" w:cs="Consolas" w:eastAsia="Consolas" w:hAnsi="Consolas"/>
+                <w:color w:val="fcc28c"/>
+                <w:shd w:fill="333333" w:val="clear"/>
+                <w:rtl w:val="0"/>
+              </w:rPr>
+              <w:t xml:space="preserve">TRUE</w:t>
+            </w:r>
+            <w:r>
+              <w:rPr>
+                <w:rFonts w:ascii="Consolas" w:cs="Consolas" w:eastAsia="Consolas" w:hAnsi="Consolas"/>
+                <w:color w:val="ffffff"/>
+                <w:shd w:fill="333333" w:val="clear"/>
+                <w:rtl w:val="0"/>
+              </w:rPr>
+              <w:t xml:space="preserve">)</w:t>
+              <w:br w:type="textWrapping"/>
+              <w:t xml:space="preserve">  </w:t>
+            </w:r>
+            <w:r>
+              <w:rPr>
+                <w:rFonts w:ascii="Consolas" w:cs="Consolas" w:eastAsia="Consolas" w:hAnsi="Consolas"/>
+                <w:color w:val="fcc28c"/>
+                <w:shd w:fill="333333" w:val="clear"/>
+                <w:rtl w:val="0"/>
+              </w:rPr>
+              <w:t xml:space="preserve">return</w:t>
+            </w:r>
+            <w:r>
+              <w:rPr>
+                <w:rFonts w:ascii="Consolas" w:cs="Consolas" w:eastAsia="Consolas" w:hAnsi="Consolas"/>
+                <w:color w:val="ffffff"/>
+                <w:shd w:fill="333333" w:val="clear"/>
+                <w:rtl w:val="0"/>
+              </w:rPr>
+              <w:t xml:space="preserve">(x)</w:t>
+              <w:br w:type="textWrapping"/>
+              <w:t xml:space="preserve">}</w:t>
+              <w:br w:type="textWrapping"/>
+              <w:br w:type="textWrapping"/>
+              <w:t xml:space="preserve">matches &lt;- as.data.frame(lapply(matches, impute_median))</w:t>
+              <w:br w:type="textWrapping"/>
+              <w:t xml:space="preserve">player_attr &lt;- as.data.frame(lapply(player_attr, impute_median))</w:t>
+              <w:br w:type="textWrapping"/>
+              <w:t xml:space="preserve">team_attr &lt;- as.data.frame(lapply(team_attr, impute_median))</w:t>
+              <w:br w:type="textWrapping"/>
+              <w:br w:type="textWrapping"/>
+            </w:r>
+            <w:r>
+              <w:rPr>
+                <w:rFonts w:ascii="Consolas" w:cs="Consolas" w:eastAsia="Consolas" w:hAnsi="Consolas"/>
+                <w:color w:val="888888"/>
+                <w:shd w:fill="333333" w:val="clear"/>
+                <w:rtl w:val="0"/>
+              </w:rPr>
+              <w:t xml:space="preserve"># 4. Conversie van </w:t>
+            </w:r>
+            <w:r>
+              <w:rPr>
+                <w:rFonts w:ascii="Consolas" w:cs="Consolas" w:eastAsia="Consolas" w:hAnsi="Consolas"/>
+                <w:color w:val="888888"/>
+                <w:shd w:fill="333333" w:val="clear"/>
+                <w:rtl w:val="0"/>
+              </w:rPr>
+              <w:t xml:space="preserve">datatypes</w:t>
+            </w:r>
+            <w:r>
+              <w:rPr>
+                <w:rFonts w:ascii="Consolas" w:cs="Consolas" w:eastAsia="Consolas" w:hAnsi="Consolas"/>
+                <w:color w:val="ffffff"/>
+                <w:shd w:fill="333333" w:val="clear"/>
+                <w:rtl w:val="0"/>
+              </w:rPr>
+              <w:br w:type="textWrapping"/>
+              <w:t xml:space="preserve">matches$date &lt;- as.Date(matches$date)</w:t>
+              <w:br w:type="textWrapping"/>
+              <w:t xml:space="preserve">player_attr$date &lt;- as.Date(player_attr$date)</w:t>
+              <w:br w:type="textWrapping"/>
+              <w:t xml:space="preserve">team_attr$date &lt;- as.Date(team_attr$date)</w:t>
+              <w:br w:type="textWrapping"/>
+              <w:br w:type="textWrapping"/>
+            </w:r>
+            <w:r>
+              <w:rPr>
+                <w:rFonts w:ascii="Consolas" w:cs="Consolas" w:eastAsia="Consolas" w:hAnsi="Consolas"/>
+                <w:color w:val="888888"/>
+                <w:shd w:fill="333333" w:val="clear"/>
+                <w:rtl w:val="0"/>
+              </w:rPr>
+              <w:t xml:space="preserve"># 5. Feature Engineering</w:t>
+            </w:r>
+            <w:r>
+              <w:rPr>
+                <w:rFonts w:ascii="Consolas" w:cs="Consolas" w:eastAsia="Consolas" w:hAnsi="Consolas"/>
+                <w:color w:val="ffffff"/>
+                <w:shd w:fill="333333" w:val="clear"/>
+                <w:rtl w:val="0"/>
+              </w:rPr>
+              <w:br w:type="textWrapping"/>
+              <w:t xml:space="preserve">matches &lt;- matches %&gt;%</w:t>
+              <w:br w:type="textWrapping"/>
+              <w:t xml:space="preserve">  mutate(</w:t>
+              <w:br w:type="textWrapping"/>
+              <w:t xml:space="preserve">    goal_difference = home_team_goal - away_team_goal,</w:t>
+              <w:br w:type="textWrapping"/>
+              <w:t xml:space="preserve">    match_result = case_when(</w:t>
+              <w:br w:type="textWrapping"/>
+              <w:t xml:space="preserve">      goal_difference &gt; </w:t>
+            </w:r>
+            <w:r>
+              <w:rPr>
+                <w:rFonts w:ascii="Consolas" w:cs="Consolas" w:eastAsia="Consolas" w:hAnsi="Consolas"/>
+                <w:color w:val="d36363"/>
+                <w:shd w:fill="333333" w:val="clear"/>
+                <w:rtl w:val="0"/>
+              </w:rPr>
+              <w:t xml:space="preserve">0</w:t>
+            </w:r>
+            <w:r>
+              <w:rPr>
+                <w:rFonts w:ascii="Consolas" w:cs="Consolas" w:eastAsia="Consolas" w:hAnsi="Consolas"/>
+                <w:color w:val="ffffff"/>
+                <w:shd w:fill="333333" w:val="clear"/>
+                <w:rtl w:val="0"/>
+              </w:rPr>
+              <w:t xml:space="preserve"> ~ </w:t>
+            </w:r>
+            <w:r>
+              <w:rPr>
+                <w:rFonts w:ascii="Consolas" w:cs="Consolas" w:eastAsia="Consolas" w:hAnsi="Consolas"/>
+                <w:color w:val="a2fca2"/>
+                <w:shd w:fill="333333" w:val="clear"/>
+                <w:rtl w:val="0"/>
+              </w:rPr>
+              <w:t xml:space="preserve">"Home Win"</w:t>
+            </w:r>
+            <w:r>
+              <w:rPr>
+                <w:rFonts w:ascii="Consolas" w:cs="Consolas" w:eastAsia="Consolas" w:hAnsi="Consolas"/>
+                <w:color w:val="ffffff"/>
+                <w:shd w:fill="333333" w:val="clear"/>
+                <w:rtl w:val="0"/>
+              </w:rPr>
+              <w:t xml:space="preserve">,</w:t>
+              <w:br w:type="textWrapping"/>
+              <w:t xml:space="preserve">      goal_difference &lt; </w:t>
+            </w:r>
+            <w:r>
+              <w:rPr>
+                <w:rFonts w:ascii="Consolas" w:cs="Consolas" w:eastAsia="Consolas" w:hAnsi="Consolas"/>
+                <w:color w:val="d36363"/>
+                <w:shd w:fill="333333" w:val="clear"/>
+                <w:rtl w:val="0"/>
+              </w:rPr>
+              <w:t xml:space="preserve">0</w:t>
+            </w:r>
+            <w:r>
+              <w:rPr>
+                <w:rFonts w:ascii="Consolas" w:cs="Consolas" w:eastAsia="Consolas" w:hAnsi="Consolas"/>
+                <w:color w:val="ffffff"/>
+                <w:shd w:fill="333333" w:val="clear"/>
+                <w:rtl w:val="0"/>
+              </w:rPr>
+              <w:t xml:space="preserve"> ~ </w:t>
+            </w:r>
+            <w:r>
+              <w:rPr>
+                <w:rFonts w:ascii="Consolas" w:cs="Consolas" w:eastAsia="Consolas" w:hAnsi="Consolas"/>
+                <w:color w:val="a2fca2"/>
+                <w:shd w:fill="333333" w:val="clear"/>
+                <w:rtl w:val="0"/>
+              </w:rPr>
+              <w:t xml:space="preserve">"Away Win"</w:t>
+            </w:r>
+            <w:r>
+              <w:rPr>
+                <w:rFonts w:ascii="Consolas" w:cs="Consolas" w:eastAsia="Consolas" w:hAnsi="Consolas"/>
+                <w:color w:val="ffffff"/>
+                <w:shd w:fill="333333" w:val="clear"/>
+                <w:rtl w:val="0"/>
+              </w:rPr>
+              <w:t xml:space="preserve">,</w:t>
+              <w:br w:type="textWrapping"/>
+              <w:t xml:space="preserve">      </w:t>
+            </w:r>
+            <w:r>
+              <w:rPr>
+                <w:rFonts w:ascii="Consolas" w:cs="Consolas" w:eastAsia="Consolas" w:hAnsi="Consolas"/>
+                <w:color w:val="fcc28c"/>
+                <w:shd w:fill="333333" w:val="clear"/>
+                <w:rtl w:val="0"/>
+              </w:rPr>
+              <w:t xml:space="preserve">TRUE</w:t>
+            </w:r>
+            <w:r>
+              <w:rPr>
+                <w:rFonts w:ascii="Consolas" w:cs="Consolas" w:eastAsia="Consolas" w:hAnsi="Consolas"/>
+                <w:color w:val="ffffff"/>
+                <w:shd w:fill="333333" w:val="clear"/>
+                <w:rtl w:val="0"/>
+              </w:rPr>
+              <w:t xml:space="preserve"> ~ </w:t>
+            </w:r>
+            <w:r>
+              <w:rPr>
+                <w:rFonts w:ascii="Consolas" w:cs="Consolas" w:eastAsia="Consolas" w:hAnsi="Consolas"/>
+                <w:color w:val="a2fca2"/>
+                <w:shd w:fill="333333" w:val="clear"/>
+                <w:rtl w:val="0"/>
+              </w:rPr>
+              <w:t xml:space="preserve">"Draw"</w:t>
+            </w:r>
+            <w:r>
+              <w:rPr>
+                <w:rFonts w:ascii="Consolas" w:cs="Consolas" w:eastAsia="Consolas" w:hAnsi="Consolas"/>
+                <w:color w:val="ffffff"/>
+                <w:shd w:fill="333333" w:val="clear"/>
+                <w:rtl w:val="0"/>
+              </w:rPr>
+              <w:br w:type="textWrapping"/>
+              <w:t xml:space="preserve">    ),</w:t>
+              <w:br w:type="textWrapping"/>
+              <w:t xml:space="preserve">    total_goals = home_team_goal + away_team_goal,</w:t>
+              <w:br w:type="textWrapping"/>
+              <w:t xml:space="preserve">  )</w:t>
+              <w:br w:type="textWrapping"/>
+              <w:br w:type="textWrapping"/>
+            </w:r>
+            <w:r>
+              <w:rPr>
+                <w:rFonts w:ascii="Consolas" w:cs="Consolas" w:eastAsia="Consolas" w:hAnsi="Consolas"/>
+                <w:color w:val="888888"/>
+                <w:shd w:fill="333333" w:val="clear"/>
+                <w:rtl w:val="0"/>
+              </w:rPr>
+              <w:t xml:space="preserve"># 6. </w:t>
+            </w:r>
+            <w:r>
+              <w:rPr>
+                <w:rFonts w:ascii="Consolas" w:cs="Consolas" w:eastAsia="Consolas" w:hAnsi="Consolas"/>
+                <w:color w:val="888888"/>
+                <w:shd w:fill="333333" w:val="clear"/>
+                <w:rtl w:val="0"/>
+              </w:rPr>
+              <w:t xml:space="preserve">Competitienamen</w:t>
+            </w:r>
+            <w:r>
+              <w:rPr>
+                <w:rFonts w:ascii="Consolas" w:cs="Consolas" w:eastAsia="Consolas" w:hAnsi="Consolas"/>
+                <w:color w:val="888888"/>
+                <w:shd w:fill="333333" w:val="clear"/>
+                <w:rtl w:val="0"/>
+              </w:rPr>
+              <w:t xml:space="preserve"> koppelen</w:t>
+            </w:r>
+            <w:r>
+              <w:rPr>
+                <w:rFonts w:ascii="Consolas" w:cs="Consolas" w:eastAsia="Consolas" w:hAnsi="Consolas"/>
+                <w:color w:val="ffffff"/>
+                <w:shd w:fill="333333" w:val="clear"/>
+                <w:rtl w:val="0"/>
+              </w:rPr>
+              <w:br w:type="textWrapping"/>
+              <w:t xml:space="preserve">matches &lt;- matches %&gt;%</w:t>
+              <w:br w:type="textWrapping"/>
+              <w:t xml:space="preserve">  left_join(leagues_raw %&gt;% select(id, name), by = c(</w:t>
+            </w:r>
+            <w:r>
+              <w:rPr>
+                <w:rFonts w:ascii="Consolas" w:cs="Consolas" w:eastAsia="Consolas" w:hAnsi="Consolas"/>
+                <w:color w:val="a2fca2"/>
+                <w:shd w:fill="333333" w:val="clear"/>
+                <w:rtl w:val="0"/>
+              </w:rPr>
+              <w:t xml:space="preserve">"league_id"</w:t>
+            </w:r>
+            <w:r>
+              <w:rPr>
+                <w:rFonts w:ascii="Consolas" w:cs="Consolas" w:eastAsia="Consolas" w:hAnsi="Consolas"/>
+                <w:color w:val="ffffff"/>
+                <w:shd w:fill="333333" w:val="clear"/>
+                <w:rtl w:val="0"/>
+              </w:rPr>
+              <w:t xml:space="preserve"> = </w:t>
+            </w:r>
+            <w:r>
+              <w:rPr>
+                <w:rFonts w:ascii="Consolas" w:cs="Consolas" w:eastAsia="Consolas" w:hAnsi="Consolas"/>
+                <w:color w:val="a2fca2"/>
+                <w:shd w:fill="333333" w:val="clear"/>
+                <w:rtl w:val="0"/>
+              </w:rPr>
+              <w:t xml:space="preserve">"id"</w:t>
+            </w:r>
+            <w:r>
+              <w:rPr>
+                <w:rFonts w:ascii="Consolas" w:cs="Consolas" w:eastAsia="Consolas" w:hAnsi="Consolas"/>
+                <w:color w:val="ffffff"/>
+                <w:shd w:fill="333333" w:val="clear"/>
+                <w:rtl w:val="0"/>
+              </w:rPr>
+              <w:t xml:space="preserve">)) %&gt;%</w:t>
+              <w:br w:type="textWrapping"/>
+              <w:t xml:space="preserve">  rename(league_name = name)</w:t>
+              <w:br w:type="textWrapping"/>
+              <w:br w:type="textWrapping"/>
+            </w:r>
+            <w:r>
+              <w:rPr>
+                <w:rFonts w:ascii="Consolas" w:cs="Consolas" w:eastAsia="Consolas" w:hAnsi="Consolas"/>
+                <w:color w:val="888888"/>
+                <w:shd w:fill="333333" w:val="clear"/>
+                <w:rtl w:val="0"/>
+              </w:rPr>
+              <w:t xml:space="preserve"># 7. Samenvattende statistieken</w:t>
+            </w:r>
+            <w:r>
+              <w:rPr>
+                <w:rFonts w:ascii="Consolas" w:cs="Consolas" w:eastAsia="Consolas" w:hAnsi="Consolas"/>
+                <w:color w:val="ffffff"/>
+                <w:shd w:fill="333333" w:val="clear"/>
+                <w:rtl w:val="0"/>
+              </w:rPr>
+              <w:br w:type="textWrapping"/>
+              <w:t xml:space="preserve">player_summary &lt;- player_attr %&gt;%</w:t>
+              <w:br w:type="textWrapping"/>
+              <w:t xml:space="preserve">  group_by(player_api_id) %&gt;%</w:t>
+              <w:br w:type="textWrapping"/>
+              <w:t xml:space="preserve">  summarise(</w:t>
+              <w:br w:type="textWrapping"/>
+              <w:t xml:space="preserve">    avg_rating = mean(overall_rating, na.rm = </w:t>
+            </w:r>
+            <w:r>
+              <w:rPr>
+                <w:rFonts w:ascii="Consolas" w:cs="Consolas" w:eastAsia="Consolas" w:hAnsi="Consolas"/>
+                <w:color w:val="fcc28c"/>
+                <w:shd w:fill="333333" w:val="clear"/>
+                <w:rtl w:val="0"/>
+              </w:rPr>
+              <w:t xml:space="preserve">TRUE</w:t>
+            </w:r>
+            <w:r>
+              <w:rPr>
+                <w:rFonts w:ascii="Consolas" w:cs="Consolas" w:eastAsia="Consolas" w:hAnsi="Consolas"/>
+                <w:color w:val="ffffff"/>
+                <w:shd w:fill="333333" w:val="clear"/>
+                <w:rtl w:val="0"/>
+              </w:rPr>
+              <w:t xml:space="preserve">),</w:t>
+              <w:br w:type="textWrapping"/>
+              <w:t xml:space="preserve">    avg_potential = mean(potential, na.rm = </w:t>
+            </w:r>
+            <w:r>
+              <w:rPr>
+                <w:rFonts w:ascii="Consolas" w:cs="Consolas" w:eastAsia="Consolas" w:hAnsi="Consolas"/>
+                <w:color w:val="fcc28c"/>
+                <w:shd w:fill="333333" w:val="clear"/>
+                <w:rtl w:val="0"/>
+              </w:rPr>
+              <w:t xml:space="preserve">TRUE</w:t>
+            </w:r>
+            <w:r>
+              <w:rPr>
+                <w:rFonts w:ascii="Consolas" w:cs="Consolas" w:eastAsia="Consolas" w:hAnsi="Consolas"/>
+                <w:color w:val="ffffff"/>
+                <w:shd w:fill="333333" w:val="clear"/>
+                <w:rtl w:val="0"/>
+              </w:rPr>
+              <w:t xml:space="preserve">),</w:t>
+              <w:br w:type="textWrapping"/>
+              <w:t xml:space="preserve">    avg_finishing = mean(finishing, na.rm = </w:t>
+            </w:r>
+            <w:r>
+              <w:rPr>
+                <w:rFonts w:ascii="Consolas" w:cs="Consolas" w:eastAsia="Consolas" w:hAnsi="Consolas"/>
+                <w:color w:val="fcc28c"/>
+                <w:shd w:fill="333333" w:val="clear"/>
+                <w:rtl w:val="0"/>
+              </w:rPr>
+              <w:t xml:space="preserve">TRUE</w:t>
+            </w:r>
+            <w:r>
+              <w:rPr>
+                <w:rFonts w:ascii="Consolas" w:cs="Consolas" w:eastAsia="Consolas" w:hAnsi="Consolas"/>
+                <w:color w:val="ffffff"/>
+                <w:shd w:fill="333333" w:val="clear"/>
+                <w:rtl w:val="0"/>
+              </w:rPr>
+              <w:t xml:space="preserve">),</w:t>
+              <w:br w:type="textWrapping"/>
+              <w:t xml:space="preserve">    avg_dribbling = mean(dribbling, na.rm = </w:t>
+            </w:r>
+            <w:r>
+              <w:rPr>
+                <w:rFonts w:ascii="Consolas" w:cs="Consolas" w:eastAsia="Consolas" w:hAnsi="Consolas"/>
+                <w:color w:val="fcc28c"/>
+                <w:shd w:fill="333333" w:val="clear"/>
+                <w:rtl w:val="0"/>
+              </w:rPr>
+              <w:t xml:space="preserve">TRUE</w:t>
+            </w:r>
+            <w:r>
+              <w:rPr>
+                <w:rFonts w:ascii="Consolas" w:cs="Consolas" w:eastAsia="Consolas" w:hAnsi="Consolas"/>
+                <w:color w:val="ffffff"/>
+                <w:shd w:fill="333333" w:val="clear"/>
+                <w:rtl w:val="0"/>
+              </w:rPr>
+              <w:t xml:space="preserve">)</w:t>
+              <w:br w:type="textWrapping"/>
+              <w:t xml:space="preserve">  )</w:t>
+              <w:br w:type="textWrapping"/>
+              <w:br w:type="textWrapping"/>
+              <w:t xml:space="preserve">team_summary &lt;- team_attr %&gt;%</w:t>
+              <w:br w:type="textWrapping"/>
+              <w:t xml:space="preserve">  group_by(team_api_id) %&gt;%</w:t>
+              <w:br w:type="textWrapping"/>
+              <w:t xml:space="preserve">  summarise(</w:t>
+              <w:br w:type="textWrapping"/>
+              <w:t xml:space="preserve">    avg_buildUpSpeed = mean(buildUpPlaySpeed, na.rm = </w:t>
+            </w:r>
+            <w:r>
+              <w:rPr>
+                <w:rFonts w:ascii="Consolas" w:cs="Consolas" w:eastAsia="Consolas" w:hAnsi="Consolas"/>
+                <w:color w:val="fcc28c"/>
+                <w:shd w:fill="333333" w:val="clear"/>
+                <w:rtl w:val="0"/>
+              </w:rPr>
+              <w:t xml:space="preserve">TRUE</w:t>
+            </w:r>
+            <w:r>
+              <w:rPr>
+                <w:rFonts w:ascii="Consolas" w:cs="Consolas" w:eastAsia="Consolas" w:hAnsi="Consolas"/>
+                <w:color w:val="ffffff"/>
+                <w:shd w:fill="333333" w:val="clear"/>
+                <w:rtl w:val="0"/>
+              </w:rPr>
+              <w:t xml:space="preserve">),</w:t>
+              <w:br w:type="textWrapping"/>
+              <w:t xml:space="preserve">    avg_buildUpPassing = mean(buildUpPlayPassing, na.rm = </w:t>
+            </w:r>
+            <w:r>
+              <w:rPr>
+                <w:rFonts w:ascii="Consolas" w:cs="Consolas" w:eastAsia="Consolas" w:hAnsi="Consolas"/>
+                <w:color w:val="fcc28c"/>
+                <w:shd w:fill="333333" w:val="clear"/>
+                <w:rtl w:val="0"/>
+              </w:rPr>
+              <w:t xml:space="preserve">TRUE</w:t>
+            </w:r>
+            <w:r>
+              <w:rPr>
+                <w:rFonts w:ascii="Consolas" w:cs="Consolas" w:eastAsia="Consolas" w:hAnsi="Consolas"/>
+                <w:color w:val="ffffff"/>
+                <w:shd w:fill="333333" w:val="clear"/>
+                <w:rtl w:val="0"/>
+              </w:rPr>
+              <w:t xml:space="preserve">),</w:t>
+              <w:br w:type="textWrapping"/>
+              <w:t xml:space="preserve">    avg_chanceCreationPassing = mean(chanceCreationPassing, na.rm = </w:t>
+            </w:r>
+            <w:r>
+              <w:rPr>
+                <w:rFonts w:ascii="Consolas" w:cs="Consolas" w:eastAsia="Consolas" w:hAnsi="Consolas"/>
+                <w:color w:val="fcc28c"/>
+                <w:shd w:fill="333333" w:val="clear"/>
+                <w:rtl w:val="0"/>
+              </w:rPr>
+              <w:t xml:space="preserve">TRUE</w:t>
+            </w:r>
+            <w:r>
+              <w:rPr>
+                <w:rFonts w:ascii="Consolas" w:cs="Consolas" w:eastAsia="Consolas" w:hAnsi="Consolas"/>
+                <w:color w:val="ffffff"/>
+                <w:shd w:fill="333333" w:val="clear"/>
+                <w:rtl w:val="0"/>
+              </w:rPr>
+              <w:t xml:space="preserve">),</w:t>
+              <w:br w:type="textWrapping"/>
+              <w:t xml:space="preserve">    avg_chanceCreationShooting = mean(chanceCreationShooting, na.rm = </w:t>
+            </w:r>
+            <w:r>
+              <w:rPr>
+                <w:rFonts w:ascii="Consolas" w:cs="Consolas" w:eastAsia="Consolas" w:hAnsi="Consolas"/>
+                <w:color w:val="fcc28c"/>
+                <w:shd w:fill="333333" w:val="clear"/>
+                <w:rtl w:val="0"/>
+              </w:rPr>
+              <w:t xml:space="preserve">TRUE</w:t>
+            </w:r>
+            <w:r>
+              <w:rPr>
+                <w:rFonts w:ascii="Consolas" w:cs="Consolas" w:eastAsia="Consolas" w:hAnsi="Consolas"/>
+                <w:color w:val="ffffff"/>
+                <w:shd w:fill="333333" w:val="clear"/>
+                <w:rtl w:val="0"/>
+              </w:rPr>
+              <w:t xml:space="preserve">),</w:t>
+              <w:br w:type="textWrapping"/>
+              <w:t xml:space="preserve">    avg_defencePressure = mean(defencePressure, na.rm = </w:t>
+            </w:r>
+            <w:r>
+              <w:rPr>
+                <w:rFonts w:ascii="Consolas" w:cs="Consolas" w:eastAsia="Consolas" w:hAnsi="Consolas"/>
+                <w:color w:val="fcc28c"/>
+                <w:shd w:fill="333333" w:val="clear"/>
+                <w:rtl w:val="0"/>
+              </w:rPr>
+              <w:t xml:space="preserve">TRUE</w:t>
+            </w:r>
+            <w:r>
+              <w:rPr>
+                <w:rFonts w:ascii="Consolas" w:cs="Consolas" w:eastAsia="Consolas" w:hAnsi="Consolas"/>
+                <w:color w:val="ffffff"/>
+                <w:shd w:fill="333333" w:val="clear"/>
+                <w:rtl w:val="0"/>
+              </w:rPr>
+              <w:t xml:space="preserve">),</w:t>
+              <w:br w:type="textWrapping"/>
+              <w:t xml:space="preserve">    avg_defenceAggression = mean(defenceAggression, na.rm = </w:t>
+            </w:r>
+            <w:r>
+              <w:rPr>
+                <w:rFonts w:ascii="Consolas" w:cs="Consolas" w:eastAsia="Consolas" w:hAnsi="Consolas"/>
+                <w:color w:val="fcc28c"/>
+                <w:shd w:fill="333333" w:val="clear"/>
+                <w:rtl w:val="0"/>
+              </w:rPr>
+              <w:t xml:space="preserve">TRUE</w:t>
+            </w:r>
+            <w:r>
+              <w:rPr>
+                <w:rFonts w:ascii="Consolas" w:cs="Consolas" w:eastAsia="Consolas" w:hAnsi="Consolas"/>
+                <w:color w:val="ffffff"/>
+                <w:shd w:fill="333333" w:val="clear"/>
+                <w:rtl w:val="0"/>
+              </w:rPr>
+              <w:t xml:space="preserve">)</w:t>
+              <w:br w:type="textWrapping"/>
+              <w:t xml:space="preserve">  )</w:t>
+              <w:br w:type="textWrapping"/>
+              <w:br w:type="textWrapping"/>
+            </w:r>
+            <w:r>
+              <w:rPr>
+                <w:rFonts w:ascii="Consolas" w:cs="Consolas" w:eastAsia="Consolas" w:hAnsi="Consolas"/>
+                <w:color w:val="888888"/>
+                <w:shd w:fill="333333" w:val="clear"/>
+                <w:rtl w:val="0"/>
+              </w:rPr>
+              <w:t xml:space="preserve"># 8. </w:t>
+            </w:r>
+            <w:r>
+              <w:rPr>
+                <w:rFonts w:ascii="Consolas" w:cs="Consolas" w:eastAsia="Consolas" w:hAnsi="Consolas"/>
+                <w:color w:val="888888"/>
+                <w:shd w:fill="333333" w:val="clear"/>
+                <w:rtl w:val="0"/>
+              </w:rPr>
+              <w:t xml:space="preserve">Teamattributen</w:t>
+            </w:r>
+            <w:r>
+              <w:rPr>
+                <w:rFonts w:ascii="Consolas" w:cs="Consolas" w:eastAsia="Consolas" w:hAnsi="Consolas"/>
+                <w:color w:val="888888"/>
+                <w:shd w:fill="333333" w:val="clear"/>
+                <w:rtl w:val="0"/>
+              </w:rPr>
+              <w:t xml:space="preserve"> koppelen aan wedstrijden.</w:t>
+            </w:r>
+            <w:r>
+              <w:rPr>
+                <w:rFonts w:ascii="Consolas" w:cs="Consolas" w:eastAsia="Consolas" w:hAnsi="Consolas"/>
+                <w:color w:val="ffffff"/>
+                <w:shd w:fill="333333" w:val="clear"/>
+                <w:rtl w:val="0"/>
+              </w:rPr>
+              <w:br w:type="textWrapping"/>
+              <w:t xml:space="preserve">matches &lt;- matches %&gt;% left_join(team_summary, by = c(</w:t>
+            </w:r>
+            <w:r>
+              <w:rPr>
+                <w:rFonts w:ascii="Consolas" w:cs="Consolas" w:eastAsia="Consolas" w:hAnsi="Consolas"/>
+                <w:color w:val="a2fca2"/>
+                <w:shd w:fill="333333" w:val="clear"/>
+                <w:rtl w:val="0"/>
+              </w:rPr>
+              <w:t xml:space="preserve">"home_team_api_id"</w:t>
+            </w:r>
+            <w:r>
+              <w:rPr>
+                <w:rFonts w:ascii="Consolas" w:cs="Consolas" w:eastAsia="Consolas" w:hAnsi="Consolas"/>
+                <w:color w:val="ffffff"/>
+                <w:shd w:fill="333333" w:val="clear"/>
+                <w:rtl w:val="0"/>
+              </w:rPr>
+              <w:t xml:space="preserve"> = </w:t>
+            </w:r>
+            <w:r>
+              <w:rPr>
+                <w:rFonts w:ascii="Consolas" w:cs="Consolas" w:eastAsia="Consolas" w:hAnsi="Consolas"/>
+                <w:color w:val="a2fca2"/>
+                <w:shd w:fill="333333" w:val="clear"/>
+                <w:rtl w:val="0"/>
+              </w:rPr>
+              <w:t xml:space="preserve">"team_api_id"</w:t>
+            </w:r>
+            <w:r>
+              <w:rPr>
+                <w:rFonts w:ascii="Consolas" w:cs="Consolas" w:eastAsia="Consolas" w:hAnsi="Consolas"/>
+                <w:color w:val="ffffff"/>
+                <w:shd w:fill="333333" w:val="clear"/>
+                <w:rtl w:val="0"/>
+              </w:rPr>
+              <w:t xml:space="preserve">))</w:t>
+              <w:br w:type="textWrapping"/>
+              <w:br w:type="textWrapping"/>
+            </w:r>
+            <w:r>
+              <w:rPr>
+                <w:rFonts w:ascii="Consolas" w:cs="Consolas" w:eastAsia="Consolas" w:hAnsi="Consolas"/>
+                <w:color w:val="888888"/>
+                <w:shd w:fill="333333" w:val="clear"/>
+                <w:rtl w:val="0"/>
+              </w:rPr>
+              <w:t xml:space="preserve"># 9. Opslaan van schone datasets</w:t>
+            </w:r>
+            <w:r>
+              <w:rPr>
+                <w:rFonts w:ascii="Consolas" w:cs="Consolas" w:eastAsia="Consolas" w:hAnsi="Consolas"/>
+                <w:color w:val="ffffff"/>
+                <w:shd w:fill="333333" w:val="clear"/>
+                <w:rtl w:val="0"/>
+              </w:rPr>
+              <w:br w:type="textWrapping"/>
+              <w:t xml:space="preserve">save(matches, player_attr, team_attr, player_summary, team_summary,</w:t>
+              <w:br w:type="textWrapping"/>
+              <w:t xml:space="preserve">     countries_raw, leagues_raw, teams_raw, players_raw,</w:t>
+              <w:br w:type="textWrapping"/>
+              <w:t xml:space="preserve">     file = </w:t>
+            </w:r>
+            <w:r>
+              <w:rPr>
+                <w:rFonts w:ascii="Consolas" w:cs="Consolas" w:eastAsia="Consolas" w:hAnsi="Consolas"/>
+                <w:color w:val="a2fca2"/>
+                <w:shd w:fill="333333" w:val="clear"/>
+                <w:rtl w:val="0"/>
+              </w:rPr>
+              <w:t xml:space="preserve">"Data/clean_data.RData"</w:t>
+            </w:r>
+            <w:r>
+              <w:rPr>
+                <w:rFonts w:ascii="Consolas" w:cs="Consolas" w:eastAsia="Consolas" w:hAnsi="Consolas"/>
+                <w:color w:val="ffffff"/>
+                <w:shd w:fill="333333" w:val="clear"/>
+                <w:rtl w:val="0"/>
+              </w:rPr>
+              <w:t xml:space="preserve">)</w:t>
+            </w:r>
+            <w:r>
+              <w:rPr>
+                <w:rtl w:val="0"/>
+              </w:rPr>
+            </w:r>
+          </w:p>
+        </w:tc>
+      </w:tr>
+    </w:tbl>
+    <w:p>
+      <w:pPr>
+        <w:rPr/>
+      </w:pPr>
+      <w:r>
+        <w:rPr>
+          <w:rtl w:val="0"/>
+        </w:rPr>
+      </w:r>
+    </w:p>
+    <w:p>
+      <w:pPr>
+        <w:rPr/>
+      </w:pPr>
+      <w:r>
+        <w:rPr>
+          <w:rtl w:val="0"/>
+        </w:rPr>
+        <w:t xml:space="preserve">Na deze stappen zijn de datasets volledig opgeschoond, verrijkt en geschikt voor analyse: </w:t>
+      </w:r>
+    </w:p>
+    <w:p>
+      <w:pPr>
+        <w:numPr>
+          <w:ilvl w:val="0"/>
+          <w:numId w:val="2"/>
+        </w:numPr>
+        <w:ind w:left="720" w:hanging="360"/>
+        <w:rPr>
+          <w:u w:val="none"/>
+        </w:rPr>
+      </w:pPr>
+      <w:r>
+        <w:rPr>
+          <w:b w:val="1"/>
+          <w:rtl w:val="0"/>
+        </w:rPr>
+        <w:t xml:space="preserve">matches:</w:t>
+      </w:r>
+      <w:r>
+        <w:rPr>
+          <w:rtl w:val="0"/>
+        </w:rPr>
+        <w:t xml:space="preserve"> bevat per wedstrijd de uitslag, doelpunten, </w:t>
+      </w:r>
+      <w:r>
+        <w:rPr>
+          <w:rtl w:val="0"/>
+        </w:rPr>
+        <w:t xml:space="preserve">match_result,</w:t>
+      </w:r>
+      <w:r>
+        <w:rPr>
+          <w:rtl w:val="0"/>
+        </w:rPr>
+        <w:t xml:space="preserve"> </w:t>
+      </w:r>
+      <w:r>
+        <w:rPr>
+          <w:rtl w:val="0"/>
+        </w:rPr>
+        <w:t xml:space="preserve">goal_difference,</w:t>
+      </w:r>
+      <w:r>
+        <w:rPr>
+          <w:rtl w:val="0"/>
+        </w:rPr>
+        <w:t xml:space="preserve"> </w:t>
+      </w:r>
+      <w:r>
+        <w:rPr>
+          <w:rtl w:val="0"/>
+        </w:rPr>
+        <w:t xml:space="preserve">total_goals,</w:t>
+      </w:r>
+      <w:r>
+        <w:rPr>
+          <w:rtl w:val="0"/>
+        </w:rPr>
+        <w:t xml:space="preserve"> gekoppelde </w:t>
+      </w:r>
+      <w:r>
+        <w:rPr>
+          <w:rtl w:val="0"/>
+        </w:rPr>
+        <w:t xml:space="preserve">competitienamen</w:t>
+      </w:r>
+      <w:r>
+        <w:rPr>
+          <w:rtl w:val="0"/>
+        </w:rPr>
+        <w:t xml:space="preserve"> en teamstatistieken van het thuisspelende team.</w:t>
+      </w:r>
+    </w:p>
+    <w:p>
+      <w:pPr>
+        <w:numPr>
+          <w:ilvl w:val="0"/>
+          <w:numId w:val="2"/>
+        </w:numPr>
+        <w:ind w:left="720" w:hanging="360"/>
+        <w:rPr>
+          <w:u w:val="none"/>
+        </w:rPr>
+      </w:pPr>
+      <w:r>
+        <w:rPr>
+          <w:b w:val="1"/>
+          <w:rtl w:val="0"/>
+        </w:rPr>
+        <w:t xml:space="preserve">player_attr:</w:t>
+      </w:r>
+      <w:r>
+        <w:rPr>
+          <w:rtl w:val="0"/>
+        </w:rPr>
+        <w:t xml:space="preserve"> bevat opgeschoonde spelersstatistieken zonder missende waarden.</w:t>
+      </w:r>
+    </w:p>
+    <w:p>
+      <w:pPr>
+        <w:numPr>
+          <w:ilvl w:val="0"/>
+          <w:numId w:val="2"/>
+        </w:numPr>
+        <w:ind w:left="720" w:hanging="360"/>
+        <w:rPr>
+          <w:u w:val="none"/>
+        </w:rPr>
+      </w:pPr>
+      <w:r>
+        <w:rPr>
+          <w:b w:val="1"/>
+          <w:rtl w:val="0"/>
+        </w:rPr>
+        <w:t xml:space="preserve">team_attr:</w:t>
+      </w:r>
+      <w:r>
+        <w:rPr>
+          <w:rtl w:val="0"/>
+        </w:rPr>
+        <w:t xml:space="preserve"> bevat opgeschoonde tactische teamstatistieken, zoals build-up play, passing en verdediging.</w:t>
+      </w:r>
+    </w:p>
+    <w:p>
+      <w:pPr>
+        <w:numPr>
+          <w:ilvl w:val="0"/>
+          <w:numId w:val="2"/>
+        </w:numPr>
+        <w:ind w:left="720" w:hanging="360"/>
+        <w:rPr>
+          <w:u w:val="none"/>
+        </w:rPr>
+      </w:pPr>
+      <w:r>
+        <w:rPr>
+          <w:b w:val="1"/>
+          <w:rtl w:val="0"/>
+        </w:rPr>
+        <w:t xml:space="preserve">player_summary</w:t>
+      </w:r>
+      <w:r>
+        <w:rPr>
+          <w:b w:val="1"/>
+          <w:rtl w:val="0"/>
+        </w:rPr>
+        <w:t xml:space="preserve"> &amp; </w:t>
+      </w:r>
+      <w:r>
+        <w:rPr>
+          <w:b w:val="1"/>
+          <w:rtl w:val="0"/>
+        </w:rPr>
+        <w:t xml:space="preserve">team_summary:</w:t>
+      </w:r>
+      <w:r>
+        <w:rPr>
+          <w:rtl w:val="0"/>
+        </w:rPr>
+        <w:t xml:space="preserve"> </w:t>
+      </w:r>
+      <w:r>
+        <w:rPr>
+          <w:rtl w:val="0"/>
+        </w:rPr>
+        <w:t xml:space="preserve">bevatten</w:t>
+      </w:r>
+      <w:r>
+        <w:rPr>
+          <w:rtl w:val="0"/>
+        </w:rPr>
+        <w:t xml:space="preserve"> gemiddelde speler- en teamstatistieken, bruikbaar voor vergelijkingen en trendanalyses.</w:t>
+      </w:r>
+    </w:p>
+    <w:p>
+      <w:pPr>
+        <w:rPr/>
+      </w:pPr>
+      <w:r>
+        <w:rPr>
+          <w:rtl w:val="0"/>
+        </w:rPr>
+      </w:r>
+    </w:p>
+    <w:p>
+      <w:pPr>
+        <w:rPr/>
+      </w:pPr>
+      <w:r>
+        <w:rPr>
+          <w:rtl w:val="0"/>
+        </w:rPr>
+        <w:t xml:space="preserve">Deze schone en verrijkte datasets vormen een solide en consistente basis voor de Exploratory Data Analysis (EDA) en de daaropvolgende visualisaties en modellen.</w:t>
+      </w:r>
+    </w:p>
+    <w:p>
+      <w:pPr>
+        <w:rPr/>
+      </w:pPr>
+      <w:r>
+        <w:rPr>
+          <w:rtl w:val="0"/>
+        </w:rPr>
+      </w:r>
+    </w:p>
+    <w:p>
+      <w:pPr>
+        <w:rPr/>
+      </w:pPr>
+      <w:r>
+        <w:rPr>
+          <w:rtl w:val="0"/>
+        </w:rPr>
+      </w:r>
+    </w:p>
+    <w:p>
+      <w:pPr>
+        <w:rPr/>
+      </w:pPr>
+      <w:r>
+        <w:rPr>
+          <w:rtl w:val="0"/>
+        </w:rPr>
+      </w:r>
+    </w:p>
+    <w:p>
+      <w:pPr>
+        <w:rPr>
+          <w:b w:val="1"/>
+        </w:rPr>
+      </w:pPr>
+      <w:r>
+        <w:br w:type="page"/>
+      </w:r>
+      <w:r>
+        <w:rPr>
+          <w:rtl w:val="0"/>
+        </w:rPr>
+      </w:r>
+    </w:p>
+    <w:p>
+      <w:pPr>
+        <w:pStyle w:val="Heading2"/>
+        <w:rPr/>
+      </w:pPr>
+      <w:bookmarkStart w:colFirst="0" w:colLast="0" w:name="_a5f8g3rqcod" w:id="7"/>
+      <w:bookmarkEnd w:id="7"/>
+      <w:r>
+        <w:rPr>
+          <w:rtl w:val="0"/>
+        </w:rPr>
+        <w:t xml:space="preserve">Exploratory Data Analysis (EDA)</w:t>
+      </w:r>
+    </w:p>
+    <w:p>
+      <w:pPr>
+        <w:rPr/>
+      </w:pPr>
+      <w:r>
+        <w:rPr>
+          <w:rtl w:val="0"/>
+        </w:rPr>
+        <w:t xml:space="preserve">In deze sectie wordt de opgeschoonde dataset systematisch verkend om inzicht te krijgen in de verdelingen, trends en relaties tussen variabelen. Het doel is het ontdekken van patronen en het voorbereiden van de data voor verdere analyse en visualisatie. Alle analyses zijn gebaseerd op de vooraf opgeschoonde datasets uit preprocessing.R</w:t>
+      </w:r>
+    </w:p>
+    <w:p>
+      <w:pPr>
+        <w:ind w:left="720" w:firstLine="0"/>
+        <w:rPr>
+          <w:b w:val="1"/>
+        </w:rPr>
+      </w:pPr>
+      <w:r>
+        <w:rPr>
+          <w:rtl w:val="0"/>
+        </w:rPr>
+      </w:r>
+    </w:p>
+    <w:p>
+      <w:pPr>
+        <w:ind w:left="720" w:firstLine="0"/>
+        <w:rPr/>
+      </w:pPr>
+      <w:r>
+        <w:rPr>
+          <w:rtl w:val="0"/>
+        </w:rPr>
+      </w:r>
+    </w:p>
+    <w:p>
+      <w:pPr>
+        <w:ind w:left="0" w:firstLine="0"/>
+        <w:rPr/>
+      </w:pPr>
+      <w:r>
+        <w:rPr>
+          <w:rtl w:val="0"/>
+        </w:rPr>
+      </w:r>
+    </w:p>
+    <w:p>
+      <w:pPr>
         <w:rPr/>
       </w:pPr>
       <w:r>
@@ -3768,8 +6650,8 @@
           <w:szCs w:val="22"/>
         </w:rPr>
       </w:pPr>
-      <w:bookmarkStart w:colFirst="0" w:colLast="0" w:name="_gpiuocm9hv3b" w:id="6"/>
-      <w:bookmarkEnd w:id="6"/>
+      <w:bookmarkStart w:colFirst="0" w:colLast="0" w:name="_gpiuocm9hv3b" w:id="8"/>
+      <w:bookmarkEnd w:id="8"/>
       <w:r>
         <w:rPr>
           <w:rtl w:val="0"/>
@@ -3784,8 +6666,8 @@
           <w:szCs w:val="22"/>
         </w:rPr>
       </w:pPr>
-      <w:bookmarkStart w:colFirst="0" w:colLast="0" w:name="_ltlxi8n2x92a" w:id="7"/>
-      <w:bookmarkEnd w:id="7"/>
+      <w:bookmarkStart w:colFirst="0" w:colLast="0" w:name="_ltlxi8n2x92a" w:id="9"/>
+      <w:bookmarkEnd w:id="9"/>
       <w:r>
         <w:rPr>
           <w:rtl w:val="0"/>
@@ -3800,8 +6682,8 @@
           <w:szCs w:val="22"/>
         </w:rPr>
       </w:pPr>
-      <w:bookmarkStart w:colFirst="0" w:colLast="0" w:name="_44wr0dsllkwh" w:id="8"/>
-      <w:bookmarkEnd w:id="8"/>
+      <w:bookmarkStart w:colFirst="0" w:colLast="0" w:name="_44wr0dsllkwh" w:id="10"/>
+      <w:bookmarkEnd w:id="10"/>
       <w:r>
         <w:rPr>
           <w:rtl w:val="0"/>
@@ -3816,8 +6698,8 @@
           <w:szCs w:val="36"/>
         </w:rPr>
       </w:pPr>
-      <w:bookmarkStart w:colFirst="0" w:colLast="0" w:name="_ijzmf8xeq7w1" w:id="9"/>
-      <w:bookmarkEnd w:id="9"/>
+      <w:bookmarkStart w:colFirst="0" w:colLast="0" w:name="_ijzmf8xeq7w1" w:id="11"/>
+      <w:bookmarkEnd w:id="11"/>
       <w:r>
         <w:br w:type="page"/>
       </w:r>
@@ -3832,11 +6714,8 @@
         <w:pStyle w:val="Heading1"/>
         <w:rPr/>
       </w:pPr>
-      <w:bookmarkStart w:colFirst="0" w:colLast="0" w:name="_tulchctqfa8m" w:id="10"/>
-      <w:bookmarkEnd w:id="10"/>
-      <w:r>
-        <w:br w:type="page"/>
-      </w:r>
+      <w:bookmarkStart w:colFirst="0" w:colLast="0" w:name="_tulchctqfa8m" w:id="12"/>
+      <w:bookmarkEnd w:id="12"/>
       <w:r>
         <w:rPr>
           <w:rtl w:val="0"/>
@@ -3886,9 +6765,33 @@
   <w:abstractNum w:abstractNumId="1">
     <w:lvl w:ilvl="0">
       <w:start w:val="1"/>
-      <w:numFmt w:val="bullet"/>
-      <w:lvlText w:val="-"/>
-      <w:lvlJc w:val="left"/>
+      <w:numFmt w:val="decimal"/>
+      <w:lvlText w:val="%1."/>
+      <w:lvlJc w:val="left"/>
+      <w:pPr>
+        <w:ind w:left="720" w:hanging="360"/>
+      </w:pPr>
+      <w:rPr>
+        <w:u w:val="none"/>
+      </w:rPr>
+    </w:lvl>
+    <w:lvl w:ilvl="1">
+      <w:start w:val="1"/>
+      <w:numFmt w:val="lowerLetter"/>
+      <w:lvlText w:val="%2."/>
+      <w:lvlJc w:val="left"/>
+      <w:pPr>
+        <w:ind w:left="1440" w:hanging="360"/>
+      </w:pPr>
+      <w:rPr>
+        <w:u w:val="none"/>
+      </w:rPr>
+    </w:lvl>
+    <w:lvl w:ilvl="2">
+      <w:start w:val="1"/>
+      <w:numFmt w:val="lowerRoman"/>
+      <w:lvlText w:val="%3."/>
+      <w:lvlJc w:val="right"/>
       <w:pPr>
         <w:ind w:left="2160" w:hanging="360"/>
       </w:pPr>
@@ -3896,10 +6799,10 @@
         <w:u w:val="none"/>
       </w:rPr>
     </w:lvl>
-    <w:lvl w:ilvl="1">
-      <w:start w:val="1"/>
-      <w:numFmt w:val="bullet"/>
-      <w:lvlText w:val="-"/>
+    <w:lvl w:ilvl="3">
+      <w:start w:val="1"/>
+      <w:numFmt w:val="decimal"/>
+      <w:lvlText w:val="%4."/>
       <w:lvlJc w:val="left"/>
       <w:pPr>
         <w:ind w:left="2880" w:hanging="360"/>
@@ -3908,10 +6811,10 @@
         <w:u w:val="none"/>
       </w:rPr>
     </w:lvl>
-    <w:lvl w:ilvl="2">
-      <w:start w:val="1"/>
-      <w:numFmt w:val="bullet"/>
-      <w:lvlText w:val="-"/>
+    <w:lvl w:ilvl="4">
+      <w:start w:val="1"/>
+      <w:numFmt w:val="lowerLetter"/>
+      <w:lvlText w:val="%5."/>
       <w:lvlJc w:val="left"/>
       <w:pPr>
         <w:ind w:left="3600" w:hanging="360"/>
@@ -3920,11 +6823,11 @@
         <w:u w:val="none"/>
       </w:rPr>
     </w:lvl>
-    <w:lvl w:ilvl="3">
-      <w:start w:val="1"/>
-      <w:numFmt w:val="bullet"/>
-      <w:lvlText w:val="-"/>
-      <w:lvlJc w:val="left"/>
+    <w:lvl w:ilvl="5">
+      <w:start w:val="1"/>
+      <w:numFmt w:val="lowerRoman"/>
+      <w:lvlText w:val="%6."/>
+      <w:lvlJc w:val="right"/>
       <w:pPr>
         <w:ind w:left="4320" w:hanging="360"/>
       </w:pPr>
@@ -3932,10 +6835,10 @@
         <w:u w:val="none"/>
       </w:rPr>
     </w:lvl>
-    <w:lvl w:ilvl="4">
-      <w:start w:val="1"/>
-      <w:numFmt w:val="bullet"/>
-      <w:lvlText w:val="-"/>
+    <w:lvl w:ilvl="6">
+      <w:start w:val="1"/>
+      <w:numFmt w:val="decimal"/>
+      <w:lvlText w:val="%7."/>
       <w:lvlJc w:val="left"/>
       <w:pPr>
         <w:ind w:left="5040" w:hanging="360"/>
@@ -3944,10 +6847,10 @@
         <w:u w:val="none"/>
       </w:rPr>
     </w:lvl>
-    <w:lvl w:ilvl="5">
-      <w:start w:val="1"/>
-      <w:numFmt w:val="bullet"/>
-      <w:lvlText w:val="-"/>
+    <w:lvl w:ilvl="7">
+      <w:start w:val="1"/>
+      <w:numFmt w:val="lowerLetter"/>
+      <w:lvlText w:val="%8."/>
       <w:lvlJc w:val="left"/>
       <w:pPr>
         <w:ind w:left="5760" w:hanging="360"/>
@@ -3956,37 +6859,13 @@
         <w:u w:val="none"/>
       </w:rPr>
     </w:lvl>
-    <w:lvl w:ilvl="6">
-      <w:start w:val="1"/>
-      <w:numFmt w:val="bullet"/>
-      <w:lvlText w:val="-"/>
-      <w:lvlJc w:val="left"/>
+    <w:lvl w:ilvl="8">
+      <w:start w:val="1"/>
+      <w:numFmt w:val="lowerRoman"/>
+      <w:lvlText w:val="%9."/>
+      <w:lvlJc w:val="right"/>
       <w:pPr>
         <w:ind w:left="6480" w:hanging="360"/>
-      </w:pPr>
-      <w:rPr>
-        <w:u w:val="none"/>
-      </w:rPr>
-    </w:lvl>
-    <w:lvl w:ilvl="7">
-      <w:start w:val="1"/>
-      <w:numFmt w:val="bullet"/>
-      <w:lvlText w:val="-"/>
-      <w:lvlJc w:val="left"/>
-      <w:pPr>
-        <w:ind w:left="7200" w:hanging="360"/>
-      </w:pPr>
-      <w:rPr>
-        <w:u w:val="none"/>
-      </w:rPr>
-    </w:lvl>
-    <w:lvl w:ilvl="8">
-      <w:start w:val="1"/>
-      <w:numFmt w:val="bullet"/>
-      <w:lvlText w:val="-"/>
-      <w:lvlJc w:val="left"/>
-      <w:pPr>
-        <w:ind w:left="7920" w:hanging="360"/>
       </w:pPr>
       <w:rPr>
         <w:u w:val="none"/>
@@ -3996,6 +6875,226 @@
   <w:abstractNum w:abstractNumId="2">
     <w:lvl w:ilvl="0">
       <w:start w:val="1"/>
+      <w:numFmt w:val="bullet"/>
+      <w:lvlText w:val="●"/>
+      <w:lvlJc w:val="left"/>
+      <w:pPr>
+        <w:ind w:left="720" w:hanging="360"/>
+      </w:pPr>
+      <w:rPr>
+        <w:u w:val="none"/>
+      </w:rPr>
+    </w:lvl>
+    <w:lvl w:ilvl="1">
+      <w:start w:val="1"/>
+      <w:numFmt w:val="bullet"/>
+      <w:lvlText w:val="○"/>
+      <w:lvlJc w:val="left"/>
+      <w:pPr>
+        <w:ind w:left="1440" w:hanging="360"/>
+      </w:pPr>
+      <w:rPr>
+        <w:u w:val="none"/>
+      </w:rPr>
+    </w:lvl>
+    <w:lvl w:ilvl="2">
+      <w:start w:val="1"/>
+      <w:numFmt w:val="bullet"/>
+      <w:lvlText w:val="■"/>
+      <w:lvlJc w:val="left"/>
+      <w:pPr>
+        <w:ind w:left="2160" w:hanging="360"/>
+      </w:pPr>
+      <w:rPr>
+        <w:u w:val="none"/>
+      </w:rPr>
+    </w:lvl>
+    <w:lvl w:ilvl="3">
+      <w:start w:val="1"/>
+      <w:numFmt w:val="bullet"/>
+      <w:lvlText w:val="●"/>
+      <w:lvlJc w:val="left"/>
+      <w:pPr>
+        <w:ind w:left="2880" w:hanging="360"/>
+      </w:pPr>
+      <w:rPr>
+        <w:u w:val="none"/>
+      </w:rPr>
+    </w:lvl>
+    <w:lvl w:ilvl="4">
+      <w:start w:val="1"/>
+      <w:numFmt w:val="bullet"/>
+      <w:lvlText w:val="○"/>
+      <w:lvlJc w:val="left"/>
+      <w:pPr>
+        <w:ind w:left="3600" w:hanging="360"/>
+      </w:pPr>
+      <w:rPr>
+        <w:u w:val="none"/>
+      </w:rPr>
+    </w:lvl>
+    <w:lvl w:ilvl="5">
+      <w:start w:val="1"/>
+      <w:numFmt w:val="bullet"/>
+      <w:lvlText w:val="■"/>
+      <w:lvlJc w:val="left"/>
+      <w:pPr>
+        <w:ind w:left="4320" w:hanging="360"/>
+      </w:pPr>
+      <w:rPr>
+        <w:u w:val="none"/>
+      </w:rPr>
+    </w:lvl>
+    <w:lvl w:ilvl="6">
+      <w:start w:val="1"/>
+      <w:numFmt w:val="bullet"/>
+      <w:lvlText w:val="●"/>
+      <w:lvlJc w:val="left"/>
+      <w:pPr>
+        <w:ind w:left="5040" w:hanging="360"/>
+      </w:pPr>
+      <w:rPr>
+        <w:u w:val="none"/>
+      </w:rPr>
+    </w:lvl>
+    <w:lvl w:ilvl="7">
+      <w:start w:val="1"/>
+      <w:numFmt w:val="bullet"/>
+      <w:lvlText w:val="○"/>
+      <w:lvlJc w:val="left"/>
+      <w:pPr>
+        <w:ind w:left="5760" w:hanging="360"/>
+      </w:pPr>
+      <w:rPr>
+        <w:u w:val="none"/>
+      </w:rPr>
+    </w:lvl>
+    <w:lvl w:ilvl="8">
+      <w:start w:val="1"/>
+      <w:numFmt w:val="bullet"/>
+      <w:lvlText w:val="■"/>
+      <w:lvlJc w:val="left"/>
+      <w:pPr>
+        <w:ind w:left="6480" w:hanging="360"/>
+      </w:pPr>
+      <w:rPr>
+        <w:u w:val="none"/>
+      </w:rPr>
+    </w:lvl>
+  </w:abstractNum>
+  <w:abstractNum w:abstractNumId="3">
+    <w:lvl w:ilvl="0">
+      <w:start w:val="1"/>
+      <w:numFmt w:val="bullet"/>
+      <w:lvlText w:val="-"/>
+      <w:lvlJc w:val="left"/>
+      <w:pPr>
+        <w:ind w:left="2160" w:hanging="360"/>
+      </w:pPr>
+      <w:rPr>
+        <w:u w:val="none"/>
+      </w:rPr>
+    </w:lvl>
+    <w:lvl w:ilvl="1">
+      <w:start w:val="1"/>
+      <w:numFmt w:val="bullet"/>
+      <w:lvlText w:val="-"/>
+      <w:lvlJc w:val="left"/>
+      <w:pPr>
+        <w:ind w:left="2880" w:hanging="360"/>
+      </w:pPr>
+      <w:rPr>
+        <w:u w:val="none"/>
+      </w:rPr>
+    </w:lvl>
+    <w:lvl w:ilvl="2">
+      <w:start w:val="1"/>
+      <w:numFmt w:val="bullet"/>
+      <w:lvlText w:val="-"/>
+      <w:lvlJc w:val="left"/>
+      <w:pPr>
+        <w:ind w:left="3600" w:hanging="360"/>
+      </w:pPr>
+      <w:rPr>
+        <w:u w:val="none"/>
+      </w:rPr>
+    </w:lvl>
+    <w:lvl w:ilvl="3">
+      <w:start w:val="1"/>
+      <w:numFmt w:val="bullet"/>
+      <w:lvlText w:val="-"/>
+      <w:lvlJc w:val="left"/>
+      <w:pPr>
+        <w:ind w:left="4320" w:hanging="360"/>
+      </w:pPr>
+      <w:rPr>
+        <w:u w:val="none"/>
+      </w:rPr>
+    </w:lvl>
+    <w:lvl w:ilvl="4">
+      <w:start w:val="1"/>
+      <w:numFmt w:val="bullet"/>
+      <w:lvlText w:val="-"/>
+      <w:lvlJc w:val="left"/>
+      <w:pPr>
+        <w:ind w:left="5040" w:hanging="360"/>
+      </w:pPr>
+      <w:rPr>
+        <w:u w:val="none"/>
+      </w:rPr>
+    </w:lvl>
+    <w:lvl w:ilvl="5">
+      <w:start w:val="1"/>
+      <w:numFmt w:val="bullet"/>
+      <w:lvlText w:val="-"/>
+      <w:lvlJc w:val="left"/>
+      <w:pPr>
+        <w:ind w:left="5760" w:hanging="360"/>
+      </w:pPr>
+      <w:rPr>
+        <w:u w:val="none"/>
+      </w:rPr>
+    </w:lvl>
+    <w:lvl w:ilvl="6">
+      <w:start w:val="1"/>
+      <w:numFmt w:val="bullet"/>
+      <w:lvlText w:val="-"/>
+      <w:lvlJc w:val="left"/>
+      <w:pPr>
+        <w:ind w:left="6480" w:hanging="360"/>
+      </w:pPr>
+      <w:rPr>
+        <w:u w:val="none"/>
+      </w:rPr>
+    </w:lvl>
+    <w:lvl w:ilvl="7">
+      <w:start w:val="1"/>
+      <w:numFmt w:val="bullet"/>
+      <w:lvlText w:val="-"/>
+      <w:lvlJc w:val="left"/>
+      <w:pPr>
+        <w:ind w:left="7200" w:hanging="360"/>
+      </w:pPr>
+      <w:rPr>
+        <w:u w:val="none"/>
+      </w:rPr>
+    </w:lvl>
+    <w:lvl w:ilvl="8">
+      <w:start w:val="1"/>
+      <w:numFmt w:val="bullet"/>
+      <w:lvlText w:val="-"/>
+      <w:lvlJc w:val="left"/>
+      <w:pPr>
+        <w:ind w:left="7920" w:hanging="360"/>
+      </w:pPr>
+      <w:rPr>
+        <w:u w:val="none"/>
+      </w:rPr>
+    </w:lvl>
+  </w:abstractNum>
+  <w:abstractNum w:abstractNumId="4">
+    <w:lvl w:ilvl="0">
+      <w:start w:val="1"/>
       <w:numFmt w:val="decimal"/>
       <w:lvlText w:val="%1."/>
       <w:lvlJc w:val="left"/>
@@ -4103,226 +7202,6 @@
       </w:rPr>
     </w:lvl>
   </w:abstractNum>
-  <w:abstractNum w:abstractNumId="3">
-    <w:lvl w:ilvl="0">
-      <w:start w:val="1"/>
-      <w:numFmt w:val="bullet"/>
-      <w:lvlText w:val="●"/>
-      <w:lvlJc w:val="left"/>
-      <w:pPr>
-        <w:ind w:left="1440" w:hanging="360"/>
-      </w:pPr>
-      <w:rPr>
-        <w:u w:val="none"/>
-      </w:rPr>
-    </w:lvl>
-    <w:lvl w:ilvl="1">
-      <w:start w:val="1"/>
-      <w:numFmt w:val="bullet"/>
-      <w:lvlText w:val="○"/>
-      <w:lvlJc w:val="left"/>
-      <w:pPr>
-        <w:ind w:left="2160" w:hanging="360"/>
-      </w:pPr>
-      <w:rPr>
-        <w:u w:val="none"/>
-      </w:rPr>
-    </w:lvl>
-    <w:lvl w:ilvl="2">
-      <w:start w:val="1"/>
-      <w:numFmt w:val="bullet"/>
-      <w:lvlText w:val="■"/>
-      <w:lvlJc w:val="left"/>
-      <w:pPr>
-        <w:ind w:left="2880" w:hanging="360"/>
-      </w:pPr>
-      <w:rPr>
-        <w:u w:val="none"/>
-      </w:rPr>
-    </w:lvl>
-    <w:lvl w:ilvl="3">
-      <w:start w:val="1"/>
-      <w:numFmt w:val="bullet"/>
-      <w:lvlText w:val="●"/>
-      <w:lvlJc w:val="left"/>
-      <w:pPr>
-        <w:ind w:left="3600" w:hanging="360"/>
-      </w:pPr>
-      <w:rPr>
-        <w:u w:val="none"/>
-      </w:rPr>
-    </w:lvl>
-    <w:lvl w:ilvl="4">
-      <w:start w:val="1"/>
-      <w:numFmt w:val="bullet"/>
-      <w:lvlText w:val="○"/>
-      <w:lvlJc w:val="left"/>
-      <w:pPr>
-        <w:ind w:left="4320" w:hanging="360"/>
-      </w:pPr>
-      <w:rPr>
-        <w:u w:val="none"/>
-      </w:rPr>
-    </w:lvl>
-    <w:lvl w:ilvl="5">
-      <w:start w:val="1"/>
-      <w:numFmt w:val="bullet"/>
-      <w:lvlText w:val="■"/>
-      <w:lvlJc w:val="left"/>
-      <w:pPr>
-        <w:ind w:left="5040" w:hanging="360"/>
-      </w:pPr>
-      <w:rPr>
-        <w:u w:val="none"/>
-      </w:rPr>
-    </w:lvl>
-    <w:lvl w:ilvl="6">
-      <w:start w:val="1"/>
-      <w:numFmt w:val="bullet"/>
-      <w:lvlText w:val="●"/>
-      <w:lvlJc w:val="left"/>
-      <w:pPr>
-        <w:ind w:left="5760" w:hanging="360"/>
-      </w:pPr>
-      <w:rPr>
-        <w:u w:val="none"/>
-      </w:rPr>
-    </w:lvl>
-    <w:lvl w:ilvl="7">
-      <w:start w:val="1"/>
-      <w:numFmt w:val="bullet"/>
-      <w:lvlText w:val="○"/>
-      <w:lvlJc w:val="left"/>
-      <w:pPr>
-        <w:ind w:left="6480" w:hanging="360"/>
-      </w:pPr>
-      <w:rPr>
-        <w:u w:val="none"/>
-      </w:rPr>
-    </w:lvl>
-    <w:lvl w:ilvl="8">
-      <w:start w:val="1"/>
-      <w:numFmt w:val="bullet"/>
-      <w:lvlText w:val="■"/>
-      <w:lvlJc w:val="left"/>
-      <w:pPr>
-        <w:ind w:left="7200" w:hanging="360"/>
-      </w:pPr>
-      <w:rPr>
-        <w:u w:val="none"/>
-      </w:rPr>
-    </w:lvl>
-  </w:abstractNum>
-  <w:abstractNum w:abstractNumId="4">
-    <w:lvl w:ilvl="0">
-      <w:start w:val="1"/>
-      <w:numFmt w:val="bullet"/>
-      <w:lvlText w:val="●"/>
-      <w:lvlJc w:val="left"/>
-      <w:pPr>
-        <w:ind w:left="1440" w:hanging="360"/>
-      </w:pPr>
-      <w:rPr>
-        <w:u w:val="none"/>
-      </w:rPr>
-    </w:lvl>
-    <w:lvl w:ilvl="1">
-      <w:start w:val="1"/>
-      <w:numFmt w:val="bullet"/>
-      <w:lvlText w:val="○"/>
-      <w:lvlJc w:val="left"/>
-      <w:pPr>
-        <w:ind w:left="2160" w:hanging="360"/>
-      </w:pPr>
-      <w:rPr>
-        <w:u w:val="none"/>
-      </w:rPr>
-    </w:lvl>
-    <w:lvl w:ilvl="2">
-      <w:start w:val="1"/>
-      <w:numFmt w:val="bullet"/>
-      <w:lvlText w:val="■"/>
-      <w:lvlJc w:val="left"/>
-      <w:pPr>
-        <w:ind w:left="2880" w:hanging="360"/>
-      </w:pPr>
-      <w:rPr>
-        <w:u w:val="none"/>
-      </w:rPr>
-    </w:lvl>
-    <w:lvl w:ilvl="3">
-      <w:start w:val="1"/>
-      <w:numFmt w:val="bullet"/>
-      <w:lvlText w:val="●"/>
-      <w:lvlJc w:val="left"/>
-      <w:pPr>
-        <w:ind w:left="3600" w:hanging="360"/>
-      </w:pPr>
-      <w:rPr>
-        <w:u w:val="none"/>
-      </w:rPr>
-    </w:lvl>
-    <w:lvl w:ilvl="4">
-      <w:start w:val="1"/>
-      <w:numFmt w:val="bullet"/>
-      <w:lvlText w:val="○"/>
-      <w:lvlJc w:val="left"/>
-      <w:pPr>
-        <w:ind w:left="4320" w:hanging="360"/>
-      </w:pPr>
-      <w:rPr>
-        <w:u w:val="none"/>
-      </w:rPr>
-    </w:lvl>
-    <w:lvl w:ilvl="5">
-      <w:start w:val="1"/>
-      <w:numFmt w:val="bullet"/>
-      <w:lvlText w:val="■"/>
-      <w:lvlJc w:val="left"/>
-      <w:pPr>
-        <w:ind w:left="5040" w:hanging="360"/>
-      </w:pPr>
-      <w:rPr>
-        <w:u w:val="none"/>
-      </w:rPr>
-    </w:lvl>
-    <w:lvl w:ilvl="6">
-      <w:start w:val="1"/>
-      <w:numFmt w:val="bullet"/>
-      <w:lvlText w:val="●"/>
-      <w:lvlJc w:val="left"/>
-      <w:pPr>
-        <w:ind w:left="5760" w:hanging="360"/>
-      </w:pPr>
-      <w:rPr>
-        <w:u w:val="none"/>
-      </w:rPr>
-    </w:lvl>
-    <w:lvl w:ilvl="7">
-      <w:start w:val="1"/>
-      <w:numFmt w:val="bullet"/>
-      <w:lvlText w:val="○"/>
-      <w:lvlJc w:val="left"/>
-      <w:pPr>
-        <w:ind w:left="6480" w:hanging="360"/>
-      </w:pPr>
-      <w:rPr>
-        <w:u w:val="none"/>
-      </w:rPr>
-    </w:lvl>
-    <w:lvl w:ilvl="8">
-      <w:start w:val="1"/>
-      <w:numFmt w:val="bullet"/>
-      <w:lvlText w:val="■"/>
-      <w:lvlJc w:val="left"/>
-      <w:pPr>
-        <w:ind w:left="7200" w:hanging="360"/>
-      </w:pPr>
-      <w:rPr>
-        <w:u w:val="none"/>
-      </w:rPr>
-    </w:lvl>
-  </w:abstractNum>
   <w:abstractNum w:abstractNumId="5">
     <w:lvl w:ilvl="0">
       <w:start w:val="1"/>
@@ -4986,6 +7865,556 @@
   <w:abstractNum w:abstractNumId="11">
     <w:lvl w:ilvl="0">
       <w:start w:val="1"/>
+      <w:numFmt w:val="bullet"/>
+      <w:lvlText w:val="●"/>
+      <w:lvlJc w:val="left"/>
+      <w:pPr>
+        <w:ind w:left="1440" w:hanging="360"/>
+      </w:pPr>
+      <w:rPr>
+        <w:u w:val="none"/>
+      </w:rPr>
+    </w:lvl>
+    <w:lvl w:ilvl="1">
+      <w:start w:val="1"/>
+      <w:numFmt w:val="bullet"/>
+      <w:lvlText w:val="○"/>
+      <w:lvlJc w:val="left"/>
+      <w:pPr>
+        <w:ind w:left="2160" w:hanging="360"/>
+      </w:pPr>
+      <w:rPr>
+        <w:u w:val="none"/>
+      </w:rPr>
+    </w:lvl>
+    <w:lvl w:ilvl="2">
+      <w:start w:val="1"/>
+      <w:numFmt w:val="bullet"/>
+      <w:lvlText w:val="■"/>
+      <w:lvlJc w:val="left"/>
+      <w:pPr>
+        <w:ind w:left="2880" w:hanging="360"/>
+      </w:pPr>
+      <w:rPr>
+        <w:u w:val="none"/>
+      </w:rPr>
+    </w:lvl>
+    <w:lvl w:ilvl="3">
+      <w:start w:val="1"/>
+      <w:numFmt w:val="bullet"/>
+      <w:lvlText w:val="●"/>
+      <w:lvlJc w:val="left"/>
+      <w:pPr>
+        <w:ind w:left="3600" w:hanging="360"/>
+      </w:pPr>
+      <w:rPr>
+        <w:u w:val="none"/>
+      </w:rPr>
+    </w:lvl>
+    <w:lvl w:ilvl="4">
+      <w:start w:val="1"/>
+      <w:numFmt w:val="bullet"/>
+      <w:lvlText w:val="○"/>
+      <w:lvlJc w:val="left"/>
+      <w:pPr>
+        <w:ind w:left="4320" w:hanging="360"/>
+      </w:pPr>
+      <w:rPr>
+        <w:u w:val="none"/>
+      </w:rPr>
+    </w:lvl>
+    <w:lvl w:ilvl="5">
+      <w:start w:val="1"/>
+      <w:numFmt w:val="bullet"/>
+      <w:lvlText w:val="■"/>
+      <w:lvlJc w:val="left"/>
+      <w:pPr>
+        <w:ind w:left="5040" w:hanging="360"/>
+      </w:pPr>
+      <w:rPr>
+        <w:u w:val="none"/>
+      </w:rPr>
+    </w:lvl>
+    <w:lvl w:ilvl="6">
+      <w:start w:val="1"/>
+      <w:numFmt w:val="bullet"/>
+      <w:lvlText w:val="●"/>
+      <w:lvlJc w:val="left"/>
+      <w:pPr>
+        <w:ind w:left="5760" w:hanging="360"/>
+      </w:pPr>
+      <w:rPr>
+        <w:u w:val="none"/>
+      </w:rPr>
+    </w:lvl>
+    <w:lvl w:ilvl="7">
+      <w:start w:val="1"/>
+      <w:numFmt w:val="bullet"/>
+      <w:lvlText w:val="○"/>
+      <w:lvlJc w:val="left"/>
+      <w:pPr>
+        <w:ind w:left="6480" w:hanging="360"/>
+      </w:pPr>
+      <w:rPr>
+        <w:u w:val="none"/>
+      </w:rPr>
+    </w:lvl>
+    <w:lvl w:ilvl="8">
+      <w:start w:val="1"/>
+      <w:numFmt w:val="bullet"/>
+      <w:lvlText w:val="■"/>
+      <w:lvlJc w:val="left"/>
+      <w:pPr>
+        <w:ind w:left="7200" w:hanging="360"/>
+      </w:pPr>
+      <w:rPr>
+        <w:u w:val="none"/>
+      </w:rPr>
+    </w:lvl>
+  </w:abstractNum>
+  <w:abstractNum w:abstractNumId="12">
+    <w:lvl w:ilvl="0">
+      <w:start w:val="1"/>
+      <w:numFmt w:val="bullet"/>
+      <w:lvlText w:val="●"/>
+      <w:lvlJc w:val="left"/>
+      <w:pPr>
+        <w:ind w:left="1440" w:hanging="360"/>
+      </w:pPr>
+      <w:rPr>
+        <w:u w:val="none"/>
+      </w:rPr>
+    </w:lvl>
+    <w:lvl w:ilvl="1">
+      <w:start w:val="1"/>
+      <w:numFmt w:val="bullet"/>
+      <w:lvlText w:val="○"/>
+      <w:lvlJc w:val="left"/>
+      <w:pPr>
+        <w:ind w:left="2160" w:hanging="360"/>
+      </w:pPr>
+      <w:rPr>
+        <w:u w:val="none"/>
+      </w:rPr>
+    </w:lvl>
+    <w:lvl w:ilvl="2">
+      <w:start w:val="1"/>
+      <w:numFmt w:val="bullet"/>
+      <w:lvlText w:val="■"/>
+      <w:lvlJc w:val="left"/>
+      <w:pPr>
+        <w:ind w:left="2880" w:hanging="360"/>
+      </w:pPr>
+      <w:rPr>
+        <w:u w:val="none"/>
+      </w:rPr>
+    </w:lvl>
+    <w:lvl w:ilvl="3">
+      <w:start w:val="1"/>
+      <w:numFmt w:val="bullet"/>
+      <w:lvlText w:val="●"/>
+      <w:lvlJc w:val="left"/>
+      <w:pPr>
+        <w:ind w:left="3600" w:hanging="360"/>
+      </w:pPr>
+      <w:rPr>
+        <w:u w:val="none"/>
+      </w:rPr>
+    </w:lvl>
+    <w:lvl w:ilvl="4">
+      <w:start w:val="1"/>
+      <w:numFmt w:val="bullet"/>
+      <w:lvlText w:val="○"/>
+      <w:lvlJc w:val="left"/>
+      <w:pPr>
+        <w:ind w:left="4320" w:hanging="360"/>
+      </w:pPr>
+      <w:rPr>
+        <w:u w:val="none"/>
+      </w:rPr>
+    </w:lvl>
+    <w:lvl w:ilvl="5">
+      <w:start w:val="1"/>
+      <w:numFmt w:val="bullet"/>
+      <w:lvlText w:val="■"/>
+      <w:lvlJc w:val="left"/>
+      <w:pPr>
+        <w:ind w:left="5040" w:hanging="360"/>
+      </w:pPr>
+      <w:rPr>
+        <w:u w:val="none"/>
+      </w:rPr>
+    </w:lvl>
+    <w:lvl w:ilvl="6">
+      <w:start w:val="1"/>
+      <w:numFmt w:val="bullet"/>
+      <w:lvlText w:val="●"/>
+      <w:lvlJc w:val="left"/>
+      <w:pPr>
+        <w:ind w:left="5760" w:hanging="360"/>
+      </w:pPr>
+      <w:rPr>
+        <w:u w:val="none"/>
+      </w:rPr>
+    </w:lvl>
+    <w:lvl w:ilvl="7">
+      <w:start w:val="1"/>
+      <w:numFmt w:val="bullet"/>
+      <w:lvlText w:val="○"/>
+      <w:lvlJc w:val="left"/>
+      <w:pPr>
+        <w:ind w:left="6480" w:hanging="360"/>
+      </w:pPr>
+      <w:rPr>
+        <w:u w:val="none"/>
+      </w:rPr>
+    </w:lvl>
+    <w:lvl w:ilvl="8">
+      <w:start w:val="1"/>
+      <w:numFmt w:val="bullet"/>
+      <w:lvlText w:val="■"/>
+      <w:lvlJc w:val="left"/>
+      <w:pPr>
+        <w:ind w:left="7200" w:hanging="360"/>
+      </w:pPr>
+      <w:rPr>
+        <w:u w:val="none"/>
+      </w:rPr>
+    </w:lvl>
+  </w:abstractNum>
+  <w:abstractNum w:abstractNumId="13">
+    <w:lvl w:ilvl="0">
+      <w:start w:val="1"/>
+      <w:numFmt w:val="bullet"/>
+      <w:lvlText w:val="●"/>
+      <w:lvlJc w:val="left"/>
+      <w:pPr>
+        <w:ind w:left="1440" w:hanging="360"/>
+      </w:pPr>
+      <w:rPr>
+        <w:u w:val="none"/>
+      </w:rPr>
+    </w:lvl>
+    <w:lvl w:ilvl="1">
+      <w:start w:val="1"/>
+      <w:numFmt w:val="bullet"/>
+      <w:lvlText w:val="○"/>
+      <w:lvlJc w:val="left"/>
+      <w:pPr>
+        <w:ind w:left="2160" w:hanging="360"/>
+      </w:pPr>
+      <w:rPr>
+        <w:u w:val="none"/>
+      </w:rPr>
+    </w:lvl>
+    <w:lvl w:ilvl="2">
+      <w:start w:val="1"/>
+      <w:numFmt w:val="bullet"/>
+      <w:lvlText w:val="■"/>
+      <w:lvlJc w:val="left"/>
+      <w:pPr>
+        <w:ind w:left="2880" w:hanging="360"/>
+      </w:pPr>
+      <w:rPr>
+        <w:u w:val="none"/>
+      </w:rPr>
+    </w:lvl>
+    <w:lvl w:ilvl="3">
+      <w:start w:val="1"/>
+      <w:numFmt w:val="bullet"/>
+      <w:lvlText w:val="●"/>
+      <w:lvlJc w:val="left"/>
+      <w:pPr>
+        <w:ind w:left="3600" w:hanging="360"/>
+      </w:pPr>
+      <w:rPr>
+        <w:u w:val="none"/>
+      </w:rPr>
+    </w:lvl>
+    <w:lvl w:ilvl="4">
+      <w:start w:val="1"/>
+      <w:numFmt w:val="bullet"/>
+      <w:lvlText w:val="○"/>
+      <w:lvlJc w:val="left"/>
+      <w:pPr>
+        <w:ind w:left="4320" w:hanging="360"/>
+      </w:pPr>
+      <w:rPr>
+        <w:u w:val="none"/>
+      </w:rPr>
+    </w:lvl>
+    <w:lvl w:ilvl="5">
+      <w:start w:val="1"/>
+      <w:numFmt w:val="bullet"/>
+      <w:lvlText w:val="■"/>
+      <w:lvlJc w:val="left"/>
+      <w:pPr>
+        <w:ind w:left="5040" w:hanging="360"/>
+      </w:pPr>
+      <w:rPr>
+        <w:u w:val="none"/>
+      </w:rPr>
+    </w:lvl>
+    <w:lvl w:ilvl="6">
+      <w:start w:val="1"/>
+      <w:numFmt w:val="bullet"/>
+      <w:lvlText w:val="●"/>
+      <w:lvlJc w:val="left"/>
+      <w:pPr>
+        <w:ind w:left="5760" w:hanging="360"/>
+      </w:pPr>
+      <w:rPr>
+        <w:u w:val="none"/>
+      </w:rPr>
+    </w:lvl>
+    <w:lvl w:ilvl="7">
+      <w:start w:val="1"/>
+      <w:numFmt w:val="bullet"/>
+      <w:lvlText w:val="○"/>
+      <w:lvlJc w:val="left"/>
+      <w:pPr>
+        <w:ind w:left="6480" w:hanging="360"/>
+      </w:pPr>
+      <w:rPr>
+        <w:u w:val="none"/>
+      </w:rPr>
+    </w:lvl>
+    <w:lvl w:ilvl="8">
+      <w:start w:val="1"/>
+      <w:numFmt w:val="bullet"/>
+      <w:lvlText w:val="■"/>
+      <w:lvlJc w:val="left"/>
+      <w:pPr>
+        <w:ind w:left="7200" w:hanging="360"/>
+      </w:pPr>
+      <w:rPr>
+        <w:u w:val="none"/>
+      </w:rPr>
+    </w:lvl>
+  </w:abstractNum>
+  <w:abstractNum w:abstractNumId="14">
+    <w:lvl w:ilvl="0">
+      <w:start w:val="1"/>
+      <w:numFmt w:val="bullet"/>
+      <w:lvlText w:val="●"/>
+      <w:lvlJc w:val="left"/>
+      <w:pPr>
+        <w:ind w:left="1440" w:hanging="360"/>
+      </w:pPr>
+      <w:rPr>
+        <w:u w:val="none"/>
+      </w:rPr>
+    </w:lvl>
+    <w:lvl w:ilvl="1">
+      <w:start w:val="1"/>
+      <w:numFmt w:val="bullet"/>
+      <w:lvlText w:val="○"/>
+      <w:lvlJc w:val="left"/>
+      <w:pPr>
+        <w:ind w:left="2160" w:hanging="360"/>
+      </w:pPr>
+      <w:rPr>
+        <w:u w:val="none"/>
+      </w:rPr>
+    </w:lvl>
+    <w:lvl w:ilvl="2">
+      <w:start w:val="1"/>
+      <w:numFmt w:val="bullet"/>
+      <w:lvlText w:val="■"/>
+      <w:lvlJc w:val="left"/>
+      <w:pPr>
+        <w:ind w:left="2880" w:hanging="360"/>
+      </w:pPr>
+      <w:rPr>
+        <w:u w:val="none"/>
+      </w:rPr>
+    </w:lvl>
+    <w:lvl w:ilvl="3">
+      <w:start w:val="1"/>
+      <w:numFmt w:val="bullet"/>
+      <w:lvlText w:val="●"/>
+      <w:lvlJc w:val="left"/>
+      <w:pPr>
+        <w:ind w:left="3600" w:hanging="360"/>
+      </w:pPr>
+      <w:rPr>
+        <w:u w:val="none"/>
+      </w:rPr>
+    </w:lvl>
+    <w:lvl w:ilvl="4">
+      <w:start w:val="1"/>
+      <w:numFmt w:val="bullet"/>
+      <w:lvlText w:val="○"/>
+      <w:lvlJc w:val="left"/>
+      <w:pPr>
+        <w:ind w:left="4320" w:hanging="360"/>
+      </w:pPr>
+      <w:rPr>
+        <w:u w:val="none"/>
+      </w:rPr>
+    </w:lvl>
+    <w:lvl w:ilvl="5">
+      <w:start w:val="1"/>
+      <w:numFmt w:val="bullet"/>
+      <w:lvlText w:val="■"/>
+      <w:lvlJc w:val="left"/>
+      <w:pPr>
+        <w:ind w:left="5040" w:hanging="360"/>
+      </w:pPr>
+      <w:rPr>
+        <w:u w:val="none"/>
+      </w:rPr>
+    </w:lvl>
+    <w:lvl w:ilvl="6">
+      <w:start w:val="1"/>
+      <w:numFmt w:val="bullet"/>
+      <w:lvlText w:val="●"/>
+      <w:lvlJc w:val="left"/>
+      <w:pPr>
+        <w:ind w:left="5760" w:hanging="360"/>
+      </w:pPr>
+      <w:rPr>
+        <w:u w:val="none"/>
+      </w:rPr>
+    </w:lvl>
+    <w:lvl w:ilvl="7">
+      <w:start w:val="1"/>
+      <w:numFmt w:val="bullet"/>
+      <w:lvlText w:val="○"/>
+      <w:lvlJc w:val="left"/>
+      <w:pPr>
+        <w:ind w:left="6480" w:hanging="360"/>
+      </w:pPr>
+      <w:rPr>
+        <w:u w:val="none"/>
+      </w:rPr>
+    </w:lvl>
+    <w:lvl w:ilvl="8">
+      <w:start w:val="1"/>
+      <w:numFmt w:val="bullet"/>
+      <w:lvlText w:val="■"/>
+      <w:lvlJc w:val="left"/>
+      <w:pPr>
+        <w:ind w:left="7200" w:hanging="360"/>
+      </w:pPr>
+      <w:rPr>
+        <w:u w:val="none"/>
+      </w:rPr>
+    </w:lvl>
+  </w:abstractNum>
+  <w:abstractNum w:abstractNumId="15">
+    <w:lvl w:ilvl="0">
+      <w:start w:val="1"/>
+      <w:numFmt w:val="bullet"/>
+      <w:lvlText w:val="●"/>
+      <w:lvlJc w:val="left"/>
+      <w:pPr>
+        <w:ind w:left="1440" w:hanging="360"/>
+      </w:pPr>
+      <w:rPr>
+        <w:u w:val="none"/>
+      </w:rPr>
+    </w:lvl>
+    <w:lvl w:ilvl="1">
+      <w:start w:val="1"/>
+      <w:numFmt w:val="bullet"/>
+      <w:lvlText w:val="○"/>
+      <w:lvlJc w:val="left"/>
+      <w:pPr>
+        <w:ind w:left="2160" w:hanging="360"/>
+      </w:pPr>
+      <w:rPr>
+        <w:u w:val="none"/>
+      </w:rPr>
+    </w:lvl>
+    <w:lvl w:ilvl="2">
+      <w:start w:val="1"/>
+      <w:numFmt w:val="bullet"/>
+      <w:lvlText w:val="■"/>
+      <w:lvlJc w:val="left"/>
+      <w:pPr>
+        <w:ind w:left="2880" w:hanging="360"/>
+      </w:pPr>
+      <w:rPr>
+        <w:u w:val="none"/>
+      </w:rPr>
+    </w:lvl>
+    <w:lvl w:ilvl="3">
+      <w:start w:val="1"/>
+      <w:numFmt w:val="bullet"/>
+      <w:lvlText w:val="●"/>
+      <w:lvlJc w:val="left"/>
+      <w:pPr>
+        <w:ind w:left="3600" w:hanging="360"/>
+      </w:pPr>
+      <w:rPr>
+        <w:u w:val="none"/>
+      </w:rPr>
+    </w:lvl>
+    <w:lvl w:ilvl="4">
+      <w:start w:val="1"/>
+      <w:numFmt w:val="bullet"/>
+      <w:lvlText w:val="○"/>
+      <w:lvlJc w:val="left"/>
+      <w:pPr>
+        <w:ind w:left="4320" w:hanging="360"/>
+      </w:pPr>
+      <w:rPr>
+        <w:u w:val="none"/>
+      </w:rPr>
+    </w:lvl>
+    <w:lvl w:ilvl="5">
+      <w:start w:val="1"/>
+      <w:numFmt w:val="bullet"/>
+      <w:lvlText w:val="■"/>
+      <w:lvlJc w:val="left"/>
+      <w:pPr>
+        <w:ind w:left="5040" w:hanging="360"/>
+      </w:pPr>
+      <w:rPr>
+        <w:u w:val="none"/>
+      </w:rPr>
+    </w:lvl>
+    <w:lvl w:ilvl="6">
+      <w:start w:val="1"/>
+      <w:numFmt w:val="bullet"/>
+      <w:lvlText w:val="●"/>
+      <w:lvlJc w:val="left"/>
+      <w:pPr>
+        <w:ind w:left="5760" w:hanging="360"/>
+      </w:pPr>
+      <w:rPr>
+        <w:u w:val="none"/>
+      </w:rPr>
+    </w:lvl>
+    <w:lvl w:ilvl="7">
+      <w:start w:val="1"/>
+      <w:numFmt w:val="bullet"/>
+      <w:lvlText w:val="○"/>
+      <w:lvlJc w:val="left"/>
+      <w:pPr>
+        <w:ind w:left="6480" w:hanging="360"/>
+      </w:pPr>
+      <w:rPr>
+        <w:u w:val="none"/>
+      </w:rPr>
+    </w:lvl>
+    <w:lvl w:ilvl="8">
+      <w:start w:val="1"/>
+      <w:numFmt w:val="bullet"/>
+      <w:lvlText w:val="■"/>
+      <w:lvlJc w:val="left"/>
+      <w:pPr>
+        <w:ind w:left="7200" w:hanging="360"/>
+      </w:pPr>
+      <w:rPr>
+        <w:u w:val="none"/>
+      </w:rPr>
+    </w:lvl>
+  </w:abstractNum>
+  <w:abstractNum w:abstractNumId="16">
+    <w:lvl w:ilvl="0">
+      <w:start w:val="1"/>
       <w:numFmt w:val="decimal"/>
       <w:lvlText w:val="%1."/>
       <w:lvlJc w:val="left"/>
@@ -5093,7 +8522,117 @@
       </w:rPr>
     </w:lvl>
   </w:abstractNum>
-  <w:abstractNum w:abstractNumId="12">
+  <w:abstractNum w:abstractNumId="17">
+    <w:lvl w:ilvl="0">
+      <w:start w:val="1"/>
+      <w:numFmt w:val="bullet"/>
+      <w:lvlText w:val="●"/>
+      <w:lvlJc w:val="left"/>
+      <w:pPr>
+        <w:ind w:left="720" w:hanging="360"/>
+      </w:pPr>
+      <w:rPr>
+        <w:u w:val="none"/>
+      </w:rPr>
+    </w:lvl>
+    <w:lvl w:ilvl="1">
+      <w:start w:val="1"/>
+      <w:numFmt w:val="bullet"/>
+      <w:lvlText w:val="○"/>
+      <w:lvlJc w:val="left"/>
+      <w:pPr>
+        <w:ind w:left="1440" w:hanging="360"/>
+      </w:pPr>
+      <w:rPr>
+        <w:u w:val="none"/>
+      </w:rPr>
+    </w:lvl>
+    <w:lvl w:ilvl="2">
+      <w:start w:val="1"/>
+      <w:numFmt w:val="bullet"/>
+      <w:lvlText w:val="■"/>
+      <w:lvlJc w:val="left"/>
+      <w:pPr>
+        <w:ind w:left="2160" w:hanging="360"/>
+      </w:pPr>
+      <w:rPr>
+        <w:u w:val="none"/>
+      </w:rPr>
+    </w:lvl>
+    <w:lvl w:ilvl="3">
+      <w:start w:val="1"/>
+      <w:numFmt w:val="bullet"/>
+      <w:lvlText w:val="●"/>
+      <w:lvlJc w:val="left"/>
+      <w:pPr>
+        <w:ind w:left="2880" w:hanging="360"/>
+      </w:pPr>
+      <w:rPr>
+        <w:u w:val="none"/>
+      </w:rPr>
+    </w:lvl>
+    <w:lvl w:ilvl="4">
+      <w:start w:val="1"/>
+      <w:numFmt w:val="bullet"/>
+      <w:lvlText w:val="○"/>
+      <w:lvlJc w:val="left"/>
+      <w:pPr>
+        <w:ind w:left="3600" w:hanging="360"/>
+      </w:pPr>
+      <w:rPr>
+        <w:u w:val="none"/>
+      </w:rPr>
+    </w:lvl>
+    <w:lvl w:ilvl="5">
+      <w:start w:val="1"/>
+      <w:numFmt w:val="bullet"/>
+      <w:lvlText w:val="■"/>
+      <w:lvlJc w:val="left"/>
+      <w:pPr>
+        <w:ind w:left="4320" w:hanging="360"/>
+      </w:pPr>
+      <w:rPr>
+        <w:u w:val="none"/>
+      </w:rPr>
+    </w:lvl>
+    <w:lvl w:ilvl="6">
+      <w:start w:val="1"/>
+      <w:numFmt w:val="bullet"/>
+      <w:lvlText w:val="●"/>
+      <w:lvlJc w:val="left"/>
+      <w:pPr>
+        <w:ind w:left="5040" w:hanging="360"/>
+      </w:pPr>
+      <w:rPr>
+        <w:u w:val="none"/>
+      </w:rPr>
+    </w:lvl>
+    <w:lvl w:ilvl="7">
+      <w:start w:val="1"/>
+      <w:numFmt w:val="bullet"/>
+      <w:lvlText w:val="○"/>
+      <w:lvlJc w:val="left"/>
+      <w:pPr>
+        <w:ind w:left="5760" w:hanging="360"/>
+      </w:pPr>
+      <w:rPr>
+        <w:u w:val="none"/>
+      </w:rPr>
+    </w:lvl>
+    <w:lvl w:ilvl="8">
+      <w:start w:val="1"/>
+      <w:numFmt w:val="bullet"/>
+      <w:lvlText w:val="■"/>
+      <w:lvlJc w:val="left"/>
+      <w:pPr>
+        <w:ind w:left="6480" w:hanging="360"/>
+      </w:pPr>
+      <w:rPr>
+        <w:u w:val="none"/>
+      </w:rPr>
+    </w:lvl>
+  </w:abstractNum>
+  <w:abstractNum w:abstractNumId="18">
     <w:lvl w:ilvl="0">
       <w:start w:val="1"/>
       <w:numFmt w:val="decimal"/>
@@ -5203,7 +8742,7 @@
       </w:rPr>
     </w:lvl>
   </w:abstractNum>
-  <w:abstractNum w:abstractNumId="13">
+  <w:abstractNum w:abstractNumId="19">
     <w:lvl w:ilvl="0">
       <w:start w:val="1"/>
       <w:numFmt w:val="bullet"/>
@@ -5313,7 +8852,7 @@
       </w:rPr>
     </w:lvl>
   </w:abstractNum>
-  <w:abstractNum w:abstractNumId="14">
+  <w:abstractNum w:abstractNumId="20">
     <w:lvl w:ilvl="0">
       <w:start w:val="1"/>
       <w:numFmt w:val="bullet"/>
@@ -5423,7 +8962,7 @@
       </w:rPr>
     </w:lvl>
   </w:abstractNum>
-  <w:abstractNum w:abstractNumId="15">
+  <w:abstractNum w:abstractNumId="21">
     <w:lvl w:ilvl="0">
       <w:start w:val="1"/>
       <w:numFmt w:val="bullet"/>
@@ -5533,7 +9072,447 @@
       </w:rPr>
     </w:lvl>
   </w:abstractNum>
-  <w:abstractNum w:abstractNumId="16">
+  <w:abstractNum w:abstractNumId="22">
+    <w:lvl w:ilvl="0">
+      <w:start w:val="1"/>
+      <w:numFmt w:val="bullet"/>
+      <w:lvlText w:val="●"/>
+      <w:lvlJc w:val="left"/>
+      <w:pPr>
+        <w:ind w:left="1440" w:hanging="360"/>
+      </w:pPr>
+      <w:rPr>
+        <w:u w:val="none"/>
+      </w:rPr>
+    </w:lvl>
+    <w:lvl w:ilvl="1">
+      <w:start w:val="1"/>
+      <w:numFmt w:val="bullet"/>
+      <w:lvlText w:val="○"/>
+      <w:lvlJc w:val="left"/>
+      <w:pPr>
+        <w:ind w:left="2160" w:hanging="360"/>
+      </w:pPr>
+      <w:rPr>
+        <w:u w:val="none"/>
+      </w:rPr>
+    </w:lvl>
+    <w:lvl w:ilvl="2">
+      <w:start w:val="1"/>
+      <w:numFmt w:val="bullet"/>
+      <w:lvlText w:val="■"/>
+      <w:lvlJc w:val="left"/>
+      <w:pPr>
+        <w:ind w:left="2880" w:hanging="360"/>
+      </w:pPr>
+      <w:rPr>
+        <w:u w:val="none"/>
+      </w:rPr>
+    </w:lvl>
+    <w:lvl w:ilvl="3">
+      <w:start w:val="1"/>
+      <w:numFmt w:val="bullet"/>
+      <w:lvlText w:val="●"/>
+      <w:lvlJc w:val="left"/>
+      <w:pPr>
+        <w:ind w:left="3600" w:hanging="360"/>
+      </w:pPr>
+      <w:rPr>
+        <w:u w:val="none"/>
+      </w:rPr>
+    </w:lvl>
+    <w:lvl w:ilvl="4">
+      <w:start w:val="1"/>
+      <w:numFmt w:val="bullet"/>
+      <w:lvlText w:val="○"/>
+      <w:lvlJc w:val="left"/>
+      <w:pPr>
+        <w:ind w:left="4320" w:hanging="360"/>
+      </w:pPr>
+      <w:rPr>
+        <w:u w:val="none"/>
+      </w:rPr>
+    </w:lvl>
+    <w:lvl w:ilvl="5">
+      <w:start w:val="1"/>
+      <w:numFmt w:val="bullet"/>
+      <w:lvlText w:val="■"/>
+      <w:lvlJc w:val="left"/>
+      <w:pPr>
+        <w:ind w:left="5040" w:hanging="360"/>
+      </w:pPr>
+      <w:rPr>
+        <w:u w:val="none"/>
+      </w:rPr>
+    </w:lvl>
+    <w:lvl w:ilvl="6">
+      <w:start w:val="1"/>
+      <w:numFmt w:val="bullet"/>
+      <w:lvlText w:val="●"/>
+      <w:lvlJc w:val="left"/>
+      <w:pPr>
+        <w:ind w:left="5760" w:hanging="360"/>
+      </w:pPr>
+      <w:rPr>
+        <w:u w:val="none"/>
+      </w:rPr>
+    </w:lvl>
+    <w:lvl w:ilvl="7">
+      <w:start w:val="1"/>
+      <w:numFmt w:val="bullet"/>
+      <w:lvlText w:val="○"/>
+      <w:lvlJc w:val="left"/>
+      <w:pPr>
+        <w:ind w:left="6480" w:hanging="360"/>
+      </w:pPr>
+      <w:rPr>
+        <w:u w:val="none"/>
+      </w:rPr>
+    </w:lvl>
+    <w:lvl w:ilvl="8">
+      <w:start w:val="1"/>
+      <w:numFmt w:val="bullet"/>
+      <w:lvlText w:val="■"/>
+      <w:lvlJc w:val="left"/>
+      <w:pPr>
+        <w:ind w:left="7200" w:hanging="360"/>
+      </w:pPr>
+      <w:rPr>
+        <w:u w:val="none"/>
+      </w:rPr>
+    </w:lvl>
+  </w:abstractNum>
+  <w:abstractNum w:abstractNumId="23">
+    <w:lvl w:ilvl="0">
+      <w:start w:val="1"/>
+      <w:numFmt w:val="bullet"/>
+      <w:lvlText w:val="●"/>
+      <w:lvlJc w:val="left"/>
+      <w:pPr>
+        <w:ind w:left="1440" w:hanging="360"/>
+      </w:pPr>
+      <w:rPr>
+        <w:u w:val="none"/>
+      </w:rPr>
+    </w:lvl>
+    <w:lvl w:ilvl="1">
+      <w:start w:val="1"/>
+      <w:numFmt w:val="bullet"/>
+      <w:lvlText w:val="○"/>
+      <w:lvlJc w:val="left"/>
+      <w:pPr>
+        <w:ind w:left="2160" w:hanging="360"/>
+      </w:pPr>
+      <w:rPr>
+        <w:u w:val="none"/>
+      </w:rPr>
+    </w:lvl>
+    <w:lvl w:ilvl="2">
+      <w:start w:val="1"/>
+      <w:numFmt w:val="bullet"/>
+      <w:lvlText w:val="■"/>
+      <w:lvlJc w:val="left"/>
+      <w:pPr>
+        <w:ind w:left="2880" w:hanging="360"/>
+      </w:pPr>
+      <w:rPr>
+        <w:u w:val="none"/>
+      </w:rPr>
+    </w:lvl>
+    <w:lvl w:ilvl="3">
+      <w:start w:val="1"/>
+      <w:numFmt w:val="bullet"/>
+      <w:lvlText w:val="●"/>
+      <w:lvlJc w:val="left"/>
+      <w:pPr>
+        <w:ind w:left="3600" w:hanging="360"/>
+      </w:pPr>
+      <w:rPr>
+        <w:u w:val="none"/>
+      </w:rPr>
+    </w:lvl>
+    <w:lvl w:ilvl="4">
+      <w:start w:val="1"/>
+      <w:numFmt w:val="bullet"/>
+      <w:lvlText w:val="○"/>
+      <w:lvlJc w:val="left"/>
+      <w:pPr>
+        <w:ind w:left="4320" w:hanging="360"/>
+      </w:pPr>
+      <w:rPr>
+        <w:u w:val="none"/>
+      </w:rPr>
+    </w:lvl>
+    <w:lvl w:ilvl="5">
+      <w:start w:val="1"/>
+      <w:numFmt w:val="bullet"/>
+      <w:lvlText w:val="■"/>
+      <w:lvlJc w:val="left"/>
+      <w:pPr>
+        <w:ind w:left="5040" w:hanging="360"/>
+      </w:pPr>
+      <w:rPr>
+        <w:u w:val="none"/>
+      </w:rPr>
+    </w:lvl>
+    <w:lvl w:ilvl="6">
+      <w:start w:val="1"/>
+      <w:numFmt w:val="bullet"/>
+      <w:lvlText w:val="●"/>
+      <w:lvlJc w:val="left"/>
+      <w:pPr>
+        <w:ind w:left="5760" w:hanging="360"/>
+      </w:pPr>
+      <w:rPr>
+        <w:u w:val="none"/>
+      </w:rPr>
+    </w:lvl>
+    <w:lvl w:ilvl="7">
+      <w:start w:val="1"/>
+      <w:numFmt w:val="bullet"/>
+      <w:lvlText w:val="○"/>
+      <w:lvlJc w:val="left"/>
+      <w:pPr>
+        <w:ind w:left="6480" w:hanging="360"/>
+      </w:pPr>
+      <w:rPr>
+        <w:u w:val="none"/>
+      </w:rPr>
+    </w:lvl>
+    <w:lvl w:ilvl="8">
+      <w:start w:val="1"/>
+      <w:numFmt w:val="bullet"/>
+      <w:lvlText w:val="■"/>
+      <w:lvlJc w:val="left"/>
+      <w:pPr>
+        <w:ind w:left="7200" w:hanging="360"/>
+      </w:pPr>
+      <w:rPr>
+        <w:u w:val="none"/>
+      </w:rPr>
+    </w:lvl>
+  </w:abstractNum>
+  <w:abstractNum w:abstractNumId="24">
+    <w:lvl w:ilvl="0">
+      <w:start w:val="1"/>
+      <w:numFmt w:val="decimal"/>
+      <w:lvlText w:val="%1."/>
+      <w:lvlJc w:val="left"/>
+      <w:pPr>
+        <w:ind w:left="720" w:hanging="360"/>
+      </w:pPr>
+      <w:rPr>
+        <w:u w:val="none"/>
+      </w:rPr>
+    </w:lvl>
+    <w:lvl w:ilvl="1">
+      <w:start w:val="1"/>
+      <w:numFmt w:val="lowerLetter"/>
+      <w:lvlText w:val="%2."/>
+      <w:lvlJc w:val="left"/>
+      <w:pPr>
+        <w:ind w:left="1440" w:hanging="360"/>
+      </w:pPr>
+      <w:rPr>
+        <w:u w:val="none"/>
+      </w:rPr>
+    </w:lvl>
+    <w:lvl w:ilvl="2">
+      <w:start w:val="1"/>
+      <w:numFmt w:val="lowerRoman"/>
+      <w:lvlText w:val="%3."/>
+      <w:lvlJc w:val="right"/>
+      <w:pPr>
+        <w:ind w:left="2160" w:hanging="360"/>
+      </w:pPr>
+      <w:rPr>
+        <w:u w:val="none"/>
+      </w:rPr>
+    </w:lvl>
+    <w:lvl w:ilvl="3">
+      <w:start w:val="1"/>
+      <w:numFmt w:val="decimal"/>
+      <w:lvlText w:val="%4."/>
+      <w:lvlJc w:val="left"/>
+      <w:pPr>
+        <w:ind w:left="2880" w:hanging="360"/>
+      </w:pPr>
+      <w:rPr>
+        <w:u w:val="none"/>
+      </w:rPr>
+    </w:lvl>
+    <w:lvl w:ilvl="4">
+      <w:start w:val="1"/>
+      <w:numFmt w:val="lowerLetter"/>
+      <w:lvlText w:val="%5."/>
+      <w:lvlJc w:val="left"/>
+      <w:pPr>
+        <w:ind w:left="3600" w:hanging="360"/>
+      </w:pPr>
+      <w:rPr>
+        <w:u w:val="none"/>
+      </w:rPr>
+    </w:lvl>
+    <w:lvl w:ilvl="5">
+      <w:start w:val="1"/>
+      <w:numFmt w:val="lowerRoman"/>
+      <w:lvlText w:val="%6."/>
+      <w:lvlJc w:val="right"/>
+      <w:pPr>
+        <w:ind w:left="4320" w:hanging="360"/>
+      </w:pPr>
+      <w:rPr>
+        <w:u w:val="none"/>
+      </w:rPr>
+    </w:lvl>
+    <w:lvl w:ilvl="6">
+      <w:start w:val="1"/>
+      <w:numFmt w:val="decimal"/>
+      <w:lvlText w:val="%7."/>
+      <w:lvlJc w:val="left"/>
+      <w:pPr>
+        <w:ind w:left="5040" w:hanging="360"/>
+      </w:pPr>
+      <w:rPr>
+        <w:u w:val="none"/>
+      </w:rPr>
+    </w:lvl>
+    <w:lvl w:ilvl="7">
+      <w:start w:val="1"/>
+      <w:numFmt w:val="lowerLetter"/>
+      <w:lvlText w:val="%8."/>
+      <w:lvlJc w:val="left"/>
+      <w:pPr>
+        <w:ind w:left="5760" w:hanging="360"/>
+      </w:pPr>
+      <w:rPr>
+        <w:u w:val="none"/>
+      </w:rPr>
+    </w:lvl>
+    <w:lvl w:ilvl="8">
+      <w:start w:val="1"/>
+      <w:numFmt w:val="lowerRoman"/>
+      <w:lvlText w:val="%9."/>
+      <w:lvlJc w:val="right"/>
+      <w:pPr>
+        <w:ind w:left="6480" w:hanging="360"/>
+      </w:pPr>
+      <w:rPr>
+        <w:u w:val="none"/>
+      </w:rPr>
+    </w:lvl>
+  </w:abstractNum>
+  <w:abstractNum w:abstractNumId="25">
+    <w:lvl w:ilvl="0">
+      <w:start w:val="1"/>
+      <w:numFmt w:val="bullet"/>
+      <w:lvlText w:val="●"/>
+      <w:lvlJc w:val="left"/>
+      <w:pPr>
+        <w:ind w:left="1440" w:hanging="360"/>
+      </w:pPr>
+      <w:rPr>
+        <w:u w:val="none"/>
+      </w:rPr>
+    </w:lvl>
+    <w:lvl w:ilvl="1">
+      <w:start w:val="1"/>
+      <w:numFmt w:val="bullet"/>
+      <w:lvlText w:val="○"/>
+      <w:lvlJc w:val="left"/>
+      <w:pPr>
+        <w:ind w:left="2160" w:hanging="360"/>
+      </w:pPr>
+      <w:rPr>
+        <w:u w:val="none"/>
+      </w:rPr>
+    </w:lvl>
+    <w:lvl w:ilvl="2">
+      <w:start w:val="1"/>
+      <w:numFmt w:val="bullet"/>
+      <w:lvlText w:val="■"/>
+      <w:lvlJc w:val="left"/>
+      <w:pPr>
+        <w:ind w:left="2880" w:hanging="360"/>
+      </w:pPr>
+      <w:rPr>
+        <w:u w:val="none"/>
+      </w:rPr>
+    </w:lvl>
+    <w:lvl w:ilvl="3">
+      <w:start w:val="1"/>
+      <w:numFmt w:val="bullet"/>
+      <w:lvlText w:val="●"/>
+      <w:lvlJc w:val="left"/>
+      <w:pPr>
+        <w:ind w:left="3600" w:hanging="360"/>
+      </w:pPr>
+      <w:rPr>
+        <w:u w:val="none"/>
+      </w:rPr>
+    </w:lvl>
+    <w:lvl w:ilvl="4">
+      <w:start w:val="1"/>
+      <w:numFmt w:val="bullet"/>
+      <w:lvlText w:val="○"/>
+      <w:lvlJc w:val="left"/>
+      <w:pPr>
+        <w:ind w:left="4320" w:hanging="360"/>
+      </w:pPr>
+      <w:rPr>
+        <w:u w:val="none"/>
+      </w:rPr>
+    </w:lvl>
+    <w:lvl w:ilvl="5">
+      <w:start w:val="1"/>
+      <w:numFmt w:val="bullet"/>
+      <w:lvlText w:val="■"/>
+      <w:lvlJc w:val="left"/>
+      <w:pPr>
+        <w:ind w:left="5040" w:hanging="360"/>
+      </w:pPr>
+      <w:rPr>
+        <w:u w:val="none"/>
+      </w:rPr>
+    </w:lvl>
+    <w:lvl w:ilvl="6">
+      <w:start w:val="1"/>
+      <w:numFmt w:val="bullet"/>
+      <w:lvlText w:val="●"/>
+      <w:lvlJc w:val="left"/>
+      <w:pPr>
+        <w:ind w:left="5760" w:hanging="360"/>
+      </w:pPr>
+      <w:rPr>
+        <w:u w:val="none"/>
+      </w:rPr>
+    </w:lvl>
+    <w:lvl w:ilvl="7">
+      <w:start w:val="1"/>
+      <w:numFmt w:val="bullet"/>
+      <w:lvlText w:val="○"/>
+      <w:lvlJc w:val="left"/>
+      <w:pPr>
+        <w:ind w:left="6480" w:hanging="360"/>
+      </w:pPr>
+      <w:rPr>
+        <w:u w:val="none"/>
+      </w:rPr>
+    </w:lvl>
+    <w:lvl w:ilvl="8">
+      <w:start w:val="1"/>
+      <w:numFmt w:val="bullet"/>
+      <w:lvlText w:val="■"/>
+      <w:lvlJc w:val="left"/>
+      <w:pPr>
+        <w:ind w:left="7200" w:hanging="360"/>
+      </w:pPr>
+      <w:rPr>
+        <w:u w:val="none"/>
+      </w:rPr>
+    </w:lvl>
+  </w:abstractNum>
+  <w:abstractNum w:abstractNumId="26">
     <w:lvl w:ilvl="0">
       <w:start w:val="1"/>
       <w:numFmt w:val="bullet"/>
@@ -5690,6 +9669,36 @@
   </w:num>
   <w:num w:numId="16">
     <w:abstractNumId w:val="16"/>
+  </w:num>
+  <w:num w:numId="17">
+    <w:abstractNumId w:val="17"/>
+  </w:num>
+  <w:num w:numId="18">
+    <w:abstractNumId w:val="18"/>
+  </w:num>
+  <w:num w:numId="19">
+    <w:abstractNumId w:val="19"/>
+  </w:num>
+  <w:num w:numId="20">
+    <w:abstractNumId w:val="20"/>
+  </w:num>
+  <w:num w:numId="21">
+    <w:abstractNumId w:val="21"/>
+  </w:num>
+  <w:num w:numId="22">
+    <w:abstractNumId w:val="22"/>
+  </w:num>
+  <w:num w:numId="23">
+    <w:abstractNumId w:val="23"/>
+  </w:num>
+  <w:num w:numId="24">
+    <w:abstractNumId w:val="24"/>
+  </w:num>
+  <w:num w:numId="25">
+    <w:abstractNumId w:val="25"/>
+  </w:num>
+  <w:num w:numId="26">
+    <w:abstractNumId w:val="26"/>
   </w:num>
 </w:numbering>
 </file>
@@ -5863,6 +9872,13 @@
     </w:tblPr>
   </w:style>
   <w:style w:type="table" w:styleId="Table2">
+    <w:basedOn w:val="TableNormal"/>
+    <w:tblPr>
+      <w:tblStyleRowBandSize w:val="1"/>
+      <w:tblStyleColBandSize w:val="1"/>
+    </w:tblPr>
+  </w:style>
+  <w:style w:type="table" w:styleId="Table3">
     <w:basedOn w:val="TableNormal"/>
     <w:tblPr>
       <w:tblStyleRowBandSize w:val="1"/>
